--- a/DZ2/KUDTrack_SpecifikacijaZahtjeva.docx
+++ b/DZ2/KUDTrack_SpecifikacijaZahtjeva.docx
@@ -1,10 +1,11 @@
 
 <file path=word/document.xml><?xml version="1.0" encoding="utf-8"?>
-<w:document xmlns:wpc="http://schemas.microsoft.com/office/word/2010/wordprocessingCanvas" xmlns:cx="http://schemas.microsoft.com/office/drawing/2014/chartex" xmlns:cx1="http://schemas.microsoft.com/office/drawing/2015/9/8/chartex" xmlns:cx2="http://schemas.microsoft.com/office/drawing/2015/10/21/chartex" xmlns:cx3="http://schemas.microsoft.com/office/drawing/2016/5/9/chartex" xmlns:cx4="http://schemas.microsoft.com/office/drawing/2016/5/10/chartex" xmlns:cx5="http://schemas.microsoft.com/office/drawing/2016/5/11/chartex" xmlns:cx6="http://schemas.microsoft.com/office/drawing/2016/5/12/chartex" xmlns:cx7="http://schemas.microsoft.com/office/drawing/2016/5/13/chartex" xmlns:cx8="http://schemas.microsoft.com/office/drawing/2016/5/14/chartex" xmlns:mc="http://schemas.openxmlformats.org/markup-compatibility/2006" xmlns:aink="http://schemas.microsoft.com/office/drawing/2016/ink" xmlns:am3d="http://schemas.microsoft.com/office/drawing/2017/model3d" xmlns:o="urn:schemas-microsoft-com:office:office" xmlns:oel="http://schemas.microsoft.com/office/2019/extlst" xmlns:r="http://schemas.openxmlformats.org/officeDocument/2006/relationships" xmlns:m="http://schemas.openxmlformats.org/officeDocument/2006/math" xmlns:v="urn:schemas-microsoft-com:vml" xmlns:wp14="http://schemas.microsoft.com/office/word/2010/wordprocessingDrawing" xmlns:wp="http://schemas.openxmlformats.org/drawingml/2006/wordprocessingDrawing" xmlns:w10="urn:schemas-microsoft-com:office:word" xmlns:w="http://schemas.openxmlformats.org/wordprocessingml/2006/main" xmlns:w14="http://schemas.microsoft.com/office/word/2010/wordml" xmlns:w15="http://schemas.microsoft.com/office/word/2012/wordml" xmlns:w16cex="http://schemas.microsoft.com/office/word/2018/wordml/cex" xmlns:w16cid="http://schemas.microsoft.com/office/word/2016/wordml/cid" xmlns:w16="http://schemas.microsoft.com/office/word/2018/wordml" xmlns:w16du="http://schemas.microsoft.com/office/word/2023/wordml/word16du" xmlns:w16sdtdh="http://schemas.microsoft.com/office/word/2020/wordml/sdtdatahash" xmlns:w16sdtfl="http://schemas.microsoft.com/office/word/2024/wordml/sdtformatlock" xmlns:w16se="http://schemas.microsoft.com/office/word/2015/wordml/symex" xmlns:wpg="http://schemas.microsoft.com/office/word/2010/wordprocessingGroup" xmlns:wpi="http://schemas.microsoft.com/office/word/2010/wordprocessingInk" xmlns:wne="http://schemas.microsoft.com/office/word/2006/wordml" xmlns:wps="http://schemas.microsoft.com/office/word/2010/wordprocessingShape" mc:Ignorable="w14 w15 w16se w16cid w16 w16cex w16sdtdh w16sdtfl w16du wp14">
+<w:document xmlns:o="urn:schemas-microsoft-com:office:office" xmlns:r="http://schemas.openxmlformats.org/officeDocument/2006/relationships" xmlns:v="urn:schemas-microsoft-com:vml" xmlns:w="http://schemas.openxmlformats.org/wordprocessingml/2006/main" xmlns:w10="urn:schemas-microsoft-com:office:word" xmlns:wp="http://schemas.openxmlformats.org/drawingml/2006/wordprocessingDrawing" xmlns:pic="http://schemas.openxmlformats.org/drawingml/2006/picture" xmlns:wps="http://schemas.microsoft.com/office/word/2010/wordprocessingShape" xmlns:wpg="http://schemas.microsoft.com/office/word/2010/wordprocessingGroup" xmlns:mc="http://schemas.openxmlformats.org/markup-compatibility/2006" xmlns:wp14="http://schemas.microsoft.com/office/word/2010/wordprocessingDrawing" xmlns:w14="http://schemas.microsoft.com/office/word/2010/wordml" xmlns:w15="http://schemas.microsoft.com/office/word/2012/wordml" mc:Ignorable="w14 wp14 w15">
   <w:body>
     <w:p>
       <w:pPr>
-        <w:spacing w:after="480"/>
+        <w:pStyle w:val="Normal"/>
+        <w:spacing w:before="0" w:after="480"/>
         <w:jc w:val="center"/>
         <w:rPr>
           <w:rFonts w:cs="Times New Roman"/>
@@ -47,6 +48,7 @@
     </w:p>
     <w:p>
       <w:pPr>
+        <w:pStyle w:val="Normal"/>
         <w:spacing w:before="160" w:after="80"/>
         <w:jc w:val="center"/>
         <w:rPr>
@@ -58,11 +60,7 @@
           <w:lang w:val="hr-BA"/>
         </w:rPr>
       </w:pPr>
-    </w:p>
-    <w:p>
-      <w:pPr>
-        <w:spacing w:before="160" w:after="80"/>
-        <w:jc w:val="center"/>
+      <w:r>
         <w:rPr>
           <w:rFonts w:cs="Times New Roman"/>
           <w:b/>
@@ -71,10 +69,11 @@
           <w:szCs w:val="32"/>
           <w:lang w:val="hr-BA"/>
         </w:rPr>
-      </w:pPr>
-    </w:p>
-    <w:p>
-      <w:pPr>
+      </w:r>
+    </w:p>
+    <w:p>
+      <w:pPr>
+        <w:pStyle w:val="Normal"/>
         <w:spacing w:before="160" w:after="80"/>
         <w:jc w:val="center"/>
         <w:rPr>
@@ -86,11 +85,7 @@
           <w:lang w:val="hr-BA"/>
         </w:rPr>
       </w:pPr>
-    </w:p>
-    <w:p>
-      <w:pPr>
-        <w:spacing w:before="160" w:after="80"/>
-        <w:jc w:val="center"/>
+      <w:r>
         <w:rPr>
           <w:rFonts w:cs="Times New Roman"/>
           <w:b/>
@@ -99,11 +94,13 @@
           <w:szCs w:val="32"/>
           <w:lang w:val="hr-BA"/>
         </w:rPr>
-      </w:pPr>
-    </w:p>
-    <w:p>
-      <w:pPr>
+      </w:r>
+    </w:p>
+    <w:p>
+      <w:pPr>
+        <w:pStyle w:val="Normal"/>
         <w:spacing w:before="160" w:after="80"/>
+        <w:jc w:val="center"/>
         <w:rPr>
           <w:rFonts w:cs="Times New Roman"/>
           <w:b/>
@@ -113,11 +110,7 @@
           <w:lang w:val="hr-BA"/>
         </w:rPr>
       </w:pPr>
-    </w:p>
-    <w:p>
-      <w:pPr>
-        <w:spacing w:before="160" w:after="80"/>
-        <w:jc w:val="center"/>
+      <w:r>
         <w:rPr>
           <w:rFonts w:cs="Times New Roman"/>
           <w:b/>
@@ -126,10 +119,11 @@
           <w:szCs w:val="32"/>
           <w:lang w:val="hr-BA"/>
         </w:rPr>
-      </w:pPr>
-    </w:p>
-    <w:p>
-      <w:pPr>
+      </w:r>
+    </w:p>
+    <w:p>
+      <w:pPr>
+        <w:pStyle w:val="Normal"/>
         <w:spacing w:before="160" w:after="80"/>
         <w:jc w:val="center"/>
         <w:rPr>
@@ -141,11 +135,7 @@
           <w:lang w:val="hr-BA"/>
         </w:rPr>
       </w:pPr>
-    </w:p>
-    <w:p>
-      <w:pPr>
-        <w:spacing w:before="160" w:after="80"/>
-        <w:jc w:val="center"/>
+      <w:r>
         <w:rPr>
           <w:rFonts w:cs="Times New Roman"/>
           <w:b/>
@@ -154,12 +144,12 @@
           <w:szCs w:val="32"/>
           <w:lang w:val="hr-BA"/>
         </w:rPr>
-      </w:pPr>
-    </w:p>
-    <w:p>
-      <w:pPr>
+      </w:r>
+    </w:p>
+    <w:p>
+      <w:pPr>
+        <w:pStyle w:val="Normal"/>
         <w:spacing w:before="160" w:after="80"/>
-        <w:jc w:val="center"/>
         <w:rPr>
           <w:rFonts w:cs="Times New Roman"/>
           <w:b/>
@@ -169,9 +159,120 @@
           <w:lang w:val="hr-BA"/>
         </w:rPr>
       </w:pPr>
-    </w:p>
-    <w:p>
-      <w:pPr>
+      <w:r>
+        <w:rPr>
+          <w:rFonts w:cs="Times New Roman"/>
+          <w:b/>
+          <w:bCs/>
+          <w:sz w:val="32"/>
+          <w:szCs w:val="32"/>
+          <w:lang w:val="hr-BA"/>
+        </w:rPr>
+      </w:r>
+    </w:p>
+    <w:p>
+      <w:pPr>
+        <w:pStyle w:val="Normal"/>
+        <w:spacing w:before="160" w:after="80"/>
+        <w:jc w:val="center"/>
+        <w:rPr>
+          <w:rFonts w:cs="Times New Roman"/>
+          <w:b/>
+          <w:bCs/>
+          <w:sz w:val="32"/>
+          <w:szCs w:val="32"/>
+          <w:lang w:val="hr-BA"/>
+        </w:rPr>
+      </w:pPr>
+      <w:r>
+        <w:rPr>
+          <w:rFonts w:cs="Times New Roman"/>
+          <w:b/>
+          <w:bCs/>
+          <w:sz w:val="32"/>
+          <w:szCs w:val="32"/>
+          <w:lang w:val="hr-BA"/>
+        </w:rPr>
+      </w:r>
+    </w:p>
+    <w:p>
+      <w:pPr>
+        <w:pStyle w:val="Normal"/>
+        <w:spacing w:before="160" w:after="80"/>
+        <w:jc w:val="center"/>
+        <w:rPr>
+          <w:rFonts w:cs="Times New Roman"/>
+          <w:b/>
+          <w:bCs/>
+          <w:sz w:val="32"/>
+          <w:szCs w:val="32"/>
+          <w:lang w:val="hr-BA"/>
+        </w:rPr>
+      </w:pPr>
+      <w:r>
+        <w:rPr>
+          <w:rFonts w:cs="Times New Roman"/>
+          <w:b/>
+          <w:bCs/>
+          <w:sz w:val="32"/>
+          <w:szCs w:val="32"/>
+          <w:lang w:val="hr-BA"/>
+        </w:rPr>
+      </w:r>
+    </w:p>
+    <w:p>
+      <w:pPr>
+        <w:pStyle w:val="Normal"/>
+        <w:spacing w:before="160" w:after="80"/>
+        <w:jc w:val="center"/>
+        <w:rPr>
+          <w:rFonts w:cs="Times New Roman"/>
+          <w:b/>
+          <w:bCs/>
+          <w:sz w:val="32"/>
+          <w:szCs w:val="32"/>
+          <w:lang w:val="hr-BA"/>
+        </w:rPr>
+      </w:pPr>
+      <w:r>
+        <w:rPr>
+          <w:rFonts w:cs="Times New Roman"/>
+          <w:b/>
+          <w:bCs/>
+          <w:sz w:val="32"/>
+          <w:szCs w:val="32"/>
+          <w:lang w:val="hr-BA"/>
+        </w:rPr>
+      </w:r>
+    </w:p>
+    <w:p>
+      <w:pPr>
+        <w:pStyle w:val="Normal"/>
+        <w:spacing w:before="160" w:after="80"/>
+        <w:jc w:val="center"/>
+        <w:rPr>
+          <w:rFonts w:cs="Times New Roman"/>
+          <w:b/>
+          <w:bCs/>
+          <w:sz w:val="32"/>
+          <w:szCs w:val="32"/>
+          <w:lang w:val="hr-BA"/>
+        </w:rPr>
+      </w:pPr>
+      <w:r>
+        <w:rPr>
+          <w:rFonts w:cs="Times New Roman"/>
+          <w:b/>
+          <w:bCs/>
+          <w:sz w:val="32"/>
+          <w:szCs w:val="32"/>
+          <w:lang w:val="hr-BA"/>
+        </w:rPr>
+      </w:r>
+    </w:p>
+    <w:p>
+      <w:pPr>
+        <w:pStyle w:val="Normal"/>
         <w:spacing w:before="160" w:after="80"/>
         <w:jc w:val="center"/>
         <w:rPr>
@@ -190,13 +291,9 @@
           <w:szCs w:val="36"/>
           <w:lang w:val="hr-BA"/>
         </w:rPr>
-        <w:t>„Informacijski sustav za upravljanje</w:t>
-      </w:r>
-    </w:p>
-    <w:p>
-      <w:pPr>
-        <w:spacing w:after="80"/>
-        <w:jc w:val="center"/>
+        <w:t>„</w:t>
+      </w:r>
+      <w:r>
         <w:rPr>
           <w:rFonts w:cs="Times New Roman"/>
           <w:b/>
@@ -205,8 +302,14 @@
           <w:szCs w:val="36"/>
           <w:lang w:val="hr-BA"/>
         </w:rPr>
-      </w:pPr>
-      <w:r>
+        <w:t>Informacijski sustav za upravljanje</w:t>
+      </w:r>
+    </w:p>
+    <w:p>
+      <w:pPr>
+        <w:pStyle w:val="Normal"/>
+        <w:spacing w:before="0" w:after="80"/>
+        <w:jc w:val="center"/>
         <w:rPr>
           <w:rFonts w:cs="Times New Roman"/>
           <w:b/>
@@ -215,8 +318,7 @@
           <w:szCs w:val="36"/>
           <w:lang w:val="hr-BA"/>
         </w:rPr>
-        <w:t>inventarom nošnj</w:t>
-      </w:r>
+      </w:pPr>
       <w:r>
         <w:rPr>
           <w:rFonts w:cs="Times New Roman"/>
@@ -226,9 +328,14 @@
           <w:szCs w:val="36"/>
           <w:lang w:val="hr-BA"/>
         </w:rPr>
-        <w:t>e</w:t>
-      </w:r>
-      <w:r>
+        <w:t>inventarom nošnje KUDTrack“</w:t>
+      </w:r>
+    </w:p>
+    <w:p>
+      <w:pPr>
+        <w:pStyle w:val="Normal"/>
+        <w:spacing w:before="0" w:after="80"/>
+        <w:jc w:val="center"/>
         <w:rPr>
           <w:rFonts w:cs="Times New Roman"/>
           <w:b/>
@@ -237,9 +344,7 @@
           <w:szCs w:val="36"/>
           <w:lang w:val="hr-BA"/>
         </w:rPr>
-        <w:t xml:space="preserve"> </w:t>
-      </w:r>
-      <w:proofErr w:type="spellStart"/>
+      </w:pPr>
       <w:r>
         <w:rPr>
           <w:rFonts w:cs="Times New Roman"/>
@@ -249,202 +354,285 @@
           <w:szCs w:val="36"/>
           <w:lang w:val="hr-BA"/>
         </w:rPr>
-        <w:t>KUDTrack</w:t>
-      </w:r>
-      <w:proofErr w:type="spellEnd"/>
-      <w:r>
+        <w:t>Specifikacija zahtjeva</w:t>
+      </w:r>
+    </w:p>
+    <w:p>
+      <w:pPr>
+        <w:pStyle w:val="Normal"/>
+        <w:spacing w:before="40" w:after="40"/>
         <w:rPr>
           <w:rFonts w:cs="Times New Roman"/>
-          <w:b/>
-          <w:bCs/>
-          <w:sz w:val="36"/>
-          <w:szCs w:val="36"/>
-          <w:lang w:val="hr-BA"/>
-        </w:rPr>
-        <w:t>“</w:t>
-      </w:r>
-    </w:p>
-    <w:p>
-      <w:pPr>
-        <w:spacing w:after="80"/>
-        <w:jc w:val="center"/>
+          <w:lang w:val="hr-BA"/>
+        </w:rPr>
+      </w:pPr>
+      <w:r>
         <w:rPr>
           <w:rFonts w:cs="Times New Roman"/>
-          <w:b/>
-          <w:bCs/>
-          <w:sz w:val="36"/>
-          <w:szCs w:val="36"/>
-          <w:lang w:val="hr-BA"/>
-        </w:rPr>
-      </w:pPr>
-      <w:r>
+          <w:lang w:val="hr-BA"/>
+        </w:rPr>
+      </w:r>
+    </w:p>
+    <w:p>
+      <w:pPr>
+        <w:pStyle w:val="Normal"/>
+        <w:spacing w:before="40" w:after="40"/>
         <w:rPr>
           <w:rFonts w:cs="Times New Roman"/>
-          <w:b/>
-          <w:bCs/>
-          <w:sz w:val="36"/>
-          <w:szCs w:val="36"/>
-          <w:lang w:val="hr-BA"/>
-        </w:rPr>
-        <w:t>Specifikacija zahtjeva</w:t>
-      </w:r>
-    </w:p>
-    <w:p>
-      <w:pPr>
+          <w:lang w:val="hr-BA"/>
+        </w:rPr>
+      </w:pPr>
+      <w:r>
+        <w:rPr>
+          <w:rFonts w:cs="Times New Roman"/>
+          <w:lang w:val="hr-BA"/>
+        </w:rPr>
+      </w:r>
+    </w:p>
+    <w:p>
+      <w:pPr>
+        <w:pStyle w:val="Normal"/>
         <w:spacing w:before="40" w:after="40"/>
         <w:rPr>
           <w:rFonts w:cs="Times New Roman"/>
           <w:lang w:val="hr-BA"/>
         </w:rPr>
       </w:pPr>
-    </w:p>
-    <w:p>
-      <w:pPr>
+      <w:r>
+        <w:rPr>
+          <w:rFonts w:cs="Times New Roman"/>
+          <w:lang w:val="hr-BA"/>
+        </w:rPr>
+      </w:r>
+    </w:p>
+    <w:p>
+      <w:pPr>
+        <w:pStyle w:val="Normal"/>
         <w:spacing w:before="40" w:after="40"/>
         <w:rPr>
           <w:rFonts w:cs="Times New Roman"/>
           <w:lang w:val="hr-BA"/>
         </w:rPr>
       </w:pPr>
-    </w:p>
-    <w:p>
-      <w:pPr>
+      <w:r>
+        <w:rPr>
+          <w:rFonts w:cs="Times New Roman"/>
+          <w:lang w:val="hr-BA"/>
+        </w:rPr>
+      </w:r>
+    </w:p>
+    <w:p>
+      <w:pPr>
+        <w:pStyle w:val="Normal"/>
         <w:spacing w:before="40" w:after="40"/>
         <w:rPr>
           <w:rFonts w:cs="Times New Roman"/>
           <w:lang w:val="hr-BA"/>
         </w:rPr>
       </w:pPr>
-    </w:p>
-    <w:p>
-      <w:pPr>
+      <w:r>
+        <w:rPr>
+          <w:rFonts w:cs="Times New Roman"/>
+          <w:lang w:val="hr-BA"/>
+        </w:rPr>
+      </w:r>
+    </w:p>
+    <w:p>
+      <w:pPr>
+        <w:pStyle w:val="Normal"/>
         <w:spacing w:before="40" w:after="40"/>
         <w:rPr>
           <w:rFonts w:cs="Times New Roman"/>
           <w:lang w:val="hr-BA"/>
         </w:rPr>
       </w:pPr>
-    </w:p>
-    <w:p>
-      <w:pPr>
+      <w:r>
+        <w:rPr>
+          <w:rFonts w:cs="Times New Roman"/>
+          <w:lang w:val="hr-BA"/>
+        </w:rPr>
+      </w:r>
+    </w:p>
+    <w:p>
+      <w:pPr>
+        <w:pStyle w:val="Normal"/>
         <w:spacing w:before="40" w:after="40"/>
         <w:rPr>
           <w:rFonts w:cs="Times New Roman"/>
           <w:lang w:val="hr-BA"/>
         </w:rPr>
       </w:pPr>
-    </w:p>
-    <w:p>
-      <w:pPr>
+      <w:r>
+        <w:rPr>
+          <w:rFonts w:cs="Times New Roman"/>
+          <w:lang w:val="hr-BA"/>
+        </w:rPr>
+      </w:r>
+    </w:p>
+    <w:p>
+      <w:pPr>
+        <w:pStyle w:val="Normal"/>
         <w:spacing w:before="40" w:after="40"/>
         <w:rPr>
           <w:rFonts w:cs="Times New Roman"/>
           <w:lang w:val="hr-BA"/>
         </w:rPr>
       </w:pPr>
-    </w:p>
-    <w:p>
-      <w:pPr>
+      <w:r>
+        <w:rPr>
+          <w:rFonts w:cs="Times New Roman"/>
+          <w:lang w:val="hr-BA"/>
+        </w:rPr>
+      </w:r>
+    </w:p>
+    <w:p>
+      <w:pPr>
+        <w:pStyle w:val="Normal"/>
         <w:spacing w:before="40" w:after="40"/>
         <w:rPr>
           <w:rFonts w:cs="Times New Roman"/>
           <w:lang w:val="hr-BA"/>
         </w:rPr>
       </w:pPr>
-    </w:p>
-    <w:p>
-      <w:pPr>
+      <w:r>
+        <w:rPr>
+          <w:rFonts w:cs="Times New Roman"/>
+          <w:lang w:val="hr-BA"/>
+        </w:rPr>
+      </w:r>
+    </w:p>
+    <w:p>
+      <w:pPr>
+        <w:pStyle w:val="Normal"/>
         <w:spacing w:before="40" w:after="40"/>
         <w:rPr>
           <w:rFonts w:cs="Times New Roman"/>
           <w:lang w:val="hr-BA"/>
         </w:rPr>
       </w:pPr>
-    </w:p>
-    <w:p>
-      <w:pPr>
+      <w:r>
+        <w:rPr>
+          <w:rFonts w:cs="Times New Roman"/>
+          <w:lang w:val="hr-BA"/>
+        </w:rPr>
+      </w:r>
+    </w:p>
+    <w:p>
+      <w:pPr>
+        <w:pStyle w:val="Normal"/>
         <w:spacing w:before="40" w:after="40"/>
         <w:rPr>
           <w:rFonts w:cs="Times New Roman"/>
           <w:lang w:val="hr-BA"/>
         </w:rPr>
       </w:pPr>
-    </w:p>
-    <w:p>
-      <w:pPr>
+      <w:r>
+        <w:rPr>
+          <w:rFonts w:cs="Times New Roman"/>
+          <w:lang w:val="hr-BA"/>
+        </w:rPr>
+      </w:r>
+    </w:p>
+    <w:p>
+      <w:pPr>
+        <w:pStyle w:val="Normal"/>
         <w:spacing w:before="40" w:after="40"/>
         <w:rPr>
           <w:rFonts w:cs="Times New Roman"/>
           <w:lang w:val="hr-BA"/>
         </w:rPr>
       </w:pPr>
-    </w:p>
-    <w:p>
-      <w:pPr>
+      <w:r>
+        <w:rPr>
+          <w:rFonts w:cs="Times New Roman"/>
+          <w:lang w:val="hr-BA"/>
+        </w:rPr>
+      </w:r>
+    </w:p>
+    <w:p>
+      <w:pPr>
+        <w:pStyle w:val="Normal"/>
         <w:spacing w:before="40" w:after="40"/>
         <w:rPr>
           <w:rFonts w:cs="Times New Roman"/>
           <w:lang w:val="hr-BA"/>
         </w:rPr>
       </w:pPr>
-    </w:p>
-    <w:p>
-      <w:pPr>
+      <w:r>
+        <w:rPr>
+          <w:rFonts w:cs="Times New Roman"/>
+          <w:lang w:val="hr-BA"/>
+        </w:rPr>
+      </w:r>
+    </w:p>
+    <w:p>
+      <w:pPr>
+        <w:pStyle w:val="Normal"/>
         <w:spacing w:before="40" w:after="40"/>
         <w:rPr>
           <w:rFonts w:cs="Times New Roman"/>
           <w:lang w:val="hr-BA"/>
         </w:rPr>
       </w:pPr>
-    </w:p>
-    <w:p>
-      <w:pPr>
+      <w:r>
+        <w:rPr>
+          <w:rFonts w:cs="Times New Roman"/>
+          <w:lang w:val="hr-BA"/>
+        </w:rPr>
+      </w:r>
+    </w:p>
+    <w:p>
+      <w:pPr>
+        <w:pStyle w:val="Normal"/>
         <w:spacing w:before="40" w:after="40"/>
         <w:rPr>
           <w:rFonts w:cs="Times New Roman"/>
           <w:lang w:val="hr-BA"/>
         </w:rPr>
       </w:pPr>
-    </w:p>
-    <w:p>
-      <w:pPr>
+      <w:r>
+        <w:rPr>
+          <w:rFonts w:cs="Times New Roman"/>
+          <w:lang w:val="hr-BA"/>
+        </w:rPr>
+      </w:r>
+    </w:p>
+    <w:p>
+      <w:pPr>
+        <w:pStyle w:val="Normal"/>
         <w:spacing w:before="40" w:after="40"/>
         <w:rPr>
           <w:rFonts w:cs="Times New Roman"/>
           <w:lang w:val="hr-BA"/>
         </w:rPr>
       </w:pPr>
-    </w:p>
-    <w:p>
-      <w:pPr>
+      <w:r>
+        <w:rPr>
+          <w:rFonts w:cs="Times New Roman"/>
+          <w:lang w:val="hr-BA"/>
+        </w:rPr>
+      </w:r>
+    </w:p>
+    <w:p>
+      <w:pPr>
+        <w:pStyle w:val="Normal"/>
         <w:spacing w:before="40" w:after="40"/>
         <w:rPr>
           <w:rFonts w:cs="Times New Roman"/>
           <w:lang w:val="hr-BA"/>
         </w:rPr>
       </w:pPr>
-    </w:p>
-    <w:p>
-      <w:pPr>
-        <w:spacing w:before="40" w:after="40"/>
+      <w:r>
         <w:rPr>
           <w:rFonts w:cs="Times New Roman"/>
           <w:lang w:val="hr-BA"/>
         </w:rPr>
-      </w:pPr>
-    </w:p>
-    <w:p>
-      <w:pPr>
-        <w:spacing w:before="40" w:after="40"/>
-        <w:rPr>
-          <w:rFonts w:cs="Times New Roman"/>
-          <w:lang w:val="hr-BA"/>
-        </w:rPr>
-      </w:pPr>
-    </w:p>
-    <w:p>
-      <w:pPr>
-        <w:spacing w:after="80"/>
+      </w:r>
+    </w:p>
+    <w:p>
+      <w:pPr>
+        <w:pStyle w:val="Normal"/>
+        <w:spacing w:before="0" w:after="80"/>
         <w:jc w:val="center"/>
         <w:rPr>
           <w:rFonts w:cs="Times New Roman"/>
@@ -461,20 +649,8 @@
           <w:szCs w:val="24"/>
           <w:lang w:val="hr-BA"/>
         </w:rPr>
-        <w:t>Verzija: 1.0</w:t>
-      </w:r>
-    </w:p>
-    <w:p>
-      <w:pPr>
-        <w:spacing w:after="80"/>
-        <w:jc w:val="center"/>
-        <w:rPr>
-          <w:rFonts w:cs="Times New Roman"/>
-          <w:sz w:val="24"/>
-          <w:szCs w:val="24"/>
-          <w:lang w:val="hr-BA"/>
-        </w:rPr>
-      </w:pPr>
+        <w:t>Verzija: 1.</w:t>
+      </w:r>
       <w:r>
         <w:rPr>
           <w:rFonts w:cs="Times New Roman"/>
@@ -483,8 +659,21 @@
           <w:szCs w:val="24"/>
           <w:lang w:val="hr-BA"/>
         </w:rPr>
-        <w:t xml:space="preserve">Voditelj projekta: </w:t>
-      </w:r>
+        <w:t>1</w:t>
+      </w:r>
+    </w:p>
+    <w:p>
+      <w:pPr>
+        <w:pStyle w:val="Normal"/>
+        <w:spacing w:before="0" w:after="80"/>
+        <w:jc w:val="center"/>
+        <w:rPr>
+          <w:rFonts w:cs="Times New Roman"/>
+          <w:sz w:val="24"/>
+          <w:szCs w:val="24"/>
+          <w:lang w:val="hr-BA"/>
+        </w:rPr>
+      </w:pPr>
       <w:r>
         <w:rPr>
           <w:rFonts w:cs="Times New Roman"/>
@@ -493,12 +682,13 @@
           <w:szCs w:val="24"/>
           <w:lang w:val="hr-BA"/>
         </w:rPr>
-        <w:t>Leo Petrović</w:t>
-      </w:r>
-    </w:p>
-    <w:p>
-      <w:pPr>
-        <w:spacing w:after="80"/>
+        <w:t>Voditelj projekta: Leo Petrović</w:t>
+      </w:r>
+    </w:p>
+    <w:p>
+      <w:pPr>
+        <w:pStyle w:val="Normal"/>
+        <w:spacing w:before="0" w:after="80"/>
         <w:jc w:val="center"/>
         <w:rPr>
           <w:rFonts w:cs="Times New Roman"/>
@@ -521,25 +711,11 @@
     </w:p>
     <w:sdt>
       <w:sdtPr>
-        <w:rPr>
-          <w:rFonts w:ascii="Times New Roman" w:eastAsia="Arial" w:hAnsi="Times New Roman" w:cs="Times New Roman"/>
-          <w:color w:val="auto"/>
-          <w:sz w:val="20"/>
-          <w:szCs w:val="22"/>
-          <w:lang w:val="hr-BA"/>
-        </w:rPr>
-        <w:id w:val="-911847027"/>
         <w:docPartObj>
           <w:docPartGallery w:val="Table of Contents"/>
-          <w:docPartUnique/>
+          <w:docPartUnique w:val="true"/>
         </w:docPartObj>
       </w:sdtPr>
-      <w:sdtEndPr>
-        <w:rPr>
-          <w:b/>
-          <w:bCs/>
-        </w:rPr>
-      </w:sdtEndPr>
       <w:sdtContent>
         <w:p>
           <w:pPr>
@@ -553,23 +729,32 @@
           </w:pPr>
           <w:r>
             <w:rPr>
-              <w:rFonts w:ascii="Times New Roman" w:hAnsi="Times New Roman" w:cs="Times New Roman"/>
+              <w:rFonts w:cs="Times New Roman" w:ascii="Times New Roman" w:hAnsi="Times New Roman"/>
               <w:sz w:val="24"/>
               <w:szCs w:val="24"/>
               <w:lang w:val="hr-BA"/>
             </w:rPr>
-            <w:t>Sadržaj</w:t>
+            <w:t>S</w:t>
+          </w:r>
+          <w:r>
+            <w:rPr>
+              <w:rFonts w:cs="Times New Roman" w:ascii="Times New Roman" w:hAnsi="Times New Roman"/>
+              <w:sz w:val="24"/>
+              <w:szCs w:val="24"/>
+              <w:lang w:val="hr-BA"/>
+            </w:rPr>
+            <w:t>adržaj</w:t>
           </w:r>
         </w:p>
         <w:p>
           <w:pPr>
             <w:pStyle w:val="TOC1"/>
             <w:tabs>
-              <w:tab w:val="right" w:leader="dot" w:pos="8656"/>
+              <w:tab w:val="clear" w:pos="720"/>
+              <w:tab w:val="right" w:pos="8656" w:leader="dot"/>
             </w:tabs>
             <w:rPr>
-              <w:rFonts w:asciiTheme="minorHAnsi" w:eastAsiaTheme="minorEastAsia" w:hAnsiTheme="minorHAnsi" w:cstheme="minorBidi"/>
-              <w:noProof/>
+              <w:rFonts w:ascii="Aptos" w:hAnsi="Aptos" w:eastAsia="" w:cs="" w:asciiTheme="minorHAnsi" w:cstheme="minorBidi" w:eastAsiaTheme="minorEastAsia" w:hAnsiTheme="minorHAnsi"/>
               <w:kern w:val="2"/>
               <w:sz w:val="24"/>
               <w:szCs w:val="24"/>
@@ -578,85 +763,61 @@
             </w:rPr>
           </w:pPr>
           <w:r>
-            <w:rPr>
-              <w:rFonts w:cs="Times New Roman"/>
-              <w:sz w:val="24"/>
-              <w:szCs w:val="24"/>
-              <w:lang w:val="hr-BA"/>
-            </w:rPr>
             <w:fldChar w:fldCharType="begin"/>
           </w:r>
           <w:r>
             <w:rPr>
-              <w:rFonts w:cs="Times New Roman"/>
-              <w:sz w:val="24"/>
-              <w:szCs w:val="24"/>
+              <w:rStyle w:val="IndexLink"/>
+              <w:webHidden/>
               <w:lang w:val="hr-BA"/>
             </w:rPr>
-            <w:instrText xml:space="preserve"> TOC \o "1-3" \h \z \u </w:instrText>
+            <w:instrText xml:space="preserve"> TOC \z \o "1-3" \u \h</w:instrText>
           </w:r>
           <w:r>
             <w:rPr>
-              <w:rFonts w:cs="Times New Roman"/>
-              <w:sz w:val="24"/>
-              <w:szCs w:val="24"/>
+              <w:rStyle w:val="IndexLink"/>
+              <w:webHidden/>
               <w:lang w:val="hr-BA"/>
             </w:rPr>
             <w:fldChar w:fldCharType="separate"/>
           </w:r>
-          <w:hyperlink w:anchor="_Toc229862694" w:history="1">
-            <w:r>
-              <w:rPr>
-                <w:rStyle w:val="Hyperlink"/>
-                <w:noProof/>
+          <w:hyperlink w:anchor="_Toc229862694">
+            <w:r>
+              <w:rPr>
+                <w:rStyle w:val="IndexLink"/>
+                <w:webHidden/>
                 <w:lang w:val="hr-BA"/>
               </w:rPr>
               <w:t>1. Model procesa</w:t>
             </w:r>
             <w:r>
               <w:rPr>
-                <w:noProof/>
-                <w:webHidden/>
+                <w:webHidden/>
+              </w:rPr>
+              <w:fldChar w:fldCharType="begin"/>
+            </w:r>
+            <w:r>
+              <w:rPr>
+                <w:webHidden/>
+              </w:rPr>
+              <w:instrText xml:space="preserve">PAGEREF _Toc229862694 \h</w:instrText>
+            </w:r>
+            <w:r>
+              <w:rPr>
+                <w:webHidden/>
+              </w:rPr>
+              <w:fldChar w:fldCharType="separate"/>
+            </w:r>
+            <w:r>
+              <w:rPr>
+                <w:rStyle w:val="IndexLink"/>
+                <w:vanish w:val="false"/>
               </w:rPr>
               <w:tab/>
-            </w:r>
-            <w:r>
-              <w:rPr>
-                <w:noProof/>
-                <w:webHidden/>
-              </w:rPr>
-              <w:fldChar w:fldCharType="begin"/>
-            </w:r>
-            <w:r>
-              <w:rPr>
-                <w:noProof/>
-                <w:webHidden/>
-              </w:rPr>
-              <w:instrText xml:space="preserve"> PAGEREF _Toc229862694 \h </w:instrText>
-            </w:r>
-            <w:r>
-              <w:rPr>
-                <w:noProof/>
-                <w:webHidden/>
-              </w:rPr>
-            </w:r>
-            <w:r>
-              <w:rPr>
-                <w:noProof/>
-                <w:webHidden/>
-              </w:rPr>
-              <w:fldChar w:fldCharType="separate"/>
-            </w:r>
-            <w:r>
-              <w:rPr>
-                <w:noProof/>
-                <w:webHidden/>
-              </w:rPr>
               <w:t>3</w:t>
             </w:r>
             <w:r>
               <w:rPr>
-                <w:noProof/>
                 <w:webHidden/>
               </w:rPr>
               <w:fldChar w:fldCharType="end"/>
@@ -667,11 +828,11 @@
           <w:pPr>
             <w:pStyle w:val="TOC2"/>
             <w:tabs>
-              <w:tab w:val="right" w:leader="dot" w:pos="8656"/>
+              <w:tab w:val="clear" w:pos="720"/>
+              <w:tab w:val="right" w:pos="8656" w:leader="dot"/>
             </w:tabs>
             <w:rPr>
-              <w:rFonts w:asciiTheme="minorHAnsi" w:eastAsiaTheme="minorEastAsia" w:hAnsiTheme="minorHAnsi" w:cstheme="minorBidi"/>
-              <w:noProof/>
+              <w:rFonts w:ascii="Aptos" w:hAnsi="Aptos" w:eastAsia="" w:cs="" w:asciiTheme="minorHAnsi" w:cstheme="minorBidi" w:eastAsiaTheme="minorEastAsia" w:hAnsiTheme="minorHAnsi"/>
               <w:kern w:val="2"/>
               <w:sz w:val="24"/>
               <w:szCs w:val="24"/>
@@ -679,59 +840,43 @@
               <w14:ligatures w14:val="standardContextual"/>
             </w:rPr>
           </w:pPr>
-          <w:hyperlink w:anchor="_Toc229862695" w:history="1">
-            <w:r>
-              <w:rPr>
-                <w:rStyle w:val="Hyperlink"/>
-                <w:noProof/>
+          <w:hyperlink w:anchor="_Toc229862695">
+            <w:r>
+              <w:rPr>
+                <w:rStyle w:val="IndexLink"/>
+                <w:webHidden/>
                 <w:lang w:val="hr-BA"/>
               </w:rPr>
               <w:t>1.1. Dijagram toka podataka 0. razine – dijagram konteksta</w:t>
             </w:r>
             <w:r>
               <w:rPr>
-                <w:noProof/>
-                <w:webHidden/>
+                <w:webHidden/>
+              </w:rPr>
+              <w:fldChar w:fldCharType="begin"/>
+            </w:r>
+            <w:r>
+              <w:rPr>
+                <w:webHidden/>
+              </w:rPr>
+              <w:instrText xml:space="preserve">PAGEREF _Toc229862695 \h</w:instrText>
+            </w:r>
+            <w:r>
+              <w:rPr>
+                <w:webHidden/>
+              </w:rPr>
+              <w:fldChar w:fldCharType="separate"/>
+            </w:r>
+            <w:r>
+              <w:rPr>
+                <w:rStyle w:val="IndexLink"/>
+                <w:vanish w:val="false"/>
               </w:rPr>
               <w:tab/>
-            </w:r>
-            <w:r>
-              <w:rPr>
-                <w:noProof/>
-                <w:webHidden/>
-              </w:rPr>
-              <w:fldChar w:fldCharType="begin"/>
-            </w:r>
-            <w:r>
-              <w:rPr>
-                <w:noProof/>
-                <w:webHidden/>
-              </w:rPr>
-              <w:instrText xml:space="preserve"> PAGEREF _Toc229862695 \h </w:instrText>
-            </w:r>
-            <w:r>
-              <w:rPr>
-                <w:noProof/>
-                <w:webHidden/>
-              </w:rPr>
-            </w:r>
-            <w:r>
-              <w:rPr>
-                <w:noProof/>
-                <w:webHidden/>
-              </w:rPr>
-              <w:fldChar w:fldCharType="separate"/>
-            </w:r>
-            <w:r>
-              <w:rPr>
-                <w:noProof/>
-                <w:webHidden/>
-              </w:rPr>
               <w:t>3</w:t>
             </w:r>
             <w:r>
               <w:rPr>
-                <w:noProof/>
                 <w:webHidden/>
               </w:rPr>
               <w:fldChar w:fldCharType="end"/>
@@ -742,11 +887,11 @@
           <w:pPr>
             <w:pStyle w:val="TOC2"/>
             <w:tabs>
-              <w:tab w:val="right" w:leader="dot" w:pos="8656"/>
+              <w:tab w:val="clear" w:pos="720"/>
+              <w:tab w:val="right" w:pos="8656" w:leader="dot"/>
             </w:tabs>
             <w:rPr>
-              <w:rFonts w:asciiTheme="minorHAnsi" w:eastAsiaTheme="minorEastAsia" w:hAnsiTheme="minorHAnsi" w:cstheme="minorBidi"/>
-              <w:noProof/>
+              <w:rFonts w:ascii="Aptos" w:hAnsi="Aptos" w:eastAsia="" w:cs="" w:asciiTheme="minorHAnsi" w:cstheme="minorBidi" w:eastAsiaTheme="minorEastAsia" w:hAnsiTheme="minorHAnsi"/>
               <w:kern w:val="2"/>
               <w:sz w:val="24"/>
               <w:szCs w:val="24"/>
@@ -754,59 +899,43 @@
               <w14:ligatures w14:val="standardContextual"/>
             </w:rPr>
           </w:pPr>
-          <w:hyperlink w:anchor="_Toc229862696" w:history="1">
-            <w:r>
-              <w:rPr>
-                <w:rStyle w:val="Hyperlink"/>
-                <w:noProof/>
+          <w:hyperlink w:anchor="_Toc229862696">
+            <w:r>
+              <w:rPr>
+                <w:rStyle w:val="IndexLink"/>
+                <w:webHidden/>
                 <w:lang w:val="hr-BA"/>
               </w:rPr>
               <w:t>1.2. Dijagram toka podataka 1. razine – glavni procesi</w:t>
             </w:r>
             <w:r>
               <w:rPr>
-                <w:noProof/>
-                <w:webHidden/>
+                <w:webHidden/>
+              </w:rPr>
+              <w:fldChar w:fldCharType="begin"/>
+            </w:r>
+            <w:r>
+              <w:rPr>
+                <w:webHidden/>
+              </w:rPr>
+              <w:instrText xml:space="preserve">PAGEREF _Toc229862696 \h</w:instrText>
+            </w:r>
+            <w:r>
+              <w:rPr>
+                <w:webHidden/>
+              </w:rPr>
+              <w:fldChar w:fldCharType="separate"/>
+            </w:r>
+            <w:r>
+              <w:rPr>
+                <w:rStyle w:val="IndexLink"/>
+                <w:vanish w:val="false"/>
               </w:rPr>
               <w:tab/>
-            </w:r>
-            <w:r>
-              <w:rPr>
-                <w:noProof/>
-                <w:webHidden/>
-              </w:rPr>
-              <w:fldChar w:fldCharType="begin"/>
-            </w:r>
-            <w:r>
-              <w:rPr>
-                <w:noProof/>
-                <w:webHidden/>
-              </w:rPr>
-              <w:instrText xml:space="preserve"> PAGEREF _Toc229862696 \h </w:instrText>
-            </w:r>
-            <w:r>
-              <w:rPr>
-                <w:noProof/>
-                <w:webHidden/>
-              </w:rPr>
-            </w:r>
-            <w:r>
-              <w:rPr>
-                <w:noProof/>
-                <w:webHidden/>
-              </w:rPr>
-              <w:fldChar w:fldCharType="separate"/>
-            </w:r>
-            <w:r>
-              <w:rPr>
-                <w:noProof/>
-                <w:webHidden/>
-              </w:rPr>
               <w:t>3</w:t>
             </w:r>
             <w:r>
               <w:rPr>
-                <w:noProof/>
                 <w:webHidden/>
               </w:rPr>
               <w:fldChar w:fldCharType="end"/>
@@ -817,11 +946,11 @@
           <w:pPr>
             <w:pStyle w:val="TOC2"/>
             <w:tabs>
-              <w:tab w:val="right" w:leader="dot" w:pos="8656"/>
+              <w:tab w:val="clear" w:pos="720"/>
+              <w:tab w:val="right" w:pos="8656" w:leader="dot"/>
             </w:tabs>
             <w:rPr>
-              <w:rFonts w:asciiTheme="minorHAnsi" w:eastAsiaTheme="minorEastAsia" w:hAnsiTheme="minorHAnsi" w:cstheme="minorBidi"/>
-              <w:noProof/>
+              <w:rFonts w:ascii="Aptos" w:hAnsi="Aptos" w:eastAsia="" w:cs="" w:asciiTheme="minorHAnsi" w:cstheme="minorBidi" w:eastAsiaTheme="minorEastAsia" w:hAnsiTheme="minorHAnsi"/>
               <w:kern w:val="2"/>
               <w:sz w:val="24"/>
               <w:szCs w:val="24"/>
@@ -829,59 +958,43 @@
               <w14:ligatures w14:val="standardContextual"/>
             </w:rPr>
           </w:pPr>
-          <w:hyperlink w:anchor="_Toc229862697" w:history="1">
-            <w:r>
-              <w:rPr>
-                <w:rStyle w:val="Hyperlink"/>
-                <w:noProof/>
+          <w:hyperlink w:anchor="_Toc229862697">
+            <w:r>
+              <w:rPr>
+                <w:rStyle w:val="IndexLink"/>
+                <w:webHidden/>
                 <w:lang w:val="hr-BA"/>
               </w:rPr>
               <w:t>1.3. Dijagram toka podataka 2. razine – upravljanje zaduženjima</w:t>
             </w:r>
             <w:r>
               <w:rPr>
-                <w:noProof/>
-                <w:webHidden/>
+                <w:webHidden/>
+              </w:rPr>
+              <w:fldChar w:fldCharType="begin"/>
+            </w:r>
+            <w:r>
+              <w:rPr>
+                <w:webHidden/>
+              </w:rPr>
+              <w:instrText xml:space="preserve">PAGEREF _Toc229862697 \h</w:instrText>
+            </w:r>
+            <w:r>
+              <w:rPr>
+                <w:webHidden/>
+              </w:rPr>
+              <w:fldChar w:fldCharType="separate"/>
+            </w:r>
+            <w:r>
+              <w:rPr>
+                <w:rStyle w:val="IndexLink"/>
+                <w:vanish w:val="false"/>
               </w:rPr>
               <w:tab/>
-            </w:r>
-            <w:r>
-              <w:rPr>
-                <w:noProof/>
-                <w:webHidden/>
-              </w:rPr>
-              <w:fldChar w:fldCharType="begin"/>
-            </w:r>
-            <w:r>
-              <w:rPr>
-                <w:noProof/>
-                <w:webHidden/>
-              </w:rPr>
-              <w:instrText xml:space="preserve"> PAGEREF _Toc229862697 \h </w:instrText>
-            </w:r>
-            <w:r>
-              <w:rPr>
-                <w:noProof/>
-                <w:webHidden/>
-              </w:rPr>
-            </w:r>
-            <w:r>
-              <w:rPr>
-                <w:noProof/>
-                <w:webHidden/>
-              </w:rPr>
-              <w:fldChar w:fldCharType="separate"/>
-            </w:r>
-            <w:r>
-              <w:rPr>
-                <w:noProof/>
-                <w:webHidden/>
-              </w:rPr>
               <w:t>4</w:t>
             </w:r>
             <w:r>
               <w:rPr>
-                <w:noProof/>
                 <w:webHidden/>
               </w:rPr>
               <w:fldChar w:fldCharType="end"/>
@@ -892,11 +1005,11 @@
           <w:pPr>
             <w:pStyle w:val="TOC1"/>
             <w:tabs>
-              <w:tab w:val="right" w:leader="dot" w:pos="8656"/>
+              <w:tab w:val="clear" w:pos="720"/>
+              <w:tab w:val="right" w:pos="8656" w:leader="dot"/>
             </w:tabs>
             <w:rPr>
-              <w:rFonts w:asciiTheme="minorHAnsi" w:eastAsiaTheme="minorEastAsia" w:hAnsiTheme="minorHAnsi" w:cstheme="minorBidi"/>
-              <w:noProof/>
+              <w:rFonts w:ascii="Aptos" w:hAnsi="Aptos" w:eastAsia="" w:cs="" w:asciiTheme="minorHAnsi" w:cstheme="minorBidi" w:eastAsiaTheme="minorEastAsia" w:hAnsiTheme="minorHAnsi"/>
               <w:kern w:val="2"/>
               <w:sz w:val="24"/>
               <w:szCs w:val="24"/>
@@ -904,59 +1017,43 @@
               <w14:ligatures w14:val="standardContextual"/>
             </w:rPr>
           </w:pPr>
-          <w:hyperlink w:anchor="_Toc229862698" w:history="1">
-            <w:r>
-              <w:rPr>
-                <w:rStyle w:val="Hyperlink"/>
-                <w:noProof/>
+          <w:hyperlink w:anchor="_Toc229862698">
+            <w:r>
+              <w:rPr>
+                <w:rStyle w:val="IndexLink"/>
+                <w:webHidden/>
                 <w:lang w:val="hr-BA"/>
               </w:rPr>
               <w:t>2. Dijagram dekompozicije funkcija</w:t>
             </w:r>
             <w:r>
               <w:rPr>
-                <w:noProof/>
-                <w:webHidden/>
+                <w:webHidden/>
+              </w:rPr>
+              <w:fldChar w:fldCharType="begin"/>
+            </w:r>
+            <w:r>
+              <w:rPr>
+                <w:webHidden/>
+              </w:rPr>
+              <w:instrText xml:space="preserve">PAGEREF _Toc229862698 \h</w:instrText>
+            </w:r>
+            <w:r>
+              <w:rPr>
+                <w:webHidden/>
+              </w:rPr>
+              <w:fldChar w:fldCharType="separate"/>
+            </w:r>
+            <w:r>
+              <w:rPr>
+                <w:rStyle w:val="IndexLink"/>
+                <w:vanish w:val="false"/>
               </w:rPr>
               <w:tab/>
-            </w:r>
-            <w:r>
-              <w:rPr>
-                <w:noProof/>
-                <w:webHidden/>
-              </w:rPr>
-              <w:fldChar w:fldCharType="begin"/>
-            </w:r>
-            <w:r>
-              <w:rPr>
-                <w:noProof/>
-                <w:webHidden/>
-              </w:rPr>
-              <w:instrText xml:space="preserve"> PAGEREF _Toc229862698 \h </w:instrText>
-            </w:r>
-            <w:r>
-              <w:rPr>
-                <w:noProof/>
-                <w:webHidden/>
-              </w:rPr>
-            </w:r>
-            <w:r>
-              <w:rPr>
-                <w:noProof/>
-                <w:webHidden/>
-              </w:rPr>
-              <w:fldChar w:fldCharType="separate"/>
-            </w:r>
-            <w:r>
-              <w:rPr>
-                <w:noProof/>
-                <w:webHidden/>
-              </w:rPr>
               <w:t>4</w:t>
             </w:r>
             <w:r>
               <w:rPr>
-                <w:noProof/>
                 <w:webHidden/>
               </w:rPr>
               <w:fldChar w:fldCharType="end"/>
@@ -967,11 +1064,11 @@
           <w:pPr>
             <w:pStyle w:val="TOC1"/>
             <w:tabs>
-              <w:tab w:val="right" w:leader="dot" w:pos="8656"/>
+              <w:tab w:val="clear" w:pos="720"/>
+              <w:tab w:val="right" w:pos="8656" w:leader="dot"/>
             </w:tabs>
             <w:rPr>
-              <w:rFonts w:asciiTheme="minorHAnsi" w:eastAsiaTheme="minorEastAsia" w:hAnsiTheme="minorHAnsi" w:cstheme="minorBidi"/>
-              <w:noProof/>
+              <w:rFonts w:ascii="Aptos" w:hAnsi="Aptos" w:eastAsia="" w:cs="" w:asciiTheme="minorHAnsi" w:cstheme="minorBidi" w:eastAsiaTheme="minorEastAsia" w:hAnsiTheme="minorHAnsi"/>
               <w:kern w:val="2"/>
               <w:sz w:val="24"/>
               <w:szCs w:val="24"/>
@@ -979,60 +1076,44 @@
               <w14:ligatures w14:val="standardContextual"/>
             </w:rPr>
           </w:pPr>
-          <w:hyperlink w:anchor="_Toc229862699" w:history="1">
-            <w:r>
-              <w:rPr>
-                <w:rStyle w:val="Hyperlink"/>
-                <w:rFonts w:cs="Times New Roman"/>
-                <w:noProof/>
+          <w:hyperlink w:anchor="_Toc229862699">
+            <w:r>
+              <w:rPr>
+                <w:rStyle w:val="IndexLink"/>
+                <w:rFonts w:cs="Times New Roman"/>
+                <w:webHidden/>
                 <w:lang w:val="hr-BA"/>
               </w:rPr>
               <w:t>3. Specifikacija zahtjeva</w:t>
             </w:r>
             <w:r>
               <w:rPr>
-                <w:noProof/>
-                <w:webHidden/>
+                <w:webHidden/>
+              </w:rPr>
+              <w:fldChar w:fldCharType="begin"/>
+            </w:r>
+            <w:r>
+              <w:rPr>
+                <w:webHidden/>
+              </w:rPr>
+              <w:instrText xml:space="preserve">PAGEREF _Toc229862699 \h</w:instrText>
+            </w:r>
+            <w:r>
+              <w:rPr>
+                <w:webHidden/>
+              </w:rPr>
+              <w:fldChar w:fldCharType="separate"/>
+            </w:r>
+            <w:r>
+              <w:rPr>
+                <w:rStyle w:val="IndexLink"/>
+                <w:vanish w:val="false"/>
               </w:rPr>
               <w:tab/>
-            </w:r>
-            <w:r>
-              <w:rPr>
-                <w:noProof/>
-                <w:webHidden/>
-              </w:rPr>
-              <w:fldChar w:fldCharType="begin"/>
-            </w:r>
-            <w:r>
-              <w:rPr>
-                <w:noProof/>
-                <w:webHidden/>
-              </w:rPr>
-              <w:instrText xml:space="preserve"> PAGEREF _Toc229862699 \h </w:instrText>
-            </w:r>
-            <w:r>
-              <w:rPr>
-                <w:noProof/>
-                <w:webHidden/>
-              </w:rPr>
-            </w:r>
-            <w:r>
-              <w:rPr>
-                <w:noProof/>
-                <w:webHidden/>
-              </w:rPr>
-              <w:fldChar w:fldCharType="separate"/>
-            </w:r>
-            <w:r>
-              <w:rPr>
-                <w:noProof/>
-                <w:webHidden/>
-              </w:rPr>
               <w:t>4</w:t>
             </w:r>
             <w:r>
               <w:rPr>
-                <w:noProof/>
                 <w:webHidden/>
               </w:rPr>
               <w:fldChar w:fldCharType="end"/>
@@ -1043,11 +1124,11 @@
           <w:pPr>
             <w:pStyle w:val="TOC1"/>
             <w:tabs>
-              <w:tab w:val="right" w:leader="dot" w:pos="8656"/>
+              <w:tab w:val="clear" w:pos="720"/>
+              <w:tab w:val="right" w:pos="8656" w:leader="dot"/>
             </w:tabs>
             <w:rPr>
-              <w:rFonts w:asciiTheme="minorHAnsi" w:eastAsiaTheme="minorEastAsia" w:hAnsiTheme="minorHAnsi" w:cstheme="minorBidi"/>
-              <w:noProof/>
+              <w:rFonts w:ascii="Aptos" w:hAnsi="Aptos" w:eastAsia="" w:cs="" w:asciiTheme="minorHAnsi" w:cstheme="minorBidi" w:eastAsiaTheme="minorEastAsia" w:hAnsiTheme="minorHAnsi"/>
               <w:kern w:val="2"/>
               <w:sz w:val="24"/>
               <w:szCs w:val="24"/>
@@ -1055,59 +1136,43 @@
               <w14:ligatures w14:val="standardContextual"/>
             </w:rPr>
           </w:pPr>
-          <w:hyperlink w:anchor="_Toc229862700" w:history="1">
-            <w:r>
-              <w:rPr>
-                <w:rStyle w:val="Hyperlink"/>
-                <w:noProof/>
+          <w:hyperlink w:anchor="_Toc229862700">
+            <w:r>
+              <w:rPr>
+                <w:rStyle w:val="IndexLink"/>
+                <w:webHidden/>
                 <w:lang w:val="hr-BA"/>
               </w:rPr>
               <w:t>4. Poslovni zahtjevi</w:t>
             </w:r>
             <w:r>
               <w:rPr>
-                <w:noProof/>
-                <w:webHidden/>
+                <w:webHidden/>
+              </w:rPr>
+              <w:fldChar w:fldCharType="begin"/>
+            </w:r>
+            <w:r>
+              <w:rPr>
+                <w:webHidden/>
+              </w:rPr>
+              <w:instrText xml:space="preserve">PAGEREF _Toc229862700 \h</w:instrText>
+            </w:r>
+            <w:r>
+              <w:rPr>
+                <w:webHidden/>
+              </w:rPr>
+              <w:fldChar w:fldCharType="separate"/>
+            </w:r>
+            <w:r>
+              <w:rPr>
+                <w:rStyle w:val="IndexLink"/>
+                <w:vanish w:val="false"/>
               </w:rPr>
               <w:tab/>
-            </w:r>
-            <w:r>
-              <w:rPr>
-                <w:noProof/>
-                <w:webHidden/>
-              </w:rPr>
-              <w:fldChar w:fldCharType="begin"/>
-            </w:r>
-            <w:r>
-              <w:rPr>
-                <w:noProof/>
-                <w:webHidden/>
-              </w:rPr>
-              <w:instrText xml:space="preserve"> PAGEREF _Toc229862700 \h </w:instrText>
-            </w:r>
-            <w:r>
-              <w:rPr>
-                <w:noProof/>
-                <w:webHidden/>
-              </w:rPr>
-            </w:r>
-            <w:r>
-              <w:rPr>
-                <w:noProof/>
-                <w:webHidden/>
-              </w:rPr>
-              <w:fldChar w:fldCharType="separate"/>
-            </w:r>
-            <w:r>
-              <w:rPr>
-                <w:noProof/>
-                <w:webHidden/>
-              </w:rPr>
               <w:t>4</w:t>
             </w:r>
             <w:r>
               <w:rPr>
-                <w:noProof/>
                 <w:webHidden/>
               </w:rPr>
               <w:fldChar w:fldCharType="end"/>
@@ -1118,11 +1183,11 @@
           <w:pPr>
             <w:pStyle w:val="TOC2"/>
             <w:tabs>
-              <w:tab w:val="right" w:leader="dot" w:pos="8656"/>
+              <w:tab w:val="clear" w:pos="720"/>
+              <w:tab w:val="right" w:pos="8656" w:leader="dot"/>
             </w:tabs>
             <w:rPr>
-              <w:rFonts w:asciiTheme="minorHAnsi" w:eastAsiaTheme="minorEastAsia" w:hAnsiTheme="minorHAnsi" w:cstheme="minorBidi"/>
-              <w:noProof/>
+              <w:rFonts w:ascii="Aptos" w:hAnsi="Aptos" w:eastAsia="" w:cs="" w:asciiTheme="minorHAnsi" w:cstheme="minorBidi" w:eastAsiaTheme="minorEastAsia" w:hAnsiTheme="minorHAnsi"/>
               <w:kern w:val="2"/>
               <w:sz w:val="24"/>
               <w:szCs w:val="24"/>
@@ -1130,59 +1195,43 @@
               <w14:ligatures w14:val="standardContextual"/>
             </w:rPr>
           </w:pPr>
-          <w:hyperlink w:anchor="_Toc229862701" w:history="1">
-            <w:r>
-              <w:rPr>
-                <w:rStyle w:val="Hyperlink"/>
-                <w:noProof/>
+          <w:hyperlink w:anchor="_Toc229862701">
+            <w:r>
+              <w:rPr>
+                <w:rStyle w:val="IndexLink"/>
+                <w:webHidden/>
                 <w:lang w:val="hr-BA"/>
               </w:rPr>
               <w:t>4.1. Centralizirati i digitalizirati evidenciju inventara nošnje</w:t>
             </w:r>
             <w:r>
               <w:rPr>
-                <w:noProof/>
-                <w:webHidden/>
+                <w:webHidden/>
+              </w:rPr>
+              <w:fldChar w:fldCharType="begin"/>
+            </w:r>
+            <w:r>
+              <w:rPr>
+                <w:webHidden/>
+              </w:rPr>
+              <w:instrText xml:space="preserve">PAGEREF _Toc229862701 \h</w:instrText>
+            </w:r>
+            <w:r>
+              <w:rPr>
+                <w:webHidden/>
+              </w:rPr>
+              <w:fldChar w:fldCharType="separate"/>
+            </w:r>
+            <w:r>
+              <w:rPr>
+                <w:rStyle w:val="IndexLink"/>
+                <w:vanish w:val="false"/>
               </w:rPr>
               <w:tab/>
-            </w:r>
-            <w:r>
-              <w:rPr>
-                <w:noProof/>
-                <w:webHidden/>
-              </w:rPr>
-              <w:fldChar w:fldCharType="begin"/>
-            </w:r>
-            <w:r>
-              <w:rPr>
-                <w:noProof/>
-                <w:webHidden/>
-              </w:rPr>
-              <w:instrText xml:space="preserve"> PAGEREF _Toc229862701 \h </w:instrText>
-            </w:r>
-            <w:r>
-              <w:rPr>
-                <w:noProof/>
-                <w:webHidden/>
-              </w:rPr>
-            </w:r>
-            <w:r>
-              <w:rPr>
-                <w:noProof/>
-                <w:webHidden/>
-              </w:rPr>
-              <w:fldChar w:fldCharType="separate"/>
-            </w:r>
-            <w:r>
-              <w:rPr>
-                <w:noProof/>
-                <w:webHidden/>
-              </w:rPr>
               <w:t>4</w:t>
             </w:r>
             <w:r>
               <w:rPr>
-                <w:noProof/>
                 <w:webHidden/>
               </w:rPr>
               <w:fldChar w:fldCharType="end"/>
@@ -1193,11 +1242,11 @@
           <w:pPr>
             <w:pStyle w:val="TOC2"/>
             <w:tabs>
-              <w:tab w:val="right" w:leader="dot" w:pos="8656"/>
+              <w:tab w:val="clear" w:pos="720"/>
+              <w:tab w:val="right" w:pos="8656" w:leader="dot"/>
             </w:tabs>
             <w:rPr>
-              <w:rFonts w:asciiTheme="minorHAnsi" w:eastAsiaTheme="minorEastAsia" w:hAnsiTheme="minorHAnsi" w:cstheme="minorBidi"/>
-              <w:noProof/>
+              <w:rFonts w:ascii="Aptos" w:hAnsi="Aptos" w:eastAsia="" w:cs="" w:asciiTheme="minorHAnsi" w:cstheme="minorBidi" w:eastAsiaTheme="minorEastAsia" w:hAnsiTheme="minorHAnsi"/>
               <w:kern w:val="2"/>
               <w:sz w:val="24"/>
               <w:szCs w:val="24"/>
@@ -1205,59 +1254,43 @@
               <w14:ligatures w14:val="standardContextual"/>
             </w:rPr>
           </w:pPr>
-          <w:hyperlink w:anchor="_Toc229862702" w:history="1">
-            <w:r>
-              <w:rPr>
-                <w:rStyle w:val="Hyperlink"/>
-                <w:noProof/>
+          <w:hyperlink w:anchor="_Toc229862702">
+            <w:r>
+              <w:rPr>
+                <w:rStyle w:val="IndexLink"/>
+                <w:webHidden/>
                 <w:lang w:val="hr-BA"/>
               </w:rPr>
               <w:t>4.2. Smanjiti financijske gubitke uzrokovane gubitkom i oštećenjem komada nošnje</w:t>
             </w:r>
             <w:r>
               <w:rPr>
-                <w:noProof/>
-                <w:webHidden/>
+                <w:webHidden/>
+              </w:rPr>
+              <w:fldChar w:fldCharType="begin"/>
+            </w:r>
+            <w:r>
+              <w:rPr>
+                <w:webHidden/>
+              </w:rPr>
+              <w:instrText xml:space="preserve">PAGEREF _Toc229862702 \h</w:instrText>
+            </w:r>
+            <w:r>
+              <w:rPr>
+                <w:webHidden/>
+              </w:rPr>
+              <w:fldChar w:fldCharType="separate"/>
+            </w:r>
+            <w:r>
+              <w:rPr>
+                <w:rStyle w:val="IndexLink"/>
+                <w:vanish w:val="false"/>
               </w:rPr>
               <w:tab/>
-            </w:r>
-            <w:r>
-              <w:rPr>
-                <w:noProof/>
-                <w:webHidden/>
-              </w:rPr>
-              <w:fldChar w:fldCharType="begin"/>
-            </w:r>
-            <w:r>
-              <w:rPr>
-                <w:noProof/>
-                <w:webHidden/>
-              </w:rPr>
-              <w:instrText xml:space="preserve"> PAGEREF _Toc229862702 \h </w:instrText>
-            </w:r>
-            <w:r>
-              <w:rPr>
-                <w:noProof/>
-                <w:webHidden/>
-              </w:rPr>
-            </w:r>
-            <w:r>
-              <w:rPr>
-                <w:noProof/>
-                <w:webHidden/>
-              </w:rPr>
-              <w:fldChar w:fldCharType="separate"/>
-            </w:r>
-            <w:r>
-              <w:rPr>
-                <w:noProof/>
-                <w:webHidden/>
-              </w:rPr>
               <w:t>5</w:t>
             </w:r>
             <w:r>
               <w:rPr>
-                <w:noProof/>
                 <w:webHidden/>
               </w:rPr>
               <w:fldChar w:fldCharType="end"/>
@@ -1268,11 +1301,11 @@
           <w:pPr>
             <w:pStyle w:val="TOC1"/>
             <w:tabs>
-              <w:tab w:val="right" w:leader="dot" w:pos="8656"/>
+              <w:tab w:val="clear" w:pos="720"/>
+              <w:tab w:val="right" w:pos="8656" w:leader="dot"/>
             </w:tabs>
             <w:rPr>
-              <w:rFonts w:asciiTheme="minorHAnsi" w:eastAsiaTheme="minorEastAsia" w:hAnsiTheme="minorHAnsi" w:cstheme="minorBidi"/>
-              <w:noProof/>
+              <w:rFonts w:ascii="Aptos" w:hAnsi="Aptos" w:eastAsia="" w:cs="" w:asciiTheme="minorHAnsi" w:cstheme="minorBidi" w:eastAsiaTheme="minorEastAsia" w:hAnsiTheme="minorHAnsi"/>
               <w:kern w:val="2"/>
               <w:sz w:val="24"/>
               <w:szCs w:val="24"/>
@@ -1280,59 +1313,43 @@
               <w14:ligatures w14:val="standardContextual"/>
             </w:rPr>
           </w:pPr>
-          <w:hyperlink w:anchor="_Toc229862703" w:history="1">
-            <w:r>
-              <w:rPr>
-                <w:rStyle w:val="Hyperlink"/>
-                <w:noProof/>
+          <w:hyperlink w:anchor="_Toc229862703">
+            <w:r>
+              <w:rPr>
+                <w:rStyle w:val="IndexLink"/>
+                <w:webHidden/>
                 <w:lang w:val="hr-BA"/>
               </w:rPr>
               <w:t>5. Korisnički zahtjevi</w:t>
             </w:r>
             <w:r>
               <w:rPr>
-                <w:noProof/>
-                <w:webHidden/>
+                <w:webHidden/>
+              </w:rPr>
+              <w:fldChar w:fldCharType="begin"/>
+            </w:r>
+            <w:r>
+              <w:rPr>
+                <w:webHidden/>
+              </w:rPr>
+              <w:instrText xml:space="preserve">PAGEREF _Toc229862703 \h</w:instrText>
+            </w:r>
+            <w:r>
+              <w:rPr>
+                <w:webHidden/>
+              </w:rPr>
+              <w:fldChar w:fldCharType="separate"/>
+            </w:r>
+            <w:r>
+              <w:rPr>
+                <w:rStyle w:val="IndexLink"/>
+                <w:vanish w:val="false"/>
               </w:rPr>
               <w:tab/>
-            </w:r>
-            <w:r>
-              <w:rPr>
-                <w:noProof/>
-                <w:webHidden/>
-              </w:rPr>
-              <w:fldChar w:fldCharType="begin"/>
-            </w:r>
-            <w:r>
-              <w:rPr>
-                <w:noProof/>
-                <w:webHidden/>
-              </w:rPr>
-              <w:instrText xml:space="preserve"> PAGEREF _Toc229862703 \h </w:instrText>
-            </w:r>
-            <w:r>
-              <w:rPr>
-                <w:noProof/>
-                <w:webHidden/>
-              </w:rPr>
-            </w:r>
-            <w:r>
-              <w:rPr>
-                <w:noProof/>
-                <w:webHidden/>
-              </w:rPr>
-              <w:fldChar w:fldCharType="separate"/>
-            </w:r>
-            <w:r>
-              <w:rPr>
-                <w:noProof/>
-                <w:webHidden/>
-              </w:rPr>
               <w:t>5</w:t>
             </w:r>
             <w:r>
               <w:rPr>
-                <w:noProof/>
                 <w:webHidden/>
               </w:rPr>
               <w:fldChar w:fldCharType="end"/>
@@ -1343,11 +1360,11 @@
           <w:pPr>
             <w:pStyle w:val="TOC2"/>
             <w:tabs>
-              <w:tab w:val="right" w:leader="dot" w:pos="8656"/>
+              <w:tab w:val="clear" w:pos="720"/>
+              <w:tab w:val="right" w:pos="8656" w:leader="dot"/>
             </w:tabs>
             <w:rPr>
-              <w:rFonts w:asciiTheme="minorHAnsi" w:eastAsiaTheme="minorEastAsia" w:hAnsiTheme="minorHAnsi" w:cstheme="minorBidi"/>
-              <w:noProof/>
+              <w:rFonts w:ascii="Aptos" w:hAnsi="Aptos" w:eastAsia="" w:cs="" w:asciiTheme="minorHAnsi" w:cstheme="minorBidi" w:eastAsiaTheme="minorEastAsia" w:hAnsiTheme="minorHAnsi"/>
               <w:kern w:val="2"/>
               <w:sz w:val="24"/>
               <w:szCs w:val="24"/>
@@ -1355,59 +1372,43 @@
               <w14:ligatures w14:val="standardContextual"/>
             </w:rPr>
           </w:pPr>
-          <w:hyperlink w:anchor="_Toc229862704" w:history="1">
-            <w:r>
-              <w:rPr>
-                <w:rStyle w:val="Hyperlink"/>
-                <w:noProof/>
+          <w:hyperlink w:anchor="_Toc229862704">
+            <w:r>
+              <w:rPr>
+                <w:rStyle w:val="IndexLink"/>
+                <w:webHidden/>
                 <w:lang w:val="hr-BA"/>
               </w:rPr>
               <w:t>5.1. Pregled i upravljanje inventarom nošnje</w:t>
             </w:r>
             <w:r>
               <w:rPr>
-                <w:noProof/>
-                <w:webHidden/>
+                <w:webHidden/>
+              </w:rPr>
+              <w:fldChar w:fldCharType="begin"/>
+            </w:r>
+            <w:r>
+              <w:rPr>
+                <w:webHidden/>
+              </w:rPr>
+              <w:instrText xml:space="preserve">PAGEREF _Toc229862704 \h</w:instrText>
+            </w:r>
+            <w:r>
+              <w:rPr>
+                <w:webHidden/>
+              </w:rPr>
+              <w:fldChar w:fldCharType="separate"/>
+            </w:r>
+            <w:r>
+              <w:rPr>
+                <w:rStyle w:val="IndexLink"/>
+                <w:vanish w:val="false"/>
               </w:rPr>
               <w:tab/>
-            </w:r>
-            <w:r>
-              <w:rPr>
-                <w:noProof/>
-                <w:webHidden/>
-              </w:rPr>
-              <w:fldChar w:fldCharType="begin"/>
-            </w:r>
-            <w:r>
-              <w:rPr>
-                <w:noProof/>
-                <w:webHidden/>
-              </w:rPr>
-              <w:instrText xml:space="preserve"> PAGEREF _Toc229862704 \h </w:instrText>
-            </w:r>
-            <w:r>
-              <w:rPr>
-                <w:noProof/>
-                <w:webHidden/>
-              </w:rPr>
-            </w:r>
-            <w:r>
-              <w:rPr>
-                <w:noProof/>
-                <w:webHidden/>
-              </w:rPr>
-              <w:fldChar w:fldCharType="separate"/>
-            </w:r>
-            <w:r>
-              <w:rPr>
-                <w:noProof/>
-                <w:webHidden/>
-              </w:rPr>
               <w:t>5</w:t>
             </w:r>
             <w:r>
               <w:rPr>
-                <w:noProof/>
                 <w:webHidden/>
               </w:rPr>
               <w:fldChar w:fldCharType="end"/>
@@ -1418,11 +1419,11 @@
           <w:pPr>
             <w:pStyle w:val="TOC2"/>
             <w:tabs>
-              <w:tab w:val="right" w:leader="dot" w:pos="8656"/>
+              <w:tab w:val="clear" w:pos="720"/>
+              <w:tab w:val="right" w:pos="8656" w:leader="dot"/>
             </w:tabs>
             <w:rPr>
-              <w:rFonts w:asciiTheme="minorHAnsi" w:eastAsiaTheme="minorEastAsia" w:hAnsiTheme="minorHAnsi" w:cstheme="minorBidi"/>
-              <w:noProof/>
+              <w:rFonts w:ascii="Aptos" w:hAnsi="Aptos" w:eastAsia="" w:cs="" w:asciiTheme="minorHAnsi" w:cstheme="minorBidi" w:eastAsiaTheme="minorEastAsia" w:hAnsiTheme="minorHAnsi"/>
               <w:kern w:val="2"/>
               <w:sz w:val="24"/>
               <w:szCs w:val="24"/>
@@ -1430,59 +1431,43 @@
               <w14:ligatures w14:val="standardContextual"/>
             </w:rPr>
           </w:pPr>
-          <w:hyperlink w:anchor="_Toc229862705" w:history="1">
-            <w:r>
-              <w:rPr>
-                <w:rStyle w:val="Hyperlink"/>
-                <w:noProof/>
+          <w:hyperlink w:anchor="_Toc229862705">
+            <w:r>
+              <w:rPr>
+                <w:rStyle w:val="IndexLink"/>
+                <w:webHidden/>
                 <w:lang w:val="hr-BA"/>
               </w:rPr>
               <w:t>5.2. Zaduženje i povrat komada nošnje po članu</w:t>
             </w:r>
             <w:r>
               <w:rPr>
-                <w:noProof/>
-                <w:webHidden/>
+                <w:webHidden/>
+              </w:rPr>
+              <w:fldChar w:fldCharType="begin"/>
+            </w:r>
+            <w:r>
+              <w:rPr>
+                <w:webHidden/>
+              </w:rPr>
+              <w:instrText xml:space="preserve">PAGEREF _Toc229862705 \h</w:instrText>
+            </w:r>
+            <w:r>
+              <w:rPr>
+                <w:webHidden/>
+              </w:rPr>
+              <w:fldChar w:fldCharType="separate"/>
+            </w:r>
+            <w:r>
+              <w:rPr>
+                <w:rStyle w:val="IndexLink"/>
+                <w:vanish w:val="false"/>
               </w:rPr>
               <w:tab/>
-            </w:r>
-            <w:r>
-              <w:rPr>
-                <w:noProof/>
-                <w:webHidden/>
-              </w:rPr>
-              <w:fldChar w:fldCharType="begin"/>
-            </w:r>
-            <w:r>
-              <w:rPr>
-                <w:noProof/>
-                <w:webHidden/>
-              </w:rPr>
-              <w:instrText xml:space="preserve"> PAGEREF _Toc229862705 \h </w:instrText>
-            </w:r>
-            <w:r>
-              <w:rPr>
-                <w:noProof/>
-                <w:webHidden/>
-              </w:rPr>
-            </w:r>
-            <w:r>
-              <w:rPr>
-                <w:noProof/>
-                <w:webHidden/>
-              </w:rPr>
-              <w:fldChar w:fldCharType="separate"/>
-            </w:r>
-            <w:r>
-              <w:rPr>
-                <w:noProof/>
-                <w:webHidden/>
-              </w:rPr>
               <w:t>5</w:t>
             </w:r>
             <w:r>
               <w:rPr>
-                <w:noProof/>
                 <w:webHidden/>
               </w:rPr>
               <w:fldChar w:fldCharType="end"/>
@@ -1493,11 +1478,11 @@
           <w:pPr>
             <w:pStyle w:val="TOC2"/>
             <w:tabs>
-              <w:tab w:val="right" w:leader="dot" w:pos="8656"/>
+              <w:tab w:val="clear" w:pos="720"/>
+              <w:tab w:val="right" w:pos="8656" w:leader="dot"/>
             </w:tabs>
             <w:rPr>
-              <w:rFonts w:asciiTheme="minorHAnsi" w:eastAsiaTheme="minorEastAsia" w:hAnsiTheme="minorHAnsi" w:cstheme="minorBidi"/>
-              <w:noProof/>
+              <w:rFonts w:ascii="Aptos" w:hAnsi="Aptos" w:eastAsia="" w:cs="" w:asciiTheme="minorHAnsi" w:cstheme="minorBidi" w:eastAsiaTheme="minorEastAsia" w:hAnsiTheme="minorHAnsi"/>
               <w:kern w:val="2"/>
               <w:sz w:val="24"/>
               <w:szCs w:val="24"/>
@@ -1505,59 +1490,43 @@
               <w14:ligatures w14:val="standardContextual"/>
             </w:rPr>
           </w:pPr>
-          <w:hyperlink w:anchor="_Toc229862706" w:history="1">
-            <w:r>
-              <w:rPr>
-                <w:rStyle w:val="Hyperlink"/>
-                <w:noProof/>
+          <w:hyperlink w:anchor="_Toc229862706">
+            <w:r>
+              <w:rPr>
+                <w:rStyle w:val="IndexLink"/>
+                <w:webHidden/>
                 <w:lang w:val="hr-BA"/>
               </w:rPr>
               <w:t>5.3. Praćenje statusa komada i primanje obavijesti</w:t>
             </w:r>
             <w:r>
               <w:rPr>
-                <w:noProof/>
-                <w:webHidden/>
+                <w:webHidden/>
+              </w:rPr>
+              <w:fldChar w:fldCharType="begin"/>
+            </w:r>
+            <w:r>
+              <w:rPr>
+                <w:webHidden/>
+              </w:rPr>
+              <w:instrText xml:space="preserve">PAGEREF _Toc229862706 \h</w:instrText>
+            </w:r>
+            <w:r>
+              <w:rPr>
+                <w:webHidden/>
+              </w:rPr>
+              <w:fldChar w:fldCharType="separate"/>
+            </w:r>
+            <w:r>
+              <w:rPr>
+                <w:rStyle w:val="IndexLink"/>
+                <w:vanish w:val="false"/>
               </w:rPr>
               <w:tab/>
-            </w:r>
-            <w:r>
-              <w:rPr>
-                <w:noProof/>
-                <w:webHidden/>
-              </w:rPr>
-              <w:fldChar w:fldCharType="begin"/>
-            </w:r>
-            <w:r>
-              <w:rPr>
-                <w:noProof/>
-                <w:webHidden/>
-              </w:rPr>
-              <w:instrText xml:space="preserve"> PAGEREF _Toc229862706 \h </w:instrText>
-            </w:r>
-            <w:r>
-              <w:rPr>
-                <w:noProof/>
-                <w:webHidden/>
-              </w:rPr>
-            </w:r>
-            <w:r>
-              <w:rPr>
-                <w:noProof/>
-                <w:webHidden/>
-              </w:rPr>
-              <w:fldChar w:fldCharType="separate"/>
-            </w:r>
-            <w:r>
-              <w:rPr>
-                <w:noProof/>
-                <w:webHidden/>
-              </w:rPr>
               <w:t>5</w:t>
             </w:r>
             <w:r>
               <w:rPr>
-                <w:noProof/>
                 <w:webHidden/>
               </w:rPr>
               <w:fldChar w:fldCharType="end"/>
@@ -1568,11 +1537,11 @@
           <w:pPr>
             <w:pStyle w:val="TOC2"/>
             <w:tabs>
-              <w:tab w:val="right" w:leader="dot" w:pos="8656"/>
+              <w:tab w:val="clear" w:pos="720"/>
+              <w:tab w:val="right" w:pos="8656" w:leader="dot"/>
             </w:tabs>
             <w:rPr>
-              <w:rFonts w:asciiTheme="minorHAnsi" w:eastAsiaTheme="minorEastAsia" w:hAnsiTheme="minorHAnsi" w:cstheme="minorBidi"/>
-              <w:noProof/>
+              <w:rFonts w:ascii="Aptos" w:hAnsi="Aptos" w:eastAsia="" w:cs="" w:asciiTheme="minorHAnsi" w:cstheme="minorBidi" w:eastAsiaTheme="minorEastAsia" w:hAnsiTheme="minorHAnsi"/>
               <w:kern w:val="2"/>
               <w:sz w:val="24"/>
               <w:szCs w:val="24"/>
@@ -1580,59 +1549,43 @@
               <w14:ligatures w14:val="standardContextual"/>
             </w:rPr>
           </w:pPr>
-          <w:hyperlink w:anchor="_Toc229862707" w:history="1">
-            <w:r>
-              <w:rPr>
-                <w:rStyle w:val="Hyperlink"/>
-                <w:noProof/>
+          <w:hyperlink w:anchor="_Toc229862707">
+            <w:r>
+              <w:rPr>
+                <w:rStyle w:val="IndexLink"/>
+                <w:webHidden/>
                 <w:lang w:val="hr-BA"/>
               </w:rPr>
               <w:t>5.4. Pregled potpune povijesti zaduženja</w:t>
             </w:r>
             <w:r>
               <w:rPr>
-                <w:noProof/>
-                <w:webHidden/>
+                <w:webHidden/>
+              </w:rPr>
+              <w:fldChar w:fldCharType="begin"/>
+            </w:r>
+            <w:r>
+              <w:rPr>
+                <w:webHidden/>
+              </w:rPr>
+              <w:instrText xml:space="preserve">PAGEREF _Toc229862707 \h</w:instrText>
+            </w:r>
+            <w:r>
+              <w:rPr>
+                <w:webHidden/>
+              </w:rPr>
+              <w:fldChar w:fldCharType="separate"/>
+            </w:r>
+            <w:r>
+              <w:rPr>
+                <w:rStyle w:val="IndexLink"/>
+                <w:vanish w:val="false"/>
               </w:rPr>
               <w:tab/>
-            </w:r>
-            <w:r>
-              <w:rPr>
-                <w:noProof/>
-                <w:webHidden/>
-              </w:rPr>
-              <w:fldChar w:fldCharType="begin"/>
-            </w:r>
-            <w:r>
-              <w:rPr>
-                <w:noProof/>
-                <w:webHidden/>
-              </w:rPr>
-              <w:instrText xml:space="preserve"> PAGEREF _Toc229862707 \h </w:instrText>
-            </w:r>
-            <w:r>
-              <w:rPr>
-                <w:noProof/>
-                <w:webHidden/>
-              </w:rPr>
-            </w:r>
-            <w:r>
-              <w:rPr>
-                <w:noProof/>
-                <w:webHidden/>
-              </w:rPr>
-              <w:fldChar w:fldCharType="separate"/>
-            </w:r>
-            <w:r>
-              <w:rPr>
-                <w:noProof/>
-                <w:webHidden/>
-              </w:rPr>
               <w:t>5</w:t>
             </w:r>
             <w:r>
               <w:rPr>
-                <w:noProof/>
                 <w:webHidden/>
               </w:rPr>
               <w:fldChar w:fldCharType="end"/>
@@ -1643,11 +1596,11 @@
           <w:pPr>
             <w:pStyle w:val="TOC1"/>
             <w:tabs>
-              <w:tab w:val="right" w:leader="dot" w:pos="8656"/>
+              <w:tab w:val="clear" w:pos="720"/>
+              <w:tab w:val="right" w:pos="8656" w:leader="dot"/>
             </w:tabs>
             <w:rPr>
-              <w:rFonts w:asciiTheme="minorHAnsi" w:eastAsiaTheme="minorEastAsia" w:hAnsiTheme="minorHAnsi" w:cstheme="minorBidi"/>
-              <w:noProof/>
+              <w:rFonts w:ascii="Aptos" w:hAnsi="Aptos" w:eastAsia="" w:cs="" w:asciiTheme="minorHAnsi" w:cstheme="minorBidi" w:eastAsiaTheme="minorEastAsia" w:hAnsiTheme="minorHAnsi"/>
               <w:kern w:val="2"/>
               <w:sz w:val="24"/>
               <w:szCs w:val="24"/>
@@ -1655,59 +1608,43 @@
               <w14:ligatures w14:val="standardContextual"/>
             </w:rPr>
           </w:pPr>
-          <w:hyperlink w:anchor="_Toc229862708" w:history="1">
-            <w:r>
-              <w:rPr>
-                <w:rStyle w:val="Hyperlink"/>
-                <w:noProof/>
+          <w:hyperlink w:anchor="_Toc229862708">
+            <w:r>
+              <w:rPr>
+                <w:rStyle w:val="IndexLink"/>
+                <w:webHidden/>
                 <w:lang w:val="hr-BA"/>
               </w:rPr>
               <w:t>6. Funkcionalni zahtjevi</w:t>
             </w:r>
             <w:r>
               <w:rPr>
-                <w:noProof/>
-                <w:webHidden/>
+                <w:webHidden/>
+              </w:rPr>
+              <w:fldChar w:fldCharType="begin"/>
+            </w:r>
+            <w:r>
+              <w:rPr>
+                <w:webHidden/>
+              </w:rPr>
+              <w:instrText xml:space="preserve">PAGEREF _Toc229862708 \h</w:instrText>
+            </w:r>
+            <w:r>
+              <w:rPr>
+                <w:webHidden/>
+              </w:rPr>
+              <w:fldChar w:fldCharType="separate"/>
+            </w:r>
+            <w:r>
+              <w:rPr>
+                <w:rStyle w:val="IndexLink"/>
+                <w:vanish w:val="false"/>
               </w:rPr>
               <w:tab/>
-            </w:r>
-            <w:r>
-              <w:rPr>
-                <w:noProof/>
-                <w:webHidden/>
-              </w:rPr>
-              <w:fldChar w:fldCharType="begin"/>
-            </w:r>
-            <w:r>
-              <w:rPr>
-                <w:noProof/>
-                <w:webHidden/>
-              </w:rPr>
-              <w:instrText xml:space="preserve"> PAGEREF _Toc229862708 \h </w:instrText>
-            </w:r>
-            <w:r>
-              <w:rPr>
-                <w:noProof/>
-                <w:webHidden/>
-              </w:rPr>
-            </w:r>
-            <w:r>
-              <w:rPr>
-                <w:noProof/>
-                <w:webHidden/>
-              </w:rPr>
-              <w:fldChar w:fldCharType="separate"/>
-            </w:r>
-            <w:r>
-              <w:rPr>
-                <w:noProof/>
-                <w:webHidden/>
-              </w:rPr>
               <w:t>5</w:t>
             </w:r>
             <w:r>
               <w:rPr>
-                <w:noProof/>
                 <w:webHidden/>
               </w:rPr>
               <w:fldChar w:fldCharType="end"/>
@@ -1718,11 +1655,11 @@
           <w:pPr>
             <w:pStyle w:val="TOC2"/>
             <w:tabs>
-              <w:tab w:val="right" w:leader="dot" w:pos="8656"/>
+              <w:tab w:val="clear" w:pos="720"/>
+              <w:tab w:val="right" w:pos="8656" w:leader="dot"/>
             </w:tabs>
             <w:rPr>
-              <w:rFonts w:asciiTheme="minorHAnsi" w:eastAsiaTheme="minorEastAsia" w:hAnsiTheme="minorHAnsi" w:cstheme="minorBidi"/>
-              <w:noProof/>
+              <w:rFonts w:ascii="Aptos" w:hAnsi="Aptos" w:eastAsia="" w:cs="" w:asciiTheme="minorHAnsi" w:cstheme="minorBidi" w:eastAsiaTheme="minorEastAsia" w:hAnsiTheme="minorHAnsi"/>
               <w:kern w:val="2"/>
               <w:sz w:val="24"/>
               <w:szCs w:val="24"/>
@@ -1730,59 +1667,43 @@
               <w14:ligatures w14:val="standardContextual"/>
             </w:rPr>
           </w:pPr>
-          <w:hyperlink w:anchor="_Toc229862709" w:history="1">
-            <w:r>
-              <w:rPr>
-                <w:rStyle w:val="Hyperlink"/>
-                <w:noProof/>
+          <w:hyperlink w:anchor="_Toc229862709">
+            <w:r>
+              <w:rPr>
+                <w:rStyle w:val="IndexLink"/>
+                <w:webHidden/>
                 <w:lang w:val="hr-BA"/>
               </w:rPr>
               <w:t>6.1. Unos, uređivanje i brisanje komada nošnje</w:t>
             </w:r>
             <w:r>
               <w:rPr>
-                <w:noProof/>
-                <w:webHidden/>
+                <w:webHidden/>
+              </w:rPr>
+              <w:fldChar w:fldCharType="begin"/>
+            </w:r>
+            <w:r>
+              <w:rPr>
+                <w:webHidden/>
+              </w:rPr>
+              <w:instrText xml:space="preserve">PAGEREF _Toc229862709 \h</w:instrText>
+            </w:r>
+            <w:r>
+              <w:rPr>
+                <w:webHidden/>
+              </w:rPr>
+              <w:fldChar w:fldCharType="separate"/>
+            </w:r>
+            <w:r>
+              <w:rPr>
+                <w:rStyle w:val="IndexLink"/>
+                <w:vanish w:val="false"/>
               </w:rPr>
               <w:tab/>
-            </w:r>
-            <w:r>
-              <w:rPr>
-                <w:noProof/>
-                <w:webHidden/>
-              </w:rPr>
-              <w:fldChar w:fldCharType="begin"/>
-            </w:r>
-            <w:r>
-              <w:rPr>
-                <w:noProof/>
-                <w:webHidden/>
-              </w:rPr>
-              <w:instrText xml:space="preserve"> PAGEREF _Toc229862709 \h </w:instrText>
-            </w:r>
-            <w:r>
-              <w:rPr>
-                <w:noProof/>
-                <w:webHidden/>
-              </w:rPr>
-            </w:r>
-            <w:r>
-              <w:rPr>
-                <w:noProof/>
-                <w:webHidden/>
-              </w:rPr>
-              <w:fldChar w:fldCharType="separate"/>
-            </w:r>
-            <w:r>
-              <w:rPr>
-                <w:noProof/>
-                <w:webHidden/>
-              </w:rPr>
               <w:t>5</w:t>
             </w:r>
             <w:r>
               <w:rPr>
-                <w:noProof/>
                 <w:webHidden/>
               </w:rPr>
               <w:fldChar w:fldCharType="end"/>
@@ -1793,11 +1714,11 @@
           <w:pPr>
             <w:pStyle w:val="TOC2"/>
             <w:tabs>
-              <w:tab w:val="right" w:leader="dot" w:pos="8656"/>
+              <w:tab w:val="clear" w:pos="720"/>
+              <w:tab w:val="right" w:pos="8656" w:leader="dot"/>
             </w:tabs>
             <w:rPr>
-              <w:rFonts w:asciiTheme="minorHAnsi" w:eastAsiaTheme="minorEastAsia" w:hAnsiTheme="minorHAnsi" w:cstheme="minorBidi"/>
-              <w:noProof/>
+              <w:rFonts w:ascii="Aptos" w:hAnsi="Aptos" w:eastAsia="" w:cs="" w:asciiTheme="minorHAnsi" w:cstheme="minorBidi" w:eastAsiaTheme="minorEastAsia" w:hAnsiTheme="minorHAnsi"/>
               <w:kern w:val="2"/>
               <w:sz w:val="24"/>
               <w:szCs w:val="24"/>
@@ -1805,59 +1726,43 @@
               <w14:ligatures w14:val="standardContextual"/>
             </w:rPr>
           </w:pPr>
-          <w:hyperlink w:anchor="_Toc229862710" w:history="1">
-            <w:r>
-              <w:rPr>
-                <w:rStyle w:val="Hyperlink"/>
-                <w:noProof/>
+          <w:hyperlink w:anchor="_Toc229862710">
+            <w:r>
+              <w:rPr>
+                <w:rStyle w:val="IndexLink"/>
+                <w:webHidden/>
                 <w:lang w:val="hr-BA"/>
               </w:rPr>
               <w:t>6.2. Pretraživanje i filtriranje inventara</w:t>
             </w:r>
             <w:r>
               <w:rPr>
-                <w:noProof/>
-                <w:webHidden/>
+                <w:webHidden/>
+              </w:rPr>
+              <w:fldChar w:fldCharType="begin"/>
+            </w:r>
+            <w:r>
+              <w:rPr>
+                <w:webHidden/>
+              </w:rPr>
+              <w:instrText xml:space="preserve">PAGEREF _Toc229862710 \h</w:instrText>
+            </w:r>
+            <w:r>
+              <w:rPr>
+                <w:webHidden/>
+              </w:rPr>
+              <w:fldChar w:fldCharType="separate"/>
+            </w:r>
+            <w:r>
+              <w:rPr>
+                <w:rStyle w:val="IndexLink"/>
+                <w:vanish w:val="false"/>
               </w:rPr>
               <w:tab/>
-            </w:r>
-            <w:r>
-              <w:rPr>
-                <w:noProof/>
-                <w:webHidden/>
-              </w:rPr>
-              <w:fldChar w:fldCharType="begin"/>
-            </w:r>
-            <w:r>
-              <w:rPr>
-                <w:noProof/>
-                <w:webHidden/>
-              </w:rPr>
-              <w:instrText xml:space="preserve"> PAGEREF _Toc229862710 \h </w:instrText>
-            </w:r>
-            <w:r>
-              <w:rPr>
-                <w:noProof/>
-                <w:webHidden/>
-              </w:rPr>
-            </w:r>
-            <w:r>
-              <w:rPr>
-                <w:noProof/>
-                <w:webHidden/>
-              </w:rPr>
-              <w:fldChar w:fldCharType="separate"/>
-            </w:r>
-            <w:r>
-              <w:rPr>
-                <w:noProof/>
-                <w:webHidden/>
-              </w:rPr>
               <w:t>5</w:t>
             </w:r>
             <w:r>
               <w:rPr>
-                <w:noProof/>
                 <w:webHidden/>
               </w:rPr>
               <w:fldChar w:fldCharType="end"/>
@@ -1868,11 +1773,11 @@
           <w:pPr>
             <w:pStyle w:val="TOC2"/>
             <w:tabs>
-              <w:tab w:val="right" w:leader="dot" w:pos="8656"/>
+              <w:tab w:val="clear" w:pos="720"/>
+              <w:tab w:val="right" w:pos="8656" w:leader="dot"/>
             </w:tabs>
             <w:rPr>
-              <w:rFonts w:asciiTheme="minorHAnsi" w:eastAsiaTheme="minorEastAsia" w:hAnsiTheme="minorHAnsi" w:cstheme="minorBidi"/>
-              <w:noProof/>
+              <w:rFonts w:ascii="Aptos" w:hAnsi="Aptos" w:eastAsia="" w:cs="" w:asciiTheme="minorHAnsi" w:cstheme="minorBidi" w:eastAsiaTheme="minorEastAsia" w:hAnsiTheme="minorHAnsi"/>
               <w:kern w:val="2"/>
               <w:sz w:val="24"/>
               <w:szCs w:val="24"/>
@@ -1880,59 +1785,43 @@
               <w14:ligatures w14:val="standardContextual"/>
             </w:rPr>
           </w:pPr>
-          <w:hyperlink w:anchor="_Toc229862711" w:history="1">
-            <w:r>
-              <w:rPr>
-                <w:rStyle w:val="Hyperlink"/>
-                <w:noProof/>
+          <w:hyperlink w:anchor="_Toc229862711">
+            <w:r>
+              <w:rPr>
+                <w:rStyle w:val="IndexLink"/>
+                <w:webHidden/>
                 <w:lang w:val="hr-BA"/>
               </w:rPr>
               <w:t>6.3. Dodjela komada nošnje članu i evidencija povrata</w:t>
             </w:r>
             <w:r>
               <w:rPr>
-                <w:noProof/>
-                <w:webHidden/>
+                <w:webHidden/>
+              </w:rPr>
+              <w:fldChar w:fldCharType="begin"/>
+            </w:r>
+            <w:r>
+              <w:rPr>
+                <w:webHidden/>
+              </w:rPr>
+              <w:instrText xml:space="preserve">PAGEREF _Toc229862711 \h</w:instrText>
+            </w:r>
+            <w:r>
+              <w:rPr>
+                <w:webHidden/>
+              </w:rPr>
+              <w:fldChar w:fldCharType="separate"/>
+            </w:r>
+            <w:r>
+              <w:rPr>
+                <w:rStyle w:val="IndexLink"/>
+                <w:vanish w:val="false"/>
               </w:rPr>
               <w:tab/>
-            </w:r>
-            <w:r>
-              <w:rPr>
-                <w:noProof/>
-                <w:webHidden/>
-              </w:rPr>
-              <w:fldChar w:fldCharType="begin"/>
-            </w:r>
-            <w:r>
-              <w:rPr>
-                <w:noProof/>
-                <w:webHidden/>
-              </w:rPr>
-              <w:instrText xml:space="preserve"> PAGEREF _Toc229862711 \h </w:instrText>
-            </w:r>
-            <w:r>
-              <w:rPr>
-                <w:noProof/>
-                <w:webHidden/>
-              </w:rPr>
-            </w:r>
-            <w:r>
-              <w:rPr>
-                <w:noProof/>
-                <w:webHidden/>
-              </w:rPr>
-              <w:fldChar w:fldCharType="separate"/>
-            </w:r>
-            <w:r>
-              <w:rPr>
-                <w:noProof/>
-                <w:webHidden/>
-              </w:rPr>
               <w:t>5</w:t>
             </w:r>
             <w:r>
               <w:rPr>
-                <w:noProof/>
                 <w:webHidden/>
               </w:rPr>
               <w:fldChar w:fldCharType="end"/>
@@ -1943,11 +1832,11 @@
           <w:pPr>
             <w:pStyle w:val="TOC2"/>
             <w:tabs>
-              <w:tab w:val="right" w:leader="dot" w:pos="8656"/>
+              <w:tab w:val="clear" w:pos="720"/>
+              <w:tab w:val="right" w:pos="8656" w:leader="dot"/>
             </w:tabs>
             <w:rPr>
-              <w:rFonts w:asciiTheme="minorHAnsi" w:eastAsiaTheme="minorEastAsia" w:hAnsiTheme="minorHAnsi" w:cstheme="minorBidi"/>
-              <w:noProof/>
+              <w:rFonts w:ascii="Aptos" w:hAnsi="Aptos" w:eastAsia="" w:cs="" w:asciiTheme="minorHAnsi" w:cstheme="minorBidi" w:eastAsiaTheme="minorEastAsia" w:hAnsiTheme="minorHAnsi"/>
               <w:kern w:val="2"/>
               <w:sz w:val="24"/>
               <w:szCs w:val="24"/>
@@ -1955,59 +1844,43 @@
               <w14:ligatures w14:val="standardContextual"/>
             </w:rPr>
           </w:pPr>
-          <w:hyperlink w:anchor="_Toc229862712" w:history="1">
-            <w:r>
-              <w:rPr>
-                <w:rStyle w:val="Hyperlink"/>
-                <w:noProof/>
+          <w:hyperlink w:anchor="_Toc229862712">
+            <w:r>
+              <w:rPr>
+                <w:rStyle w:val="IndexLink"/>
+                <w:webHidden/>
                 <w:lang w:val="hr-BA"/>
               </w:rPr>
               <w:t>6.4. Automatska upozorenja pri prekoračenju roka i promjeni kritičnog statusa</w:t>
             </w:r>
             <w:r>
               <w:rPr>
-                <w:noProof/>
-                <w:webHidden/>
+                <w:webHidden/>
+              </w:rPr>
+              <w:fldChar w:fldCharType="begin"/>
+            </w:r>
+            <w:r>
+              <w:rPr>
+                <w:webHidden/>
+              </w:rPr>
+              <w:instrText xml:space="preserve">PAGEREF _Toc229862712 \h</w:instrText>
+            </w:r>
+            <w:r>
+              <w:rPr>
+                <w:webHidden/>
+              </w:rPr>
+              <w:fldChar w:fldCharType="separate"/>
+            </w:r>
+            <w:r>
+              <w:rPr>
+                <w:rStyle w:val="IndexLink"/>
+                <w:vanish w:val="false"/>
               </w:rPr>
               <w:tab/>
-            </w:r>
-            <w:r>
-              <w:rPr>
-                <w:noProof/>
-                <w:webHidden/>
-              </w:rPr>
-              <w:fldChar w:fldCharType="begin"/>
-            </w:r>
-            <w:r>
-              <w:rPr>
-                <w:noProof/>
-                <w:webHidden/>
-              </w:rPr>
-              <w:instrText xml:space="preserve"> PAGEREF _Toc229862712 \h </w:instrText>
-            </w:r>
-            <w:r>
-              <w:rPr>
-                <w:noProof/>
-                <w:webHidden/>
-              </w:rPr>
-            </w:r>
-            <w:r>
-              <w:rPr>
-                <w:noProof/>
-                <w:webHidden/>
-              </w:rPr>
-              <w:fldChar w:fldCharType="separate"/>
-            </w:r>
-            <w:r>
-              <w:rPr>
-                <w:noProof/>
-                <w:webHidden/>
-              </w:rPr>
               <w:t>5</w:t>
             </w:r>
             <w:r>
               <w:rPr>
-                <w:noProof/>
                 <w:webHidden/>
               </w:rPr>
               <w:fldChar w:fldCharType="end"/>
@@ -2018,11 +1891,11 @@
           <w:pPr>
             <w:pStyle w:val="TOC2"/>
             <w:tabs>
-              <w:tab w:val="right" w:leader="dot" w:pos="8656"/>
+              <w:tab w:val="clear" w:pos="720"/>
+              <w:tab w:val="right" w:pos="8656" w:leader="dot"/>
             </w:tabs>
             <w:rPr>
-              <w:rFonts w:asciiTheme="minorHAnsi" w:eastAsiaTheme="minorEastAsia" w:hAnsiTheme="minorHAnsi" w:cstheme="minorBidi"/>
-              <w:noProof/>
+              <w:rFonts w:ascii="Aptos" w:hAnsi="Aptos" w:eastAsia="" w:cs="" w:asciiTheme="minorHAnsi" w:cstheme="minorBidi" w:eastAsiaTheme="minorEastAsia" w:hAnsiTheme="minorHAnsi"/>
               <w:kern w:val="2"/>
               <w:sz w:val="24"/>
               <w:szCs w:val="24"/>
@@ -2030,59 +1903,43 @@
               <w14:ligatures w14:val="standardContextual"/>
             </w:rPr>
           </w:pPr>
-          <w:hyperlink w:anchor="_Toc229862713" w:history="1">
-            <w:r>
-              <w:rPr>
-                <w:rStyle w:val="Hyperlink"/>
-                <w:noProof/>
+          <w:hyperlink w:anchor="_Toc229862713">
+            <w:r>
+              <w:rPr>
+                <w:rStyle w:val="IndexLink"/>
+                <w:webHidden/>
                 <w:lang w:val="hr-BA"/>
               </w:rPr>
               <w:t>6.5. Promjena statusa komada nošnje</w:t>
             </w:r>
             <w:r>
               <w:rPr>
-                <w:noProof/>
-                <w:webHidden/>
+                <w:webHidden/>
+              </w:rPr>
+              <w:fldChar w:fldCharType="begin"/>
+            </w:r>
+            <w:r>
+              <w:rPr>
+                <w:webHidden/>
+              </w:rPr>
+              <w:instrText xml:space="preserve">PAGEREF _Toc229862713 \h</w:instrText>
+            </w:r>
+            <w:r>
+              <w:rPr>
+                <w:webHidden/>
+              </w:rPr>
+              <w:fldChar w:fldCharType="separate"/>
+            </w:r>
+            <w:r>
+              <w:rPr>
+                <w:rStyle w:val="IndexLink"/>
+                <w:vanish w:val="false"/>
               </w:rPr>
               <w:tab/>
-            </w:r>
-            <w:r>
-              <w:rPr>
-                <w:noProof/>
-                <w:webHidden/>
-              </w:rPr>
-              <w:fldChar w:fldCharType="begin"/>
-            </w:r>
-            <w:r>
-              <w:rPr>
-                <w:noProof/>
-                <w:webHidden/>
-              </w:rPr>
-              <w:instrText xml:space="preserve"> PAGEREF _Toc229862713 \h </w:instrText>
-            </w:r>
-            <w:r>
-              <w:rPr>
-                <w:noProof/>
-                <w:webHidden/>
-              </w:rPr>
-            </w:r>
-            <w:r>
-              <w:rPr>
-                <w:noProof/>
-                <w:webHidden/>
-              </w:rPr>
-              <w:fldChar w:fldCharType="separate"/>
-            </w:r>
-            <w:r>
-              <w:rPr>
-                <w:noProof/>
-                <w:webHidden/>
-              </w:rPr>
               <w:t>6</w:t>
             </w:r>
             <w:r>
               <w:rPr>
-                <w:noProof/>
                 <w:webHidden/>
               </w:rPr>
               <w:fldChar w:fldCharType="end"/>
@@ -2093,11 +1950,11 @@
           <w:pPr>
             <w:pStyle w:val="TOC2"/>
             <w:tabs>
-              <w:tab w:val="right" w:leader="dot" w:pos="8656"/>
+              <w:tab w:val="clear" w:pos="720"/>
+              <w:tab w:val="right" w:pos="8656" w:leader="dot"/>
             </w:tabs>
             <w:rPr>
-              <w:rFonts w:asciiTheme="minorHAnsi" w:eastAsiaTheme="minorEastAsia" w:hAnsiTheme="minorHAnsi" w:cstheme="minorBidi"/>
-              <w:noProof/>
+              <w:rFonts w:ascii="Aptos" w:hAnsi="Aptos" w:eastAsia="" w:cs="" w:asciiTheme="minorHAnsi" w:cstheme="minorBidi" w:eastAsiaTheme="minorEastAsia" w:hAnsiTheme="minorHAnsi"/>
               <w:kern w:val="2"/>
               <w:sz w:val="24"/>
               <w:szCs w:val="24"/>
@@ -2105,59 +1962,43 @@
               <w14:ligatures w14:val="standardContextual"/>
             </w:rPr>
           </w:pPr>
-          <w:hyperlink w:anchor="_Toc229862714" w:history="1">
-            <w:r>
-              <w:rPr>
-                <w:rStyle w:val="Hyperlink"/>
-                <w:noProof/>
+          <w:hyperlink w:anchor="_Toc229862714">
+            <w:r>
+              <w:rPr>
+                <w:rStyle w:val="IndexLink"/>
+                <w:webHidden/>
                 <w:lang w:val="hr-BA"/>
               </w:rPr>
               <w:t>6.6. Pregled i izvoz povijesti zaduženja</w:t>
             </w:r>
             <w:r>
               <w:rPr>
-                <w:noProof/>
-                <w:webHidden/>
+                <w:webHidden/>
+              </w:rPr>
+              <w:fldChar w:fldCharType="begin"/>
+            </w:r>
+            <w:r>
+              <w:rPr>
+                <w:webHidden/>
+              </w:rPr>
+              <w:instrText xml:space="preserve">PAGEREF _Toc229862714 \h</w:instrText>
+            </w:r>
+            <w:r>
+              <w:rPr>
+                <w:webHidden/>
+              </w:rPr>
+              <w:fldChar w:fldCharType="separate"/>
+            </w:r>
+            <w:r>
+              <w:rPr>
+                <w:rStyle w:val="IndexLink"/>
+                <w:vanish w:val="false"/>
               </w:rPr>
               <w:tab/>
-            </w:r>
-            <w:r>
-              <w:rPr>
-                <w:noProof/>
-                <w:webHidden/>
-              </w:rPr>
-              <w:fldChar w:fldCharType="begin"/>
-            </w:r>
-            <w:r>
-              <w:rPr>
-                <w:noProof/>
-                <w:webHidden/>
-              </w:rPr>
-              <w:instrText xml:space="preserve"> PAGEREF _Toc229862714 \h </w:instrText>
-            </w:r>
-            <w:r>
-              <w:rPr>
-                <w:noProof/>
-                <w:webHidden/>
-              </w:rPr>
-            </w:r>
-            <w:r>
-              <w:rPr>
-                <w:noProof/>
-                <w:webHidden/>
-              </w:rPr>
-              <w:fldChar w:fldCharType="separate"/>
-            </w:r>
-            <w:r>
-              <w:rPr>
-                <w:noProof/>
-                <w:webHidden/>
-              </w:rPr>
               <w:t>6</w:t>
             </w:r>
             <w:r>
               <w:rPr>
-                <w:noProof/>
                 <w:webHidden/>
               </w:rPr>
               <w:fldChar w:fldCharType="end"/>
@@ -2168,11 +2009,11 @@
           <w:pPr>
             <w:pStyle w:val="TOC1"/>
             <w:tabs>
-              <w:tab w:val="right" w:leader="dot" w:pos="8656"/>
+              <w:tab w:val="clear" w:pos="720"/>
+              <w:tab w:val="right" w:pos="8656" w:leader="dot"/>
             </w:tabs>
             <w:rPr>
-              <w:rFonts w:asciiTheme="minorHAnsi" w:eastAsiaTheme="minorEastAsia" w:hAnsiTheme="minorHAnsi" w:cstheme="minorBidi"/>
-              <w:noProof/>
+              <w:rFonts w:ascii="Aptos" w:hAnsi="Aptos" w:eastAsia="" w:cs="" w:asciiTheme="minorHAnsi" w:cstheme="minorBidi" w:eastAsiaTheme="minorEastAsia" w:hAnsiTheme="minorHAnsi"/>
               <w:kern w:val="2"/>
               <w:sz w:val="24"/>
               <w:szCs w:val="24"/>
@@ -2180,59 +2021,43 @@
               <w14:ligatures w14:val="standardContextual"/>
             </w:rPr>
           </w:pPr>
-          <w:hyperlink w:anchor="_Toc229862715" w:history="1">
-            <w:r>
-              <w:rPr>
-                <w:rStyle w:val="Hyperlink"/>
-                <w:noProof/>
+          <w:hyperlink w:anchor="_Toc229862715">
+            <w:r>
+              <w:rPr>
+                <w:rStyle w:val="IndexLink"/>
+                <w:webHidden/>
                 <w:lang w:val="hr-BA"/>
               </w:rPr>
               <w:t>7. Nefunkcionalni zahtjevi</w:t>
             </w:r>
             <w:r>
               <w:rPr>
-                <w:noProof/>
-                <w:webHidden/>
+                <w:webHidden/>
+              </w:rPr>
+              <w:fldChar w:fldCharType="begin"/>
+            </w:r>
+            <w:r>
+              <w:rPr>
+                <w:webHidden/>
+              </w:rPr>
+              <w:instrText xml:space="preserve">PAGEREF _Toc229862715 \h</w:instrText>
+            </w:r>
+            <w:r>
+              <w:rPr>
+                <w:webHidden/>
+              </w:rPr>
+              <w:fldChar w:fldCharType="separate"/>
+            </w:r>
+            <w:r>
+              <w:rPr>
+                <w:rStyle w:val="IndexLink"/>
+                <w:vanish w:val="false"/>
               </w:rPr>
               <w:tab/>
-            </w:r>
-            <w:r>
-              <w:rPr>
-                <w:noProof/>
-                <w:webHidden/>
-              </w:rPr>
-              <w:fldChar w:fldCharType="begin"/>
-            </w:r>
-            <w:r>
-              <w:rPr>
-                <w:noProof/>
-                <w:webHidden/>
-              </w:rPr>
-              <w:instrText xml:space="preserve"> PAGEREF _Toc229862715 \h </w:instrText>
-            </w:r>
-            <w:r>
-              <w:rPr>
-                <w:noProof/>
-                <w:webHidden/>
-              </w:rPr>
-            </w:r>
-            <w:r>
-              <w:rPr>
-                <w:noProof/>
-                <w:webHidden/>
-              </w:rPr>
-              <w:fldChar w:fldCharType="separate"/>
-            </w:r>
-            <w:r>
-              <w:rPr>
-                <w:noProof/>
-                <w:webHidden/>
-              </w:rPr>
               <w:t>6</w:t>
             </w:r>
             <w:r>
               <w:rPr>
-                <w:noProof/>
                 <w:webHidden/>
               </w:rPr>
               <w:fldChar w:fldCharType="end"/>
@@ -2243,11 +2068,11 @@
           <w:pPr>
             <w:pStyle w:val="TOC2"/>
             <w:tabs>
-              <w:tab w:val="right" w:leader="dot" w:pos="8656"/>
+              <w:tab w:val="clear" w:pos="720"/>
+              <w:tab w:val="right" w:pos="8656" w:leader="dot"/>
             </w:tabs>
             <w:rPr>
-              <w:rFonts w:asciiTheme="minorHAnsi" w:eastAsiaTheme="minorEastAsia" w:hAnsiTheme="minorHAnsi" w:cstheme="minorBidi"/>
-              <w:noProof/>
+              <w:rFonts w:ascii="Aptos" w:hAnsi="Aptos" w:eastAsia="" w:cs="" w:asciiTheme="minorHAnsi" w:cstheme="minorBidi" w:eastAsiaTheme="minorEastAsia" w:hAnsiTheme="minorHAnsi"/>
               <w:kern w:val="2"/>
               <w:sz w:val="24"/>
               <w:szCs w:val="24"/>
@@ -2255,59 +2080,43 @@
               <w14:ligatures w14:val="standardContextual"/>
             </w:rPr>
           </w:pPr>
-          <w:hyperlink w:anchor="_Toc229862716" w:history="1">
-            <w:r>
-              <w:rPr>
-                <w:rStyle w:val="Hyperlink"/>
-                <w:noProof/>
+          <w:hyperlink w:anchor="_Toc229862716">
+            <w:r>
+              <w:rPr>
+                <w:rStyle w:val="IndexLink"/>
+                <w:webHidden/>
                 <w:lang w:val="hr-BA"/>
               </w:rPr>
               <w:t>7.1. Jednostavnost korištenja bez IT znanja</w:t>
             </w:r>
             <w:r>
               <w:rPr>
-                <w:noProof/>
-                <w:webHidden/>
+                <w:webHidden/>
+              </w:rPr>
+              <w:fldChar w:fldCharType="begin"/>
+            </w:r>
+            <w:r>
+              <w:rPr>
+                <w:webHidden/>
+              </w:rPr>
+              <w:instrText xml:space="preserve">PAGEREF _Toc229862716 \h</w:instrText>
+            </w:r>
+            <w:r>
+              <w:rPr>
+                <w:webHidden/>
+              </w:rPr>
+              <w:fldChar w:fldCharType="separate"/>
+            </w:r>
+            <w:r>
+              <w:rPr>
+                <w:rStyle w:val="IndexLink"/>
+                <w:vanish w:val="false"/>
               </w:rPr>
               <w:tab/>
-            </w:r>
-            <w:r>
-              <w:rPr>
-                <w:noProof/>
-                <w:webHidden/>
-              </w:rPr>
-              <w:fldChar w:fldCharType="begin"/>
-            </w:r>
-            <w:r>
-              <w:rPr>
-                <w:noProof/>
-                <w:webHidden/>
-              </w:rPr>
-              <w:instrText xml:space="preserve"> PAGEREF _Toc229862716 \h </w:instrText>
-            </w:r>
-            <w:r>
-              <w:rPr>
-                <w:noProof/>
-                <w:webHidden/>
-              </w:rPr>
-            </w:r>
-            <w:r>
-              <w:rPr>
-                <w:noProof/>
-                <w:webHidden/>
-              </w:rPr>
-              <w:fldChar w:fldCharType="separate"/>
-            </w:r>
-            <w:r>
-              <w:rPr>
-                <w:noProof/>
-                <w:webHidden/>
-              </w:rPr>
               <w:t>6</w:t>
             </w:r>
             <w:r>
               <w:rPr>
-                <w:noProof/>
                 <w:webHidden/>
               </w:rPr>
               <w:fldChar w:fldCharType="end"/>
@@ -2318,11 +2127,11 @@
           <w:pPr>
             <w:pStyle w:val="TOC2"/>
             <w:tabs>
-              <w:tab w:val="right" w:leader="dot" w:pos="8656"/>
+              <w:tab w:val="clear" w:pos="720"/>
+              <w:tab w:val="right" w:pos="8656" w:leader="dot"/>
             </w:tabs>
             <w:rPr>
-              <w:rFonts w:asciiTheme="minorHAnsi" w:eastAsiaTheme="minorEastAsia" w:hAnsiTheme="minorHAnsi" w:cstheme="minorBidi"/>
-              <w:noProof/>
+              <w:rFonts w:ascii="Aptos" w:hAnsi="Aptos" w:eastAsia="" w:cs="" w:asciiTheme="minorHAnsi" w:cstheme="minorBidi" w:eastAsiaTheme="minorEastAsia" w:hAnsiTheme="minorHAnsi"/>
               <w:kern w:val="2"/>
               <w:sz w:val="24"/>
               <w:szCs w:val="24"/>
@@ -2330,59 +2139,43 @@
               <w14:ligatures w14:val="standardContextual"/>
             </w:rPr>
           </w:pPr>
-          <w:hyperlink w:anchor="_Toc229862717" w:history="1">
-            <w:r>
-              <w:rPr>
-                <w:rStyle w:val="Hyperlink"/>
-                <w:noProof/>
+          <w:hyperlink w:anchor="_Toc229862717">
+            <w:r>
+              <w:rPr>
+                <w:rStyle w:val="IndexLink"/>
+                <w:webHidden/>
                 <w:lang w:val="hr-BA"/>
               </w:rPr>
               <w:t>7.2. Responzivnost sučelja i minimalni troškovi hostinga</w:t>
             </w:r>
             <w:r>
               <w:rPr>
-                <w:noProof/>
-                <w:webHidden/>
+                <w:webHidden/>
+              </w:rPr>
+              <w:fldChar w:fldCharType="begin"/>
+            </w:r>
+            <w:r>
+              <w:rPr>
+                <w:webHidden/>
+              </w:rPr>
+              <w:instrText xml:space="preserve">PAGEREF _Toc229862717 \h</w:instrText>
+            </w:r>
+            <w:r>
+              <w:rPr>
+                <w:webHidden/>
+              </w:rPr>
+              <w:fldChar w:fldCharType="separate"/>
+            </w:r>
+            <w:r>
+              <w:rPr>
+                <w:rStyle w:val="IndexLink"/>
+                <w:vanish w:val="false"/>
               </w:rPr>
               <w:tab/>
-            </w:r>
-            <w:r>
-              <w:rPr>
-                <w:noProof/>
-                <w:webHidden/>
-              </w:rPr>
-              <w:fldChar w:fldCharType="begin"/>
-            </w:r>
-            <w:r>
-              <w:rPr>
-                <w:noProof/>
-                <w:webHidden/>
-              </w:rPr>
-              <w:instrText xml:space="preserve"> PAGEREF _Toc229862717 \h </w:instrText>
-            </w:r>
-            <w:r>
-              <w:rPr>
-                <w:noProof/>
-                <w:webHidden/>
-              </w:rPr>
-            </w:r>
-            <w:r>
-              <w:rPr>
-                <w:noProof/>
-                <w:webHidden/>
-              </w:rPr>
-              <w:fldChar w:fldCharType="separate"/>
-            </w:r>
-            <w:r>
-              <w:rPr>
-                <w:noProof/>
-                <w:webHidden/>
-              </w:rPr>
               <w:t>6</w:t>
             </w:r>
             <w:r>
               <w:rPr>
-                <w:noProof/>
                 <w:webHidden/>
               </w:rPr>
               <w:fldChar w:fldCharType="end"/>
@@ -2393,11 +2186,11 @@
           <w:pPr>
             <w:pStyle w:val="TOC1"/>
             <w:tabs>
-              <w:tab w:val="right" w:leader="dot" w:pos="8656"/>
+              <w:tab w:val="clear" w:pos="720"/>
+              <w:tab w:val="right" w:pos="8656" w:leader="dot"/>
             </w:tabs>
             <w:rPr>
-              <w:rFonts w:asciiTheme="minorHAnsi" w:eastAsiaTheme="minorEastAsia" w:hAnsiTheme="minorHAnsi" w:cstheme="minorBidi"/>
-              <w:noProof/>
+              <w:rFonts w:ascii="Aptos" w:hAnsi="Aptos" w:eastAsia="" w:cs="" w:asciiTheme="minorHAnsi" w:cstheme="minorBidi" w:eastAsiaTheme="minorEastAsia" w:hAnsiTheme="minorHAnsi"/>
               <w:kern w:val="2"/>
               <w:sz w:val="24"/>
               <w:szCs w:val="24"/>
@@ -2405,59 +2198,43 @@
               <w14:ligatures w14:val="standardContextual"/>
             </w:rPr>
           </w:pPr>
-          <w:hyperlink w:anchor="_Toc229862718" w:history="1">
-            <w:r>
-              <w:rPr>
-                <w:rStyle w:val="Hyperlink"/>
-                <w:noProof/>
+          <w:hyperlink w:anchor="_Toc229862718">
+            <w:r>
+              <w:rPr>
+                <w:rStyle w:val="IndexLink"/>
+                <w:webHidden/>
                 <w:lang w:val="hr-BA"/>
               </w:rPr>
               <w:t>8. Model događaja</w:t>
             </w:r>
             <w:r>
               <w:rPr>
-                <w:noProof/>
-                <w:webHidden/>
+                <w:webHidden/>
+              </w:rPr>
+              <w:fldChar w:fldCharType="begin"/>
+            </w:r>
+            <w:r>
+              <w:rPr>
+                <w:webHidden/>
+              </w:rPr>
+              <w:instrText xml:space="preserve">PAGEREF _Toc229862718 \h</w:instrText>
+            </w:r>
+            <w:r>
+              <w:rPr>
+                <w:webHidden/>
+              </w:rPr>
+              <w:fldChar w:fldCharType="separate"/>
+            </w:r>
+            <w:r>
+              <w:rPr>
+                <w:rStyle w:val="IndexLink"/>
+                <w:vanish w:val="false"/>
               </w:rPr>
               <w:tab/>
-            </w:r>
-            <w:r>
-              <w:rPr>
-                <w:noProof/>
-                <w:webHidden/>
-              </w:rPr>
-              <w:fldChar w:fldCharType="begin"/>
-            </w:r>
-            <w:r>
-              <w:rPr>
-                <w:noProof/>
-                <w:webHidden/>
-              </w:rPr>
-              <w:instrText xml:space="preserve"> PAGEREF _Toc229862718 \h </w:instrText>
-            </w:r>
-            <w:r>
-              <w:rPr>
-                <w:noProof/>
-                <w:webHidden/>
-              </w:rPr>
-            </w:r>
-            <w:r>
-              <w:rPr>
-                <w:noProof/>
-                <w:webHidden/>
-              </w:rPr>
-              <w:fldChar w:fldCharType="separate"/>
-            </w:r>
-            <w:r>
-              <w:rPr>
-                <w:noProof/>
-                <w:webHidden/>
-              </w:rPr>
               <w:t>6</w:t>
             </w:r>
             <w:r>
               <w:rPr>
-                <w:noProof/>
                 <w:webHidden/>
               </w:rPr>
               <w:fldChar w:fldCharType="end"/>
@@ -2466,6 +2243,7 @@
         </w:p>
         <w:p>
           <w:pPr>
+            <w:pStyle w:val="Normal"/>
             <w:rPr>
               <w:rFonts w:cs="Times New Roman"/>
               <w:b/>
@@ -2478,8 +2256,14 @@
               <w:rFonts w:cs="Times New Roman"/>
               <w:b/>
               <w:bCs/>
-              <w:sz w:val="24"/>
-              <w:szCs w:val="24"/>
+              <w:lang w:val="hr-BA"/>
+            </w:rPr>
+          </w:r>
+          <w:r>
+            <w:rPr>
+              <w:rFonts w:cs="Times New Roman"/>
+              <w:b/>
+              <w:bCs/>
               <w:lang w:val="hr-BA"/>
             </w:rPr>
             <w:fldChar w:fldCharType="end"/>
@@ -2489,6 +2273,7 @@
     </w:sdt>
     <w:p>
       <w:pPr>
+        <w:pStyle w:val="Normal"/>
         <w:rPr>
           <w:rFonts w:cs="Times New Roman"/>
           <w:lang w:val="hr-BA"/>
@@ -2499,12 +2284,15 @@
           <w:rFonts w:cs="Times New Roman"/>
           <w:lang w:val="hr-BA"/>
         </w:rPr>
+      </w:r>
+      <w:r>
         <w:br w:type="page"/>
       </w:r>
     </w:p>
     <w:p>
       <w:pPr>
         <w:pStyle w:val="Heading1"/>
+        <w:spacing w:before="0" w:after="160"/>
         <w:rPr>
           <w:lang w:val="hr-BA"/>
         </w:rPr>
@@ -2514,19 +2302,13 @@
         <w:rPr>
           <w:lang w:val="hr-BA"/>
         </w:rPr>
-        <w:lastRenderedPageBreak/>
-        <w:t>1</w:t>
-      </w:r>
-      <w:r>
-        <w:rPr>
-          <w:lang w:val="hr-BA"/>
-        </w:rPr>
-        <w:t>. Model procesa</w:t>
+        <w:t>1. Model procesa</w:t>
       </w:r>
       <w:bookmarkEnd w:id="0"/>
     </w:p>
     <w:p>
       <w:pPr>
+        <w:pStyle w:val="Normal"/>
         <w:rPr>
           <w:lang w:val="hr-BA"/>
         </w:rPr>
@@ -2541,6 +2323,10 @@
     <w:p>
       <w:pPr>
         <w:pStyle w:val="ListParagraph"/>
+        <w:numPr>
+          <w:ilvl w:val="0"/>
+          <w:numId w:val="1"/>
+        </w:numPr>
         <w:rPr>
           <w:lang w:val="hr-BA"/>
         </w:rPr>
@@ -2555,6 +2341,10 @@
     <w:p>
       <w:pPr>
         <w:pStyle w:val="ListParagraph"/>
+        <w:numPr>
+          <w:ilvl w:val="0"/>
+          <w:numId w:val="1"/>
+        </w:numPr>
         <w:rPr>
           <w:lang w:val="hr-BA"/>
         </w:rPr>
@@ -2569,6 +2359,10 @@
     <w:p>
       <w:pPr>
         <w:pStyle w:val="ListParagraph"/>
+        <w:numPr>
+          <w:ilvl w:val="0"/>
+          <w:numId w:val="1"/>
+        </w:numPr>
         <w:rPr>
           <w:lang w:val="hr-BA"/>
         </w:rPr>
@@ -2583,6 +2377,10 @@
     <w:p>
       <w:pPr>
         <w:pStyle w:val="ListParagraph"/>
+        <w:numPr>
+          <w:ilvl w:val="0"/>
+          <w:numId w:val="1"/>
+        </w:numPr>
         <w:rPr>
           <w:lang w:val="hr-BA"/>
         </w:rPr>
@@ -2596,10 +2394,16 @@
     </w:p>
     <w:p>
       <w:pPr>
-        <w:rPr>
-          <w:lang w:val="hr-BA"/>
-        </w:rPr>
-      </w:pPr>
+        <w:pStyle w:val="Normal"/>
+        <w:rPr>
+          <w:lang w:val="hr-BA"/>
+        </w:rPr>
+      </w:pPr>
+      <w:r>
+        <w:rPr>
+          <w:lang w:val="hr-BA"/>
+        </w:rPr>
+      </w:r>
     </w:p>
     <w:p>
       <w:pPr>
@@ -2613,33 +2417,25 @@
         <w:rPr>
           <w:lang w:val="hr-BA"/>
         </w:rPr>
-        <w:t>1</w:t>
-      </w:r>
-      <w:r>
-        <w:rPr>
-          <w:lang w:val="hr-BA"/>
-        </w:rPr>
-        <w:t>.1. Dijagram toka podataka 0. razine – dijagram konteksta</w:t>
+        <w:t>1.1. Dijagram toka podataka 0. razine – dijagram konteksta</w:t>
       </w:r>
       <w:bookmarkEnd w:id="1"/>
     </w:p>
     <w:p>
       <w:pPr>
-        <w:keepNext/>
-        <w:rPr>
-          <w:lang w:val="hr-BA"/>
-        </w:rPr>
-      </w:pPr>
-      <w:r>
-        <w:rPr>
-          <w:noProof/>
-          <w:lang w:val="hr-BA"/>
-        </w:rPr>
+        <w:pStyle w:val="Normal"/>
+        <w:keepNext w:val="true"/>
+        <w:rPr>
+          <w:lang w:val="hr-BA"/>
+        </w:rPr>
+      </w:pPr>
+      <w:r>
+        <w:rPr/>
         <w:drawing>
-          <wp:inline distT="0" distB="0" distL="0" distR="0" wp14:anchorId="2910C567" wp14:editId="2F8748D8">
+          <wp:inline distT="0" distB="0" distL="0" distR="0">
             <wp:extent cx="5499100" cy="2343150"/>
-            <wp:effectExtent l="0" t="0" r="6350" b="0"/>
-            <wp:docPr id="1730769457" name="Picture 2"/>
+            <wp:effectExtent l="0" t="0" r="0" b="0"/>
+            <wp:docPr id="1" name="Picture 2"/>
             <wp:cNvGraphicFramePr>
               <a:graphicFrameLocks xmlns:a="http://schemas.openxmlformats.org/drawingml/2006/main" noChangeAspect="1"/>
             </wp:cNvGraphicFramePr>
@@ -2647,20 +2443,13 @@
               <a:graphicData uri="http://schemas.openxmlformats.org/drawingml/2006/picture">
                 <pic:pic xmlns:pic="http://schemas.openxmlformats.org/drawingml/2006/picture">
                   <pic:nvPicPr>
-                    <pic:cNvPr id="0" name="Picture 2"/>
+                    <pic:cNvPr id="1" name="Picture 2"/>
                     <pic:cNvPicPr>
                       <a:picLocks noChangeAspect="1" noChangeArrowheads="1"/>
                     </pic:cNvPicPr>
                   </pic:nvPicPr>
                   <pic:blipFill>
-                    <a:blip r:embed="rId8">
-                      <a:extLst>
-                        <a:ext uri="{28A0092B-C50C-407E-A947-70E740481C1C}">
-                          <a14:useLocalDpi xmlns:a14="http://schemas.microsoft.com/office/drawing/2010/main" val="0"/>
-                        </a:ext>
-                      </a:extLst>
-                    </a:blip>
-                    <a:srcRect/>
+                    <a:blip r:embed="rId2"/>
                     <a:stretch>
                       <a:fillRect/>
                     </a:stretch>
@@ -2674,9 +2463,6 @@
                       <a:avLst/>
                     </a:prstGeom>
                     <a:noFill/>
-                    <a:ln>
-                      <a:noFill/>
-                    </a:ln>
                   </pic:spPr>
                 </pic:pic>
               </a:graphicData>
@@ -2718,7 +2504,6 @@
       </w:r>
       <w:r>
         <w:rPr>
-          <w:noProof/>
           <w:lang w:val="hr-BA"/>
         </w:rPr>
         <w:t>2</w:t>
@@ -2733,21 +2518,7 @@
         <w:rPr>
           <w:lang w:val="hr-BA"/>
         </w:rPr>
-        <w:t xml:space="preserve"> - Dijagram konteksta (razina 0): </w:t>
-      </w:r>
-      <w:proofErr w:type="spellStart"/>
-      <w:r>
-        <w:rPr>
-          <w:lang w:val="hr-BA"/>
-        </w:rPr>
-        <w:t>KUDTrack</w:t>
-      </w:r>
-      <w:proofErr w:type="spellEnd"/>
-      <w:r>
-        <w:rPr>
-          <w:lang w:val="hr-BA"/>
-        </w:rPr>
-        <w:t xml:space="preserve"> i vanjski entiteti</w:t>
+        <w:t xml:space="preserve"> - Dijagram konteksta (razina 0): KUDTrack i vanjski entiteti</w:t>
       </w:r>
     </w:p>
     <w:p>
@@ -2762,33 +2533,25 @@
         <w:rPr>
           <w:lang w:val="hr-BA"/>
         </w:rPr>
-        <w:t>1</w:t>
-      </w:r>
-      <w:r>
-        <w:rPr>
-          <w:lang w:val="hr-BA"/>
-        </w:rPr>
-        <w:t>.2. Dijagram toka podataka 1. razine – glavni procesi</w:t>
+        <w:t>1.2. Dijagram toka podataka 1. razine – glavni procesi</w:t>
       </w:r>
       <w:bookmarkEnd w:id="2"/>
     </w:p>
     <w:p>
       <w:pPr>
-        <w:keepNext/>
-        <w:rPr>
-          <w:lang w:val="hr-BA"/>
-        </w:rPr>
-      </w:pPr>
-      <w:r>
-        <w:rPr>
-          <w:noProof/>
-          <w:lang w:val="hr-BA"/>
-        </w:rPr>
+        <w:pStyle w:val="Normal"/>
+        <w:keepNext w:val="true"/>
+        <w:rPr>
+          <w:lang w:val="hr-BA"/>
+        </w:rPr>
+      </w:pPr>
+      <w:r>
+        <w:rPr/>
         <w:drawing>
-          <wp:inline distT="0" distB="0" distL="0" distR="0" wp14:anchorId="569148EE" wp14:editId="0410D5CA">
+          <wp:inline distT="0" distB="0" distL="0" distR="0">
             <wp:extent cx="5499100" cy="2622550"/>
-            <wp:effectExtent l="0" t="0" r="6350" b="6350"/>
-            <wp:docPr id="642321509" name="Picture 3"/>
+            <wp:effectExtent l="0" t="0" r="0" b="0"/>
+            <wp:docPr id="2" name="Picture 3"/>
             <wp:cNvGraphicFramePr>
               <a:graphicFrameLocks xmlns:a="http://schemas.openxmlformats.org/drawingml/2006/main" noChangeAspect="1"/>
             </wp:cNvGraphicFramePr>
@@ -2796,20 +2559,13 @@
               <a:graphicData uri="http://schemas.openxmlformats.org/drawingml/2006/picture">
                 <pic:pic xmlns:pic="http://schemas.openxmlformats.org/drawingml/2006/picture">
                   <pic:nvPicPr>
-                    <pic:cNvPr id="0" name="Picture 3"/>
+                    <pic:cNvPr id="2" name="Picture 3"/>
                     <pic:cNvPicPr>
                       <a:picLocks noChangeAspect="1" noChangeArrowheads="1"/>
                     </pic:cNvPicPr>
                   </pic:nvPicPr>
                   <pic:blipFill>
-                    <a:blip r:embed="rId9">
-                      <a:extLst>
-                        <a:ext uri="{28A0092B-C50C-407E-A947-70E740481C1C}">
-                          <a14:useLocalDpi xmlns:a14="http://schemas.microsoft.com/office/drawing/2010/main" val="0"/>
-                        </a:ext>
-                      </a:extLst>
-                    </a:blip>
-                    <a:srcRect/>
+                    <a:blip r:embed="rId3"/>
                     <a:stretch>
                       <a:fillRect/>
                     </a:stretch>
@@ -2823,9 +2579,6 @@
                       <a:avLst/>
                     </a:prstGeom>
                     <a:noFill/>
-                    <a:ln>
-                      <a:noFill/>
-                    </a:ln>
                   </pic:spPr>
                 </pic:pic>
               </a:graphicData>
@@ -2838,7 +2591,6 @@
       <w:pPr>
         <w:pStyle w:val="Caption"/>
         <w:rPr>
-          <w:noProof/>
           <w:lang w:val="hr-BA"/>
         </w:rPr>
       </w:pPr>
@@ -2868,7 +2620,6 @@
       </w:r>
       <w:r>
         <w:rPr>
-          <w:noProof/>
           <w:lang w:val="hr-BA"/>
         </w:rPr>
         <w:t>3</w:t>
@@ -2883,32 +2634,29 @@
         <w:rPr>
           <w:lang w:val="hr-BA"/>
         </w:rPr>
-        <w:t xml:space="preserve"> - Dijagram toka podataka</w:t>
-      </w:r>
-      <w:r>
-        <w:rPr>
-          <w:noProof/>
-          <w:lang w:val="hr-BA"/>
-        </w:rPr>
-        <w:t xml:space="preserve"> razine 1: Četiri glavna procesa KUDTrack sustava</w:t>
-      </w:r>
-    </w:p>
-    <w:p>
-      <w:pPr>
-        <w:rPr>
-          <w:lang w:val="hr-BA"/>
-        </w:rPr>
-      </w:pPr>
-      <w:r>
-        <w:rPr>
-          <w:lang w:val="hr-BA"/>
-        </w:rPr>
+        <w:t xml:space="preserve"> - Dijagram toka podataka razine 1: Četiri glavna procesa KUDTrack sustava</w:t>
+      </w:r>
+    </w:p>
+    <w:p>
+      <w:pPr>
+        <w:pStyle w:val="Normal"/>
+        <w:rPr>
+          <w:lang w:val="hr-BA"/>
+        </w:rPr>
+      </w:pPr>
+      <w:r>
+        <w:rPr>
+          <w:lang w:val="hr-BA"/>
+        </w:rPr>
+      </w:r>
+      <w:r>
         <w:br w:type="page"/>
       </w:r>
     </w:p>
     <w:p>
       <w:pPr>
         <w:pStyle w:val="Heading2"/>
+        <w:spacing w:before="0" w:after="120"/>
         <w:rPr>
           <w:lang w:val="hr-BA"/>
         </w:rPr>
@@ -2918,34 +2666,25 @@
         <w:rPr>
           <w:lang w:val="hr-BA"/>
         </w:rPr>
-        <w:lastRenderedPageBreak/>
-        <w:t>1</w:t>
-      </w:r>
-      <w:r>
-        <w:rPr>
-          <w:lang w:val="hr-BA"/>
-        </w:rPr>
-        <w:t>.3. Dijagram toka podataka 2. razine – upravljanje zaduženjima</w:t>
+        <w:t>1.3. Dijagram toka podataka 2. razine – upravljanje zaduženjima</w:t>
       </w:r>
       <w:bookmarkEnd w:id="3"/>
     </w:p>
     <w:p>
       <w:pPr>
-        <w:keepNext/>
-        <w:rPr>
-          <w:lang w:val="hr-BA"/>
-        </w:rPr>
-      </w:pPr>
-      <w:r>
-        <w:rPr>
-          <w:noProof/>
-          <w:lang w:val="hr-BA"/>
-        </w:rPr>
+        <w:pStyle w:val="Normal"/>
+        <w:keepNext w:val="true"/>
+        <w:rPr>
+          <w:lang w:val="hr-BA"/>
+        </w:rPr>
+      </w:pPr>
+      <w:r>
+        <w:rPr/>
         <w:drawing>
-          <wp:inline distT="0" distB="0" distL="0" distR="0" wp14:anchorId="4EAE90AB" wp14:editId="3745F338">
+          <wp:inline distT="0" distB="0" distL="0" distR="0">
             <wp:extent cx="5499100" cy="2324100"/>
-            <wp:effectExtent l="0" t="0" r="6350" b="0"/>
-            <wp:docPr id="1754522151" name="Picture 4"/>
+            <wp:effectExtent l="0" t="0" r="0" b="0"/>
+            <wp:docPr id="3" name="Picture 4"/>
             <wp:cNvGraphicFramePr>
               <a:graphicFrameLocks xmlns:a="http://schemas.openxmlformats.org/drawingml/2006/main" noChangeAspect="1"/>
             </wp:cNvGraphicFramePr>
@@ -2953,20 +2692,13 @@
               <a:graphicData uri="http://schemas.openxmlformats.org/drawingml/2006/picture">
                 <pic:pic xmlns:pic="http://schemas.openxmlformats.org/drawingml/2006/picture">
                   <pic:nvPicPr>
-                    <pic:cNvPr id="0" name="Picture 4"/>
+                    <pic:cNvPr id="3" name="Picture 4"/>
                     <pic:cNvPicPr>
                       <a:picLocks noChangeAspect="1" noChangeArrowheads="1"/>
                     </pic:cNvPicPr>
                   </pic:nvPicPr>
                   <pic:blipFill>
-                    <a:blip r:embed="rId10">
-                      <a:extLst>
-                        <a:ext uri="{28A0092B-C50C-407E-A947-70E740481C1C}">
-                          <a14:useLocalDpi xmlns:a14="http://schemas.microsoft.com/office/drawing/2010/main" val="0"/>
-                        </a:ext>
-                      </a:extLst>
-                    </a:blip>
-                    <a:srcRect/>
+                    <a:blip r:embed="rId4"/>
                     <a:stretch>
                       <a:fillRect/>
                     </a:stretch>
@@ -2980,9 +2712,6 @@
                       <a:avLst/>
                     </a:prstGeom>
                     <a:noFill/>
-                    <a:ln>
-                      <a:noFill/>
-                    </a:ln>
                   </pic:spPr>
                 </pic:pic>
               </a:graphicData>
@@ -3024,7 +2753,6 @@
       </w:r>
       <w:r>
         <w:rPr>
-          <w:noProof/>
           <w:lang w:val="hr-BA"/>
         </w:rPr>
         <w:t>4</w:t>
@@ -3054,33 +2782,25 @@
         <w:rPr>
           <w:lang w:val="hr-BA"/>
         </w:rPr>
-        <w:t>2</w:t>
-      </w:r>
-      <w:r>
-        <w:rPr>
-          <w:lang w:val="hr-BA"/>
-        </w:rPr>
-        <w:t>. Dijagram dekompozicije funkcija</w:t>
+        <w:t>2. Dijagram dekompozicije funkcija</w:t>
       </w:r>
       <w:bookmarkEnd w:id="4"/>
     </w:p>
     <w:p>
       <w:pPr>
-        <w:keepNext/>
-        <w:rPr>
-          <w:lang w:val="hr-BA"/>
-        </w:rPr>
-      </w:pPr>
-      <w:r>
-        <w:rPr>
-          <w:noProof/>
-          <w:lang w:val="hr-BA"/>
-        </w:rPr>
+        <w:pStyle w:val="Normal"/>
+        <w:keepNext w:val="true"/>
+        <w:rPr>
+          <w:lang w:val="hr-BA"/>
+        </w:rPr>
+      </w:pPr>
+      <w:r>
+        <w:rPr/>
         <w:drawing>
-          <wp:inline distT="0" distB="0" distL="0" distR="0" wp14:anchorId="0EFC78BA" wp14:editId="06B0322B">
-            <wp:extent cx="5525632" cy="2820806"/>
+          <wp:inline distT="0" distB="0" distL="0" distR="0">
+            <wp:extent cx="5525770" cy="2820670"/>
             <wp:effectExtent l="0" t="0" r="0" b="0"/>
-            <wp:docPr id="1920927389" name="Picture 1"/>
+            <wp:docPr id="4" name="Picture 1"/>
             <wp:cNvGraphicFramePr>
               <a:graphicFrameLocks xmlns:a="http://schemas.openxmlformats.org/drawingml/2006/main" noChangeAspect="1"/>
             </wp:cNvGraphicFramePr>
@@ -3088,19 +2808,13 @@
               <a:graphicData uri="http://schemas.openxmlformats.org/drawingml/2006/picture">
                 <pic:pic xmlns:pic="http://schemas.openxmlformats.org/drawingml/2006/picture">
                   <pic:nvPicPr>
-                    <pic:cNvPr id="1920927389" name="Picture 1"/>
+                    <pic:cNvPr id="4" name="Picture 1"/>
                     <pic:cNvPicPr>
                       <a:picLocks noChangeAspect="1" noChangeArrowheads="1"/>
                     </pic:cNvPicPr>
                   </pic:nvPicPr>
                   <pic:blipFill>
-                    <a:blip r:embed="rId11" cstate="print">
-                      <a:extLst>
-                        <a:ext uri="{28A0092B-C50C-407E-A947-70E740481C1C}">
-                          <a14:useLocalDpi xmlns:a14="http://schemas.microsoft.com/office/drawing/2010/main" val="0"/>
-                        </a:ext>
-                      </a:extLst>
-                    </a:blip>
+                    <a:blip r:embed="rId5"/>
                     <a:stretch>
                       <a:fillRect/>
                     </a:stretch>
@@ -3108,11 +2822,12 @@
                   <pic:spPr bwMode="auto">
                     <a:xfrm>
                       <a:off x="0" y="0"/>
-                      <a:ext cx="5525632" cy="2820806"/>
+                      <a:ext cx="5525770" cy="2820670"/>
                     </a:xfrm>
                     <a:prstGeom prst="rect">
                       <a:avLst/>
                     </a:prstGeom>
+                    <a:noFill/>
                   </pic:spPr>
                 </pic:pic>
               </a:graphicData>
@@ -3154,7 +2869,6 @@
       </w:r>
       <w:r>
         <w:rPr>
-          <w:noProof/>
           <w:lang w:val="hr-BA"/>
         </w:rPr>
         <w:t>1</w:t>
@@ -3169,16 +2883,8 @@
         <w:rPr>
           <w:lang w:val="hr-BA"/>
         </w:rPr>
-        <w:t xml:space="preserve"> - Dijagram dekompozicije funkcija </w:t>
-      </w:r>
-      <w:proofErr w:type="spellStart"/>
-      <w:r>
-        <w:rPr>
-          <w:lang w:val="hr-BA"/>
-        </w:rPr>
-        <w:t>KUDTrack</w:t>
-      </w:r>
-      <w:proofErr w:type="spellEnd"/>
+        <w:t xml:space="preserve"> - Dijagram dekompozicije funkcija KUDTrack</w:t>
+      </w:r>
     </w:p>
     <w:p>
       <w:pPr>
@@ -3194,56 +2900,22 @@
           <w:rFonts w:cs="Times New Roman"/>
           <w:lang w:val="hr-BA"/>
         </w:rPr>
-        <w:t>3</w:t>
-      </w:r>
-      <w:r>
-        <w:rPr>
-          <w:rFonts w:cs="Times New Roman"/>
-          <w:lang w:val="hr-BA"/>
-        </w:rPr>
-        <w:t>. Specifikacija zahtjeva</w:t>
+        <w:t>3. Specifikacija zahtjeva</w:t>
       </w:r>
       <w:bookmarkEnd w:id="5"/>
     </w:p>
     <w:p>
       <w:pPr>
-        <w:rPr>
-          <w:lang w:val="hr-BA"/>
-        </w:rPr>
-      </w:pPr>
-      <w:r>
-        <w:rPr>
-          <w:lang w:val="hr-BA"/>
-        </w:rPr>
-        <w:t>Na temelju zapisnika sastavljenog nakon intervjua s predsjednicom skupštine KUD „LOLA“ Sarajevo, reprezentativnih dokumenata o organizaciji te surogatnih sustava (</w:t>
-      </w:r>
-      <w:proofErr w:type="spellStart"/>
-      <w:r>
-        <w:rPr>
-          <w:lang w:val="hr-BA"/>
-        </w:rPr>
-        <w:t>Sortly</w:t>
-      </w:r>
-      <w:proofErr w:type="spellEnd"/>
-      <w:r>
-        <w:rPr>
-          <w:lang w:val="hr-BA"/>
-        </w:rPr>
-        <w:t xml:space="preserve"> i </w:t>
-      </w:r>
-      <w:proofErr w:type="spellStart"/>
-      <w:r>
-        <w:rPr>
-          <w:lang w:val="hr-BA"/>
-        </w:rPr>
-        <w:t>Zoho</w:t>
-      </w:r>
-      <w:proofErr w:type="spellEnd"/>
-      <w:r>
-        <w:rPr>
-          <w:lang w:val="hr-BA"/>
-        </w:rPr>
-        <w:t>), identificirani su i formulirani zahtjevi razvrstani na poslovne, korisničke, funkcionalne i nefunkcionalne zahtjeve.</w:t>
+        <w:pStyle w:val="Normal"/>
+        <w:rPr>
+          <w:lang w:val="hr-BA"/>
+        </w:rPr>
+      </w:pPr>
+      <w:r>
+        <w:rPr>
+          <w:lang w:val="hr-BA"/>
+        </w:rPr>
+        <w:t>Na temelju zapisnika sastavljenog nakon intervjua s predsjednicom skupštine KUD „LOLA“ Sarajevo, reprezentativnih dokumenata o organizaciji te surogatnih sustava (Sortly i Zoho), identificirani su i formulirani zahtjevi razvrstani na poslovne, korisničke, funkcionalne i nefunkcionalne zahtjeve.</w:t>
       </w:r>
     </w:p>
     <w:p>
@@ -3258,13 +2930,7 @@
         <w:rPr>
           <w:lang w:val="hr-BA"/>
         </w:rPr>
-        <w:t>4</w:t>
-      </w:r>
-      <w:r>
-        <w:rPr>
-          <w:lang w:val="hr-BA"/>
-        </w:rPr>
-        <w:t>. Poslovni zahtjevi</w:t>
+        <w:t>4. Poslovni zahtjevi</w:t>
       </w:r>
       <w:bookmarkEnd w:id="6"/>
     </w:p>
@@ -3280,18 +2946,13 @@
         <w:rPr>
           <w:lang w:val="hr-BA"/>
         </w:rPr>
-        <w:t>4</w:t>
-      </w:r>
-      <w:r>
-        <w:rPr>
-          <w:lang w:val="hr-BA"/>
-        </w:rPr>
-        <w:t>.1. Centralizirati i digitalizirati evidenciju inventara nošnje</w:t>
+        <w:t>4.1. Centralizirati i digitalizirati evidenciju inventara nošnje</w:t>
       </w:r>
       <w:bookmarkEnd w:id="7"/>
     </w:p>
     <w:p>
       <w:pPr>
+        <w:pStyle w:val="Normal"/>
         <w:rPr>
           <w:lang w:val="hr-BA"/>
         </w:rPr>
@@ -3315,19 +2976,13 @@
         <w:rPr>
           <w:lang w:val="hr-BA"/>
         </w:rPr>
-        <w:lastRenderedPageBreak/>
-        <w:t>4</w:t>
-      </w:r>
-      <w:r>
-        <w:rPr>
-          <w:lang w:val="hr-BA"/>
-        </w:rPr>
-        <w:t>.2. Smanjiti financijske gubitke uzrokovane gubitkom i oštećenjem komada nošnje</w:t>
+        <w:t>4.2. Smanjiti financijske gubitke uzrokovane gubitkom i oštećenjem komada nošnje</w:t>
       </w:r>
       <w:bookmarkEnd w:id="8"/>
     </w:p>
     <w:p>
       <w:pPr>
+        <w:pStyle w:val="Normal"/>
         <w:rPr>
           <w:lang w:val="hr-BA"/>
         </w:rPr>
@@ -3351,13 +3006,7 @@
         <w:rPr>
           <w:lang w:val="hr-BA"/>
         </w:rPr>
-        <w:t>5</w:t>
-      </w:r>
-      <w:r>
-        <w:rPr>
-          <w:lang w:val="hr-BA"/>
-        </w:rPr>
-        <w:t>. Korisnički zahtjevi</w:t>
+        <w:t>5. Korisnički zahtjevi</w:t>
       </w:r>
       <w:bookmarkEnd w:id="9"/>
     </w:p>
@@ -3373,18 +3022,13 @@
         <w:rPr>
           <w:lang w:val="hr-BA"/>
         </w:rPr>
-        <w:t>5</w:t>
-      </w:r>
-      <w:r>
-        <w:rPr>
-          <w:lang w:val="hr-BA"/>
-        </w:rPr>
-        <w:t>.1. Pregled i upravljanje inventarom nošnje</w:t>
+        <w:t>5.1. Pregled i upravljanje inventarom nošnje</w:t>
       </w:r>
       <w:bookmarkEnd w:id="10"/>
     </w:p>
     <w:p>
       <w:pPr>
+        <w:pStyle w:val="Normal"/>
         <w:rPr>
           <w:lang w:val="hr-BA"/>
         </w:rPr>
@@ -3408,18 +3052,13 @@
         <w:rPr>
           <w:lang w:val="hr-BA"/>
         </w:rPr>
-        <w:t>5</w:t>
-      </w:r>
-      <w:r>
-        <w:rPr>
-          <w:lang w:val="hr-BA"/>
-        </w:rPr>
-        <w:t>.2. Zaduženje i povrat komada nošnje po članu</w:t>
+        <w:t>5.2. Zaduženje i povrat komada nošnje po članu</w:t>
       </w:r>
       <w:bookmarkEnd w:id="11"/>
     </w:p>
     <w:p>
       <w:pPr>
+        <w:pStyle w:val="Normal"/>
         <w:rPr>
           <w:lang w:val="hr-BA"/>
         </w:rPr>
@@ -3443,41 +3082,22 @@
         <w:rPr>
           <w:lang w:val="hr-BA"/>
         </w:rPr>
-        <w:t>5</w:t>
-      </w:r>
-      <w:r>
-        <w:rPr>
-          <w:lang w:val="hr-BA"/>
-        </w:rPr>
-        <w:t>.3. Praćenje statusa komada i primanje obavijesti</w:t>
+        <w:t>5.3. Praćenje statusa komada i primanje obavijesti</w:t>
       </w:r>
       <w:bookmarkEnd w:id="12"/>
     </w:p>
     <w:p>
       <w:pPr>
-        <w:rPr>
-          <w:lang w:val="hr-BA"/>
-        </w:rPr>
-      </w:pPr>
-      <w:r>
-        <w:rPr>
-          <w:lang w:val="hr-BA"/>
-        </w:rPr>
-        <w:t xml:space="preserve">Administrator može u svakom trenutku promijeniti status pojedinog komada nošnje (slobodno, zaduženo, na popravku, na čišćenju, izgubljeno). Sustav automatski obavješćuje administratore putem e-maila ili </w:t>
-      </w:r>
-      <w:proofErr w:type="spellStart"/>
-      <w:r>
-        <w:rPr>
-          <w:lang w:val="hr-BA"/>
-        </w:rPr>
-        <w:t>in-app</w:t>
-      </w:r>
-      <w:proofErr w:type="spellEnd"/>
-      <w:r>
-        <w:rPr>
-          <w:lang w:val="hr-BA"/>
-        </w:rPr>
-        <w:t xml:space="preserve"> obavijesti kada komad nije vraćen u očekivanom roku ili kada mu je status promijenjen u kritično stanje.</w:t>
+        <w:pStyle w:val="Normal"/>
+        <w:rPr>
+          <w:lang w:val="hr-BA"/>
+        </w:rPr>
+      </w:pPr>
+      <w:r>
+        <w:rPr>
+          <w:lang w:val="hr-BA"/>
+        </w:rPr>
+        <w:t>Administrator može u svakom trenutku promijeniti status pojedinog komada nošnje (slobodno, zaduženo, na popravku, na čišćenju, izgubljeno). Sustav automatski obavješćuje administratore putem e-maila ili in-app obavijesti kada komad nije vraćen u očekivanom roku ili kada mu je status promijenjen u kritično stanje.</w:t>
       </w:r>
     </w:p>
     <w:p>
@@ -3492,18 +3112,13 @@
         <w:rPr>
           <w:lang w:val="hr-BA"/>
         </w:rPr>
-        <w:t>5</w:t>
-      </w:r>
-      <w:r>
-        <w:rPr>
-          <w:lang w:val="hr-BA"/>
-        </w:rPr>
-        <w:t>.4. Pregled potpune povijesti zaduženja</w:t>
+        <w:t>5.4. Pregled potpune povijesti zaduženja</w:t>
       </w:r>
       <w:bookmarkEnd w:id="13"/>
     </w:p>
     <w:p>
       <w:pPr>
+        <w:pStyle w:val="Normal"/>
         <w:rPr>
           <w:lang w:val="hr-BA"/>
         </w:rPr>
@@ -3519,7 +3134,7 @@
       <w:pPr>
         <w:pStyle w:val="Heading1"/>
         <w:rPr>
-          <w:b w:val="0"/>
+          <w:b w:val="false"/>
           <w:lang w:val="hr-BA"/>
         </w:rPr>
       </w:pPr>
@@ -3528,13 +3143,7 @@
         <w:rPr>
           <w:lang w:val="hr-BA"/>
         </w:rPr>
-        <w:t>6</w:t>
-      </w:r>
-      <w:r>
-        <w:rPr>
-          <w:lang w:val="hr-BA"/>
-        </w:rPr>
-        <w:t>. Funkcionalni zahtjevi</w:t>
+        <w:t>6. Funkcionalni zahtjevi</w:t>
       </w:r>
       <w:bookmarkEnd w:id="14"/>
     </w:p>
@@ -3550,18 +3159,13 @@
         <w:rPr>
           <w:lang w:val="hr-BA"/>
         </w:rPr>
-        <w:t>6</w:t>
-      </w:r>
-      <w:r>
-        <w:rPr>
-          <w:lang w:val="hr-BA"/>
-        </w:rPr>
-        <w:t>.1. Unos, uređivanje i brisanje komada nošnje</w:t>
+        <w:t>6.1. Unos, uređivanje i brisanje komada nošnje</w:t>
       </w:r>
       <w:bookmarkEnd w:id="15"/>
     </w:p>
     <w:p>
       <w:pPr>
+        <w:pStyle w:val="Normal"/>
         <w:rPr>
           <w:lang w:val="hr-BA"/>
         </w:rPr>
@@ -3585,18 +3189,13 @@
         <w:rPr>
           <w:lang w:val="hr-BA"/>
         </w:rPr>
-        <w:t>6</w:t>
-      </w:r>
-      <w:r>
-        <w:rPr>
-          <w:lang w:val="hr-BA"/>
-        </w:rPr>
-        <w:t>.2. Pretraživanje i filtriranje inventara</w:t>
+        <w:t>6.2. Pretraživanje i filtriranje inventara</w:t>
       </w:r>
       <w:bookmarkEnd w:id="16"/>
     </w:p>
     <w:p>
       <w:pPr>
+        <w:pStyle w:val="Normal"/>
         <w:rPr>
           <w:lang w:val="hr-BA"/>
         </w:rPr>
@@ -3620,18 +3219,13 @@
         <w:rPr>
           <w:lang w:val="hr-BA"/>
         </w:rPr>
-        <w:t>6</w:t>
-      </w:r>
-      <w:r>
-        <w:rPr>
-          <w:lang w:val="hr-BA"/>
-        </w:rPr>
-        <w:t>.3. Dodjela komada nošnje članu i evidencija povrata</w:t>
+        <w:t>6.3. Dodjela komada nošnje članu i evidencija povrata</w:t>
       </w:r>
       <w:bookmarkEnd w:id="17"/>
     </w:p>
     <w:p>
       <w:pPr>
+        <w:pStyle w:val="Normal"/>
         <w:rPr>
           <w:lang w:val="hr-BA"/>
         </w:rPr>
@@ -3655,18 +3249,13 @@
         <w:rPr>
           <w:lang w:val="hr-BA"/>
         </w:rPr>
-        <w:t>6</w:t>
-      </w:r>
-      <w:r>
-        <w:rPr>
-          <w:lang w:val="hr-BA"/>
-        </w:rPr>
-        <w:t>.4. Automatska upozorenja pri prekoračenju roka i promjeni kritičnog statusa</w:t>
+        <w:t>6.4. Automatska upozorenja pri prekoračenju roka i promjeni kritičnog statusa</w:t>
       </w:r>
       <w:bookmarkEnd w:id="18"/>
     </w:p>
     <w:p>
       <w:pPr>
+        <w:pStyle w:val="Normal"/>
         <w:rPr>
           <w:lang w:val="hr-BA"/>
         </w:rPr>
@@ -3690,19 +3279,13 @@
         <w:rPr>
           <w:lang w:val="hr-BA"/>
         </w:rPr>
-        <w:lastRenderedPageBreak/>
-        <w:t>6</w:t>
-      </w:r>
-      <w:r>
-        <w:rPr>
-          <w:lang w:val="hr-BA"/>
-        </w:rPr>
-        <w:t>.5. Promjena statusa komada nošnje</w:t>
+        <w:t>6.5. Promjena statusa komada nošnje</w:t>
       </w:r>
       <w:bookmarkEnd w:id="19"/>
     </w:p>
     <w:p>
       <w:pPr>
+        <w:pStyle w:val="Normal"/>
         <w:rPr>
           <w:lang w:val="hr-BA"/>
         </w:rPr>
@@ -3726,18 +3309,13 @@
         <w:rPr>
           <w:lang w:val="hr-BA"/>
         </w:rPr>
-        <w:t>6</w:t>
-      </w:r>
-      <w:r>
-        <w:rPr>
-          <w:lang w:val="hr-BA"/>
-        </w:rPr>
-        <w:t>.6. Pregled i izvoz povijesti zaduženja</w:t>
+        <w:t>6.6. Pregled i izvoz povijesti zaduženja</w:t>
       </w:r>
       <w:bookmarkEnd w:id="20"/>
     </w:p>
     <w:p>
       <w:pPr>
+        <w:pStyle w:val="Normal"/>
         <w:rPr>
           <w:lang w:val="hr-BA"/>
         </w:rPr>
@@ -3761,13 +3339,7 @@
         <w:rPr>
           <w:lang w:val="hr-BA"/>
         </w:rPr>
-        <w:t>7</w:t>
-      </w:r>
-      <w:r>
-        <w:rPr>
-          <w:lang w:val="hr-BA"/>
-        </w:rPr>
-        <w:t>. Nefunkcionalni zahtjevi</w:t>
+        <w:t>7. Nefunkcionalni zahtjevi</w:t>
       </w:r>
       <w:bookmarkEnd w:id="21"/>
     </w:p>
@@ -3783,18 +3355,13 @@
         <w:rPr>
           <w:lang w:val="hr-BA"/>
         </w:rPr>
-        <w:t>7</w:t>
-      </w:r>
-      <w:r>
-        <w:rPr>
-          <w:lang w:val="hr-BA"/>
-        </w:rPr>
-        <w:t>.1. Jednostavnost korištenja bez IT znanja</w:t>
+        <w:t>7.1. Jednostavnost korištenja bez IT znanja</w:t>
       </w:r>
       <w:bookmarkEnd w:id="22"/>
     </w:p>
     <w:p>
       <w:pPr>
+        <w:pStyle w:val="Normal"/>
         <w:rPr>
           <w:lang w:val="hr-BA"/>
         </w:rPr>
@@ -3818,55 +3385,22 @@
         <w:rPr>
           <w:lang w:val="hr-BA"/>
         </w:rPr>
-        <w:t>7</w:t>
-      </w:r>
-      <w:r>
-        <w:rPr>
-          <w:lang w:val="hr-BA"/>
-        </w:rPr>
-        <w:t xml:space="preserve">.2. </w:t>
-      </w:r>
-      <w:proofErr w:type="spellStart"/>
-      <w:r>
-        <w:rPr>
-          <w:lang w:val="hr-BA"/>
-        </w:rPr>
-        <w:t>Responzivnost</w:t>
-      </w:r>
-      <w:proofErr w:type="spellEnd"/>
-      <w:r>
-        <w:rPr>
-          <w:lang w:val="hr-BA"/>
-        </w:rPr>
-        <w:t xml:space="preserve"> sučelja i minimalni troškovi hostinga</w:t>
+        <w:t>7.2. Responzivnost sučelja i minimalni troškovi hostinga</w:t>
       </w:r>
       <w:bookmarkEnd w:id="23"/>
     </w:p>
     <w:p>
       <w:pPr>
-        <w:rPr>
-          <w:lang w:val="hr-BA"/>
-        </w:rPr>
-      </w:pPr>
-      <w:r>
-        <w:rPr>
-          <w:lang w:val="hr-BA"/>
-        </w:rPr>
-        <w:t xml:space="preserve">Web aplikacija mora biti </w:t>
-      </w:r>
-      <w:proofErr w:type="spellStart"/>
-      <w:r>
-        <w:rPr>
-          <w:lang w:val="hr-BA"/>
-        </w:rPr>
-        <w:t>responzivna</w:t>
-      </w:r>
-      <w:proofErr w:type="spellEnd"/>
-      <w:r>
-        <w:rPr>
-          <w:lang w:val="hr-BA"/>
-        </w:rPr>
-        <w:t xml:space="preserve"> i u potpunosti upotrebljiva na mobilnim uređajima i tabletima, bez potrebe za zasebnom mobilnom aplikacijom. Godišnji troškovi hostinga moraju ostati u okvirima nekoliko stotina konvertibilnih maraka, što zahtijeva optimizaciju odabira infrastrukture i izbjegavanje skupih komercijalnih platformi.</w:t>
+        <w:pStyle w:val="Normal"/>
+        <w:rPr>
+          <w:lang w:val="hr-BA"/>
+        </w:rPr>
+      </w:pPr>
+      <w:r>
+        <w:rPr>
+          <w:lang w:val="hr-BA"/>
+        </w:rPr>
+        <w:t>Web aplikacija mora biti responzivna i u potpunosti upotrebljiva na mobilnim uređajima i tabletima, bez potrebe za zasebnom mobilnom aplikacijom. Godišnji troškovi hostinga moraju ostati u okvirima nekoliko stotina konvertibilnih maraka, što zahtijeva optimizaciju odabira infrastrukture i izbjegavanje skupih komercijalnih platformi.</w:t>
       </w:r>
     </w:p>
     <w:p>
@@ -3876,77 +3410,63 @@
           <w:lang w:val="hr-BA"/>
         </w:rPr>
       </w:pPr>
-      <w:bookmarkStart w:id="24" w:name="_Toc229324783"/>
-      <w:bookmarkStart w:id="25" w:name="_Toc229862718"/>
-      <w:r>
-        <w:rPr>
-          <w:lang w:val="hr-BA"/>
-        </w:rPr>
-        <w:t xml:space="preserve">8. </w:t>
-      </w:r>
-      <w:r>
-        <w:rPr>
-          <w:lang w:val="hr-BA"/>
-        </w:rPr>
-        <w:t>Model događaja</w:t>
+      <w:bookmarkStart w:id="24" w:name="_Toc229862718"/>
+      <w:bookmarkStart w:id="25" w:name="_Toc229324783"/>
+      <w:r>
+        <w:rPr>
+          <w:lang w:val="hr-BA"/>
+        </w:rPr>
+        <w:t>8. Model događaja</w:t>
       </w:r>
       <w:bookmarkEnd w:id="24"/>
       <w:bookmarkEnd w:id="25"/>
     </w:p>
     <w:tbl>
       <w:tblPr>
-        <w:tblpPr w:leftFromText="180" w:rightFromText="180" w:vertAnchor="text" w:tblpXSpec="center" w:tblpY="1"/>
+        <w:tblpPr w:vertAnchor="text" w:horzAnchor="text" w:tblpXSpec="center" w:leftFromText="180" w:rightFromText="180" w:tblpY="1"/>
         <w:tblOverlap w:val="never"/>
         <w:tblW w:w="8926" w:type="dxa"/>
         <w:jc w:val="center"/>
-        <w:tblBorders>
-          <w:top w:val="single" w:sz="4" w:space="0" w:color="AAAAAA"/>
-          <w:left w:val="single" w:sz="4" w:space="0" w:color="AAAAAA"/>
-          <w:bottom w:val="single" w:sz="4" w:space="0" w:color="AAAAAA"/>
-          <w:right w:val="single" w:sz="4" w:space="0" w:color="AAAAAA"/>
-          <w:insideH w:val="single" w:sz="4" w:space="0" w:color="CCCCCC"/>
-          <w:insideV w:val="single" w:sz="4" w:space="0" w:color="CCCCCC"/>
-        </w:tblBorders>
-        <w:tblLook w:val="04A0" w:firstRow="1" w:lastRow="0" w:firstColumn="1" w:lastColumn="0" w:noHBand="0" w:noVBand="1"/>
+        <w:tblInd w:w="0" w:type="dxa"/>
+        <w:tblLayout w:type="fixed"/>
+        <w:tblCellMar>
+          <w:top w:w="60" w:type="dxa"/>
+          <w:start w:w="108" w:type="dxa"/>
+          <w:bottom w:w="60" w:type="dxa"/>
+          <w:end w:w="108" w:type="dxa"/>
+        </w:tblCellMar>
+        <w:tblLook w:noHBand="0" w:noVBand="1" w:firstColumn="1" w:lastRow="0" w:lastColumn="0" w:firstRow="1" w:val="04a0"/>
       </w:tblPr>
       <w:tblGrid>
-        <w:gridCol w:w="1106"/>
-        <w:gridCol w:w="837"/>
-        <w:gridCol w:w="1076"/>
+        <w:gridCol w:w="1105"/>
+        <w:gridCol w:w="838"/>
+        <w:gridCol w:w="1075"/>
         <w:gridCol w:w="866"/>
         <w:gridCol w:w="996"/>
         <w:gridCol w:w="1037"/>
-        <w:gridCol w:w="976"/>
-        <w:gridCol w:w="1086"/>
-        <w:gridCol w:w="946"/>
+        <w:gridCol w:w="977"/>
+        <w:gridCol w:w="1085"/>
+        <w:gridCol w:w="947"/>
       </w:tblGrid>
       <w:tr>
-        <w:trPr>
-          <w:jc w:val="center"/>
-        </w:trPr>
+        <w:trPr/>
         <w:tc>
           <w:tcPr>
-            <w:tcW w:w="1106" w:type="dxa"/>
+            <w:tcW w:w="1105" w:type="dxa"/>
             <w:tcBorders>
               <w:top w:val="single" w:sz="4" w:space="0" w:color="AAAAAA"/>
-              <w:left w:val="single" w:sz="4" w:space="0" w:color="AAAAAA"/>
+              <w:start w:val="single" w:sz="4" w:space="0" w:color="AAAAAA"/>
               <w:bottom w:val="single" w:sz="4" w:space="0" w:color="CCCCCC"/>
-              <w:right w:val="single" w:sz="4" w:space="0" w:color="CCCCCC"/>
+              <w:end w:val="single" w:sz="4" w:space="0" w:color="CCCCCC"/>
             </w:tcBorders>
-            <w:shd w:val="clear" w:color="auto" w:fill="2E4057"/>
-            <w:tcMar>
-              <w:top w:w="60" w:type="dxa"/>
-              <w:left w:w="108" w:type="dxa"/>
-              <w:bottom w:w="60" w:type="dxa"/>
-              <w:right w:w="108" w:type="dxa"/>
-            </w:tcMar>
-            <w:hideMark/>
+            <w:shd w:color="auto" w:fill="2E4057" w:val="clear"/>
           </w:tcPr>
           <w:p>
             <w:pPr>
-              <w:rPr>
-                <w:rFonts w:cs="Times New Roman"/>
-                <w:color w:val="FFFFFF" w:themeColor="background1"/>
+              <w:pStyle w:val="Normal"/>
+              <w:rPr>
+                <w:rFonts w:cs="Times New Roman"/>
+                <w:color w:themeColor="background1" w:val="FFFFFF"/>
                 <w:sz w:val="18"/>
                 <w:szCs w:val="18"/>
                 <w:lang w:val="hr-BA"/>
@@ -3956,7 +3476,7 @@
               <w:rPr>
                 <w:rFonts w:cs="Times New Roman"/>
                 <w:b/>
-                <w:color w:val="FFFFFF" w:themeColor="background1"/>
+                <w:color w:themeColor="background1" w:val="FFFFFF"/>
                 <w:sz w:val="18"/>
                 <w:szCs w:val="18"/>
                 <w:lang w:val="hr-BA"/>
@@ -3966,9 +3486,10 @@
           </w:p>
           <w:p>
             <w:pPr>
-              <w:rPr>
-                <w:rFonts w:cs="Times New Roman"/>
-                <w:color w:val="FFFFFF" w:themeColor="background1"/>
+              <w:pStyle w:val="Normal"/>
+              <w:rPr>
+                <w:rFonts w:cs="Times New Roman"/>
+                <w:color w:themeColor="background1" w:val="FFFFFF"/>
                 <w:sz w:val="18"/>
                 <w:szCs w:val="18"/>
                 <w:lang w:val="hr-BA"/>
@@ -3978,7 +3499,7 @@
               <w:rPr>
                 <w:rFonts w:cs="Times New Roman"/>
                 <w:b/>
-                <w:color w:val="FFFFFF" w:themeColor="background1"/>
+                <w:color w:themeColor="background1" w:val="FFFFFF"/>
                 <w:sz w:val="18"/>
                 <w:szCs w:val="18"/>
                 <w:lang w:val="hr-BA"/>
@@ -3989,27 +3510,21 @@
         </w:tc>
         <w:tc>
           <w:tcPr>
-            <w:tcW w:w="837" w:type="dxa"/>
+            <w:tcW w:w="838" w:type="dxa"/>
             <w:tcBorders>
               <w:top w:val="single" w:sz="4" w:space="0" w:color="AAAAAA"/>
-              <w:left w:val="single" w:sz="4" w:space="0" w:color="CCCCCC"/>
+              <w:start w:val="single" w:sz="4" w:space="0" w:color="CCCCCC"/>
               <w:bottom w:val="single" w:sz="4" w:space="0" w:color="CCCCCC"/>
-              <w:right w:val="single" w:sz="4" w:space="0" w:color="CCCCCC"/>
+              <w:end w:val="single" w:sz="4" w:space="0" w:color="CCCCCC"/>
             </w:tcBorders>
-            <w:shd w:val="clear" w:color="auto" w:fill="2E4057"/>
-            <w:tcMar>
-              <w:top w:w="60" w:type="dxa"/>
-              <w:left w:w="108" w:type="dxa"/>
-              <w:bottom w:w="60" w:type="dxa"/>
-              <w:right w:w="108" w:type="dxa"/>
-            </w:tcMar>
-            <w:hideMark/>
+            <w:shd w:color="auto" w:fill="2E4057" w:val="clear"/>
           </w:tcPr>
           <w:p>
             <w:pPr>
-              <w:rPr>
-                <w:rFonts w:cs="Times New Roman"/>
-                <w:color w:val="FFFFFF" w:themeColor="background1"/>
+              <w:pStyle w:val="Normal"/>
+              <w:rPr>
+                <w:rFonts w:cs="Times New Roman"/>
+                <w:color w:themeColor="background1" w:val="FFFFFF"/>
                 <w:sz w:val="18"/>
                 <w:szCs w:val="18"/>
                 <w:lang w:val="hr-BA"/>
@@ -4019,7 +3534,7 @@
               <w:rPr>
                 <w:rFonts w:cs="Times New Roman"/>
                 <w:b/>
-                <w:color w:val="FFFFFF" w:themeColor="background1"/>
+                <w:color w:themeColor="background1" w:val="FFFFFF"/>
                 <w:sz w:val="18"/>
                 <w:szCs w:val="18"/>
                 <w:lang w:val="hr-BA"/>
@@ -4030,27 +3545,21 @@
         </w:tc>
         <w:tc>
           <w:tcPr>
-            <w:tcW w:w="1076" w:type="dxa"/>
+            <w:tcW w:w="1075" w:type="dxa"/>
             <w:tcBorders>
               <w:top w:val="single" w:sz="4" w:space="0" w:color="AAAAAA"/>
-              <w:left w:val="single" w:sz="4" w:space="0" w:color="CCCCCC"/>
+              <w:start w:val="single" w:sz="4" w:space="0" w:color="CCCCCC"/>
               <w:bottom w:val="single" w:sz="4" w:space="0" w:color="CCCCCC"/>
-              <w:right w:val="single" w:sz="4" w:space="0" w:color="CCCCCC"/>
+              <w:end w:val="single" w:sz="4" w:space="0" w:color="CCCCCC"/>
             </w:tcBorders>
-            <w:shd w:val="clear" w:color="auto" w:fill="2E4057"/>
-            <w:tcMar>
-              <w:top w:w="60" w:type="dxa"/>
-              <w:left w:w="108" w:type="dxa"/>
-              <w:bottom w:w="60" w:type="dxa"/>
-              <w:right w:w="108" w:type="dxa"/>
-            </w:tcMar>
-            <w:hideMark/>
+            <w:shd w:color="auto" w:fill="2E4057" w:val="clear"/>
           </w:tcPr>
           <w:p>
             <w:pPr>
-              <w:rPr>
-                <w:rFonts w:cs="Times New Roman"/>
-                <w:color w:val="FFFFFF" w:themeColor="background1"/>
+              <w:pStyle w:val="Normal"/>
+              <w:rPr>
+                <w:rFonts w:cs="Times New Roman"/>
+                <w:color w:themeColor="background1" w:val="FFFFFF"/>
                 <w:sz w:val="18"/>
                 <w:szCs w:val="18"/>
                 <w:lang w:val="hr-BA"/>
@@ -4060,7 +3569,7 @@
               <w:rPr>
                 <w:rFonts w:cs="Times New Roman"/>
                 <w:b/>
-                <w:color w:val="FFFFFF" w:themeColor="background1"/>
+                <w:color w:themeColor="background1" w:val="FFFFFF"/>
                 <w:sz w:val="18"/>
                 <w:szCs w:val="18"/>
                 <w:lang w:val="hr-BA"/>
@@ -4070,9 +3579,10 @@
           </w:p>
           <w:p>
             <w:pPr>
-              <w:rPr>
-                <w:rFonts w:cs="Times New Roman"/>
-                <w:color w:val="FFFFFF" w:themeColor="background1"/>
+              <w:pStyle w:val="Normal"/>
+              <w:rPr>
+                <w:rFonts w:cs="Times New Roman"/>
+                <w:color w:themeColor="background1" w:val="FFFFFF"/>
                 <w:sz w:val="18"/>
                 <w:szCs w:val="18"/>
                 <w:lang w:val="hr-BA"/>
@@ -4082,7 +3592,7 @@
               <w:rPr>
                 <w:rFonts w:cs="Times New Roman"/>
                 <w:b/>
-                <w:color w:val="FFFFFF" w:themeColor="background1"/>
+                <w:color w:themeColor="background1" w:val="FFFFFF"/>
                 <w:sz w:val="18"/>
                 <w:szCs w:val="18"/>
                 <w:lang w:val="hr-BA"/>
@@ -4096,24 +3606,18 @@
             <w:tcW w:w="866" w:type="dxa"/>
             <w:tcBorders>
               <w:top w:val="single" w:sz="4" w:space="0" w:color="AAAAAA"/>
-              <w:left w:val="single" w:sz="4" w:space="0" w:color="CCCCCC"/>
+              <w:start w:val="single" w:sz="4" w:space="0" w:color="CCCCCC"/>
               <w:bottom w:val="single" w:sz="4" w:space="0" w:color="CCCCCC"/>
-              <w:right w:val="single" w:sz="4" w:space="0" w:color="CCCCCC"/>
+              <w:end w:val="single" w:sz="4" w:space="0" w:color="CCCCCC"/>
             </w:tcBorders>
-            <w:shd w:val="clear" w:color="auto" w:fill="2E4057"/>
-            <w:tcMar>
-              <w:top w:w="60" w:type="dxa"/>
-              <w:left w:w="108" w:type="dxa"/>
-              <w:bottom w:w="60" w:type="dxa"/>
-              <w:right w:w="108" w:type="dxa"/>
-            </w:tcMar>
-            <w:hideMark/>
+            <w:shd w:color="auto" w:fill="2E4057" w:val="clear"/>
           </w:tcPr>
           <w:p>
             <w:pPr>
-              <w:rPr>
-                <w:rFonts w:cs="Times New Roman"/>
-                <w:color w:val="FFFFFF" w:themeColor="background1"/>
+              <w:pStyle w:val="Normal"/>
+              <w:rPr>
+                <w:rFonts w:cs="Times New Roman"/>
+                <w:color w:themeColor="background1" w:val="FFFFFF"/>
                 <w:sz w:val="18"/>
                 <w:szCs w:val="18"/>
                 <w:lang w:val="hr-BA"/>
@@ -4123,7 +3627,7 @@
               <w:rPr>
                 <w:rFonts w:cs="Times New Roman"/>
                 <w:b/>
-                <w:color w:val="FFFFFF" w:themeColor="background1"/>
+                <w:color w:themeColor="background1" w:val="FFFFFF"/>
                 <w:sz w:val="18"/>
                 <w:szCs w:val="18"/>
                 <w:lang w:val="hr-BA"/>
@@ -4133,9 +3637,10 @@
           </w:p>
           <w:p>
             <w:pPr>
-              <w:rPr>
-                <w:rFonts w:cs="Times New Roman"/>
-                <w:color w:val="FFFFFF" w:themeColor="background1"/>
+              <w:pStyle w:val="Normal"/>
+              <w:rPr>
+                <w:rFonts w:cs="Times New Roman"/>
+                <w:color w:themeColor="background1" w:val="FFFFFF"/>
                 <w:sz w:val="18"/>
                 <w:szCs w:val="18"/>
                 <w:lang w:val="hr-BA"/>
@@ -4145,7 +3650,7 @@
               <w:rPr>
                 <w:rFonts w:cs="Times New Roman"/>
                 <w:b/>
-                <w:color w:val="FFFFFF" w:themeColor="background1"/>
+                <w:color w:themeColor="background1" w:val="FFFFFF"/>
                 <w:sz w:val="18"/>
                 <w:szCs w:val="18"/>
                 <w:lang w:val="hr-BA"/>
@@ -4159,24 +3664,18 @@
             <w:tcW w:w="996" w:type="dxa"/>
             <w:tcBorders>
               <w:top w:val="single" w:sz="4" w:space="0" w:color="AAAAAA"/>
-              <w:left w:val="single" w:sz="4" w:space="0" w:color="CCCCCC"/>
+              <w:start w:val="single" w:sz="4" w:space="0" w:color="CCCCCC"/>
               <w:bottom w:val="single" w:sz="4" w:space="0" w:color="CCCCCC"/>
-              <w:right w:val="single" w:sz="4" w:space="0" w:color="CCCCCC"/>
+              <w:end w:val="single" w:sz="4" w:space="0" w:color="CCCCCC"/>
             </w:tcBorders>
-            <w:shd w:val="clear" w:color="auto" w:fill="2E4057"/>
-            <w:tcMar>
-              <w:top w:w="60" w:type="dxa"/>
-              <w:left w:w="108" w:type="dxa"/>
-              <w:bottom w:w="60" w:type="dxa"/>
-              <w:right w:w="108" w:type="dxa"/>
-            </w:tcMar>
-            <w:hideMark/>
+            <w:shd w:color="auto" w:fill="2E4057" w:val="clear"/>
           </w:tcPr>
           <w:p>
             <w:pPr>
-              <w:rPr>
-                <w:rFonts w:cs="Times New Roman"/>
-                <w:color w:val="FFFFFF" w:themeColor="background1"/>
+              <w:pStyle w:val="Normal"/>
+              <w:rPr>
+                <w:rFonts w:cs="Times New Roman"/>
+                <w:color w:themeColor="background1" w:val="FFFFFF"/>
                 <w:sz w:val="18"/>
                 <w:szCs w:val="18"/>
                 <w:lang w:val="hr-BA"/>
@@ -4186,7 +3685,7 @@
               <w:rPr>
                 <w:rFonts w:cs="Times New Roman"/>
                 <w:b/>
-                <w:color w:val="FFFFFF" w:themeColor="background1"/>
+                <w:color w:themeColor="background1" w:val="FFFFFF"/>
                 <w:sz w:val="18"/>
                 <w:szCs w:val="18"/>
                 <w:lang w:val="hr-BA"/>
@@ -4196,9 +3695,10 @@
           </w:p>
           <w:p>
             <w:pPr>
-              <w:rPr>
-                <w:rFonts w:cs="Times New Roman"/>
-                <w:color w:val="FFFFFF" w:themeColor="background1"/>
+              <w:pStyle w:val="Normal"/>
+              <w:rPr>
+                <w:rFonts w:cs="Times New Roman"/>
+                <w:color w:themeColor="background1" w:val="FFFFFF"/>
                 <w:sz w:val="18"/>
                 <w:szCs w:val="18"/>
                 <w:lang w:val="hr-BA"/>
@@ -4208,7 +3708,7 @@
               <w:rPr>
                 <w:rFonts w:cs="Times New Roman"/>
                 <w:b/>
-                <w:color w:val="FFFFFF" w:themeColor="background1"/>
+                <w:color w:themeColor="background1" w:val="FFFFFF"/>
                 <w:sz w:val="18"/>
                 <w:szCs w:val="18"/>
                 <w:lang w:val="hr-BA"/>
@@ -4222,24 +3722,18 @@
             <w:tcW w:w="1037" w:type="dxa"/>
             <w:tcBorders>
               <w:top w:val="single" w:sz="4" w:space="0" w:color="AAAAAA"/>
-              <w:left w:val="single" w:sz="4" w:space="0" w:color="CCCCCC"/>
+              <w:start w:val="single" w:sz="4" w:space="0" w:color="CCCCCC"/>
               <w:bottom w:val="single" w:sz="4" w:space="0" w:color="CCCCCC"/>
-              <w:right w:val="single" w:sz="4" w:space="0" w:color="CCCCCC"/>
+              <w:end w:val="single" w:sz="4" w:space="0" w:color="CCCCCC"/>
             </w:tcBorders>
-            <w:shd w:val="clear" w:color="auto" w:fill="2E4057"/>
-            <w:tcMar>
-              <w:top w:w="60" w:type="dxa"/>
-              <w:left w:w="108" w:type="dxa"/>
-              <w:bottom w:w="60" w:type="dxa"/>
-              <w:right w:w="108" w:type="dxa"/>
-            </w:tcMar>
-            <w:hideMark/>
+            <w:shd w:color="auto" w:fill="2E4057" w:val="clear"/>
           </w:tcPr>
           <w:p>
             <w:pPr>
-              <w:rPr>
-                <w:rFonts w:cs="Times New Roman"/>
-                <w:color w:val="FFFFFF" w:themeColor="background1"/>
+              <w:pStyle w:val="Normal"/>
+              <w:rPr>
+                <w:rFonts w:cs="Times New Roman"/>
+                <w:color w:themeColor="background1" w:val="FFFFFF"/>
                 <w:sz w:val="18"/>
                 <w:szCs w:val="18"/>
                 <w:lang w:val="hr-BA"/>
@@ -4249,7 +3743,7 @@
               <w:rPr>
                 <w:rFonts w:cs="Times New Roman"/>
                 <w:b/>
-                <w:color w:val="FFFFFF" w:themeColor="background1"/>
+                <w:color w:themeColor="background1" w:val="FFFFFF"/>
                 <w:sz w:val="18"/>
                 <w:szCs w:val="18"/>
                 <w:lang w:val="hr-BA"/>
@@ -4259,9 +3753,10 @@
           </w:p>
           <w:p>
             <w:pPr>
-              <w:rPr>
-                <w:rFonts w:cs="Times New Roman"/>
-                <w:color w:val="FFFFFF" w:themeColor="background1"/>
+              <w:pStyle w:val="Normal"/>
+              <w:rPr>
+                <w:rFonts w:cs="Times New Roman"/>
+                <w:color w:themeColor="background1" w:val="FFFFFF"/>
                 <w:sz w:val="18"/>
                 <w:szCs w:val="18"/>
                 <w:lang w:val="hr-BA"/>
@@ -4271,7 +3766,7 @@
               <w:rPr>
                 <w:rFonts w:cs="Times New Roman"/>
                 <w:b/>
-                <w:color w:val="FFFFFF" w:themeColor="background1"/>
+                <w:color w:themeColor="background1" w:val="FFFFFF"/>
                 <w:sz w:val="18"/>
                 <w:szCs w:val="18"/>
                 <w:lang w:val="hr-BA"/>
@@ -4282,27 +3777,21 @@
         </w:tc>
         <w:tc>
           <w:tcPr>
-            <w:tcW w:w="976" w:type="dxa"/>
+            <w:tcW w:w="977" w:type="dxa"/>
             <w:tcBorders>
               <w:top w:val="single" w:sz="4" w:space="0" w:color="AAAAAA"/>
-              <w:left w:val="single" w:sz="4" w:space="0" w:color="CCCCCC"/>
+              <w:start w:val="single" w:sz="4" w:space="0" w:color="CCCCCC"/>
               <w:bottom w:val="single" w:sz="4" w:space="0" w:color="CCCCCC"/>
-              <w:right w:val="single" w:sz="4" w:space="0" w:color="CCCCCC"/>
+              <w:end w:val="single" w:sz="4" w:space="0" w:color="CCCCCC"/>
             </w:tcBorders>
-            <w:shd w:val="clear" w:color="auto" w:fill="2E4057"/>
-            <w:tcMar>
-              <w:top w:w="60" w:type="dxa"/>
-              <w:left w:w="108" w:type="dxa"/>
-              <w:bottom w:w="60" w:type="dxa"/>
-              <w:right w:w="108" w:type="dxa"/>
-            </w:tcMar>
-            <w:hideMark/>
+            <w:shd w:color="auto" w:fill="2E4057" w:val="clear"/>
           </w:tcPr>
           <w:p>
             <w:pPr>
-              <w:rPr>
-                <w:rFonts w:cs="Times New Roman"/>
-                <w:color w:val="FFFFFF" w:themeColor="background1"/>
+              <w:pStyle w:val="Normal"/>
+              <w:rPr>
+                <w:rFonts w:cs="Times New Roman"/>
+                <w:color w:themeColor="background1" w:val="FFFFFF"/>
                 <w:sz w:val="18"/>
                 <w:szCs w:val="18"/>
                 <w:lang w:val="hr-BA"/>
@@ -4312,7 +3801,7 @@
               <w:rPr>
                 <w:rFonts w:cs="Times New Roman"/>
                 <w:b/>
-                <w:color w:val="FFFFFF" w:themeColor="background1"/>
+                <w:color w:themeColor="background1" w:val="FFFFFF"/>
                 <w:sz w:val="18"/>
                 <w:szCs w:val="18"/>
                 <w:lang w:val="hr-BA"/>
@@ -4322,9 +3811,10 @@
           </w:p>
           <w:p>
             <w:pPr>
-              <w:rPr>
-                <w:rFonts w:cs="Times New Roman"/>
-                <w:color w:val="FFFFFF" w:themeColor="background1"/>
+              <w:pStyle w:val="Normal"/>
+              <w:rPr>
+                <w:rFonts w:cs="Times New Roman"/>
+                <w:color w:themeColor="background1" w:val="FFFFFF"/>
                 <w:sz w:val="18"/>
                 <w:szCs w:val="18"/>
                 <w:lang w:val="hr-BA"/>
@@ -4334,7 +3824,7 @@
               <w:rPr>
                 <w:rFonts w:cs="Times New Roman"/>
                 <w:b/>
-                <w:color w:val="FFFFFF" w:themeColor="background1"/>
+                <w:color w:themeColor="background1" w:val="FFFFFF"/>
                 <w:sz w:val="18"/>
                 <w:szCs w:val="18"/>
                 <w:lang w:val="hr-BA"/>
@@ -4345,27 +3835,21 @@
         </w:tc>
         <w:tc>
           <w:tcPr>
-            <w:tcW w:w="1086" w:type="dxa"/>
+            <w:tcW w:w="1085" w:type="dxa"/>
             <w:tcBorders>
               <w:top w:val="single" w:sz="4" w:space="0" w:color="AAAAAA"/>
-              <w:left w:val="single" w:sz="4" w:space="0" w:color="CCCCCC"/>
+              <w:start w:val="single" w:sz="4" w:space="0" w:color="CCCCCC"/>
               <w:bottom w:val="single" w:sz="4" w:space="0" w:color="CCCCCC"/>
-              <w:right w:val="single" w:sz="4" w:space="0" w:color="CCCCCC"/>
+              <w:end w:val="single" w:sz="4" w:space="0" w:color="CCCCCC"/>
             </w:tcBorders>
-            <w:shd w:val="clear" w:color="auto" w:fill="2E4057"/>
-            <w:tcMar>
-              <w:top w:w="60" w:type="dxa"/>
-              <w:left w:w="108" w:type="dxa"/>
-              <w:bottom w:w="60" w:type="dxa"/>
-              <w:right w:w="108" w:type="dxa"/>
-            </w:tcMar>
-            <w:hideMark/>
+            <w:shd w:color="auto" w:fill="2E4057" w:val="clear"/>
           </w:tcPr>
           <w:p>
             <w:pPr>
-              <w:rPr>
-                <w:rFonts w:cs="Times New Roman"/>
-                <w:color w:val="FFFFFF" w:themeColor="background1"/>
+              <w:pStyle w:val="Normal"/>
+              <w:rPr>
+                <w:rFonts w:cs="Times New Roman"/>
+                <w:color w:themeColor="background1" w:val="FFFFFF"/>
                 <w:sz w:val="18"/>
                 <w:szCs w:val="18"/>
                 <w:lang w:val="hr-BA"/>
@@ -4375,7 +3859,7 @@
               <w:rPr>
                 <w:rFonts w:cs="Times New Roman"/>
                 <w:b/>
-                <w:color w:val="FFFFFF" w:themeColor="background1"/>
+                <w:color w:themeColor="background1" w:val="FFFFFF"/>
                 <w:sz w:val="18"/>
                 <w:szCs w:val="18"/>
                 <w:lang w:val="hr-BA"/>
@@ -4385,9 +3869,10 @@
           </w:p>
           <w:p>
             <w:pPr>
-              <w:rPr>
-                <w:rFonts w:cs="Times New Roman"/>
-                <w:color w:val="FFFFFF" w:themeColor="background1"/>
+              <w:pStyle w:val="Normal"/>
+              <w:rPr>
+                <w:rFonts w:cs="Times New Roman"/>
+                <w:color w:themeColor="background1" w:val="FFFFFF"/>
                 <w:sz w:val="18"/>
                 <w:szCs w:val="18"/>
                 <w:lang w:val="hr-BA"/>
@@ -4397,7 +3882,7 @@
               <w:rPr>
                 <w:rFonts w:cs="Times New Roman"/>
                 <w:b/>
-                <w:color w:val="FFFFFF" w:themeColor="background1"/>
+                <w:color w:themeColor="background1" w:val="FFFFFF"/>
                 <w:sz w:val="18"/>
                 <w:szCs w:val="18"/>
                 <w:lang w:val="hr-BA"/>
@@ -4408,27 +3893,21 @@
         </w:tc>
         <w:tc>
           <w:tcPr>
-            <w:tcW w:w="946" w:type="dxa"/>
+            <w:tcW w:w="947" w:type="dxa"/>
             <w:tcBorders>
               <w:top w:val="single" w:sz="4" w:space="0" w:color="AAAAAA"/>
-              <w:left w:val="single" w:sz="4" w:space="0" w:color="CCCCCC"/>
+              <w:start w:val="single" w:sz="4" w:space="0" w:color="CCCCCC"/>
               <w:bottom w:val="single" w:sz="4" w:space="0" w:color="CCCCCC"/>
-              <w:right w:val="single" w:sz="4" w:space="0" w:color="AAAAAA"/>
+              <w:end w:val="single" w:sz="4" w:space="0" w:color="AAAAAA"/>
             </w:tcBorders>
-            <w:shd w:val="clear" w:color="auto" w:fill="2E4057"/>
-            <w:tcMar>
-              <w:top w:w="60" w:type="dxa"/>
-              <w:left w:w="108" w:type="dxa"/>
-              <w:bottom w:w="60" w:type="dxa"/>
-              <w:right w:w="108" w:type="dxa"/>
-            </w:tcMar>
-            <w:hideMark/>
+            <w:shd w:color="auto" w:fill="2E4057" w:val="clear"/>
           </w:tcPr>
           <w:p>
             <w:pPr>
-              <w:rPr>
-                <w:rFonts w:cs="Times New Roman"/>
-                <w:color w:val="FFFFFF" w:themeColor="background1"/>
+              <w:pStyle w:val="Normal"/>
+              <w:rPr>
+                <w:rFonts w:cs="Times New Roman"/>
+                <w:color w:themeColor="background1" w:val="FFFFFF"/>
                 <w:sz w:val="18"/>
                 <w:szCs w:val="18"/>
                 <w:lang w:val="hr-BA"/>
@@ -4438,7 +3917,7 @@
               <w:rPr>
                 <w:rFonts w:cs="Times New Roman"/>
                 <w:b/>
-                <w:color w:val="FFFFFF" w:themeColor="background1"/>
+                <w:color w:themeColor="background1" w:val="FFFFFF"/>
                 <w:sz w:val="18"/>
                 <w:szCs w:val="18"/>
                 <w:lang w:val="hr-BA"/>
@@ -4448,9 +3927,10 @@
           </w:p>
           <w:p>
             <w:pPr>
-              <w:rPr>
-                <w:rFonts w:cs="Times New Roman"/>
-                <w:color w:val="FFFFFF" w:themeColor="background1"/>
+              <w:pStyle w:val="Normal"/>
+              <w:rPr>
+                <w:rFonts w:cs="Times New Roman"/>
+                <w:color w:themeColor="background1" w:val="FFFFFF"/>
                 <w:sz w:val="18"/>
                 <w:szCs w:val="18"/>
                 <w:lang w:val="hr-BA"/>
@@ -4460,7 +3940,7 @@
               <w:rPr>
                 <w:rFonts w:cs="Times New Roman"/>
                 <w:b/>
-                <w:color w:val="FFFFFF" w:themeColor="background1"/>
+                <w:color w:themeColor="background1" w:val="FFFFFF"/>
                 <w:sz w:val="18"/>
                 <w:szCs w:val="18"/>
                 <w:lang w:val="hr-BA"/>
@@ -4471,29 +3951,21 @@
         </w:tc>
       </w:tr>
       <w:tr>
-        <w:trPr>
-          <w:jc w:val="center"/>
-        </w:trPr>
+        <w:trPr/>
         <w:tc>
           <w:tcPr>
-            <w:tcW w:w="1106" w:type="dxa"/>
+            <w:tcW w:w="1105" w:type="dxa"/>
             <w:tcBorders>
               <w:top w:val="single" w:sz="4" w:space="0" w:color="CCCCCC"/>
-              <w:left w:val="single" w:sz="4" w:space="0" w:color="AAAAAA"/>
+              <w:start w:val="single" w:sz="4" w:space="0" w:color="AAAAAA"/>
               <w:bottom w:val="single" w:sz="4" w:space="0" w:color="CCCCCC"/>
-              <w:right w:val="single" w:sz="4" w:space="0" w:color="CCCCCC"/>
+              <w:end w:val="single" w:sz="4" w:space="0" w:color="CCCCCC"/>
             </w:tcBorders>
-            <w:shd w:val="clear" w:color="auto" w:fill="F2F2F2"/>
-            <w:tcMar>
-              <w:top w:w="60" w:type="dxa"/>
-              <w:left w:w="108" w:type="dxa"/>
-              <w:bottom w:w="60" w:type="dxa"/>
-              <w:right w:w="108" w:type="dxa"/>
-            </w:tcMar>
-            <w:hideMark/>
+            <w:shd w:color="auto" w:fill="F2F2F2" w:val="clear"/>
           </w:tcPr>
           <w:p>
             <w:pPr>
+              <w:pStyle w:val="Normal"/>
               <w:rPr>
                 <w:rFonts w:cs="Times New Roman"/>
                 <w:sz w:val="18"/>
@@ -4515,24 +3987,18 @@
         </w:tc>
         <w:tc>
           <w:tcPr>
-            <w:tcW w:w="837" w:type="dxa"/>
+            <w:tcW w:w="838" w:type="dxa"/>
             <w:tcBorders>
               <w:top w:val="single" w:sz="4" w:space="0" w:color="CCCCCC"/>
-              <w:left w:val="single" w:sz="4" w:space="0" w:color="CCCCCC"/>
+              <w:start w:val="single" w:sz="4" w:space="0" w:color="CCCCCC"/>
               <w:bottom w:val="single" w:sz="4" w:space="0" w:color="CCCCCC"/>
-              <w:right w:val="single" w:sz="4" w:space="0" w:color="CCCCCC"/>
+              <w:end w:val="single" w:sz="4" w:space="0" w:color="CCCCCC"/>
             </w:tcBorders>
-            <w:shd w:val="clear" w:color="auto" w:fill="F2F2F2"/>
-            <w:tcMar>
-              <w:top w:w="60" w:type="dxa"/>
-              <w:left w:w="108" w:type="dxa"/>
-              <w:bottom w:w="60" w:type="dxa"/>
-              <w:right w:w="108" w:type="dxa"/>
-            </w:tcMar>
-            <w:hideMark/>
+            <w:shd w:color="auto" w:fill="F2F2F2" w:val="clear"/>
           </w:tcPr>
           <w:p>
             <w:pPr>
+              <w:pStyle w:val="Normal"/>
               <w:rPr>
                 <w:rFonts w:cs="Times New Roman"/>
                 <w:sz w:val="18"/>
@@ -4553,24 +4019,18 @@
         </w:tc>
         <w:tc>
           <w:tcPr>
-            <w:tcW w:w="1076" w:type="dxa"/>
+            <w:tcW w:w="1075" w:type="dxa"/>
             <w:tcBorders>
               <w:top w:val="single" w:sz="4" w:space="0" w:color="CCCCCC"/>
-              <w:left w:val="single" w:sz="4" w:space="0" w:color="CCCCCC"/>
+              <w:start w:val="single" w:sz="4" w:space="0" w:color="CCCCCC"/>
               <w:bottom w:val="single" w:sz="4" w:space="0" w:color="CCCCCC"/>
-              <w:right w:val="single" w:sz="4" w:space="0" w:color="CCCCCC"/>
+              <w:end w:val="single" w:sz="4" w:space="0" w:color="CCCCCC"/>
             </w:tcBorders>
-            <w:shd w:val="clear" w:color="auto" w:fill="F2F2F2"/>
-            <w:tcMar>
-              <w:top w:w="60" w:type="dxa"/>
-              <w:left w:w="108" w:type="dxa"/>
-              <w:bottom w:w="60" w:type="dxa"/>
-              <w:right w:w="108" w:type="dxa"/>
-            </w:tcMar>
-            <w:hideMark/>
+            <w:shd w:color="auto" w:fill="F2F2F2" w:val="clear"/>
           </w:tcPr>
           <w:p>
             <w:pPr>
+              <w:pStyle w:val="Normal"/>
               <w:rPr>
                 <w:rFonts w:cs="Times New Roman"/>
                 <w:sz w:val="18"/>
@@ -4594,21 +4054,15 @@
             <w:tcW w:w="866" w:type="dxa"/>
             <w:tcBorders>
               <w:top w:val="single" w:sz="4" w:space="0" w:color="CCCCCC"/>
-              <w:left w:val="single" w:sz="4" w:space="0" w:color="CCCCCC"/>
+              <w:start w:val="single" w:sz="4" w:space="0" w:color="CCCCCC"/>
               <w:bottom w:val="single" w:sz="4" w:space="0" w:color="CCCCCC"/>
-              <w:right w:val="single" w:sz="4" w:space="0" w:color="CCCCCC"/>
+              <w:end w:val="single" w:sz="4" w:space="0" w:color="CCCCCC"/>
             </w:tcBorders>
-            <w:shd w:val="clear" w:color="auto" w:fill="F2F2F2"/>
-            <w:tcMar>
-              <w:top w:w="60" w:type="dxa"/>
-              <w:left w:w="108" w:type="dxa"/>
-              <w:bottom w:w="60" w:type="dxa"/>
-              <w:right w:w="108" w:type="dxa"/>
-            </w:tcMar>
-            <w:hideMark/>
+            <w:shd w:color="auto" w:fill="F2F2F2" w:val="clear"/>
           </w:tcPr>
           <w:p>
             <w:pPr>
+              <w:pStyle w:val="Normal"/>
               <w:rPr>
                 <w:rFonts w:cs="Times New Roman"/>
                 <w:sz w:val="18"/>
@@ -4632,21 +4086,15 @@
             <w:tcW w:w="996" w:type="dxa"/>
             <w:tcBorders>
               <w:top w:val="single" w:sz="4" w:space="0" w:color="CCCCCC"/>
-              <w:left w:val="single" w:sz="4" w:space="0" w:color="CCCCCC"/>
+              <w:start w:val="single" w:sz="4" w:space="0" w:color="CCCCCC"/>
               <w:bottom w:val="single" w:sz="4" w:space="0" w:color="CCCCCC"/>
-              <w:right w:val="single" w:sz="4" w:space="0" w:color="CCCCCC"/>
+              <w:end w:val="single" w:sz="4" w:space="0" w:color="CCCCCC"/>
             </w:tcBorders>
-            <w:shd w:val="clear" w:color="auto" w:fill="F2F2F2"/>
-            <w:tcMar>
-              <w:top w:w="60" w:type="dxa"/>
-              <w:left w:w="108" w:type="dxa"/>
-              <w:bottom w:w="60" w:type="dxa"/>
-              <w:right w:w="108" w:type="dxa"/>
-            </w:tcMar>
-            <w:hideMark/>
+            <w:shd w:color="auto" w:fill="F2F2F2" w:val="clear"/>
           </w:tcPr>
           <w:p>
             <w:pPr>
+              <w:pStyle w:val="Normal"/>
               <w:rPr>
                 <w:rFonts w:cs="Times New Roman"/>
                 <w:sz w:val="18"/>
@@ -4670,21 +4118,15 @@
             <w:tcW w:w="1037" w:type="dxa"/>
             <w:tcBorders>
               <w:top w:val="single" w:sz="4" w:space="0" w:color="CCCCCC"/>
-              <w:left w:val="single" w:sz="4" w:space="0" w:color="CCCCCC"/>
+              <w:start w:val="single" w:sz="4" w:space="0" w:color="CCCCCC"/>
               <w:bottom w:val="single" w:sz="4" w:space="0" w:color="CCCCCC"/>
-              <w:right w:val="single" w:sz="4" w:space="0" w:color="CCCCCC"/>
+              <w:end w:val="single" w:sz="4" w:space="0" w:color="CCCCCC"/>
             </w:tcBorders>
-            <w:shd w:val="clear" w:color="auto" w:fill="F2F2F2"/>
-            <w:tcMar>
-              <w:top w:w="60" w:type="dxa"/>
-              <w:left w:w="108" w:type="dxa"/>
-              <w:bottom w:w="60" w:type="dxa"/>
-              <w:right w:w="108" w:type="dxa"/>
-            </w:tcMar>
-            <w:hideMark/>
+            <w:shd w:color="auto" w:fill="F2F2F2" w:val="clear"/>
           </w:tcPr>
           <w:p>
             <w:pPr>
+              <w:pStyle w:val="Normal"/>
               <w:rPr>
                 <w:rFonts w:cs="Times New Roman"/>
                 <w:sz w:val="18"/>
@@ -4705,24 +4147,18 @@
         </w:tc>
         <w:tc>
           <w:tcPr>
-            <w:tcW w:w="976" w:type="dxa"/>
+            <w:tcW w:w="977" w:type="dxa"/>
             <w:tcBorders>
               <w:top w:val="single" w:sz="4" w:space="0" w:color="CCCCCC"/>
-              <w:left w:val="single" w:sz="4" w:space="0" w:color="CCCCCC"/>
+              <w:start w:val="single" w:sz="4" w:space="0" w:color="CCCCCC"/>
               <w:bottom w:val="single" w:sz="4" w:space="0" w:color="CCCCCC"/>
-              <w:right w:val="single" w:sz="4" w:space="0" w:color="CCCCCC"/>
+              <w:end w:val="single" w:sz="4" w:space="0" w:color="CCCCCC"/>
             </w:tcBorders>
-            <w:shd w:val="clear" w:color="auto" w:fill="F2F2F2"/>
-            <w:tcMar>
-              <w:top w:w="60" w:type="dxa"/>
-              <w:left w:w="108" w:type="dxa"/>
-              <w:bottom w:w="60" w:type="dxa"/>
-              <w:right w:w="108" w:type="dxa"/>
-            </w:tcMar>
-            <w:hideMark/>
+            <w:shd w:color="auto" w:fill="F2F2F2" w:val="clear"/>
           </w:tcPr>
           <w:p>
             <w:pPr>
+              <w:pStyle w:val="Normal"/>
               <w:rPr>
                 <w:rFonts w:cs="Times New Roman"/>
                 <w:sz w:val="18"/>
@@ -4743,23 +4179,18 @@
         </w:tc>
         <w:tc>
           <w:tcPr>
-            <w:tcW w:w="1086" w:type="dxa"/>
+            <w:tcW w:w="1085" w:type="dxa"/>
             <w:tcBorders>
               <w:top w:val="single" w:sz="4" w:space="0" w:color="CCCCCC"/>
-              <w:left w:val="single" w:sz="4" w:space="0" w:color="CCCCCC"/>
+              <w:start w:val="single" w:sz="4" w:space="0" w:color="CCCCCC"/>
               <w:bottom w:val="single" w:sz="4" w:space="0" w:color="CCCCCC"/>
-              <w:right w:val="single" w:sz="4" w:space="0" w:color="CCCCCC"/>
+              <w:end w:val="single" w:sz="4" w:space="0" w:color="CCCCCC"/>
             </w:tcBorders>
-            <w:shd w:val="clear" w:color="auto" w:fill="F2F2F2"/>
-            <w:tcMar>
-              <w:top w:w="60" w:type="dxa"/>
-              <w:left w:w="108" w:type="dxa"/>
-              <w:bottom w:w="60" w:type="dxa"/>
-              <w:right w:w="108" w:type="dxa"/>
-            </w:tcMar>
+            <w:shd w:color="auto" w:fill="F2F2F2" w:val="clear"/>
           </w:tcPr>
           <w:p>
             <w:pPr>
+              <w:pStyle w:val="Normal"/>
               <w:rPr>
                 <w:rFonts w:cs="Times New Roman"/>
                 <w:sz w:val="18"/>
@@ -4767,28 +4198,30 @@
                 <w:lang w:val="hr-BA"/>
               </w:rPr>
             </w:pPr>
+            <w:r>
+              <w:rPr>
+                <w:rFonts w:cs="Times New Roman"/>
+                <w:sz w:val="18"/>
+                <w:szCs w:val="18"/>
+                <w:lang w:val="hr-BA"/>
+              </w:rPr>
+            </w:r>
           </w:p>
         </w:tc>
         <w:tc>
           <w:tcPr>
-            <w:tcW w:w="946" w:type="dxa"/>
+            <w:tcW w:w="947" w:type="dxa"/>
             <w:tcBorders>
               <w:top w:val="single" w:sz="4" w:space="0" w:color="CCCCCC"/>
-              <w:left w:val="single" w:sz="4" w:space="0" w:color="CCCCCC"/>
+              <w:start w:val="single" w:sz="4" w:space="0" w:color="CCCCCC"/>
               <w:bottom w:val="single" w:sz="4" w:space="0" w:color="CCCCCC"/>
-              <w:right w:val="single" w:sz="4" w:space="0" w:color="AAAAAA"/>
+              <w:end w:val="single" w:sz="4" w:space="0" w:color="AAAAAA"/>
             </w:tcBorders>
-            <w:shd w:val="clear" w:color="auto" w:fill="F2F2F2"/>
-            <w:tcMar>
-              <w:top w:w="60" w:type="dxa"/>
-              <w:left w:w="108" w:type="dxa"/>
-              <w:bottom w:w="60" w:type="dxa"/>
-              <w:right w:w="108" w:type="dxa"/>
-            </w:tcMar>
-            <w:hideMark/>
+            <w:shd w:color="auto" w:fill="F2F2F2" w:val="clear"/>
           </w:tcPr>
           <w:p>
             <w:pPr>
+              <w:pStyle w:val="Normal"/>
               <w:rPr>
                 <w:rFonts w:cs="Times New Roman"/>
                 <w:sz w:val="18"/>
@@ -4809,29 +4242,21 @@
         </w:tc>
       </w:tr>
       <w:tr>
-        <w:trPr>
-          <w:jc w:val="center"/>
-        </w:trPr>
+        <w:trPr/>
         <w:tc>
           <w:tcPr>
-            <w:tcW w:w="1106" w:type="dxa"/>
+            <w:tcW w:w="1105" w:type="dxa"/>
             <w:tcBorders>
               <w:top w:val="single" w:sz="4" w:space="0" w:color="CCCCCC"/>
-              <w:left w:val="single" w:sz="4" w:space="0" w:color="AAAAAA"/>
+              <w:start w:val="single" w:sz="4" w:space="0" w:color="AAAAAA"/>
               <w:bottom w:val="single" w:sz="4" w:space="0" w:color="CCCCCC"/>
-              <w:right w:val="single" w:sz="4" w:space="0" w:color="CCCCCC"/>
+              <w:end w:val="single" w:sz="4" w:space="0" w:color="CCCCCC"/>
             </w:tcBorders>
-            <w:shd w:val="clear" w:color="auto" w:fill="FFFFFF"/>
-            <w:tcMar>
-              <w:top w:w="60" w:type="dxa"/>
-              <w:left w:w="108" w:type="dxa"/>
-              <w:bottom w:w="60" w:type="dxa"/>
-              <w:right w:w="108" w:type="dxa"/>
-            </w:tcMar>
-            <w:hideMark/>
+            <w:shd w:color="auto" w:fill="FFFFFF" w:val="clear"/>
           </w:tcPr>
           <w:p>
             <w:pPr>
+              <w:pStyle w:val="Normal"/>
               <w:rPr>
                 <w:rFonts w:cs="Times New Roman"/>
                 <w:sz w:val="18"/>
@@ -4853,23 +4278,18 @@
         </w:tc>
         <w:tc>
           <w:tcPr>
-            <w:tcW w:w="837" w:type="dxa"/>
+            <w:tcW w:w="838" w:type="dxa"/>
             <w:tcBorders>
               <w:top w:val="single" w:sz="4" w:space="0" w:color="CCCCCC"/>
-              <w:left w:val="single" w:sz="4" w:space="0" w:color="CCCCCC"/>
+              <w:start w:val="single" w:sz="4" w:space="0" w:color="CCCCCC"/>
               <w:bottom w:val="single" w:sz="4" w:space="0" w:color="CCCCCC"/>
-              <w:right w:val="single" w:sz="4" w:space="0" w:color="CCCCCC"/>
+              <w:end w:val="single" w:sz="4" w:space="0" w:color="CCCCCC"/>
             </w:tcBorders>
-            <w:shd w:val="clear" w:color="auto" w:fill="FFFFFF"/>
-            <w:tcMar>
-              <w:top w:w="60" w:type="dxa"/>
-              <w:left w:w="108" w:type="dxa"/>
-              <w:bottom w:w="60" w:type="dxa"/>
-              <w:right w:w="108" w:type="dxa"/>
-            </w:tcMar>
+            <w:shd w:color="auto" w:fill="FFFFFF" w:val="clear"/>
           </w:tcPr>
           <w:p>
             <w:pPr>
+              <w:pStyle w:val="Normal"/>
               <w:rPr>
                 <w:rFonts w:cs="Times New Roman"/>
                 <w:sz w:val="18"/>
@@ -4877,27 +4297,30 @@
                 <w:lang w:val="hr-BA"/>
               </w:rPr>
             </w:pPr>
+            <w:r>
+              <w:rPr>
+                <w:rFonts w:cs="Times New Roman"/>
+                <w:sz w:val="18"/>
+                <w:szCs w:val="18"/>
+                <w:lang w:val="hr-BA"/>
+              </w:rPr>
+            </w:r>
           </w:p>
         </w:tc>
         <w:tc>
           <w:tcPr>
-            <w:tcW w:w="1076" w:type="dxa"/>
+            <w:tcW w:w="1075" w:type="dxa"/>
             <w:tcBorders>
               <w:top w:val="single" w:sz="4" w:space="0" w:color="CCCCCC"/>
-              <w:left w:val="single" w:sz="4" w:space="0" w:color="CCCCCC"/>
+              <w:start w:val="single" w:sz="4" w:space="0" w:color="CCCCCC"/>
               <w:bottom w:val="single" w:sz="4" w:space="0" w:color="CCCCCC"/>
-              <w:right w:val="single" w:sz="4" w:space="0" w:color="CCCCCC"/>
+              <w:end w:val="single" w:sz="4" w:space="0" w:color="CCCCCC"/>
             </w:tcBorders>
-            <w:shd w:val="clear" w:color="auto" w:fill="FFFFFF"/>
-            <w:tcMar>
-              <w:top w:w="60" w:type="dxa"/>
-              <w:left w:w="108" w:type="dxa"/>
-              <w:bottom w:w="60" w:type="dxa"/>
-              <w:right w:w="108" w:type="dxa"/>
-            </w:tcMar>
+            <w:shd w:color="auto" w:fill="FFFFFF" w:val="clear"/>
           </w:tcPr>
           <w:p>
             <w:pPr>
+              <w:pStyle w:val="Normal"/>
               <w:rPr>
                 <w:rFonts w:cs="Times New Roman"/>
                 <w:sz w:val="18"/>
@@ -4905,6 +4328,14 @@
                 <w:lang w:val="hr-BA"/>
               </w:rPr>
             </w:pPr>
+            <w:r>
+              <w:rPr>
+                <w:rFonts w:cs="Times New Roman"/>
+                <w:sz w:val="18"/>
+                <w:szCs w:val="18"/>
+                <w:lang w:val="hr-BA"/>
+              </w:rPr>
+            </w:r>
           </w:p>
         </w:tc>
         <w:tc>
@@ -4912,20 +4343,15 @@
             <w:tcW w:w="866" w:type="dxa"/>
             <w:tcBorders>
               <w:top w:val="single" w:sz="4" w:space="0" w:color="CCCCCC"/>
-              <w:left w:val="single" w:sz="4" w:space="0" w:color="CCCCCC"/>
+              <w:start w:val="single" w:sz="4" w:space="0" w:color="CCCCCC"/>
               <w:bottom w:val="single" w:sz="4" w:space="0" w:color="CCCCCC"/>
-              <w:right w:val="single" w:sz="4" w:space="0" w:color="CCCCCC"/>
+              <w:end w:val="single" w:sz="4" w:space="0" w:color="CCCCCC"/>
             </w:tcBorders>
-            <w:shd w:val="clear" w:color="auto" w:fill="FFFFFF"/>
-            <w:tcMar>
-              <w:top w:w="60" w:type="dxa"/>
-              <w:left w:w="108" w:type="dxa"/>
-              <w:bottom w:w="60" w:type="dxa"/>
-              <w:right w:w="108" w:type="dxa"/>
-            </w:tcMar>
+            <w:shd w:color="auto" w:fill="FFFFFF" w:val="clear"/>
           </w:tcPr>
           <w:p>
             <w:pPr>
+              <w:pStyle w:val="Normal"/>
               <w:rPr>
                 <w:rFonts w:cs="Times New Roman"/>
                 <w:sz w:val="18"/>
@@ -4933,6 +4359,14 @@
                 <w:lang w:val="hr-BA"/>
               </w:rPr>
             </w:pPr>
+            <w:r>
+              <w:rPr>
+                <w:rFonts w:cs="Times New Roman"/>
+                <w:sz w:val="18"/>
+                <w:szCs w:val="18"/>
+                <w:lang w:val="hr-BA"/>
+              </w:rPr>
+            </w:r>
           </w:p>
         </w:tc>
         <w:tc>
@@ -4940,21 +4374,15 @@
             <w:tcW w:w="996" w:type="dxa"/>
             <w:tcBorders>
               <w:top w:val="single" w:sz="4" w:space="0" w:color="CCCCCC"/>
-              <w:left w:val="single" w:sz="4" w:space="0" w:color="CCCCCC"/>
+              <w:start w:val="single" w:sz="4" w:space="0" w:color="CCCCCC"/>
               <w:bottom w:val="single" w:sz="4" w:space="0" w:color="CCCCCC"/>
-              <w:right w:val="single" w:sz="4" w:space="0" w:color="CCCCCC"/>
+              <w:end w:val="single" w:sz="4" w:space="0" w:color="CCCCCC"/>
             </w:tcBorders>
-            <w:shd w:val="clear" w:color="auto" w:fill="FFFFFF"/>
-            <w:tcMar>
-              <w:top w:w="60" w:type="dxa"/>
-              <w:left w:w="108" w:type="dxa"/>
-              <w:bottom w:w="60" w:type="dxa"/>
-              <w:right w:w="108" w:type="dxa"/>
-            </w:tcMar>
-            <w:hideMark/>
+            <w:shd w:color="auto" w:fill="FFFFFF" w:val="clear"/>
           </w:tcPr>
           <w:p>
             <w:pPr>
+              <w:pStyle w:val="Normal"/>
               <w:rPr>
                 <w:rFonts w:cs="Times New Roman"/>
                 <w:sz w:val="18"/>
@@ -4978,21 +4406,15 @@
             <w:tcW w:w="1037" w:type="dxa"/>
             <w:tcBorders>
               <w:top w:val="single" w:sz="4" w:space="0" w:color="CCCCCC"/>
-              <w:left w:val="single" w:sz="4" w:space="0" w:color="CCCCCC"/>
+              <w:start w:val="single" w:sz="4" w:space="0" w:color="CCCCCC"/>
               <w:bottom w:val="single" w:sz="4" w:space="0" w:color="CCCCCC"/>
-              <w:right w:val="single" w:sz="4" w:space="0" w:color="CCCCCC"/>
+              <w:end w:val="single" w:sz="4" w:space="0" w:color="CCCCCC"/>
             </w:tcBorders>
-            <w:shd w:val="clear" w:color="auto" w:fill="FFFFFF"/>
-            <w:tcMar>
-              <w:top w:w="60" w:type="dxa"/>
-              <w:left w:w="108" w:type="dxa"/>
-              <w:bottom w:w="60" w:type="dxa"/>
-              <w:right w:w="108" w:type="dxa"/>
-            </w:tcMar>
-            <w:hideMark/>
+            <w:shd w:color="auto" w:fill="FFFFFF" w:val="clear"/>
           </w:tcPr>
           <w:p>
             <w:pPr>
+              <w:pStyle w:val="Normal"/>
               <w:rPr>
                 <w:rFonts w:cs="Times New Roman"/>
                 <w:sz w:val="18"/>
@@ -5013,23 +4435,18 @@
         </w:tc>
         <w:tc>
           <w:tcPr>
-            <w:tcW w:w="976" w:type="dxa"/>
+            <w:tcW w:w="977" w:type="dxa"/>
             <w:tcBorders>
               <w:top w:val="single" w:sz="4" w:space="0" w:color="CCCCCC"/>
-              <w:left w:val="single" w:sz="4" w:space="0" w:color="CCCCCC"/>
+              <w:start w:val="single" w:sz="4" w:space="0" w:color="CCCCCC"/>
               <w:bottom w:val="single" w:sz="4" w:space="0" w:color="CCCCCC"/>
-              <w:right w:val="single" w:sz="4" w:space="0" w:color="CCCCCC"/>
+              <w:end w:val="single" w:sz="4" w:space="0" w:color="CCCCCC"/>
             </w:tcBorders>
-            <w:shd w:val="clear" w:color="auto" w:fill="FFFFFF"/>
-            <w:tcMar>
-              <w:top w:w="60" w:type="dxa"/>
-              <w:left w:w="108" w:type="dxa"/>
-              <w:bottom w:w="60" w:type="dxa"/>
-              <w:right w:w="108" w:type="dxa"/>
-            </w:tcMar>
+            <w:shd w:color="auto" w:fill="FFFFFF" w:val="clear"/>
           </w:tcPr>
           <w:p>
             <w:pPr>
+              <w:pStyle w:val="Normal"/>
               <w:rPr>
                 <w:rFonts w:cs="Times New Roman"/>
                 <w:sz w:val="18"/>
@@ -5037,27 +4454,30 @@
                 <w:lang w:val="hr-BA"/>
               </w:rPr>
             </w:pPr>
+            <w:r>
+              <w:rPr>
+                <w:rFonts w:cs="Times New Roman"/>
+                <w:sz w:val="18"/>
+                <w:szCs w:val="18"/>
+                <w:lang w:val="hr-BA"/>
+              </w:rPr>
+            </w:r>
           </w:p>
         </w:tc>
         <w:tc>
           <w:tcPr>
-            <w:tcW w:w="1086" w:type="dxa"/>
+            <w:tcW w:w="1085" w:type="dxa"/>
             <w:tcBorders>
               <w:top w:val="single" w:sz="4" w:space="0" w:color="CCCCCC"/>
-              <w:left w:val="single" w:sz="4" w:space="0" w:color="CCCCCC"/>
+              <w:start w:val="single" w:sz="4" w:space="0" w:color="CCCCCC"/>
               <w:bottom w:val="single" w:sz="4" w:space="0" w:color="CCCCCC"/>
-              <w:right w:val="single" w:sz="4" w:space="0" w:color="CCCCCC"/>
+              <w:end w:val="single" w:sz="4" w:space="0" w:color="CCCCCC"/>
             </w:tcBorders>
-            <w:shd w:val="clear" w:color="auto" w:fill="FFFFFF"/>
-            <w:tcMar>
-              <w:top w:w="60" w:type="dxa"/>
-              <w:left w:w="108" w:type="dxa"/>
-              <w:bottom w:w="60" w:type="dxa"/>
-              <w:right w:w="108" w:type="dxa"/>
-            </w:tcMar>
+            <w:shd w:color="auto" w:fill="FFFFFF" w:val="clear"/>
           </w:tcPr>
           <w:p>
             <w:pPr>
+              <w:pStyle w:val="Normal"/>
               <w:rPr>
                 <w:rFonts w:cs="Times New Roman"/>
                 <w:sz w:val="18"/>
@@ -5065,28 +4485,30 @@
                 <w:lang w:val="hr-BA"/>
               </w:rPr>
             </w:pPr>
+            <w:r>
+              <w:rPr>
+                <w:rFonts w:cs="Times New Roman"/>
+                <w:sz w:val="18"/>
+                <w:szCs w:val="18"/>
+                <w:lang w:val="hr-BA"/>
+              </w:rPr>
+            </w:r>
           </w:p>
         </w:tc>
         <w:tc>
           <w:tcPr>
-            <w:tcW w:w="946" w:type="dxa"/>
+            <w:tcW w:w="947" w:type="dxa"/>
             <w:tcBorders>
               <w:top w:val="single" w:sz="4" w:space="0" w:color="CCCCCC"/>
-              <w:left w:val="single" w:sz="4" w:space="0" w:color="CCCCCC"/>
+              <w:start w:val="single" w:sz="4" w:space="0" w:color="CCCCCC"/>
               <w:bottom w:val="single" w:sz="4" w:space="0" w:color="CCCCCC"/>
-              <w:right w:val="single" w:sz="4" w:space="0" w:color="AAAAAA"/>
+              <w:end w:val="single" w:sz="4" w:space="0" w:color="AAAAAA"/>
             </w:tcBorders>
-            <w:shd w:val="clear" w:color="auto" w:fill="FFFFFF"/>
-            <w:tcMar>
-              <w:top w:w="60" w:type="dxa"/>
-              <w:left w:w="108" w:type="dxa"/>
-              <w:bottom w:w="60" w:type="dxa"/>
-              <w:right w:w="108" w:type="dxa"/>
-            </w:tcMar>
-            <w:hideMark/>
+            <w:shd w:color="auto" w:fill="FFFFFF" w:val="clear"/>
           </w:tcPr>
           <w:p>
             <w:pPr>
+              <w:pStyle w:val="Normal"/>
               <w:rPr>
                 <w:rFonts w:cs="Times New Roman"/>
                 <w:sz w:val="18"/>
@@ -5107,29 +4529,21 @@
         </w:tc>
       </w:tr>
       <w:tr>
-        <w:trPr>
-          <w:jc w:val="center"/>
-        </w:trPr>
+        <w:trPr/>
         <w:tc>
           <w:tcPr>
-            <w:tcW w:w="1106" w:type="dxa"/>
+            <w:tcW w:w="1105" w:type="dxa"/>
             <w:tcBorders>
               <w:top w:val="single" w:sz="4" w:space="0" w:color="CCCCCC"/>
-              <w:left w:val="single" w:sz="4" w:space="0" w:color="AAAAAA"/>
+              <w:start w:val="single" w:sz="4" w:space="0" w:color="AAAAAA"/>
               <w:bottom w:val="single" w:sz="4" w:space="0" w:color="CCCCCC"/>
-              <w:right w:val="single" w:sz="4" w:space="0" w:color="CCCCCC"/>
+              <w:end w:val="single" w:sz="4" w:space="0" w:color="CCCCCC"/>
             </w:tcBorders>
-            <w:shd w:val="clear" w:color="auto" w:fill="F2F2F2"/>
-            <w:tcMar>
-              <w:top w:w="60" w:type="dxa"/>
-              <w:left w:w="108" w:type="dxa"/>
-              <w:bottom w:w="60" w:type="dxa"/>
-              <w:right w:w="108" w:type="dxa"/>
-            </w:tcMar>
-            <w:hideMark/>
+            <w:shd w:color="auto" w:fill="F2F2F2" w:val="clear"/>
           </w:tcPr>
           <w:p>
             <w:pPr>
+              <w:pStyle w:val="Normal"/>
               <w:rPr>
                 <w:rFonts w:cs="Times New Roman"/>
                 <w:sz w:val="18"/>
@@ -5151,23 +4565,18 @@
         </w:tc>
         <w:tc>
           <w:tcPr>
-            <w:tcW w:w="837" w:type="dxa"/>
+            <w:tcW w:w="838" w:type="dxa"/>
             <w:tcBorders>
               <w:top w:val="single" w:sz="4" w:space="0" w:color="CCCCCC"/>
-              <w:left w:val="single" w:sz="4" w:space="0" w:color="CCCCCC"/>
+              <w:start w:val="single" w:sz="4" w:space="0" w:color="CCCCCC"/>
               <w:bottom w:val="single" w:sz="4" w:space="0" w:color="CCCCCC"/>
-              <w:right w:val="single" w:sz="4" w:space="0" w:color="CCCCCC"/>
+              <w:end w:val="single" w:sz="4" w:space="0" w:color="CCCCCC"/>
             </w:tcBorders>
-            <w:shd w:val="clear" w:color="auto" w:fill="F2F2F2"/>
-            <w:tcMar>
-              <w:top w:w="60" w:type="dxa"/>
-              <w:left w:w="108" w:type="dxa"/>
-              <w:bottom w:w="60" w:type="dxa"/>
-              <w:right w:w="108" w:type="dxa"/>
-            </w:tcMar>
+            <w:shd w:color="auto" w:fill="F2F2F2" w:val="clear"/>
           </w:tcPr>
           <w:p>
             <w:pPr>
+              <w:pStyle w:val="Normal"/>
               <w:rPr>
                 <w:rFonts w:cs="Times New Roman"/>
                 <w:sz w:val="18"/>
@@ -5175,27 +4584,30 @@
                 <w:lang w:val="hr-BA"/>
               </w:rPr>
             </w:pPr>
+            <w:r>
+              <w:rPr>
+                <w:rFonts w:cs="Times New Roman"/>
+                <w:sz w:val="18"/>
+                <w:szCs w:val="18"/>
+                <w:lang w:val="hr-BA"/>
+              </w:rPr>
+            </w:r>
           </w:p>
         </w:tc>
         <w:tc>
           <w:tcPr>
-            <w:tcW w:w="1076" w:type="dxa"/>
+            <w:tcW w:w="1075" w:type="dxa"/>
             <w:tcBorders>
               <w:top w:val="single" w:sz="4" w:space="0" w:color="CCCCCC"/>
-              <w:left w:val="single" w:sz="4" w:space="0" w:color="CCCCCC"/>
+              <w:start w:val="single" w:sz="4" w:space="0" w:color="CCCCCC"/>
               <w:bottom w:val="single" w:sz="4" w:space="0" w:color="CCCCCC"/>
-              <w:right w:val="single" w:sz="4" w:space="0" w:color="CCCCCC"/>
+              <w:end w:val="single" w:sz="4" w:space="0" w:color="CCCCCC"/>
             </w:tcBorders>
-            <w:shd w:val="clear" w:color="auto" w:fill="F2F2F2"/>
-            <w:tcMar>
-              <w:top w:w="60" w:type="dxa"/>
-              <w:left w:w="108" w:type="dxa"/>
-              <w:bottom w:w="60" w:type="dxa"/>
-              <w:right w:w="108" w:type="dxa"/>
-            </w:tcMar>
+            <w:shd w:color="auto" w:fill="F2F2F2" w:val="clear"/>
           </w:tcPr>
           <w:p>
             <w:pPr>
+              <w:pStyle w:val="Normal"/>
               <w:rPr>
                 <w:rFonts w:cs="Times New Roman"/>
                 <w:sz w:val="18"/>
@@ -5203,6 +4615,14 @@
                 <w:lang w:val="hr-BA"/>
               </w:rPr>
             </w:pPr>
+            <w:r>
+              <w:rPr>
+                <w:rFonts w:cs="Times New Roman"/>
+                <w:sz w:val="18"/>
+                <w:szCs w:val="18"/>
+                <w:lang w:val="hr-BA"/>
+              </w:rPr>
+            </w:r>
           </w:p>
         </w:tc>
         <w:tc>
@@ -5210,20 +4630,15 @@
             <w:tcW w:w="866" w:type="dxa"/>
             <w:tcBorders>
               <w:top w:val="single" w:sz="4" w:space="0" w:color="CCCCCC"/>
-              <w:left w:val="single" w:sz="4" w:space="0" w:color="CCCCCC"/>
+              <w:start w:val="single" w:sz="4" w:space="0" w:color="CCCCCC"/>
               <w:bottom w:val="single" w:sz="4" w:space="0" w:color="CCCCCC"/>
-              <w:right w:val="single" w:sz="4" w:space="0" w:color="CCCCCC"/>
+              <w:end w:val="single" w:sz="4" w:space="0" w:color="CCCCCC"/>
             </w:tcBorders>
-            <w:shd w:val="clear" w:color="auto" w:fill="F2F2F2"/>
-            <w:tcMar>
-              <w:top w:w="60" w:type="dxa"/>
-              <w:left w:w="108" w:type="dxa"/>
-              <w:bottom w:w="60" w:type="dxa"/>
-              <w:right w:w="108" w:type="dxa"/>
-            </w:tcMar>
+            <w:shd w:color="auto" w:fill="F2F2F2" w:val="clear"/>
           </w:tcPr>
           <w:p>
             <w:pPr>
+              <w:pStyle w:val="Normal"/>
               <w:rPr>
                 <w:rFonts w:cs="Times New Roman"/>
                 <w:sz w:val="18"/>
@@ -5231,6 +4646,14 @@
                 <w:lang w:val="hr-BA"/>
               </w:rPr>
             </w:pPr>
+            <w:r>
+              <w:rPr>
+                <w:rFonts w:cs="Times New Roman"/>
+                <w:sz w:val="18"/>
+                <w:szCs w:val="18"/>
+                <w:lang w:val="hr-BA"/>
+              </w:rPr>
+            </w:r>
           </w:p>
         </w:tc>
         <w:tc>
@@ -5238,21 +4661,15 @@
             <w:tcW w:w="996" w:type="dxa"/>
             <w:tcBorders>
               <w:top w:val="single" w:sz="4" w:space="0" w:color="CCCCCC"/>
-              <w:left w:val="single" w:sz="4" w:space="0" w:color="CCCCCC"/>
+              <w:start w:val="single" w:sz="4" w:space="0" w:color="CCCCCC"/>
               <w:bottom w:val="single" w:sz="4" w:space="0" w:color="CCCCCC"/>
-              <w:right w:val="single" w:sz="4" w:space="0" w:color="CCCCCC"/>
+              <w:end w:val="single" w:sz="4" w:space="0" w:color="CCCCCC"/>
             </w:tcBorders>
-            <w:shd w:val="clear" w:color="auto" w:fill="F2F2F2"/>
-            <w:tcMar>
-              <w:top w:w="60" w:type="dxa"/>
-              <w:left w:w="108" w:type="dxa"/>
-              <w:bottom w:w="60" w:type="dxa"/>
-              <w:right w:w="108" w:type="dxa"/>
-            </w:tcMar>
-            <w:hideMark/>
+            <w:shd w:color="auto" w:fill="F2F2F2" w:val="clear"/>
           </w:tcPr>
           <w:p>
             <w:pPr>
+              <w:pStyle w:val="Normal"/>
               <w:rPr>
                 <w:rFonts w:cs="Times New Roman"/>
                 <w:sz w:val="18"/>
@@ -5276,21 +4693,15 @@
             <w:tcW w:w="1037" w:type="dxa"/>
             <w:tcBorders>
               <w:top w:val="single" w:sz="4" w:space="0" w:color="CCCCCC"/>
-              <w:left w:val="single" w:sz="4" w:space="0" w:color="CCCCCC"/>
+              <w:start w:val="single" w:sz="4" w:space="0" w:color="CCCCCC"/>
               <w:bottom w:val="single" w:sz="4" w:space="0" w:color="CCCCCC"/>
-              <w:right w:val="single" w:sz="4" w:space="0" w:color="CCCCCC"/>
+              <w:end w:val="single" w:sz="4" w:space="0" w:color="CCCCCC"/>
             </w:tcBorders>
-            <w:shd w:val="clear" w:color="auto" w:fill="F2F2F2"/>
-            <w:tcMar>
-              <w:top w:w="60" w:type="dxa"/>
-              <w:left w:w="108" w:type="dxa"/>
-              <w:bottom w:w="60" w:type="dxa"/>
-              <w:right w:w="108" w:type="dxa"/>
-            </w:tcMar>
-            <w:hideMark/>
+            <w:shd w:color="auto" w:fill="F2F2F2" w:val="clear"/>
           </w:tcPr>
           <w:p>
             <w:pPr>
+              <w:pStyle w:val="Normal"/>
               <w:rPr>
                 <w:rFonts w:cs="Times New Roman"/>
                 <w:sz w:val="18"/>
@@ -5311,23 +4722,18 @@
         </w:tc>
         <w:tc>
           <w:tcPr>
-            <w:tcW w:w="976" w:type="dxa"/>
+            <w:tcW w:w="977" w:type="dxa"/>
             <w:tcBorders>
               <w:top w:val="single" w:sz="4" w:space="0" w:color="CCCCCC"/>
-              <w:left w:val="single" w:sz="4" w:space="0" w:color="CCCCCC"/>
+              <w:start w:val="single" w:sz="4" w:space="0" w:color="CCCCCC"/>
               <w:bottom w:val="single" w:sz="4" w:space="0" w:color="CCCCCC"/>
-              <w:right w:val="single" w:sz="4" w:space="0" w:color="CCCCCC"/>
+              <w:end w:val="single" w:sz="4" w:space="0" w:color="CCCCCC"/>
             </w:tcBorders>
-            <w:shd w:val="clear" w:color="auto" w:fill="F2F2F2"/>
-            <w:tcMar>
-              <w:top w:w="60" w:type="dxa"/>
-              <w:left w:w="108" w:type="dxa"/>
-              <w:bottom w:w="60" w:type="dxa"/>
-              <w:right w:w="108" w:type="dxa"/>
-            </w:tcMar>
+            <w:shd w:color="auto" w:fill="F2F2F2" w:val="clear"/>
           </w:tcPr>
           <w:p>
             <w:pPr>
+              <w:pStyle w:val="Normal"/>
               <w:rPr>
                 <w:rFonts w:cs="Times New Roman"/>
                 <w:sz w:val="18"/>
@@ -5335,27 +4741,30 @@
                 <w:lang w:val="hr-BA"/>
               </w:rPr>
             </w:pPr>
+            <w:r>
+              <w:rPr>
+                <w:rFonts w:cs="Times New Roman"/>
+                <w:sz w:val="18"/>
+                <w:szCs w:val="18"/>
+                <w:lang w:val="hr-BA"/>
+              </w:rPr>
+            </w:r>
           </w:p>
         </w:tc>
         <w:tc>
           <w:tcPr>
-            <w:tcW w:w="1086" w:type="dxa"/>
+            <w:tcW w:w="1085" w:type="dxa"/>
             <w:tcBorders>
               <w:top w:val="single" w:sz="4" w:space="0" w:color="CCCCCC"/>
-              <w:left w:val="single" w:sz="4" w:space="0" w:color="CCCCCC"/>
+              <w:start w:val="single" w:sz="4" w:space="0" w:color="CCCCCC"/>
               <w:bottom w:val="single" w:sz="4" w:space="0" w:color="CCCCCC"/>
-              <w:right w:val="single" w:sz="4" w:space="0" w:color="CCCCCC"/>
+              <w:end w:val="single" w:sz="4" w:space="0" w:color="CCCCCC"/>
             </w:tcBorders>
-            <w:shd w:val="clear" w:color="auto" w:fill="F2F2F2"/>
-            <w:tcMar>
-              <w:top w:w="60" w:type="dxa"/>
-              <w:left w:w="108" w:type="dxa"/>
-              <w:bottom w:w="60" w:type="dxa"/>
-              <w:right w:w="108" w:type="dxa"/>
-            </w:tcMar>
+            <w:shd w:color="auto" w:fill="F2F2F2" w:val="clear"/>
           </w:tcPr>
           <w:p>
             <w:pPr>
+              <w:pStyle w:val="Normal"/>
               <w:rPr>
                 <w:rFonts w:cs="Times New Roman"/>
                 <w:sz w:val="18"/>
@@ -5363,28 +4772,30 @@
                 <w:lang w:val="hr-BA"/>
               </w:rPr>
             </w:pPr>
+            <w:r>
+              <w:rPr>
+                <w:rFonts w:cs="Times New Roman"/>
+                <w:sz w:val="18"/>
+                <w:szCs w:val="18"/>
+                <w:lang w:val="hr-BA"/>
+              </w:rPr>
+            </w:r>
           </w:p>
         </w:tc>
         <w:tc>
           <w:tcPr>
-            <w:tcW w:w="946" w:type="dxa"/>
+            <w:tcW w:w="947" w:type="dxa"/>
             <w:tcBorders>
               <w:top w:val="single" w:sz="4" w:space="0" w:color="CCCCCC"/>
-              <w:left w:val="single" w:sz="4" w:space="0" w:color="CCCCCC"/>
+              <w:start w:val="single" w:sz="4" w:space="0" w:color="CCCCCC"/>
               <w:bottom w:val="single" w:sz="4" w:space="0" w:color="CCCCCC"/>
-              <w:right w:val="single" w:sz="4" w:space="0" w:color="AAAAAA"/>
+              <w:end w:val="single" w:sz="4" w:space="0" w:color="AAAAAA"/>
             </w:tcBorders>
-            <w:shd w:val="clear" w:color="auto" w:fill="F2F2F2"/>
-            <w:tcMar>
-              <w:top w:w="60" w:type="dxa"/>
-              <w:left w:w="108" w:type="dxa"/>
-              <w:bottom w:w="60" w:type="dxa"/>
-              <w:right w:w="108" w:type="dxa"/>
-            </w:tcMar>
-            <w:hideMark/>
+            <w:shd w:color="auto" w:fill="F2F2F2" w:val="clear"/>
           </w:tcPr>
           <w:p>
             <w:pPr>
+              <w:pStyle w:val="Normal"/>
               <w:rPr>
                 <w:rFonts w:cs="Times New Roman"/>
                 <w:sz w:val="18"/>
@@ -5405,29 +4816,21 @@
         </w:tc>
       </w:tr>
       <w:tr>
-        <w:trPr>
-          <w:jc w:val="center"/>
-        </w:trPr>
+        <w:trPr/>
         <w:tc>
           <w:tcPr>
-            <w:tcW w:w="1106" w:type="dxa"/>
+            <w:tcW w:w="1105" w:type="dxa"/>
             <w:tcBorders>
               <w:top w:val="single" w:sz="4" w:space="0" w:color="CCCCCC"/>
-              <w:left w:val="single" w:sz="4" w:space="0" w:color="AAAAAA"/>
+              <w:start w:val="single" w:sz="4" w:space="0" w:color="AAAAAA"/>
               <w:bottom w:val="single" w:sz="4" w:space="0" w:color="CCCCCC"/>
-              <w:right w:val="single" w:sz="4" w:space="0" w:color="CCCCCC"/>
+              <w:end w:val="single" w:sz="4" w:space="0" w:color="CCCCCC"/>
             </w:tcBorders>
-            <w:shd w:val="clear" w:color="auto" w:fill="FFFFFF"/>
-            <w:tcMar>
-              <w:top w:w="60" w:type="dxa"/>
-              <w:left w:w="108" w:type="dxa"/>
-              <w:bottom w:w="60" w:type="dxa"/>
-              <w:right w:w="108" w:type="dxa"/>
-            </w:tcMar>
-            <w:hideMark/>
+            <w:shd w:color="auto" w:fill="FFFFFF" w:val="clear"/>
           </w:tcPr>
           <w:p>
             <w:pPr>
+              <w:pStyle w:val="Normal"/>
               <w:rPr>
                 <w:rFonts w:cs="Times New Roman"/>
                 <w:sz w:val="18"/>
@@ -5449,24 +4852,18 @@
         </w:tc>
         <w:tc>
           <w:tcPr>
-            <w:tcW w:w="837" w:type="dxa"/>
+            <w:tcW w:w="838" w:type="dxa"/>
             <w:tcBorders>
               <w:top w:val="single" w:sz="4" w:space="0" w:color="CCCCCC"/>
-              <w:left w:val="single" w:sz="4" w:space="0" w:color="CCCCCC"/>
+              <w:start w:val="single" w:sz="4" w:space="0" w:color="CCCCCC"/>
               <w:bottom w:val="single" w:sz="4" w:space="0" w:color="CCCCCC"/>
-              <w:right w:val="single" w:sz="4" w:space="0" w:color="CCCCCC"/>
+              <w:end w:val="single" w:sz="4" w:space="0" w:color="CCCCCC"/>
             </w:tcBorders>
-            <w:shd w:val="clear" w:color="auto" w:fill="FFFFFF"/>
-            <w:tcMar>
-              <w:top w:w="60" w:type="dxa"/>
-              <w:left w:w="108" w:type="dxa"/>
-              <w:bottom w:w="60" w:type="dxa"/>
-              <w:right w:w="108" w:type="dxa"/>
-            </w:tcMar>
-            <w:hideMark/>
+            <w:shd w:color="auto" w:fill="FFFFFF" w:val="clear"/>
           </w:tcPr>
           <w:p>
             <w:pPr>
+              <w:pStyle w:val="Normal"/>
               <w:rPr>
                 <w:rFonts w:cs="Times New Roman"/>
                 <w:sz w:val="18"/>
@@ -5487,23 +4884,18 @@
         </w:tc>
         <w:tc>
           <w:tcPr>
-            <w:tcW w:w="1076" w:type="dxa"/>
+            <w:tcW w:w="1075" w:type="dxa"/>
             <w:tcBorders>
               <w:top w:val="single" w:sz="4" w:space="0" w:color="CCCCCC"/>
-              <w:left w:val="single" w:sz="4" w:space="0" w:color="CCCCCC"/>
+              <w:start w:val="single" w:sz="4" w:space="0" w:color="CCCCCC"/>
               <w:bottom w:val="single" w:sz="4" w:space="0" w:color="CCCCCC"/>
-              <w:right w:val="single" w:sz="4" w:space="0" w:color="CCCCCC"/>
+              <w:end w:val="single" w:sz="4" w:space="0" w:color="CCCCCC"/>
             </w:tcBorders>
-            <w:shd w:val="clear" w:color="auto" w:fill="FFFFFF"/>
-            <w:tcMar>
-              <w:top w:w="60" w:type="dxa"/>
-              <w:left w:w="108" w:type="dxa"/>
-              <w:bottom w:w="60" w:type="dxa"/>
-              <w:right w:w="108" w:type="dxa"/>
-            </w:tcMar>
+            <w:shd w:color="auto" w:fill="FFFFFF" w:val="clear"/>
           </w:tcPr>
           <w:p>
             <w:pPr>
+              <w:pStyle w:val="Normal"/>
               <w:rPr>
                 <w:rFonts w:cs="Times New Roman"/>
                 <w:sz w:val="18"/>
@@ -5511,6 +4903,14 @@
                 <w:lang w:val="hr-BA"/>
               </w:rPr>
             </w:pPr>
+            <w:r>
+              <w:rPr>
+                <w:rFonts w:cs="Times New Roman"/>
+                <w:sz w:val="18"/>
+                <w:szCs w:val="18"/>
+                <w:lang w:val="hr-BA"/>
+              </w:rPr>
+            </w:r>
           </w:p>
         </w:tc>
         <w:tc>
@@ -5518,20 +4918,15 @@
             <w:tcW w:w="866" w:type="dxa"/>
             <w:tcBorders>
               <w:top w:val="single" w:sz="4" w:space="0" w:color="CCCCCC"/>
-              <w:left w:val="single" w:sz="4" w:space="0" w:color="CCCCCC"/>
+              <w:start w:val="single" w:sz="4" w:space="0" w:color="CCCCCC"/>
               <w:bottom w:val="single" w:sz="4" w:space="0" w:color="CCCCCC"/>
-              <w:right w:val="single" w:sz="4" w:space="0" w:color="CCCCCC"/>
+              <w:end w:val="single" w:sz="4" w:space="0" w:color="CCCCCC"/>
             </w:tcBorders>
-            <w:shd w:val="clear" w:color="auto" w:fill="FFFFFF"/>
-            <w:tcMar>
-              <w:top w:w="60" w:type="dxa"/>
-              <w:left w:w="108" w:type="dxa"/>
-              <w:bottom w:w="60" w:type="dxa"/>
-              <w:right w:w="108" w:type="dxa"/>
-            </w:tcMar>
+            <w:shd w:color="auto" w:fill="FFFFFF" w:val="clear"/>
           </w:tcPr>
           <w:p>
             <w:pPr>
+              <w:pStyle w:val="Normal"/>
               <w:rPr>
                 <w:rFonts w:cs="Times New Roman"/>
                 <w:sz w:val="18"/>
@@ -5539,6 +4934,14 @@
                 <w:lang w:val="hr-BA"/>
               </w:rPr>
             </w:pPr>
+            <w:r>
+              <w:rPr>
+                <w:rFonts w:cs="Times New Roman"/>
+                <w:sz w:val="18"/>
+                <w:szCs w:val="18"/>
+                <w:lang w:val="hr-BA"/>
+              </w:rPr>
+            </w:r>
           </w:p>
         </w:tc>
         <w:tc>
@@ -5546,21 +4949,15 @@
             <w:tcW w:w="996" w:type="dxa"/>
             <w:tcBorders>
               <w:top w:val="single" w:sz="4" w:space="0" w:color="CCCCCC"/>
-              <w:left w:val="single" w:sz="4" w:space="0" w:color="CCCCCC"/>
+              <w:start w:val="single" w:sz="4" w:space="0" w:color="CCCCCC"/>
               <w:bottom w:val="single" w:sz="4" w:space="0" w:color="CCCCCC"/>
-              <w:right w:val="single" w:sz="4" w:space="0" w:color="CCCCCC"/>
+              <w:end w:val="single" w:sz="4" w:space="0" w:color="CCCCCC"/>
             </w:tcBorders>
-            <w:shd w:val="clear" w:color="auto" w:fill="FFFFFF"/>
-            <w:tcMar>
-              <w:top w:w="60" w:type="dxa"/>
-              <w:left w:w="108" w:type="dxa"/>
-              <w:bottom w:w="60" w:type="dxa"/>
-              <w:right w:w="108" w:type="dxa"/>
-            </w:tcMar>
-            <w:hideMark/>
+            <w:shd w:color="auto" w:fill="FFFFFF" w:val="clear"/>
           </w:tcPr>
           <w:p>
             <w:pPr>
+              <w:pStyle w:val="Normal"/>
               <w:rPr>
                 <w:rFonts w:cs="Times New Roman"/>
                 <w:sz w:val="18"/>
@@ -5584,21 +4981,15 @@
             <w:tcW w:w="1037" w:type="dxa"/>
             <w:tcBorders>
               <w:top w:val="single" w:sz="4" w:space="0" w:color="CCCCCC"/>
-              <w:left w:val="single" w:sz="4" w:space="0" w:color="CCCCCC"/>
+              <w:start w:val="single" w:sz="4" w:space="0" w:color="CCCCCC"/>
               <w:bottom w:val="single" w:sz="4" w:space="0" w:color="CCCCCC"/>
-              <w:right w:val="single" w:sz="4" w:space="0" w:color="CCCCCC"/>
+              <w:end w:val="single" w:sz="4" w:space="0" w:color="CCCCCC"/>
             </w:tcBorders>
-            <w:shd w:val="clear" w:color="auto" w:fill="FFFFFF"/>
-            <w:tcMar>
-              <w:top w:w="60" w:type="dxa"/>
-              <w:left w:w="108" w:type="dxa"/>
-              <w:bottom w:w="60" w:type="dxa"/>
-              <w:right w:w="108" w:type="dxa"/>
-            </w:tcMar>
-            <w:hideMark/>
+            <w:shd w:color="auto" w:fill="FFFFFF" w:val="clear"/>
           </w:tcPr>
           <w:p>
             <w:pPr>
+              <w:pStyle w:val="Normal"/>
               <w:rPr>
                 <w:rFonts w:cs="Times New Roman"/>
                 <w:sz w:val="18"/>
@@ -5619,24 +5010,18 @@
         </w:tc>
         <w:tc>
           <w:tcPr>
-            <w:tcW w:w="976" w:type="dxa"/>
+            <w:tcW w:w="977" w:type="dxa"/>
             <w:tcBorders>
               <w:top w:val="single" w:sz="4" w:space="0" w:color="CCCCCC"/>
-              <w:left w:val="single" w:sz="4" w:space="0" w:color="CCCCCC"/>
+              <w:start w:val="single" w:sz="4" w:space="0" w:color="CCCCCC"/>
               <w:bottom w:val="single" w:sz="4" w:space="0" w:color="CCCCCC"/>
-              <w:right w:val="single" w:sz="4" w:space="0" w:color="CCCCCC"/>
+              <w:end w:val="single" w:sz="4" w:space="0" w:color="CCCCCC"/>
             </w:tcBorders>
-            <w:shd w:val="clear" w:color="auto" w:fill="FFFFFF"/>
-            <w:tcMar>
-              <w:top w:w="60" w:type="dxa"/>
-              <w:left w:w="108" w:type="dxa"/>
-              <w:bottom w:w="60" w:type="dxa"/>
-              <w:right w:w="108" w:type="dxa"/>
-            </w:tcMar>
-            <w:hideMark/>
+            <w:shd w:color="auto" w:fill="FFFFFF" w:val="clear"/>
           </w:tcPr>
           <w:p>
             <w:pPr>
+              <w:pStyle w:val="Normal"/>
               <w:rPr>
                 <w:rFonts w:cs="Times New Roman"/>
                 <w:sz w:val="18"/>
@@ -5657,23 +5042,18 @@
         </w:tc>
         <w:tc>
           <w:tcPr>
-            <w:tcW w:w="1086" w:type="dxa"/>
+            <w:tcW w:w="1085" w:type="dxa"/>
             <w:tcBorders>
               <w:top w:val="single" w:sz="4" w:space="0" w:color="CCCCCC"/>
-              <w:left w:val="single" w:sz="4" w:space="0" w:color="CCCCCC"/>
+              <w:start w:val="single" w:sz="4" w:space="0" w:color="CCCCCC"/>
               <w:bottom w:val="single" w:sz="4" w:space="0" w:color="CCCCCC"/>
-              <w:right w:val="single" w:sz="4" w:space="0" w:color="CCCCCC"/>
+              <w:end w:val="single" w:sz="4" w:space="0" w:color="CCCCCC"/>
             </w:tcBorders>
-            <w:shd w:val="clear" w:color="auto" w:fill="FFFFFF"/>
-            <w:tcMar>
-              <w:top w:w="60" w:type="dxa"/>
-              <w:left w:w="108" w:type="dxa"/>
-              <w:bottom w:w="60" w:type="dxa"/>
-              <w:right w:w="108" w:type="dxa"/>
-            </w:tcMar>
+            <w:shd w:color="auto" w:fill="FFFFFF" w:val="clear"/>
           </w:tcPr>
           <w:p>
             <w:pPr>
+              <w:pStyle w:val="Normal"/>
               <w:rPr>
                 <w:rFonts w:cs="Times New Roman"/>
                 <w:sz w:val="18"/>
@@ -5681,28 +5061,30 @@
                 <w:lang w:val="hr-BA"/>
               </w:rPr>
             </w:pPr>
+            <w:r>
+              <w:rPr>
+                <w:rFonts w:cs="Times New Roman"/>
+                <w:sz w:val="18"/>
+                <w:szCs w:val="18"/>
+                <w:lang w:val="hr-BA"/>
+              </w:rPr>
+            </w:r>
           </w:p>
         </w:tc>
         <w:tc>
           <w:tcPr>
-            <w:tcW w:w="946" w:type="dxa"/>
+            <w:tcW w:w="947" w:type="dxa"/>
             <w:tcBorders>
               <w:top w:val="single" w:sz="4" w:space="0" w:color="CCCCCC"/>
-              <w:left w:val="single" w:sz="4" w:space="0" w:color="CCCCCC"/>
+              <w:start w:val="single" w:sz="4" w:space="0" w:color="CCCCCC"/>
               <w:bottom w:val="single" w:sz="4" w:space="0" w:color="CCCCCC"/>
-              <w:right w:val="single" w:sz="4" w:space="0" w:color="AAAAAA"/>
+              <w:end w:val="single" w:sz="4" w:space="0" w:color="AAAAAA"/>
             </w:tcBorders>
-            <w:shd w:val="clear" w:color="auto" w:fill="FFFFFF"/>
-            <w:tcMar>
-              <w:top w:w="60" w:type="dxa"/>
-              <w:left w:w="108" w:type="dxa"/>
-              <w:bottom w:w="60" w:type="dxa"/>
-              <w:right w:w="108" w:type="dxa"/>
-            </w:tcMar>
-            <w:hideMark/>
+            <w:shd w:color="auto" w:fill="FFFFFF" w:val="clear"/>
           </w:tcPr>
           <w:p>
             <w:pPr>
+              <w:pStyle w:val="Normal"/>
               <w:rPr>
                 <w:rFonts w:cs="Times New Roman"/>
                 <w:sz w:val="18"/>
@@ -5723,29 +5105,21 @@
         </w:tc>
       </w:tr>
       <w:tr>
-        <w:trPr>
-          <w:jc w:val="center"/>
-        </w:trPr>
+        <w:trPr/>
         <w:tc>
           <w:tcPr>
-            <w:tcW w:w="1106" w:type="dxa"/>
+            <w:tcW w:w="1105" w:type="dxa"/>
             <w:tcBorders>
               <w:top w:val="single" w:sz="4" w:space="0" w:color="CCCCCC"/>
-              <w:left w:val="single" w:sz="4" w:space="0" w:color="AAAAAA"/>
+              <w:start w:val="single" w:sz="4" w:space="0" w:color="AAAAAA"/>
               <w:bottom w:val="single" w:sz="4" w:space="0" w:color="CCCCCC"/>
-              <w:right w:val="single" w:sz="4" w:space="0" w:color="CCCCCC"/>
+              <w:end w:val="single" w:sz="4" w:space="0" w:color="CCCCCC"/>
             </w:tcBorders>
-            <w:shd w:val="clear" w:color="auto" w:fill="F2F2F2"/>
-            <w:tcMar>
-              <w:top w:w="60" w:type="dxa"/>
-              <w:left w:w="108" w:type="dxa"/>
-              <w:bottom w:w="60" w:type="dxa"/>
-              <w:right w:w="108" w:type="dxa"/>
-            </w:tcMar>
-            <w:hideMark/>
+            <w:shd w:color="auto" w:fill="F2F2F2" w:val="clear"/>
           </w:tcPr>
           <w:p>
             <w:pPr>
+              <w:pStyle w:val="Normal"/>
               <w:rPr>
                 <w:rFonts w:cs="Times New Roman"/>
                 <w:sz w:val="18"/>
@@ -5767,23 +5141,18 @@
         </w:tc>
         <w:tc>
           <w:tcPr>
-            <w:tcW w:w="837" w:type="dxa"/>
+            <w:tcW w:w="838" w:type="dxa"/>
             <w:tcBorders>
               <w:top w:val="single" w:sz="4" w:space="0" w:color="CCCCCC"/>
-              <w:left w:val="single" w:sz="4" w:space="0" w:color="CCCCCC"/>
+              <w:start w:val="single" w:sz="4" w:space="0" w:color="CCCCCC"/>
               <w:bottom w:val="single" w:sz="4" w:space="0" w:color="CCCCCC"/>
-              <w:right w:val="single" w:sz="4" w:space="0" w:color="CCCCCC"/>
+              <w:end w:val="single" w:sz="4" w:space="0" w:color="CCCCCC"/>
             </w:tcBorders>
-            <w:shd w:val="clear" w:color="auto" w:fill="F2F2F2"/>
-            <w:tcMar>
-              <w:top w:w="60" w:type="dxa"/>
-              <w:left w:w="108" w:type="dxa"/>
-              <w:bottom w:w="60" w:type="dxa"/>
-              <w:right w:w="108" w:type="dxa"/>
-            </w:tcMar>
+            <w:shd w:color="auto" w:fill="F2F2F2" w:val="clear"/>
           </w:tcPr>
           <w:p>
             <w:pPr>
+              <w:pStyle w:val="Normal"/>
               <w:rPr>
                 <w:rFonts w:cs="Times New Roman"/>
                 <w:sz w:val="18"/>
@@ -5791,27 +5160,30 @@
                 <w:lang w:val="hr-BA"/>
               </w:rPr>
             </w:pPr>
+            <w:r>
+              <w:rPr>
+                <w:rFonts w:cs="Times New Roman"/>
+                <w:sz w:val="18"/>
+                <w:szCs w:val="18"/>
+                <w:lang w:val="hr-BA"/>
+              </w:rPr>
+            </w:r>
           </w:p>
         </w:tc>
         <w:tc>
           <w:tcPr>
-            <w:tcW w:w="1076" w:type="dxa"/>
+            <w:tcW w:w="1075" w:type="dxa"/>
             <w:tcBorders>
               <w:top w:val="single" w:sz="4" w:space="0" w:color="CCCCCC"/>
-              <w:left w:val="single" w:sz="4" w:space="0" w:color="CCCCCC"/>
+              <w:start w:val="single" w:sz="4" w:space="0" w:color="CCCCCC"/>
               <w:bottom w:val="single" w:sz="4" w:space="0" w:color="CCCCCC"/>
-              <w:right w:val="single" w:sz="4" w:space="0" w:color="CCCCCC"/>
+              <w:end w:val="single" w:sz="4" w:space="0" w:color="CCCCCC"/>
             </w:tcBorders>
-            <w:shd w:val="clear" w:color="auto" w:fill="F2F2F2"/>
-            <w:tcMar>
-              <w:top w:w="60" w:type="dxa"/>
-              <w:left w:w="108" w:type="dxa"/>
-              <w:bottom w:w="60" w:type="dxa"/>
-              <w:right w:w="108" w:type="dxa"/>
-            </w:tcMar>
+            <w:shd w:color="auto" w:fill="F2F2F2" w:val="clear"/>
           </w:tcPr>
           <w:p>
             <w:pPr>
+              <w:pStyle w:val="Normal"/>
               <w:rPr>
                 <w:rFonts w:cs="Times New Roman"/>
                 <w:sz w:val="18"/>
@@ -5819,6 +5191,14 @@
                 <w:lang w:val="hr-BA"/>
               </w:rPr>
             </w:pPr>
+            <w:r>
+              <w:rPr>
+                <w:rFonts w:cs="Times New Roman"/>
+                <w:sz w:val="18"/>
+                <w:szCs w:val="18"/>
+                <w:lang w:val="hr-BA"/>
+              </w:rPr>
+            </w:r>
           </w:p>
         </w:tc>
         <w:tc>
@@ -5826,20 +5206,15 @@
             <w:tcW w:w="866" w:type="dxa"/>
             <w:tcBorders>
               <w:top w:val="single" w:sz="4" w:space="0" w:color="CCCCCC"/>
-              <w:left w:val="single" w:sz="4" w:space="0" w:color="CCCCCC"/>
+              <w:start w:val="single" w:sz="4" w:space="0" w:color="CCCCCC"/>
               <w:bottom w:val="single" w:sz="4" w:space="0" w:color="CCCCCC"/>
-              <w:right w:val="single" w:sz="4" w:space="0" w:color="CCCCCC"/>
+              <w:end w:val="single" w:sz="4" w:space="0" w:color="CCCCCC"/>
             </w:tcBorders>
-            <w:shd w:val="clear" w:color="auto" w:fill="F2F2F2"/>
-            <w:tcMar>
-              <w:top w:w="60" w:type="dxa"/>
-              <w:left w:w="108" w:type="dxa"/>
-              <w:bottom w:w="60" w:type="dxa"/>
-              <w:right w:w="108" w:type="dxa"/>
-            </w:tcMar>
+            <w:shd w:color="auto" w:fill="F2F2F2" w:val="clear"/>
           </w:tcPr>
           <w:p>
             <w:pPr>
+              <w:pStyle w:val="Normal"/>
               <w:rPr>
                 <w:rFonts w:cs="Times New Roman"/>
                 <w:sz w:val="18"/>
@@ -5847,6 +5222,14 @@
                 <w:lang w:val="hr-BA"/>
               </w:rPr>
             </w:pPr>
+            <w:r>
+              <w:rPr>
+                <w:rFonts w:cs="Times New Roman"/>
+                <w:sz w:val="18"/>
+                <w:szCs w:val="18"/>
+                <w:lang w:val="hr-BA"/>
+              </w:rPr>
+            </w:r>
           </w:p>
         </w:tc>
         <w:tc>
@@ -5854,20 +5237,15 @@
             <w:tcW w:w="996" w:type="dxa"/>
             <w:tcBorders>
               <w:top w:val="single" w:sz="4" w:space="0" w:color="CCCCCC"/>
-              <w:left w:val="single" w:sz="4" w:space="0" w:color="CCCCCC"/>
+              <w:start w:val="single" w:sz="4" w:space="0" w:color="CCCCCC"/>
               <w:bottom w:val="single" w:sz="4" w:space="0" w:color="CCCCCC"/>
-              <w:right w:val="single" w:sz="4" w:space="0" w:color="CCCCCC"/>
+              <w:end w:val="single" w:sz="4" w:space="0" w:color="CCCCCC"/>
             </w:tcBorders>
-            <w:shd w:val="clear" w:color="auto" w:fill="F2F2F2"/>
-            <w:tcMar>
-              <w:top w:w="60" w:type="dxa"/>
-              <w:left w:w="108" w:type="dxa"/>
-              <w:bottom w:w="60" w:type="dxa"/>
-              <w:right w:w="108" w:type="dxa"/>
-            </w:tcMar>
+            <w:shd w:color="auto" w:fill="F2F2F2" w:val="clear"/>
           </w:tcPr>
           <w:p>
             <w:pPr>
+              <w:pStyle w:val="Normal"/>
               <w:rPr>
                 <w:rFonts w:cs="Times New Roman"/>
                 <w:sz w:val="18"/>
@@ -5875,6 +5253,14 @@
                 <w:lang w:val="hr-BA"/>
               </w:rPr>
             </w:pPr>
+            <w:r>
+              <w:rPr>
+                <w:rFonts w:cs="Times New Roman"/>
+                <w:sz w:val="18"/>
+                <w:szCs w:val="18"/>
+                <w:lang w:val="hr-BA"/>
+              </w:rPr>
+            </w:r>
           </w:p>
         </w:tc>
         <w:tc>
@@ -5882,21 +5268,15 @@
             <w:tcW w:w="1037" w:type="dxa"/>
             <w:tcBorders>
               <w:top w:val="single" w:sz="4" w:space="0" w:color="CCCCCC"/>
-              <w:left w:val="single" w:sz="4" w:space="0" w:color="CCCCCC"/>
+              <w:start w:val="single" w:sz="4" w:space="0" w:color="CCCCCC"/>
               <w:bottom w:val="single" w:sz="4" w:space="0" w:color="CCCCCC"/>
-              <w:right w:val="single" w:sz="4" w:space="0" w:color="CCCCCC"/>
+              <w:end w:val="single" w:sz="4" w:space="0" w:color="CCCCCC"/>
             </w:tcBorders>
-            <w:shd w:val="clear" w:color="auto" w:fill="F2F2F2"/>
-            <w:tcMar>
-              <w:top w:w="60" w:type="dxa"/>
-              <w:left w:w="108" w:type="dxa"/>
-              <w:bottom w:w="60" w:type="dxa"/>
-              <w:right w:w="108" w:type="dxa"/>
-            </w:tcMar>
-            <w:hideMark/>
+            <w:shd w:color="auto" w:fill="F2F2F2" w:val="clear"/>
           </w:tcPr>
           <w:p>
             <w:pPr>
+              <w:pStyle w:val="Normal"/>
               <w:rPr>
                 <w:rFonts w:cs="Times New Roman"/>
                 <w:sz w:val="18"/>
@@ -5917,24 +5297,18 @@
         </w:tc>
         <w:tc>
           <w:tcPr>
-            <w:tcW w:w="976" w:type="dxa"/>
+            <w:tcW w:w="977" w:type="dxa"/>
             <w:tcBorders>
               <w:top w:val="single" w:sz="4" w:space="0" w:color="CCCCCC"/>
-              <w:left w:val="single" w:sz="4" w:space="0" w:color="CCCCCC"/>
+              <w:start w:val="single" w:sz="4" w:space="0" w:color="CCCCCC"/>
               <w:bottom w:val="single" w:sz="4" w:space="0" w:color="CCCCCC"/>
-              <w:right w:val="single" w:sz="4" w:space="0" w:color="CCCCCC"/>
+              <w:end w:val="single" w:sz="4" w:space="0" w:color="CCCCCC"/>
             </w:tcBorders>
-            <w:shd w:val="clear" w:color="auto" w:fill="F2F2F2"/>
-            <w:tcMar>
-              <w:top w:w="60" w:type="dxa"/>
-              <w:left w:w="108" w:type="dxa"/>
-              <w:bottom w:w="60" w:type="dxa"/>
-              <w:right w:w="108" w:type="dxa"/>
-            </w:tcMar>
-            <w:hideMark/>
+            <w:shd w:color="auto" w:fill="F2F2F2" w:val="clear"/>
           </w:tcPr>
           <w:p>
             <w:pPr>
+              <w:pStyle w:val="Normal"/>
               <w:rPr>
                 <w:rFonts w:cs="Times New Roman"/>
                 <w:sz w:val="18"/>
@@ -5955,24 +5329,18 @@
         </w:tc>
         <w:tc>
           <w:tcPr>
-            <w:tcW w:w="1086" w:type="dxa"/>
+            <w:tcW w:w="1085" w:type="dxa"/>
             <w:tcBorders>
               <w:top w:val="single" w:sz="4" w:space="0" w:color="CCCCCC"/>
-              <w:left w:val="single" w:sz="4" w:space="0" w:color="CCCCCC"/>
+              <w:start w:val="single" w:sz="4" w:space="0" w:color="CCCCCC"/>
               <w:bottom w:val="single" w:sz="4" w:space="0" w:color="CCCCCC"/>
-              <w:right w:val="single" w:sz="4" w:space="0" w:color="CCCCCC"/>
+              <w:end w:val="single" w:sz="4" w:space="0" w:color="CCCCCC"/>
             </w:tcBorders>
-            <w:shd w:val="clear" w:color="auto" w:fill="F2F2F2"/>
-            <w:tcMar>
-              <w:top w:w="60" w:type="dxa"/>
-              <w:left w:w="108" w:type="dxa"/>
-              <w:bottom w:w="60" w:type="dxa"/>
-              <w:right w:w="108" w:type="dxa"/>
-            </w:tcMar>
-            <w:hideMark/>
+            <w:shd w:color="auto" w:fill="F2F2F2" w:val="clear"/>
           </w:tcPr>
           <w:p>
             <w:pPr>
+              <w:pStyle w:val="Normal"/>
               <w:rPr>
                 <w:rFonts w:cs="Times New Roman"/>
                 <w:sz w:val="18"/>
@@ -5993,24 +5361,18 @@
         </w:tc>
         <w:tc>
           <w:tcPr>
-            <w:tcW w:w="946" w:type="dxa"/>
+            <w:tcW w:w="947" w:type="dxa"/>
             <w:tcBorders>
               <w:top w:val="single" w:sz="4" w:space="0" w:color="CCCCCC"/>
-              <w:left w:val="single" w:sz="4" w:space="0" w:color="CCCCCC"/>
+              <w:start w:val="single" w:sz="4" w:space="0" w:color="CCCCCC"/>
               <w:bottom w:val="single" w:sz="4" w:space="0" w:color="CCCCCC"/>
-              <w:right w:val="single" w:sz="4" w:space="0" w:color="AAAAAA"/>
+              <w:end w:val="single" w:sz="4" w:space="0" w:color="AAAAAA"/>
             </w:tcBorders>
-            <w:shd w:val="clear" w:color="auto" w:fill="F2F2F2"/>
-            <w:tcMar>
-              <w:top w:w="60" w:type="dxa"/>
-              <w:left w:w="108" w:type="dxa"/>
-              <w:bottom w:w="60" w:type="dxa"/>
-              <w:right w:w="108" w:type="dxa"/>
-            </w:tcMar>
-            <w:hideMark/>
+            <w:shd w:color="auto" w:fill="F2F2F2" w:val="clear"/>
           </w:tcPr>
           <w:p>
             <w:pPr>
+              <w:pStyle w:val="Normal"/>
               <w:rPr>
                 <w:rFonts w:cs="Times New Roman"/>
                 <w:sz w:val="18"/>
@@ -6031,29 +5393,21 @@
         </w:tc>
       </w:tr>
       <w:tr>
-        <w:trPr>
-          <w:jc w:val="center"/>
-        </w:trPr>
+        <w:trPr/>
         <w:tc>
           <w:tcPr>
-            <w:tcW w:w="1106" w:type="dxa"/>
+            <w:tcW w:w="1105" w:type="dxa"/>
             <w:tcBorders>
               <w:top w:val="single" w:sz="4" w:space="0" w:color="CCCCCC"/>
-              <w:left w:val="single" w:sz="4" w:space="0" w:color="AAAAAA"/>
+              <w:start w:val="single" w:sz="4" w:space="0" w:color="AAAAAA"/>
               <w:bottom w:val="single" w:sz="4" w:space="0" w:color="AAAAAA"/>
-              <w:right w:val="single" w:sz="4" w:space="0" w:color="CCCCCC"/>
+              <w:end w:val="single" w:sz="4" w:space="0" w:color="CCCCCC"/>
             </w:tcBorders>
-            <w:shd w:val="clear" w:color="auto" w:fill="FFFFFF"/>
-            <w:tcMar>
-              <w:top w:w="60" w:type="dxa"/>
-              <w:left w:w="108" w:type="dxa"/>
-              <w:bottom w:w="60" w:type="dxa"/>
-              <w:right w:w="108" w:type="dxa"/>
-            </w:tcMar>
-            <w:hideMark/>
+            <w:shd w:color="auto" w:fill="FFFFFF" w:val="clear"/>
           </w:tcPr>
           <w:p>
             <w:pPr>
+              <w:pStyle w:val="Normal"/>
               <w:rPr>
                 <w:rFonts w:cs="Times New Roman"/>
                 <w:sz w:val="18"/>
@@ -6075,23 +5429,18 @@
         </w:tc>
         <w:tc>
           <w:tcPr>
-            <w:tcW w:w="837" w:type="dxa"/>
+            <w:tcW w:w="838" w:type="dxa"/>
             <w:tcBorders>
               <w:top w:val="single" w:sz="4" w:space="0" w:color="CCCCCC"/>
-              <w:left w:val="single" w:sz="4" w:space="0" w:color="CCCCCC"/>
+              <w:start w:val="single" w:sz="4" w:space="0" w:color="CCCCCC"/>
               <w:bottom w:val="single" w:sz="4" w:space="0" w:color="AAAAAA"/>
-              <w:right w:val="single" w:sz="4" w:space="0" w:color="CCCCCC"/>
+              <w:end w:val="single" w:sz="4" w:space="0" w:color="CCCCCC"/>
             </w:tcBorders>
-            <w:shd w:val="clear" w:color="auto" w:fill="FFFFFF"/>
-            <w:tcMar>
-              <w:top w:w="60" w:type="dxa"/>
-              <w:left w:w="108" w:type="dxa"/>
-              <w:bottom w:w="60" w:type="dxa"/>
-              <w:right w:w="108" w:type="dxa"/>
-            </w:tcMar>
+            <w:shd w:color="auto" w:fill="FFFFFF" w:val="clear"/>
           </w:tcPr>
           <w:p>
             <w:pPr>
+              <w:pStyle w:val="Normal"/>
               <w:rPr>
                 <w:rFonts w:cs="Times New Roman"/>
                 <w:sz w:val="18"/>
@@ -6099,27 +5448,30 @@
                 <w:lang w:val="hr-BA"/>
               </w:rPr>
             </w:pPr>
+            <w:r>
+              <w:rPr>
+                <w:rFonts w:cs="Times New Roman"/>
+                <w:sz w:val="18"/>
+                <w:szCs w:val="18"/>
+                <w:lang w:val="hr-BA"/>
+              </w:rPr>
+            </w:r>
           </w:p>
         </w:tc>
         <w:tc>
           <w:tcPr>
-            <w:tcW w:w="1076" w:type="dxa"/>
+            <w:tcW w:w="1075" w:type="dxa"/>
             <w:tcBorders>
               <w:top w:val="single" w:sz="4" w:space="0" w:color="CCCCCC"/>
-              <w:left w:val="single" w:sz="4" w:space="0" w:color="CCCCCC"/>
+              <w:start w:val="single" w:sz="4" w:space="0" w:color="CCCCCC"/>
               <w:bottom w:val="single" w:sz="4" w:space="0" w:color="AAAAAA"/>
-              <w:right w:val="single" w:sz="4" w:space="0" w:color="CCCCCC"/>
+              <w:end w:val="single" w:sz="4" w:space="0" w:color="CCCCCC"/>
             </w:tcBorders>
-            <w:shd w:val="clear" w:color="auto" w:fill="FFFFFF"/>
-            <w:tcMar>
-              <w:top w:w="60" w:type="dxa"/>
-              <w:left w:w="108" w:type="dxa"/>
-              <w:bottom w:w="60" w:type="dxa"/>
-              <w:right w:w="108" w:type="dxa"/>
-            </w:tcMar>
+            <w:shd w:color="auto" w:fill="FFFFFF" w:val="clear"/>
           </w:tcPr>
           <w:p>
             <w:pPr>
+              <w:pStyle w:val="Normal"/>
               <w:rPr>
                 <w:rFonts w:cs="Times New Roman"/>
                 <w:sz w:val="18"/>
@@ -6127,6 +5479,14 @@
                 <w:lang w:val="hr-BA"/>
               </w:rPr>
             </w:pPr>
+            <w:r>
+              <w:rPr>
+                <w:rFonts w:cs="Times New Roman"/>
+                <w:sz w:val="18"/>
+                <w:szCs w:val="18"/>
+                <w:lang w:val="hr-BA"/>
+              </w:rPr>
+            </w:r>
           </w:p>
         </w:tc>
         <w:tc>
@@ -6134,20 +5494,15 @@
             <w:tcW w:w="866" w:type="dxa"/>
             <w:tcBorders>
               <w:top w:val="single" w:sz="4" w:space="0" w:color="CCCCCC"/>
-              <w:left w:val="single" w:sz="4" w:space="0" w:color="CCCCCC"/>
+              <w:start w:val="single" w:sz="4" w:space="0" w:color="CCCCCC"/>
               <w:bottom w:val="single" w:sz="4" w:space="0" w:color="AAAAAA"/>
-              <w:right w:val="single" w:sz="4" w:space="0" w:color="CCCCCC"/>
+              <w:end w:val="single" w:sz="4" w:space="0" w:color="CCCCCC"/>
             </w:tcBorders>
-            <w:shd w:val="clear" w:color="auto" w:fill="FFFFFF"/>
-            <w:tcMar>
-              <w:top w:w="60" w:type="dxa"/>
-              <w:left w:w="108" w:type="dxa"/>
-              <w:bottom w:w="60" w:type="dxa"/>
-              <w:right w:w="108" w:type="dxa"/>
-            </w:tcMar>
+            <w:shd w:color="auto" w:fill="FFFFFF" w:val="clear"/>
           </w:tcPr>
           <w:p>
             <w:pPr>
+              <w:pStyle w:val="Normal"/>
               <w:rPr>
                 <w:rFonts w:cs="Times New Roman"/>
                 <w:sz w:val="18"/>
@@ -6155,6 +5510,14 @@
                 <w:lang w:val="hr-BA"/>
               </w:rPr>
             </w:pPr>
+            <w:r>
+              <w:rPr>
+                <w:rFonts w:cs="Times New Roman"/>
+                <w:sz w:val="18"/>
+                <w:szCs w:val="18"/>
+                <w:lang w:val="hr-BA"/>
+              </w:rPr>
+            </w:r>
           </w:p>
         </w:tc>
         <w:tc>
@@ -6162,20 +5525,15 @@
             <w:tcW w:w="996" w:type="dxa"/>
             <w:tcBorders>
               <w:top w:val="single" w:sz="4" w:space="0" w:color="CCCCCC"/>
-              <w:left w:val="single" w:sz="4" w:space="0" w:color="CCCCCC"/>
+              <w:start w:val="single" w:sz="4" w:space="0" w:color="CCCCCC"/>
               <w:bottom w:val="single" w:sz="4" w:space="0" w:color="AAAAAA"/>
-              <w:right w:val="single" w:sz="4" w:space="0" w:color="CCCCCC"/>
+              <w:end w:val="single" w:sz="4" w:space="0" w:color="CCCCCC"/>
             </w:tcBorders>
-            <w:shd w:val="clear" w:color="auto" w:fill="FFFFFF"/>
-            <w:tcMar>
-              <w:top w:w="60" w:type="dxa"/>
-              <w:left w:w="108" w:type="dxa"/>
-              <w:bottom w:w="60" w:type="dxa"/>
-              <w:right w:w="108" w:type="dxa"/>
-            </w:tcMar>
+            <w:shd w:color="auto" w:fill="FFFFFF" w:val="clear"/>
           </w:tcPr>
           <w:p>
             <w:pPr>
+              <w:pStyle w:val="Normal"/>
               <w:rPr>
                 <w:rFonts w:cs="Times New Roman"/>
                 <w:sz w:val="18"/>
@@ -6183,6 +5541,14 @@
                 <w:lang w:val="hr-BA"/>
               </w:rPr>
             </w:pPr>
+            <w:r>
+              <w:rPr>
+                <w:rFonts w:cs="Times New Roman"/>
+                <w:sz w:val="18"/>
+                <w:szCs w:val="18"/>
+                <w:lang w:val="hr-BA"/>
+              </w:rPr>
+            </w:r>
           </w:p>
         </w:tc>
         <w:tc>
@@ -6190,20 +5556,15 @@
             <w:tcW w:w="1037" w:type="dxa"/>
             <w:tcBorders>
               <w:top w:val="single" w:sz="4" w:space="0" w:color="CCCCCC"/>
-              <w:left w:val="single" w:sz="4" w:space="0" w:color="CCCCCC"/>
+              <w:start w:val="single" w:sz="4" w:space="0" w:color="CCCCCC"/>
               <w:bottom w:val="single" w:sz="4" w:space="0" w:color="AAAAAA"/>
-              <w:right w:val="single" w:sz="4" w:space="0" w:color="CCCCCC"/>
+              <w:end w:val="single" w:sz="4" w:space="0" w:color="CCCCCC"/>
             </w:tcBorders>
-            <w:shd w:val="clear" w:color="auto" w:fill="FFFFFF"/>
-            <w:tcMar>
-              <w:top w:w="60" w:type="dxa"/>
-              <w:left w:w="108" w:type="dxa"/>
-              <w:bottom w:w="60" w:type="dxa"/>
-              <w:right w:w="108" w:type="dxa"/>
-            </w:tcMar>
+            <w:shd w:color="auto" w:fill="FFFFFF" w:val="clear"/>
           </w:tcPr>
           <w:p>
             <w:pPr>
+              <w:pStyle w:val="Normal"/>
               <w:rPr>
                 <w:rFonts w:cs="Times New Roman"/>
                 <w:sz w:val="18"/>
@@ -6211,27 +5572,30 @@
                 <w:lang w:val="hr-BA"/>
               </w:rPr>
             </w:pPr>
+            <w:r>
+              <w:rPr>
+                <w:rFonts w:cs="Times New Roman"/>
+                <w:sz w:val="18"/>
+                <w:szCs w:val="18"/>
+                <w:lang w:val="hr-BA"/>
+              </w:rPr>
+            </w:r>
           </w:p>
         </w:tc>
         <w:tc>
           <w:tcPr>
-            <w:tcW w:w="976" w:type="dxa"/>
+            <w:tcW w:w="977" w:type="dxa"/>
             <w:tcBorders>
               <w:top w:val="single" w:sz="4" w:space="0" w:color="CCCCCC"/>
-              <w:left w:val="single" w:sz="4" w:space="0" w:color="CCCCCC"/>
+              <w:start w:val="single" w:sz="4" w:space="0" w:color="CCCCCC"/>
               <w:bottom w:val="single" w:sz="4" w:space="0" w:color="AAAAAA"/>
-              <w:right w:val="single" w:sz="4" w:space="0" w:color="CCCCCC"/>
+              <w:end w:val="single" w:sz="4" w:space="0" w:color="CCCCCC"/>
             </w:tcBorders>
-            <w:shd w:val="clear" w:color="auto" w:fill="FFFFFF"/>
-            <w:tcMar>
-              <w:top w:w="60" w:type="dxa"/>
-              <w:left w:w="108" w:type="dxa"/>
-              <w:bottom w:w="60" w:type="dxa"/>
-              <w:right w:w="108" w:type="dxa"/>
-            </w:tcMar>
+            <w:shd w:color="auto" w:fill="FFFFFF" w:val="clear"/>
           </w:tcPr>
           <w:p>
             <w:pPr>
+              <w:pStyle w:val="Normal"/>
               <w:rPr>
                 <w:rFonts w:cs="Times New Roman"/>
                 <w:sz w:val="18"/>
@@ -6239,27 +5603,30 @@
                 <w:lang w:val="hr-BA"/>
               </w:rPr>
             </w:pPr>
+            <w:r>
+              <w:rPr>
+                <w:rFonts w:cs="Times New Roman"/>
+                <w:sz w:val="18"/>
+                <w:szCs w:val="18"/>
+                <w:lang w:val="hr-BA"/>
+              </w:rPr>
+            </w:r>
           </w:p>
         </w:tc>
         <w:tc>
           <w:tcPr>
-            <w:tcW w:w="1086" w:type="dxa"/>
+            <w:tcW w:w="1085" w:type="dxa"/>
             <w:tcBorders>
               <w:top w:val="single" w:sz="4" w:space="0" w:color="CCCCCC"/>
-              <w:left w:val="single" w:sz="4" w:space="0" w:color="CCCCCC"/>
+              <w:start w:val="single" w:sz="4" w:space="0" w:color="CCCCCC"/>
               <w:bottom w:val="single" w:sz="4" w:space="0" w:color="AAAAAA"/>
-              <w:right w:val="single" w:sz="4" w:space="0" w:color="CCCCCC"/>
+              <w:end w:val="single" w:sz="4" w:space="0" w:color="CCCCCC"/>
             </w:tcBorders>
-            <w:shd w:val="clear" w:color="auto" w:fill="FFFFFF"/>
-            <w:tcMar>
-              <w:top w:w="60" w:type="dxa"/>
-              <w:left w:w="108" w:type="dxa"/>
-              <w:bottom w:w="60" w:type="dxa"/>
-              <w:right w:w="108" w:type="dxa"/>
-            </w:tcMar>
+            <w:shd w:color="auto" w:fill="FFFFFF" w:val="clear"/>
           </w:tcPr>
           <w:p>
             <w:pPr>
+              <w:pStyle w:val="Normal"/>
               <w:rPr>
                 <w:rFonts w:cs="Times New Roman"/>
                 <w:sz w:val="18"/>
@@ -6267,28 +5634,30 @@
                 <w:lang w:val="hr-BA"/>
               </w:rPr>
             </w:pPr>
+            <w:r>
+              <w:rPr>
+                <w:rFonts w:cs="Times New Roman"/>
+                <w:sz w:val="18"/>
+                <w:szCs w:val="18"/>
+                <w:lang w:val="hr-BA"/>
+              </w:rPr>
+            </w:r>
           </w:p>
         </w:tc>
         <w:tc>
           <w:tcPr>
-            <w:tcW w:w="946" w:type="dxa"/>
+            <w:tcW w:w="947" w:type="dxa"/>
             <w:tcBorders>
               <w:top w:val="single" w:sz="4" w:space="0" w:color="CCCCCC"/>
-              <w:left w:val="single" w:sz="4" w:space="0" w:color="CCCCCC"/>
+              <w:start w:val="single" w:sz="4" w:space="0" w:color="CCCCCC"/>
               <w:bottom w:val="single" w:sz="4" w:space="0" w:color="AAAAAA"/>
-              <w:right w:val="single" w:sz="4" w:space="0" w:color="AAAAAA"/>
+              <w:end w:val="single" w:sz="4" w:space="0" w:color="AAAAAA"/>
             </w:tcBorders>
-            <w:shd w:val="clear" w:color="auto" w:fill="FFFFFF"/>
-            <w:tcMar>
-              <w:top w:w="60" w:type="dxa"/>
-              <w:left w:w="108" w:type="dxa"/>
-              <w:bottom w:w="60" w:type="dxa"/>
-              <w:right w:w="108" w:type="dxa"/>
-            </w:tcMar>
-            <w:hideMark/>
+            <w:shd w:color="auto" w:fill="FFFFFF" w:val="clear"/>
           </w:tcPr>
           <w:p>
             <w:pPr>
+              <w:pStyle w:val="Normal"/>
               <w:rPr>
                 <w:rFonts w:cs="Times New Roman"/>
                 <w:sz w:val="18"/>
@@ -6311,13 +5680,20 @@
     </w:tbl>
     <w:p>
       <w:pPr>
-        <w:rPr>
-          <w:lang w:val="hr-BA"/>
-        </w:rPr>
-      </w:pPr>
-    </w:p>
-    <w:p>
-      <w:pPr>
+        <w:pStyle w:val="Normal"/>
+        <w:rPr>
+          <w:lang w:val="hr-BA"/>
+        </w:rPr>
+      </w:pPr>
+      <w:r>
+        <w:rPr>
+          <w:lang w:val="hr-BA"/>
+        </w:rPr>
+      </w:r>
+    </w:p>
+    <w:p>
+      <w:pPr>
+        <w:pStyle w:val="Normal"/>
         <w:rPr>
           <w:lang w:val="hr-BA"/>
         </w:rPr>
@@ -6331,45 +5707,53 @@
     </w:p>
     <w:p>
       <w:pPr>
-        <w:rPr>
-          <w:lang w:val="hr-BA"/>
-        </w:rPr>
-      </w:pPr>
+        <w:pStyle w:val="Normal"/>
+        <w:rPr>
+          <w:lang w:val="hr-BA"/>
+        </w:rPr>
+      </w:pPr>
+      <w:r>
+        <w:rPr>
+          <w:lang w:val="hr-BA"/>
+        </w:rPr>
+      </w:r>
     </w:p>
     <w:sectPr>
-      <w:headerReference w:type="default" r:id="rId12"/>
-      <w:footerReference w:type="default" r:id="rId13"/>
+      <w:headerReference w:type="even" r:id="rId6"/>
+      <w:headerReference w:type="default" r:id="rId7"/>
+      <w:headerReference w:type="first" r:id="rId8"/>
+      <w:footerReference w:type="even" r:id="rId9"/>
+      <w:footerReference w:type="default" r:id="rId10"/>
+      <w:footerReference w:type="first" r:id="rId11"/>
+      <w:type w:val="nextPage"/>
       <w:pgSz w:w="11906" w:h="16838"/>
-      <w:pgMar w:top="1440" w:right="1440" w:bottom="1440" w:left="1800" w:header="708" w:footer="708" w:gutter="0"/>
-      <w:cols w:space="720"/>
+      <w:pgMar w:left="1800" w:right="1440" w:gutter="0" w:header="708" w:top="1440" w:footer="708" w:bottom="1440"/>
+      <w:pgNumType w:fmt="decimal"/>
+      <w:formProt w:val="false"/>
       <w:titlePg/>
-      <w:docGrid w:linePitch="360"/>
+      <w:textDirection w:val="lrTb"/>
+      <w:docGrid w:type="default" w:linePitch="360" w:charSpace="0"/>
     </w:sectPr>
   </w:body>
 </w:document>
 </file>
 
-<file path=word/endnotes.xml><?xml version="1.0" encoding="utf-8"?>
-<w:endnotes xmlns:wpc="http://schemas.microsoft.com/office/word/2010/wordprocessingCanvas" xmlns:cx="http://schemas.microsoft.com/office/drawing/2014/chartex" xmlns:cx1="http://schemas.microsoft.com/office/drawing/2015/9/8/chartex" xmlns:cx2="http://schemas.microsoft.com/office/drawing/2015/10/21/chartex" xmlns:cx3="http://schemas.microsoft.com/office/drawing/2016/5/9/chartex" xmlns:cx4="http://schemas.microsoft.com/office/drawing/2016/5/10/chartex" xmlns:cx5="http://schemas.microsoft.com/office/drawing/2016/5/11/chartex" xmlns:cx6="http://schemas.microsoft.com/office/drawing/2016/5/12/chartex" xmlns:cx7="http://schemas.microsoft.com/office/drawing/2016/5/13/chartex" xmlns:cx8="http://schemas.microsoft.com/office/drawing/2016/5/14/chartex" xmlns:mc="http://schemas.openxmlformats.org/markup-compatibility/2006" xmlns:aink="http://schemas.microsoft.com/office/drawing/2016/ink" xmlns:am3d="http://schemas.microsoft.com/office/drawing/2017/model3d" xmlns:o="urn:schemas-microsoft-com:office:office" xmlns:oel="http://schemas.microsoft.com/office/2019/extlst" xmlns:r="http://schemas.openxmlformats.org/officeDocument/2006/relationships" xmlns:m="http://schemas.openxmlformats.org/officeDocument/2006/math" xmlns:v="urn:schemas-microsoft-com:vml" xmlns:wp14="http://schemas.microsoft.com/office/word/2010/wordprocessingDrawing" xmlns:wp="http://schemas.openxmlformats.org/drawingml/2006/wordprocessingDrawing" xmlns:w10="urn:schemas-microsoft-com:office:word" xmlns:w="http://schemas.openxmlformats.org/wordprocessingml/2006/main" xmlns:w14="http://schemas.microsoft.com/office/word/2010/wordml" xmlns:w15="http://schemas.microsoft.com/office/word/2012/wordml" xmlns:w16cex="http://schemas.microsoft.com/office/word/2018/wordml/cex" xmlns:w16cid="http://schemas.microsoft.com/office/word/2016/wordml/cid" xmlns:w16="http://schemas.microsoft.com/office/word/2018/wordml" xmlns:w16du="http://schemas.microsoft.com/office/word/2023/wordml/word16du" xmlns:w16sdtdh="http://schemas.microsoft.com/office/word/2020/wordml/sdtdatahash" xmlns:w16sdtfl="http://schemas.microsoft.com/office/word/2024/wordml/sdtformatlock" xmlns:w16se="http://schemas.microsoft.com/office/word/2015/wordml/symex" xmlns:wpg="http://schemas.microsoft.com/office/word/2010/wordprocessingGroup" xmlns:wpi="http://schemas.microsoft.com/office/word/2010/wordprocessingInk" xmlns:wne="http://schemas.microsoft.com/office/word/2006/wordml" xmlns:wps="http://schemas.microsoft.com/office/word/2010/wordprocessingShape" mc:Ignorable="w14 w15 w16se w16cid w16 w16cex w16sdtdh w16sdtfl w16du wp14">
-  <w:endnote w:type="separator" w:id="-1">
-    <w:p>
-      <w:r>
-        <w:separator/>
-      </w:r>
-    </w:p>
-  </w:endnote>
-  <w:endnote w:type="continuationSeparator" w:id="0">
-    <w:p>
-      <w:r>
-        <w:continuationSeparator/>
-      </w:r>
-    </w:p>
-  </w:endnote>
-</w:endnotes>
+<file path=word/footer1.xml><?xml version="1.0" encoding="utf-8"?>
+<w:ftr xmlns:o="urn:schemas-microsoft-com:office:office" xmlns:r="http://schemas.openxmlformats.org/officeDocument/2006/relationships" xmlns:v="urn:schemas-microsoft-com:vml" xmlns:w="http://schemas.openxmlformats.org/wordprocessingml/2006/main" xmlns:w10="urn:schemas-microsoft-com:office:word" xmlns:wp="http://schemas.openxmlformats.org/drawingml/2006/wordprocessingDrawing" xmlns:pic="http://schemas.openxmlformats.org/drawingml/2006/picture" xmlns:wps="http://schemas.microsoft.com/office/word/2010/wordprocessingShape" xmlns:wpg="http://schemas.microsoft.com/office/word/2010/wordprocessingGroup" xmlns:mc="http://schemas.openxmlformats.org/markup-compatibility/2006" xmlns:wp14="http://schemas.microsoft.com/office/word/2010/wordprocessingDrawing" xmlns:w14="http://schemas.microsoft.com/office/word/2010/wordml" xmlns:w15="http://schemas.microsoft.com/office/word/2012/wordml" mc:Ignorable="w14 wp14 w15">
+  <w:p>
+    <w:pPr>
+      <w:pStyle w:val="Footer"/>
+      <w:rPr/>
+    </w:pPr>
+    <w:r>
+      <w:rPr/>
+    </w:r>
+  </w:p>
+</w:ftr>
 </file>
 
-<file path=word/footer1.xml><?xml version="1.0" encoding="utf-8"?>
-<w:ftr xmlns:wpc="http://schemas.microsoft.com/office/word/2010/wordprocessingCanvas" xmlns:cx="http://schemas.microsoft.com/office/drawing/2014/chartex" xmlns:cx1="http://schemas.microsoft.com/office/drawing/2015/9/8/chartex" xmlns:cx2="http://schemas.microsoft.com/office/drawing/2015/10/21/chartex" xmlns:cx3="http://schemas.microsoft.com/office/drawing/2016/5/9/chartex" xmlns:cx4="http://schemas.microsoft.com/office/drawing/2016/5/10/chartex" xmlns:cx5="http://schemas.microsoft.com/office/drawing/2016/5/11/chartex" xmlns:cx6="http://schemas.microsoft.com/office/drawing/2016/5/12/chartex" xmlns:cx7="http://schemas.microsoft.com/office/drawing/2016/5/13/chartex" xmlns:cx8="http://schemas.microsoft.com/office/drawing/2016/5/14/chartex" xmlns:mc="http://schemas.openxmlformats.org/markup-compatibility/2006" xmlns:aink="http://schemas.microsoft.com/office/drawing/2016/ink" xmlns:am3d="http://schemas.microsoft.com/office/drawing/2017/model3d" xmlns:o="urn:schemas-microsoft-com:office:office" xmlns:oel="http://schemas.microsoft.com/office/2019/extlst" xmlns:r="http://schemas.openxmlformats.org/officeDocument/2006/relationships" xmlns:m="http://schemas.openxmlformats.org/officeDocument/2006/math" xmlns:v="urn:schemas-microsoft-com:vml" xmlns:wp14="http://schemas.microsoft.com/office/word/2010/wordprocessingDrawing" xmlns:wp="http://schemas.openxmlformats.org/drawingml/2006/wordprocessingDrawing" xmlns:w10="urn:schemas-microsoft-com:office:word" xmlns:w="http://schemas.openxmlformats.org/wordprocessingml/2006/main" xmlns:w14="http://schemas.microsoft.com/office/word/2010/wordml" xmlns:w15="http://schemas.microsoft.com/office/word/2012/wordml" xmlns:w16cex="http://schemas.microsoft.com/office/word/2018/wordml/cex" xmlns:w16cid="http://schemas.microsoft.com/office/word/2016/wordml/cid" xmlns:w16="http://schemas.microsoft.com/office/word/2018/wordml" xmlns:w16du="http://schemas.microsoft.com/office/word/2023/wordml/word16du" xmlns:w16sdtdh="http://schemas.microsoft.com/office/word/2020/wordml/sdtdatahash" xmlns:w16sdtfl="http://schemas.microsoft.com/office/word/2024/wordml/sdtformatlock" xmlns:w16se="http://schemas.microsoft.com/office/word/2015/wordml/symex" xmlns:wpg="http://schemas.microsoft.com/office/word/2010/wordprocessingGroup" xmlns:wpi="http://schemas.microsoft.com/office/word/2010/wordprocessingInk" xmlns:wne="http://schemas.microsoft.com/office/word/2006/wordml" xmlns:wps="http://schemas.microsoft.com/office/word/2010/wordprocessingShape" mc:Ignorable="w14 w15 w16se w16cid w16 w16cex w16sdtdh w16sdtfl w16du wp14">
+<file path=word/footer2.xml><?xml version="1.0" encoding="utf-8"?>
+<w:ftr xmlns:o="urn:schemas-microsoft-com:office:office" xmlns:r="http://schemas.openxmlformats.org/officeDocument/2006/relationships" xmlns:v="urn:schemas-microsoft-com:vml" xmlns:w="http://schemas.openxmlformats.org/wordprocessingml/2006/main" xmlns:w10="urn:schemas-microsoft-com:office:word" xmlns:wp="http://schemas.openxmlformats.org/drawingml/2006/wordprocessingDrawing" xmlns:pic="http://schemas.openxmlformats.org/drawingml/2006/picture" xmlns:wps="http://schemas.microsoft.com/office/word/2010/wordprocessingShape" xmlns:wpg="http://schemas.microsoft.com/office/word/2010/wordprocessingGroup" xmlns:mc="http://schemas.openxmlformats.org/markup-compatibility/2006" xmlns:wp14="http://schemas.microsoft.com/office/word/2010/wordprocessingDrawing" xmlns:w14="http://schemas.microsoft.com/office/word/2010/wordml" xmlns:w15="http://schemas.microsoft.com/office/word/2012/wordml" mc:Ignorable="w14 wp14 w15">
   <w:p>
     <w:pPr>
       <w:pStyle w:val="Footer"/>
@@ -6384,20 +5768,8 @@
         <w:szCs w:val="18"/>
       </w:rPr>
       <w:t>Projektiranje Informacijskih Sustava</w:t>
-    </w:r>
-    <w:r>
-      <w:rPr>
-        <w:sz w:val="18"/>
-        <w:szCs w:val="18"/>
-      </w:rPr>
       <w:tab/>
       <w:t>FSRE, 2026</w:t>
-    </w:r>
-    <w:r>
-      <w:rPr>
-        <w:sz w:val="18"/>
-        <w:szCs w:val="18"/>
-      </w:rPr>
       <w:tab/>
     </w:r>
     <w:r>
@@ -6412,7 +5784,7 @@
         <w:sz w:val="18"/>
         <w:szCs w:val="18"/>
       </w:rPr>
-      <w:instrText xml:space="preserve"> PAGE   \* MERGEFORMAT </w:instrText>
+      <w:instrText xml:space="preserve"> PAGE </w:instrText>
     </w:r>
     <w:r>
       <w:rPr>
@@ -6426,7 +5798,7 @@
         <w:sz w:val="18"/>
         <w:szCs w:val="18"/>
       </w:rPr>
-      <w:t>1</w:t>
+      <w:t>6</w:t>
     </w:r>
     <w:r>
       <w:rPr>
@@ -6439,27 +5811,36 @@
 </w:ftr>
 </file>
 
-<file path=word/footnotes.xml><?xml version="1.0" encoding="utf-8"?>
-<w:footnotes xmlns:wpc="http://schemas.microsoft.com/office/word/2010/wordprocessingCanvas" xmlns:cx="http://schemas.microsoft.com/office/drawing/2014/chartex" xmlns:cx1="http://schemas.microsoft.com/office/drawing/2015/9/8/chartex" xmlns:cx2="http://schemas.microsoft.com/office/drawing/2015/10/21/chartex" xmlns:cx3="http://schemas.microsoft.com/office/drawing/2016/5/9/chartex" xmlns:cx4="http://schemas.microsoft.com/office/drawing/2016/5/10/chartex" xmlns:cx5="http://schemas.microsoft.com/office/drawing/2016/5/11/chartex" xmlns:cx6="http://schemas.microsoft.com/office/drawing/2016/5/12/chartex" xmlns:cx7="http://schemas.microsoft.com/office/drawing/2016/5/13/chartex" xmlns:cx8="http://schemas.microsoft.com/office/drawing/2016/5/14/chartex" xmlns:mc="http://schemas.openxmlformats.org/markup-compatibility/2006" xmlns:aink="http://schemas.microsoft.com/office/drawing/2016/ink" xmlns:am3d="http://schemas.microsoft.com/office/drawing/2017/model3d" xmlns:o="urn:schemas-microsoft-com:office:office" xmlns:oel="http://schemas.microsoft.com/office/2019/extlst" xmlns:r="http://schemas.openxmlformats.org/officeDocument/2006/relationships" xmlns:m="http://schemas.openxmlformats.org/officeDocument/2006/math" xmlns:v="urn:schemas-microsoft-com:vml" xmlns:wp14="http://schemas.microsoft.com/office/word/2010/wordprocessingDrawing" xmlns:wp="http://schemas.openxmlformats.org/drawingml/2006/wordprocessingDrawing" xmlns:w10="urn:schemas-microsoft-com:office:word" xmlns:w="http://schemas.openxmlformats.org/wordprocessingml/2006/main" xmlns:w14="http://schemas.microsoft.com/office/word/2010/wordml" xmlns:w15="http://schemas.microsoft.com/office/word/2012/wordml" xmlns:w16cex="http://schemas.microsoft.com/office/word/2018/wordml/cex" xmlns:w16cid="http://schemas.microsoft.com/office/word/2016/wordml/cid" xmlns:w16="http://schemas.microsoft.com/office/word/2018/wordml" xmlns:w16du="http://schemas.microsoft.com/office/word/2023/wordml/word16du" xmlns:w16sdtdh="http://schemas.microsoft.com/office/word/2020/wordml/sdtdatahash" xmlns:w16sdtfl="http://schemas.microsoft.com/office/word/2024/wordml/sdtformatlock" xmlns:w16se="http://schemas.microsoft.com/office/word/2015/wordml/symex" xmlns:wpg="http://schemas.microsoft.com/office/word/2010/wordprocessingGroup" xmlns:wpi="http://schemas.microsoft.com/office/word/2010/wordprocessingInk" xmlns:wne="http://schemas.microsoft.com/office/word/2006/wordml" xmlns:wps="http://schemas.microsoft.com/office/word/2010/wordprocessingShape" mc:Ignorable="w14 w15 w16se w16cid w16 w16cex w16sdtdh w16sdtfl w16du wp14">
-  <w:footnote w:type="separator" w:id="-1">
-    <w:p>
-      <w:r>
-        <w:separator/>
-      </w:r>
-    </w:p>
-  </w:footnote>
-  <w:footnote w:type="continuationSeparator" w:id="0">
-    <w:p>
-      <w:r>
-        <w:continuationSeparator/>
-      </w:r>
-    </w:p>
-  </w:footnote>
-</w:footnotes>
+<file path=word/footer3.xml><?xml version="1.0" encoding="utf-8"?>
+<w:ftr xmlns:o="urn:schemas-microsoft-com:office:office" xmlns:r="http://schemas.openxmlformats.org/officeDocument/2006/relationships" xmlns:v="urn:schemas-microsoft-com:vml" xmlns:w="http://schemas.openxmlformats.org/wordprocessingml/2006/main" xmlns:w10="urn:schemas-microsoft-com:office:word" xmlns:wp="http://schemas.openxmlformats.org/drawingml/2006/wordprocessingDrawing" xmlns:pic="http://schemas.openxmlformats.org/drawingml/2006/picture" xmlns:wps="http://schemas.microsoft.com/office/word/2010/wordprocessingShape" xmlns:wpg="http://schemas.microsoft.com/office/word/2010/wordprocessingGroup" xmlns:mc="http://schemas.openxmlformats.org/markup-compatibility/2006" xmlns:wp14="http://schemas.microsoft.com/office/word/2010/wordprocessingDrawing" xmlns:w14="http://schemas.microsoft.com/office/word/2010/wordml" xmlns:w15="http://schemas.microsoft.com/office/word/2012/wordml" mc:Ignorable="w14 wp14 w15">
+  <w:p>
+    <w:pPr>
+      <w:pStyle w:val="Footer"/>
+      <w:rPr/>
+    </w:pPr>
+    <w:r>
+      <w:rPr/>
+    </w:r>
+  </w:p>
+</w:ftr>
 </file>
 
 <file path=word/header1.xml><?xml version="1.0" encoding="utf-8"?>
-<w:hdr xmlns:wpc="http://schemas.microsoft.com/office/word/2010/wordprocessingCanvas" xmlns:cx="http://schemas.microsoft.com/office/drawing/2014/chartex" xmlns:cx1="http://schemas.microsoft.com/office/drawing/2015/9/8/chartex" xmlns:cx2="http://schemas.microsoft.com/office/drawing/2015/10/21/chartex" xmlns:cx3="http://schemas.microsoft.com/office/drawing/2016/5/9/chartex" xmlns:cx4="http://schemas.microsoft.com/office/drawing/2016/5/10/chartex" xmlns:cx5="http://schemas.microsoft.com/office/drawing/2016/5/11/chartex" xmlns:cx6="http://schemas.microsoft.com/office/drawing/2016/5/12/chartex" xmlns:cx7="http://schemas.microsoft.com/office/drawing/2016/5/13/chartex" xmlns:cx8="http://schemas.microsoft.com/office/drawing/2016/5/14/chartex" xmlns:mc="http://schemas.openxmlformats.org/markup-compatibility/2006" xmlns:aink="http://schemas.microsoft.com/office/drawing/2016/ink" xmlns:am3d="http://schemas.microsoft.com/office/drawing/2017/model3d" xmlns:o="urn:schemas-microsoft-com:office:office" xmlns:oel="http://schemas.microsoft.com/office/2019/extlst" xmlns:r="http://schemas.openxmlformats.org/officeDocument/2006/relationships" xmlns:m="http://schemas.openxmlformats.org/officeDocument/2006/math" xmlns:v="urn:schemas-microsoft-com:vml" xmlns:wp14="http://schemas.microsoft.com/office/word/2010/wordprocessingDrawing" xmlns:wp="http://schemas.openxmlformats.org/drawingml/2006/wordprocessingDrawing" xmlns:w10="urn:schemas-microsoft-com:office:word" xmlns:w="http://schemas.openxmlformats.org/wordprocessingml/2006/main" xmlns:w14="http://schemas.microsoft.com/office/word/2010/wordml" xmlns:w15="http://schemas.microsoft.com/office/word/2012/wordml" xmlns:w16cex="http://schemas.microsoft.com/office/word/2018/wordml/cex" xmlns:w16cid="http://schemas.microsoft.com/office/word/2016/wordml/cid" xmlns:w16="http://schemas.microsoft.com/office/word/2018/wordml" xmlns:w16du="http://schemas.microsoft.com/office/word/2023/wordml/word16du" xmlns:w16sdtdh="http://schemas.microsoft.com/office/word/2020/wordml/sdtdatahash" xmlns:w16sdtfl="http://schemas.microsoft.com/office/word/2024/wordml/sdtformatlock" xmlns:w16se="http://schemas.microsoft.com/office/word/2015/wordml/symex" xmlns:wpg="http://schemas.microsoft.com/office/word/2010/wordprocessingGroup" xmlns:wpi="http://schemas.microsoft.com/office/word/2010/wordprocessingInk" xmlns:wne="http://schemas.microsoft.com/office/word/2006/wordml" xmlns:wps="http://schemas.microsoft.com/office/word/2010/wordprocessingShape" mc:Ignorable="w14 w15 w16se w16cid w16 w16cex w16sdtdh w16sdtfl w16du wp14">
+<w:hdr xmlns:o="urn:schemas-microsoft-com:office:office" xmlns:r="http://schemas.openxmlformats.org/officeDocument/2006/relationships" xmlns:v="urn:schemas-microsoft-com:vml" xmlns:w="http://schemas.openxmlformats.org/wordprocessingml/2006/main" xmlns:w10="urn:schemas-microsoft-com:office:word" xmlns:wp="http://schemas.openxmlformats.org/drawingml/2006/wordprocessingDrawing" xmlns:pic="http://schemas.openxmlformats.org/drawingml/2006/picture" xmlns:wps="http://schemas.microsoft.com/office/word/2010/wordprocessingShape" xmlns:wpg="http://schemas.microsoft.com/office/word/2010/wordprocessingGroup" xmlns:mc="http://schemas.openxmlformats.org/markup-compatibility/2006" xmlns:wp14="http://schemas.microsoft.com/office/word/2010/wordprocessingDrawing" xmlns:w14="http://schemas.microsoft.com/office/word/2010/wordml" xmlns:w15="http://schemas.microsoft.com/office/word/2012/wordml" mc:Ignorable="w14 wp14 w15">
+  <w:p>
+    <w:pPr>
+      <w:pStyle w:val="Header"/>
+      <w:rPr/>
+    </w:pPr>
+    <w:r>
+      <w:rPr/>
+    </w:r>
+  </w:p>
+</w:hdr>
+</file>
+
+<file path=word/header2.xml><?xml version="1.0" encoding="utf-8"?>
+<w:hdr xmlns:o="urn:schemas-microsoft-com:office:office" xmlns:r="http://schemas.openxmlformats.org/officeDocument/2006/relationships" xmlns:v="urn:schemas-microsoft-com:vml" xmlns:w="http://schemas.openxmlformats.org/wordprocessingml/2006/main" xmlns:w10="urn:schemas-microsoft-com:office:word" xmlns:wp="http://schemas.openxmlformats.org/drawingml/2006/wordprocessingDrawing" xmlns:pic="http://schemas.openxmlformats.org/drawingml/2006/picture" xmlns:wps="http://schemas.microsoft.com/office/word/2010/wordprocessingShape" xmlns:wpg="http://schemas.microsoft.com/office/word/2010/wordprocessingGroup" xmlns:mc="http://schemas.openxmlformats.org/markup-compatibility/2006" xmlns:wp14="http://schemas.microsoft.com/office/word/2010/wordprocessingDrawing" xmlns:w14="http://schemas.microsoft.com/office/word/2010/wordml" xmlns:w15="http://schemas.microsoft.com/office/word/2012/wordml" mc:Ignorable="w14 wp14 w15">
   <w:p>
     <w:pPr>
       <w:pStyle w:val="Header"/>
@@ -6475,24 +5856,7 @@
         <w:szCs w:val="18"/>
         <w:u w:val="single"/>
       </w:rPr>
-      <w:t xml:space="preserve">Informacijski sustav za upravljanje inventarom nošnje </w:t>
-    </w:r>
-    <w:proofErr w:type="spellStart"/>
-    <w:r>
-      <w:rPr>
-        <w:sz w:val="18"/>
-        <w:szCs w:val="18"/>
-        <w:u w:val="single"/>
-      </w:rPr>
-      <w:t>KUDTrack</w:t>
-    </w:r>
-    <w:proofErr w:type="spellEnd"/>
-    <w:r>
-      <w:rPr>
-        <w:sz w:val="18"/>
-        <w:szCs w:val="18"/>
-        <w:u w:val="single"/>
-      </w:rPr>
+      <w:t>Informacijski sustav za upravljanje inventarom nošnje KUDTrack</w:t>
       <w:tab/>
       <w:t>Prijedlog projekta</w:t>
     </w:r>
@@ -6500,933 +5864,315 @@
 </w:hdr>
 </file>
 
+<file path=word/header3.xml><?xml version="1.0" encoding="utf-8"?>
+<w:hdr xmlns:o="urn:schemas-microsoft-com:office:office" xmlns:r="http://schemas.openxmlformats.org/officeDocument/2006/relationships" xmlns:v="urn:schemas-microsoft-com:vml" xmlns:w="http://schemas.openxmlformats.org/wordprocessingml/2006/main" xmlns:w10="urn:schemas-microsoft-com:office:word" xmlns:wp="http://schemas.openxmlformats.org/drawingml/2006/wordprocessingDrawing" xmlns:pic="http://schemas.openxmlformats.org/drawingml/2006/picture" xmlns:wps="http://schemas.microsoft.com/office/word/2010/wordprocessingShape" xmlns:wpg="http://schemas.microsoft.com/office/word/2010/wordprocessingGroup" xmlns:mc="http://schemas.openxmlformats.org/markup-compatibility/2006" xmlns:wp14="http://schemas.microsoft.com/office/word/2010/wordprocessingDrawing" xmlns:w14="http://schemas.microsoft.com/office/word/2010/wordml" xmlns:w15="http://schemas.microsoft.com/office/word/2012/wordml" mc:Ignorable="w14 wp14 w15">
+  <w:p>
+    <w:pPr>
+      <w:pStyle w:val="Header"/>
+      <w:rPr/>
+    </w:pPr>
+    <w:r>
+      <w:rPr/>
+    </w:r>
+  </w:p>
+</w:hdr>
+</file>
+
 <file path=word/numbering.xml><?xml version="1.0" encoding="utf-8"?>
-<w:numbering xmlns:wpc="http://schemas.microsoft.com/office/word/2010/wordprocessingCanvas" xmlns:cx="http://schemas.microsoft.com/office/drawing/2014/chartex" xmlns:cx1="http://schemas.microsoft.com/office/drawing/2015/9/8/chartex" xmlns:cx2="http://schemas.microsoft.com/office/drawing/2015/10/21/chartex" xmlns:cx3="http://schemas.microsoft.com/office/drawing/2016/5/9/chartex" xmlns:cx4="http://schemas.microsoft.com/office/drawing/2016/5/10/chartex" xmlns:cx5="http://schemas.microsoft.com/office/drawing/2016/5/11/chartex" xmlns:cx6="http://schemas.microsoft.com/office/drawing/2016/5/12/chartex" xmlns:cx7="http://schemas.microsoft.com/office/drawing/2016/5/13/chartex" xmlns:cx8="http://schemas.microsoft.com/office/drawing/2016/5/14/chartex" xmlns:mc="http://schemas.openxmlformats.org/markup-compatibility/2006" xmlns:aink="http://schemas.microsoft.com/office/drawing/2016/ink" xmlns:am3d="http://schemas.microsoft.com/office/drawing/2017/model3d" xmlns:o="urn:schemas-microsoft-com:office:office" xmlns:oel="http://schemas.microsoft.com/office/2019/extlst" xmlns:r="http://schemas.openxmlformats.org/officeDocument/2006/relationships" xmlns:m="http://schemas.openxmlformats.org/officeDocument/2006/math" xmlns:v="urn:schemas-microsoft-com:vml" xmlns:wp14="http://schemas.microsoft.com/office/word/2010/wordprocessingDrawing" xmlns:wp="http://schemas.openxmlformats.org/drawingml/2006/wordprocessingDrawing" xmlns:w10="urn:schemas-microsoft-com:office:word" xmlns:w="http://schemas.openxmlformats.org/wordprocessingml/2006/main" xmlns:w14="http://schemas.microsoft.com/office/word/2010/wordml" xmlns:w15="http://schemas.microsoft.com/office/word/2012/wordml" xmlns:w16cex="http://schemas.microsoft.com/office/word/2018/wordml/cex" xmlns:w16cid="http://schemas.microsoft.com/office/word/2016/wordml/cid" xmlns:w16="http://schemas.microsoft.com/office/word/2018/wordml" xmlns:w16du="http://schemas.microsoft.com/office/word/2023/wordml/word16du" xmlns:w16sdtdh="http://schemas.microsoft.com/office/word/2020/wordml/sdtdatahash" xmlns:w16sdtfl="http://schemas.microsoft.com/office/word/2024/wordml/sdtformatlock" xmlns:w16se="http://schemas.microsoft.com/office/word/2015/wordml/symex" xmlns:wpg="http://schemas.microsoft.com/office/word/2010/wordprocessingGroup" xmlns:wpi="http://schemas.microsoft.com/office/word/2010/wordprocessingInk" xmlns:wne="http://schemas.microsoft.com/office/word/2006/wordml" xmlns:wps="http://schemas.microsoft.com/office/word/2010/wordprocessingShape" mc:Ignorable="w14 w15 w16se w16cid w16 w16cex w16sdtdh w16sdtfl w16du wp14">
-  <w:abstractNum w:abstractNumId="0" w15:restartNumberingAfterBreak="0">
-    <w:nsid w:val="05264123"/>
-    <w:multiLevelType w:val="hybridMultilevel"/>
-    <w:tmpl w:val="71A8CD24"/>
-    <w:lvl w:ilvl="0" w:tplc="8D1E2140">
+<w:numbering xmlns:w="http://schemas.openxmlformats.org/wordprocessingml/2006/main" xmlns:o="urn:schemas-microsoft-com:office:office" xmlns:r="http://schemas.openxmlformats.org/officeDocument/2006/relationships" xmlns:v="urn:schemas-microsoft-com:vml" xmlns:mc="http://schemas.openxmlformats.org/markup-compatibility/2006" xmlns:w14="http://schemas.microsoft.com/office/word/2010/wordml" mc:Ignorable="w14">
+  <w:abstractNum w:abstractNumId="1">
+    <w:lvl w:ilvl="0">
       <w:start w:val="7"/>
       <w:numFmt w:val="bullet"/>
-      <w:pStyle w:val="ListParagraph"/>
       <w:lvlText w:val="-"/>
-      <w:lvlJc w:val="left"/>
-      <w:pPr>
-        <w:ind w:left="720" w:hanging="360"/>
+      <w:lvlJc w:val="start"/>
+      <w:pPr>
+        <w:tabs>
+          <w:tab w:val="num" w:pos="0"/>
+        </w:tabs>
+        <w:ind w:start="720" w:hanging="360"/>
       </w:pPr>
       <w:rPr>
-        <w:rFonts w:ascii="Times New Roman" w:eastAsia="Arial" w:hAnsi="Times New Roman" w:cs="Times New Roman" w:hint="default"/>
+        <w:rFonts w:ascii="Times New Roman" w:hAnsi="Times New Roman" w:cs="Times New Roman" w:hint="default"/>
       </w:rPr>
     </w:lvl>
-    <w:lvl w:ilvl="1" w:tplc="04090003" w:tentative="1">
+    <w:lvl w:ilvl="1">
       <w:start w:val="1"/>
       <w:numFmt w:val="bullet"/>
       <w:lvlText w:val="o"/>
-      <w:lvlJc w:val="left"/>
-      <w:pPr>
-        <w:ind w:left="1440" w:hanging="360"/>
+      <w:lvlJc w:val="start"/>
+      <w:pPr>
+        <w:tabs>
+          <w:tab w:val="num" w:pos="0"/>
+        </w:tabs>
+        <w:ind w:start="1440" w:hanging="360"/>
       </w:pPr>
       <w:rPr>
         <w:rFonts w:ascii="Courier New" w:hAnsi="Courier New" w:cs="Courier New" w:hint="default"/>
       </w:rPr>
     </w:lvl>
-    <w:lvl w:ilvl="2" w:tplc="04090005" w:tentative="1">
+    <w:lvl w:ilvl="2">
       <w:start w:val="1"/>
       <w:numFmt w:val="bullet"/>
       <w:lvlText w:val=""/>
-      <w:lvlJc w:val="left"/>
-      <w:pPr>
-        <w:ind w:left="2160" w:hanging="360"/>
+      <w:lvlJc w:val="start"/>
+      <w:pPr>
+        <w:tabs>
+          <w:tab w:val="num" w:pos="0"/>
+        </w:tabs>
+        <w:ind w:start="2160" w:hanging="360"/>
       </w:pPr>
       <w:rPr>
-        <w:rFonts w:ascii="Wingdings" w:hAnsi="Wingdings" w:hint="default"/>
+        <w:rFonts w:ascii="Wingdings" w:hAnsi="Wingdings" w:cs="Wingdings" w:hint="default"/>
       </w:rPr>
     </w:lvl>
-    <w:lvl w:ilvl="3" w:tplc="04090001" w:tentative="1">
+    <w:lvl w:ilvl="3">
       <w:start w:val="1"/>
       <w:numFmt w:val="bullet"/>
       <w:lvlText w:val=""/>
-      <w:lvlJc w:val="left"/>
-      <w:pPr>
-        <w:ind w:left="2880" w:hanging="360"/>
+      <w:lvlJc w:val="start"/>
+      <w:pPr>
+        <w:tabs>
+          <w:tab w:val="num" w:pos="0"/>
+        </w:tabs>
+        <w:ind w:start="2880" w:hanging="360"/>
       </w:pPr>
       <w:rPr>
-        <w:rFonts w:ascii="Symbol" w:hAnsi="Symbol" w:hint="default"/>
+        <w:rFonts w:ascii="Symbol" w:hAnsi="Symbol" w:cs="Symbol" w:hint="default"/>
       </w:rPr>
     </w:lvl>
-    <w:lvl w:ilvl="4" w:tplc="04090003" w:tentative="1">
+    <w:lvl w:ilvl="4">
       <w:start w:val="1"/>
       <w:numFmt w:val="bullet"/>
       <w:lvlText w:val="o"/>
-      <w:lvlJc w:val="left"/>
-      <w:pPr>
-        <w:ind w:left="3600" w:hanging="360"/>
+      <w:lvlJc w:val="start"/>
+      <w:pPr>
+        <w:tabs>
+          <w:tab w:val="num" w:pos="0"/>
+        </w:tabs>
+        <w:ind w:start="3600" w:hanging="360"/>
       </w:pPr>
       <w:rPr>
         <w:rFonts w:ascii="Courier New" w:hAnsi="Courier New" w:cs="Courier New" w:hint="default"/>
       </w:rPr>
     </w:lvl>
-    <w:lvl w:ilvl="5" w:tplc="04090005" w:tentative="1">
+    <w:lvl w:ilvl="5">
       <w:start w:val="1"/>
       <w:numFmt w:val="bullet"/>
       <w:lvlText w:val=""/>
-      <w:lvlJc w:val="left"/>
-      <w:pPr>
-        <w:ind w:left="4320" w:hanging="360"/>
+      <w:lvlJc w:val="start"/>
+      <w:pPr>
+        <w:tabs>
+          <w:tab w:val="num" w:pos="0"/>
+        </w:tabs>
+        <w:ind w:start="4320" w:hanging="360"/>
       </w:pPr>
       <w:rPr>
-        <w:rFonts w:ascii="Wingdings" w:hAnsi="Wingdings" w:hint="default"/>
+        <w:rFonts w:ascii="Wingdings" w:hAnsi="Wingdings" w:cs="Wingdings" w:hint="default"/>
       </w:rPr>
     </w:lvl>
-    <w:lvl w:ilvl="6" w:tplc="04090001" w:tentative="1">
+    <w:lvl w:ilvl="6">
       <w:start w:val="1"/>
       <w:numFmt w:val="bullet"/>
       <w:lvlText w:val=""/>
-      <w:lvlJc w:val="left"/>
-      <w:pPr>
-        <w:ind w:left="5040" w:hanging="360"/>
+      <w:lvlJc w:val="start"/>
+      <w:pPr>
+        <w:tabs>
+          <w:tab w:val="num" w:pos="0"/>
+        </w:tabs>
+        <w:ind w:start="5040" w:hanging="360"/>
       </w:pPr>
       <w:rPr>
-        <w:rFonts w:ascii="Symbol" w:hAnsi="Symbol" w:hint="default"/>
+        <w:rFonts w:ascii="Symbol" w:hAnsi="Symbol" w:cs="Symbol" w:hint="default"/>
       </w:rPr>
     </w:lvl>
-    <w:lvl w:ilvl="7" w:tplc="04090003" w:tentative="1">
+    <w:lvl w:ilvl="7">
       <w:start w:val="1"/>
       <w:numFmt w:val="bullet"/>
       <w:lvlText w:val="o"/>
-      <w:lvlJc w:val="left"/>
-      <w:pPr>
-        <w:ind w:left="5760" w:hanging="360"/>
+      <w:lvlJc w:val="start"/>
+      <w:pPr>
+        <w:tabs>
+          <w:tab w:val="num" w:pos="0"/>
+        </w:tabs>
+        <w:ind w:start="5760" w:hanging="360"/>
       </w:pPr>
       <w:rPr>
         <w:rFonts w:ascii="Courier New" w:hAnsi="Courier New" w:cs="Courier New" w:hint="default"/>
       </w:rPr>
     </w:lvl>
-    <w:lvl w:ilvl="8" w:tplc="04090005" w:tentative="1">
+    <w:lvl w:ilvl="8">
       <w:start w:val="1"/>
       <w:numFmt w:val="bullet"/>
       <w:lvlText w:val=""/>
-      <w:lvlJc w:val="left"/>
-      <w:pPr>
-        <w:ind w:left="6480" w:hanging="360"/>
+      <w:lvlJc w:val="start"/>
+      <w:pPr>
+        <w:tabs>
+          <w:tab w:val="num" w:pos="0"/>
+        </w:tabs>
+        <w:ind w:start="6480" w:hanging="360"/>
       </w:pPr>
       <w:rPr>
-        <w:rFonts w:ascii="Wingdings" w:hAnsi="Wingdings" w:hint="default"/>
+        <w:rFonts w:ascii="Wingdings" w:hAnsi="Wingdings" w:cs="Wingdings" w:hint="default"/>
       </w:rPr>
     </w:lvl>
   </w:abstractNum>
-  <w:abstractNum w:abstractNumId="1" w15:restartNumberingAfterBreak="0">
-    <w:nsid w:val="2A8D2D6A"/>
-    <w:multiLevelType w:val="hybridMultilevel"/>
-    <w:tmpl w:val="0FCC43EC"/>
-    <w:lvl w:ilvl="0" w:tplc="0409000F">
-      <w:start w:val="1"/>
-      <w:numFmt w:val="decimal"/>
-      <w:lvlText w:val="%1."/>
-      <w:lvlJc w:val="left"/>
-      <w:pPr>
-        <w:ind w:left="720" w:hanging="360"/>
-      </w:pPr>
-      <w:rPr>
-        <w:rFonts w:hint="default"/>
-      </w:rPr>
-    </w:lvl>
-    <w:lvl w:ilvl="1" w:tplc="04090019" w:tentative="1">
-      <w:start w:val="1"/>
-      <w:numFmt w:val="lowerLetter"/>
-      <w:lvlText w:val="%2."/>
-      <w:lvlJc w:val="left"/>
-      <w:pPr>
-        <w:ind w:left="1440" w:hanging="360"/>
-      </w:pPr>
-    </w:lvl>
-    <w:lvl w:ilvl="2" w:tplc="0409001B" w:tentative="1">
-      <w:start w:val="1"/>
-      <w:numFmt w:val="lowerRoman"/>
-      <w:lvlText w:val="%3."/>
-      <w:lvlJc w:val="right"/>
-      <w:pPr>
-        <w:ind w:left="2160" w:hanging="180"/>
-      </w:pPr>
-    </w:lvl>
-    <w:lvl w:ilvl="3" w:tplc="0409000F" w:tentative="1">
-      <w:start w:val="1"/>
-      <w:numFmt w:val="decimal"/>
-      <w:lvlText w:val="%4."/>
-      <w:lvlJc w:val="left"/>
-      <w:pPr>
-        <w:ind w:left="2880" w:hanging="360"/>
-      </w:pPr>
-    </w:lvl>
-    <w:lvl w:ilvl="4" w:tplc="04090019" w:tentative="1">
-      <w:start w:val="1"/>
-      <w:numFmt w:val="lowerLetter"/>
-      <w:lvlText w:val="%5."/>
-      <w:lvlJc w:val="left"/>
-      <w:pPr>
-        <w:ind w:left="3600" w:hanging="360"/>
-      </w:pPr>
-    </w:lvl>
-    <w:lvl w:ilvl="5" w:tplc="0409001B" w:tentative="1">
-      <w:start w:val="1"/>
-      <w:numFmt w:val="lowerRoman"/>
-      <w:lvlText w:val="%6."/>
-      <w:lvlJc w:val="right"/>
-      <w:pPr>
-        <w:ind w:left="4320" w:hanging="180"/>
-      </w:pPr>
-    </w:lvl>
-    <w:lvl w:ilvl="6" w:tplc="0409000F" w:tentative="1">
-      <w:start w:val="1"/>
-      <w:numFmt w:val="decimal"/>
-      <w:lvlText w:val="%7."/>
-      <w:lvlJc w:val="left"/>
-      <w:pPr>
-        <w:ind w:left="5040" w:hanging="360"/>
-      </w:pPr>
-    </w:lvl>
-    <w:lvl w:ilvl="7" w:tplc="04090019" w:tentative="1">
-      <w:start w:val="1"/>
-      <w:numFmt w:val="lowerLetter"/>
-      <w:lvlText w:val="%8."/>
-      <w:lvlJc w:val="left"/>
-      <w:pPr>
-        <w:ind w:left="5760" w:hanging="360"/>
-      </w:pPr>
-    </w:lvl>
-    <w:lvl w:ilvl="8" w:tplc="0409001B" w:tentative="1">
-      <w:start w:val="1"/>
-      <w:numFmt w:val="lowerRoman"/>
-      <w:lvlText w:val="%9."/>
-      <w:lvlJc w:val="right"/>
-      <w:pPr>
-        <w:ind w:left="6480" w:hanging="180"/>
-      </w:pPr>
-    </w:lvl>
-  </w:abstractNum>
-  <w:abstractNum w:abstractNumId="2" w15:restartNumberingAfterBreak="0">
-    <w:nsid w:val="3759210F"/>
-    <w:multiLevelType w:val="hybridMultilevel"/>
-    <w:tmpl w:val="DFCADBF4"/>
-    <w:lvl w:ilvl="0" w:tplc="A5DC9250">
-      <w:start w:val="1"/>
-      <w:numFmt w:val="bullet"/>
-      <w:lvlText w:val="•"/>
-      <w:lvlJc w:val="left"/>
-      <w:pPr>
-        <w:spacing w:before="60" w:after="60"/>
-        <w:ind w:left="720" w:hanging="360"/>
-      </w:pPr>
-    </w:lvl>
-    <w:lvl w:ilvl="1" w:tplc="85186B24">
-      <w:numFmt w:val="decimal"/>
-      <w:lvlText w:val=""/>
-      <w:lvlJc w:val="left"/>
-    </w:lvl>
-    <w:lvl w:ilvl="2" w:tplc="B7E68126">
-      <w:numFmt w:val="decimal"/>
-      <w:lvlText w:val=""/>
-      <w:lvlJc w:val="left"/>
-    </w:lvl>
-    <w:lvl w:ilvl="3" w:tplc="1BEA2DA2">
-      <w:numFmt w:val="decimal"/>
-      <w:lvlText w:val=""/>
-      <w:lvlJc w:val="left"/>
-    </w:lvl>
-    <w:lvl w:ilvl="4" w:tplc="ECDEC69E">
-      <w:numFmt w:val="decimal"/>
-      <w:lvlText w:val=""/>
-      <w:lvlJc w:val="left"/>
-    </w:lvl>
-    <w:lvl w:ilvl="5" w:tplc="3D74E622">
-      <w:numFmt w:val="decimal"/>
-      <w:lvlText w:val=""/>
-      <w:lvlJc w:val="left"/>
-    </w:lvl>
-    <w:lvl w:ilvl="6" w:tplc="279CE03E">
-      <w:numFmt w:val="decimal"/>
-      <w:lvlText w:val=""/>
-      <w:lvlJc w:val="left"/>
-    </w:lvl>
-    <w:lvl w:ilvl="7" w:tplc="5B94A9BA">
-      <w:numFmt w:val="decimal"/>
-      <w:lvlText w:val=""/>
-      <w:lvlJc w:val="left"/>
-    </w:lvl>
-    <w:lvl w:ilvl="8" w:tplc="F0C41356">
-      <w:numFmt w:val="decimal"/>
-      <w:lvlText w:val=""/>
-      <w:lvlJc w:val="left"/>
-    </w:lvl>
-  </w:abstractNum>
-  <w:abstractNum w:abstractNumId="3" w15:restartNumberingAfterBreak="0">
-    <w:nsid w:val="45AE63C6"/>
-    <w:multiLevelType w:val="hybridMultilevel"/>
-    <w:tmpl w:val="F4CCCD5A"/>
-    <w:lvl w:ilvl="0" w:tplc="04090001">
-      <w:start w:val="1"/>
-      <w:numFmt w:val="bullet"/>
-      <w:lvlText w:val=""/>
-      <w:lvlJc w:val="left"/>
-      <w:pPr>
-        <w:ind w:left="720" w:hanging="360"/>
-      </w:pPr>
-      <w:rPr>
-        <w:rFonts w:ascii="Symbol" w:hAnsi="Symbol" w:hint="default"/>
-      </w:rPr>
-    </w:lvl>
-    <w:lvl w:ilvl="1" w:tplc="04090003" w:tentative="1">
-      <w:start w:val="1"/>
-      <w:numFmt w:val="bullet"/>
-      <w:lvlText w:val="o"/>
-      <w:lvlJc w:val="left"/>
-      <w:pPr>
-        <w:ind w:left="1440" w:hanging="360"/>
-      </w:pPr>
-      <w:rPr>
-        <w:rFonts w:ascii="Courier New" w:hAnsi="Courier New" w:cs="Courier New" w:hint="default"/>
-      </w:rPr>
-    </w:lvl>
-    <w:lvl w:ilvl="2" w:tplc="04090005" w:tentative="1">
-      <w:start w:val="1"/>
-      <w:numFmt w:val="bullet"/>
-      <w:lvlText w:val=""/>
-      <w:lvlJc w:val="left"/>
-      <w:pPr>
-        <w:ind w:left="2160" w:hanging="360"/>
-      </w:pPr>
-      <w:rPr>
-        <w:rFonts w:ascii="Wingdings" w:hAnsi="Wingdings" w:hint="default"/>
-      </w:rPr>
-    </w:lvl>
-    <w:lvl w:ilvl="3" w:tplc="04090001" w:tentative="1">
-      <w:start w:val="1"/>
-      <w:numFmt w:val="bullet"/>
-      <w:lvlText w:val=""/>
-      <w:lvlJc w:val="left"/>
-      <w:pPr>
-        <w:ind w:left="2880" w:hanging="360"/>
-      </w:pPr>
-      <w:rPr>
-        <w:rFonts w:ascii="Symbol" w:hAnsi="Symbol" w:hint="default"/>
-      </w:rPr>
-    </w:lvl>
-    <w:lvl w:ilvl="4" w:tplc="04090003" w:tentative="1">
-      <w:start w:val="1"/>
-      <w:numFmt w:val="bullet"/>
-      <w:lvlText w:val="o"/>
-      <w:lvlJc w:val="left"/>
-      <w:pPr>
-        <w:ind w:left="3600" w:hanging="360"/>
-      </w:pPr>
-      <w:rPr>
-        <w:rFonts w:ascii="Courier New" w:hAnsi="Courier New" w:cs="Courier New" w:hint="default"/>
-      </w:rPr>
-    </w:lvl>
-    <w:lvl w:ilvl="5" w:tplc="04090005" w:tentative="1">
-      <w:start w:val="1"/>
-      <w:numFmt w:val="bullet"/>
-      <w:lvlText w:val=""/>
-      <w:lvlJc w:val="left"/>
-      <w:pPr>
-        <w:ind w:left="4320" w:hanging="360"/>
-      </w:pPr>
-      <w:rPr>
-        <w:rFonts w:ascii="Wingdings" w:hAnsi="Wingdings" w:hint="default"/>
-      </w:rPr>
-    </w:lvl>
-    <w:lvl w:ilvl="6" w:tplc="04090001" w:tentative="1">
-      <w:start w:val="1"/>
-      <w:numFmt w:val="bullet"/>
-      <w:lvlText w:val=""/>
-      <w:lvlJc w:val="left"/>
-      <w:pPr>
-        <w:ind w:left="5040" w:hanging="360"/>
-      </w:pPr>
-      <w:rPr>
-        <w:rFonts w:ascii="Symbol" w:hAnsi="Symbol" w:hint="default"/>
-      </w:rPr>
-    </w:lvl>
-    <w:lvl w:ilvl="7" w:tplc="04090003" w:tentative="1">
-      <w:start w:val="1"/>
-      <w:numFmt w:val="bullet"/>
-      <w:lvlText w:val="o"/>
-      <w:lvlJc w:val="left"/>
-      <w:pPr>
-        <w:ind w:left="5760" w:hanging="360"/>
-      </w:pPr>
-      <w:rPr>
-        <w:rFonts w:ascii="Courier New" w:hAnsi="Courier New" w:cs="Courier New" w:hint="default"/>
-      </w:rPr>
-    </w:lvl>
-    <w:lvl w:ilvl="8" w:tplc="04090005" w:tentative="1">
-      <w:start w:val="1"/>
-      <w:numFmt w:val="bullet"/>
-      <w:lvlText w:val=""/>
-      <w:lvlJc w:val="left"/>
-      <w:pPr>
-        <w:ind w:left="6480" w:hanging="360"/>
-      </w:pPr>
-      <w:rPr>
-        <w:rFonts w:ascii="Wingdings" w:hAnsi="Wingdings" w:hint="default"/>
-      </w:rPr>
-    </w:lvl>
-  </w:abstractNum>
-  <w:abstractNum w:abstractNumId="4" w15:restartNumberingAfterBreak="0">
-    <w:nsid w:val="482F7D8D"/>
-    <w:multiLevelType w:val="hybridMultilevel"/>
-    <w:tmpl w:val="DEAE69C6"/>
-    <w:lvl w:ilvl="0" w:tplc="5498D8E6">
-      <w:start w:val="1"/>
-      <w:numFmt w:val="decimal"/>
-      <w:lvlText w:val="%1."/>
-      <w:lvlJc w:val="left"/>
-      <w:pPr>
-        <w:spacing w:before="60" w:after="60"/>
-        <w:ind w:left="720" w:hanging="360"/>
-      </w:pPr>
-    </w:lvl>
-    <w:lvl w:ilvl="1" w:tplc="A8EC18B0">
-      <w:numFmt w:val="decimal"/>
-      <w:lvlText w:val=""/>
-      <w:lvlJc w:val="left"/>
-    </w:lvl>
-    <w:lvl w:ilvl="2" w:tplc="581A73D8">
-      <w:numFmt w:val="decimal"/>
-      <w:lvlText w:val=""/>
-      <w:lvlJc w:val="left"/>
-    </w:lvl>
-    <w:lvl w:ilvl="3" w:tplc="A77CC5AE">
-      <w:numFmt w:val="decimal"/>
-      <w:lvlText w:val=""/>
-      <w:lvlJc w:val="left"/>
-    </w:lvl>
-    <w:lvl w:ilvl="4" w:tplc="5CE6434E">
-      <w:numFmt w:val="decimal"/>
-      <w:lvlText w:val=""/>
-      <w:lvlJc w:val="left"/>
-    </w:lvl>
-    <w:lvl w:ilvl="5" w:tplc="79FAFF80">
-      <w:numFmt w:val="decimal"/>
-      <w:lvlText w:val=""/>
-      <w:lvlJc w:val="left"/>
-    </w:lvl>
-    <w:lvl w:ilvl="6" w:tplc="85CC56BE">
-      <w:numFmt w:val="decimal"/>
-      <w:lvlText w:val=""/>
-      <w:lvlJc w:val="left"/>
-    </w:lvl>
-    <w:lvl w:ilvl="7" w:tplc="2E7A6A66">
-      <w:numFmt w:val="decimal"/>
-      <w:lvlText w:val=""/>
-      <w:lvlJc w:val="left"/>
-    </w:lvl>
-    <w:lvl w:ilvl="8" w:tplc="2D187272">
-      <w:numFmt w:val="decimal"/>
-      <w:lvlText w:val=""/>
-      <w:lvlJc w:val="left"/>
-    </w:lvl>
-  </w:abstractNum>
-  <w:abstractNum w:abstractNumId="5" w15:restartNumberingAfterBreak="0">
-    <w:nsid w:val="617225F1"/>
-    <w:multiLevelType w:val="hybridMultilevel"/>
-    <w:tmpl w:val="699048EA"/>
-    <w:lvl w:ilvl="0" w:tplc="50925796">
-      <w:start w:val="7"/>
-      <w:numFmt w:val="bullet"/>
-      <w:lvlText w:val="-"/>
-      <w:lvlJc w:val="left"/>
-      <w:pPr>
-        <w:ind w:left="720" w:hanging="360"/>
-      </w:pPr>
-      <w:rPr>
-        <w:rFonts w:ascii="Times New Roman" w:eastAsia="Arial" w:hAnsi="Times New Roman" w:cs="Times New Roman" w:hint="default"/>
-      </w:rPr>
-    </w:lvl>
-    <w:lvl w:ilvl="1" w:tplc="04090003" w:tentative="1">
-      <w:start w:val="1"/>
-      <w:numFmt w:val="bullet"/>
-      <w:lvlText w:val="o"/>
-      <w:lvlJc w:val="left"/>
-      <w:pPr>
-        <w:ind w:left="1440" w:hanging="360"/>
-      </w:pPr>
-      <w:rPr>
-        <w:rFonts w:ascii="Courier New" w:hAnsi="Courier New" w:cs="Courier New" w:hint="default"/>
-      </w:rPr>
-    </w:lvl>
-    <w:lvl w:ilvl="2" w:tplc="04090005" w:tentative="1">
-      <w:start w:val="1"/>
-      <w:numFmt w:val="bullet"/>
-      <w:lvlText w:val=""/>
-      <w:lvlJc w:val="left"/>
-      <w:pPr>
-        <w:ind w:left="2160" w:hanging="360"/>
-      </w:pPr>
-      <w:rPr>
-        <w:rFonts w:ascii="Wingdings" w:hAnsi="Wingdings" w:hint="default"/>
-      </w:rPr>
-    </w:lvl>
-    <w:lvl w:ilvl="3" w:tplc="04090001" w:tentative="1">
-      <w:start w:val="1"/>
-      <w:numFmt w:val="bullet"/>
-      <w:lvlText w:val=""/>
-      <w:lvlJc w:val="left"/>
-      <w:pPr>
-        <w:ind w:left="2880" w:hanging="360"/>
-      </w:pPr>
-      <w:rPr>
-        <w:rFonts w:ascii="Symbol" w:hAnsi="Symbol" w:hint="default"/>
-      </w:rPr>
-    </w:lvl>
-    <w:lvl w:ilvl="4" w:tplc="04090003" w:tentative="1">
-      <w:start w:val="1"/>
-      <w:numFmt w:val="bullet"/>
-      <w:lvlText w:val="o"/>
-      <w:lvlJc w:val="left"/>
-      <w:pPr>
-        <w:ind w:left="3600" w:hanging="360"/>
-      </w:pPr>
-      <w:rPr>
-        <w:rFonts w:ascii="Courier New" w:hAnsi="Courier New" w:cs="Courier New" w:hint="default"/>
-      </w:rPr>
-    </w:lvl>
-    <w:lvl w:ilvl="5" w:tplc="04090005" w:tentative="1">
-      <w:start w:val="1"/>
-      <w:numFmt w:val="bullet"/>
-      <w:lvlText w:val=""/>
-      <w:lvlJc w:val="left"/>
-      <w:pPr>
-        <w:ind w:left="4320" w:hanging="360"/>
-      </w:pPr>
-      <w:rPr>
-        <w:rFonts w:ascii="Wingdings" w:hAnsi="Wingdings" w:hint="default"/>
-      </w:rPr>
-    </w:lvl>
-    <w:lvl w:ilvl="6" w:tplc="04090001" w:tentative="1">
-      <w:start w:val="1"/>
-      <w:numFmt w:val="bullet"/>
-      <w:lvlText w:val=""/>
-      <w:lvlJc w:val="left"/>
-      <w:pPr>
-        <w:ind w:left="5040" w:hanging="360"/>
-      </w:pPr>
-      <w:rPr>
-        <w:rFonts w:ascii="Symbol" w:hAnsi="Symbol" w:hint="default"/>
-      </w:rPr>
-    </w:lvl>
-    <w:lvl w:ilvl="7" w:tplc="04090003" w:tentative="1">
-      <w:start w:val="1"/>
-      <w:numFmt w:val="bullet"/>
-      <w:lvlText w:val="o"/>
-      <w:lvlJc w:val="left"/>
-      <w:pPr>
-        <w:ind w:left="5760" w:hanging="360"/>
-      </w:pPr>
-      <w:rPr>
-        <w:rFonts w:ascii="Courier New" w:hAnsi="Courier New" w:cs="Courier New" w:hint="default"/>
-      </w:rPr>
-    </w:lvl>
-    <w:lvl w:ilvl="8" w:tplc="04090005" w:tentative="1">
-      <w:start w:val="1"/>
-      <w:numFmt w:val="bullet"/>
-      <w:lvlText w:val=""/>
-      <w:lvlJc w:val="left"/>
-      <w:pPr>
-        <w:ind w:left="6480" w:hanging="360"/>
-      </w:pPr>
-      <w:rPr>
-        <w:rFonts w:ascii="Wingdings" w:hAnsi="Wingdings" w:hint="default"/>
-      </w:rPr>
-    </w:lvl>
-  </w:abstractNum>
-  <w:abstractNum w:abstractNumId="6" w15:restartNumberingAfterBreak="0">
-    <w:nsid w:val="69117BA2"/>
-    <w:multiLevelType w:val="hybridMultilevel"/>
-    <w:tmpl w:val="205E0054"/>
-    <w:lvl w:ilvl="0" w:tplc="CEB0E954">
-      <w:start w:val="1"/>
-      <w:numFmt w:val="bullet"/>
-      <w:lvlText w:val=""/>
-      <w:lvlJc w:val="left"/>
-      <w:pPr>
-        <w:ind w:left="720" w:hanging="360"/>
-      </w:pPr>
-      <w:rPr>
-        <w:rFonts w:ascii="Symbol" w:hAnsi="Symbol" w:hint="default"/>
-      </w:rPr>
-    </w:lvl>
-    <w:lvl w:ilvl="1" w:tplc="04090003" w:tentative="1">
-      <w:start w:val="1"/>
-      <w:numFmt w:val="bullet"/>
-      <w:lvlText w:val="o"/>
-      <w:lvlJc w:val="left"/>
-      <w:pPr>
-        <w:ind w:left="1440" w:hanging="360"/>
-      </w:pPr>
-      <w:rPr>
-        <w:rFonts w:ascii="Courier New" w:hAnsi="Courier New" w:cs="Courier New" w:hint="default"/>
-      </w:rPr>
-    </w:lvl>
-    <w:lvl w:ilvl="2" w:tplc="04090005" w:tentative="1">
-      <w:start w:val="1"/>
-      <w:numFmt w:val="bullet"/>
-      <w:lvlText w:val=""/>
-      <w:lvlJc w:val="left"/>
-      <w:pPr>
-        <w:ind w:left="2160" w:hanging="360"/>
-      </w:pPr>
-      <w:rPr>
-        <w:rFonts w:ascii="Wingdings" w:hAnsi="Wingdings" w:hint="default"/>
-      </w:rPr>
-    </w:lvl>
-    <w:lvl w:ilvl="3" w:tplc="04090001" w:tentative="1">
-      <w:start w:val="1"/>
-      <w:numFmt w:val="bullet"/>
-      <w:lvlText w:val=""/>
-      <w:lvlJc w:val="left"/>
-      <w:pPr>
-        <w:ind w:left="2880" w:hanging="360"/>
-      </w:pPr>
-      <w:rPr>
-        <w:rFonts w:ascii="Symbol" w:hAnsi="Symbol" w:hint="default"/>
-      </w:rPr>
-    </w:lvl>
-    <w:lvl w:ilvl="4" w:tplc="04090003" w:tentative="1">
-      <w:start w:val="1"/>
-      <w:numFmt w:val="bullet"/>
-      <w:lvlText w:val="o"/>
-      <w:lvlJc w:val="left"/>
-      <w:pPr>
-        <w:ind w:left="3600" w:hanging="360"/>
-      </w:pPr>
-      <w:rPr>
-        <w:rFonts w:ascii="Courier New" w:hAnsi="Courier New" w:cs="Courier New" w:hint="default"/>
-      </w:rPr>
-    </w:lvl>
-    <w:lvl w:ilvl="5" w:tplc="04090005" w:tentative="1">
-      <w:start w:val="1"/>
-      <w:numFmt w:val="bullet"/>
-      <w:lvlText w:val=""/>
-      <w:lvlJc w:val="left"/>
-      <w:pPr>
-        <w:ind w:left="4320" w:hanging="360"/>
-      </w:pPr>
-      <w:rPr>
-        <w:rFonts w:ascii="Wingdings" w:hAnsi="Wingdings" w:hint="default"/>
-      </w:rPr>
-    </w:lvl>
-    <w:lvl w:ilvl="6" w:tplc="04090001" w:tentative="1">
-      <w:start w:val="1"/>
-      <w:numFmt w:val="bullet"/>
-      <w:lvlText w:val=""/>
-      <w:lvlJc w:val="left"/>
-      <w:pPr>
-        <w:ind w:left="5040" w:hanging="360"/>
-      </w:pPr>
-      <w:rPr>
-        <w:rFonts w:ascii="Symbol" w:hAnsi="Symbol" w:hint="default"/>
-      </w:rPr>
-    </w:lvl>
-    <w:lvl w:ilvl="7" w:tplc="04090003" w:tentative="1">
-      <w:start w:val="1"/>
-      <w:numFmt w:val="bullet"/>
-      <w:lvlText w:val="o"/>
-      <w:lvlJc w:val="left"/>
-      <w:pPr>
-        <w:ind w:left="5760" w:hanging="360"/>
-      </w:pPr>
-      <w:rPr>
-        <w:rFonts w:ascii="Courier New" w:hAnsi="Courier New" w:cs="Courier New" w:hint="default"/>
-      </w:rPr>
-    </w:lvl>
-    <w:lvl w:ilvl="8" w:tplc="04090005" w:tentative="1">
-      <w:start w:val="1"/>
-      <w:numFmt w:val="bullet"/>
-      <w:lvlText w:val=""/>
-      <w:lvlJc w:val="left"/>
-      <w:pPr>
-        <w:ind w:left="6480" w:hanging="360"/>
-      </w:pPr>
-      <w:rPr>
-        <w:rFonts w:ascii="Wingdings" w:hAnsi="Wingdings" w:hint="default"/>
-      </w:rPr>
-    </w:lvl>
-  </w:abstractNum>
-  <w:abstractNum w:abstractNumId="7" w15:restartNumberingAfterBreak="0">
-    <w:nsid w:val="7AE45D4E"/>
-    <w:multiLevelType w:val="hybridMultilevel"/>
-    <w:tmpl w:val="4A8C6288"/>
-    <w:lvl w:ilvl="0" w:tplc="67A6BB86">
-      <w:start w:val="1"/>
-      <w:numFmt w:val="bullet"/>
-      <w:lvlText w:val="●"/>
-      <w:lvlJc w:val="left"/>
-      <w:pPr>
-        <w:ind w:left="720" w:hanging="360"/>
-      </w:pPr>
-    </w:lvl>
-    <w:lvl w:ilvl="1" w:tplc="7F6E0DFA">
-      <w:start w:val="1"/>
-      <w:numFmt w:val="bullet"/>
-      <w:lvlText w:val="○"/>
-      <w:lvlJc w:val="left"/>
-      <w:pPr>
-        <w:ind w:left="1440" w:hanging="360"/>
-      </w:pPr>
-    </w:lvl>
-    <w:lvl w:ilvl="2" w:tplc="92BEFA9C">
-      <w:start w:val="1"/>
-      <w:numFmt w:val="bullet"/>
-      <w:lvlText w:val="■"/>
-      <w:lvlJc w:val="left"/>
-      <w:pPr>
-        <w:ind w:left="2160" w:hanging="360"/>
-      </w:pPr>
-    </w:lvl>
-    <w:lvl w:ilvl="3" w:tplc="D0B067D2">
-      <w:start w:val="1"/>
-      <w:numFmt w:val="bullet"/>
-      <w:lvlText w:val="●"/>
-      <w:lvlJc w:val="left"/>
-      <w:pPr>
-        <w:ind w:left="2880" w:hanging="360"/>
-      </w:pPr>
-    </w:lvl>
-    <w:lvl w:ilvl="4" w:tplc="4CC2372E">
-      <w:start w:val="1"/>
-      <w:numFmt w:val="bullet"/>
-      <w:lvlText w:val="○"/>
-      <w:lvlJc w:val="left"/>
-      <w:pPr>
-        <w:ind w:left="3600" w:hanging="360"/>
-      </w:pPr>
-    </w:lvl>
-    <w:lvl w:ilvl="5" w:tplc="3922595A">
-      <w:start w:val="1"/>
-      <w:numFmt w:val="bullet"/>
-      <w:lvlText w:val="■"/>
-      <w:lvlJc w:val="left"/>
-      <w:pPr>
-        <w:ind w:left="4320" w:hanging="360"/>
-      </w:pPr>
-    </w:lvl>
-    <w:lvl w:ilvl="6" w:tplc="6DE0AD08">
-      <w:start w:val="1"/>
-      <w:numFmt w:val="bullet"/>
-      <w:lvlText w:val="●"/>
-      <w:lvlJc w:val="left"/>
-      <w:pPr>
-        <w:ind w:left="5040" w:hanging="360"/>
-      </w:pPr>
-    </w:lvl>
-    <w:lvl w:ilvl="7" w:tplc="C16AA646">
-      <w:start w:val="1"/>
-      <w:numFmt w:val="bullet"/>
-      <w:lvlText w:val="●"/>
-      <w:lvlJc w:val="left"/>
-      <w:pPr>
-        <w:ind w:left="5760" w:hanging="360"/>
-      </w:pPr>
-    </w:lvl>
-    <w:lvl w:ilvl="8" w:tplc="483EF104">
-      <w:start w:val="1"/>
-      <w:numFmt w:val="bullet"/>
-      <w:lvlText w:val="●"/>
-      <w:lvlJc w:val="left"/>
-      <w:pPr>
-        <w:ind w:left="6480" w:hanging="360"/>
-      </w:pPr>
-    </w:lvl>
-  </w:abstractNum>
-  <w:abstractNum w:abstractNumId="8" w15:restartNumberingAfterBreak="0">
-    <w:nsid w:val="7DA457D7"/>
-    <w:multiLevelType w:val="multilevel"/>
-    <w:tmpl w:val="2C5E93B6"/>
+  <w:abstractNum w:abstractNumId="2">
     <w:lvl w:ilvl="0">
       <w:start w:val="1"/>
-      <w:numFmt w:val="decimal"/>
-      <w:lvlText w:val="%1."/>
-      <w:lvlJc w:val="left"/>
-      <w:pPr>
-        <w:ind w:left="720" w:hanging="360"/>
+      <w:numFmt w:val="none"/>
+      <w:suff w:val="nothing"/>
+      <w:lvlText w:val=""/>
+      <w:lvlJc w:val="start"/>
+      <w:pPr>
+        <w:tabs>
+          <w:tab w:val="num" w:pos="0"/>
+        </w:tabs>
+        <w:ind w:start="0" w:hanging="0"/>
       </w:pPr>
     </w:lvl>
     <w:lvl w:ilvl="1">
-      <w:start w:val="3"/>
-      <w:numFmt w:val="decimal"/>
-      <w:isLgl/>
-      <w:lvlText w:val="%1.%2."/>
-      <w:lvlJc w:val="left"/>
-      <w:pPr>
-        <w:ind w:left="780" w:hanging="420"/>
-      </w:pPr>
-      <w:rPr>
-        <w:rFonts w:hint="default"/>
-      </w:rPr>
+      <w:start w:val="1"/>
+      <w:numFmt w:val="none"/>
+      <w:suff w:val="nothing"/>
+      <w:lvlText w:val=""/>
+      <w:lvlJc w:val="start"/>
+      <w:pPr>
+        <w:tabs>
+          <w:tab w:val="num" w:pos="0"/>
+        </w:tabs>
+        <w:ind w:start="0" w:hanging="0"/>
+      </w:pPr>
     </w:lvl>
     <w:lvl w:ilvl="2">
       <w:start w:val="1"/>
-      <w:numFmt w:val="decimal"/>
-      <w:isLgl/>
-      <w:lvlText w:val="%1.%2.%3."/>
-      <w:lvlJc w:val="left"/>
-      <w:pPr>
-        <w:ind w:left="1080" w:hanging="720"/>
-      </w:pPr>
-      <w:rPr>
-        <w:rFonts w:hint="default"/>
-      </w:rPr>
+      <w:numFmt w:val="none"/>
+      <w:suff w:val="nothing"/>
+      <w:lvlText w:val=""/>
+      <w:lvlJc w:val="start"/>
+      <w:pPr>
+        <w:tabs>
+          <w:tab w:val="num" w:pos="0"/>
+        </w:tabs>
+        <w:ind w:start="0" w:hanging="0"/>
+      </w:pPr>
     </w:lvl>
     <w:lvl w:ilvl="3">
       <w:start w:val="1"/>
-      <w:numFmt w:val="decimal"/>
-      <w:isLgl/>
-      <w:lvlText w:val="%1.%2.%3.%4."/>
-      <w:lvlJc w:val="left"/>
-      <w:pPr>
-        <w:ind w:left="1080" w:hanging="720"/>
-      </w:pPr>
-      <w:rPr>
-        <w:rFonts w:hint="default"/>
-      </w:rPr>
+      <w:numFmt w:val="none"/>
+      <w:suff w:val="nothing"/>
+      <w:lvlText w:val=""/>
+      <w:lvlJc w:val="start"/>
+      <w:pPr>
+        <w:tabs>
+          <w:tab w:val="num" w:pos="0"/>
+        </w:tabs>
+        <w:ind w:start="0" w:hanging="0"/>
+      </w:pPr>
     </w:lvl>
     <w:lvl w:ilvl="4">
       <w:start w:val="1"/>
-      <w:numFmt w:val="decimal"/>
-      <w:isLgl/>
-      <w:lvlText w:val="%1.%2.%3.%4.%5."/>
-      <w:lvlJc w:val="left"/>
-      <w:pPr>
-        <w:ind w:left="1440" w:hanging="1080"/>
-      </w:pPr>
-      <w:rPr>
-        <w:rFonts w:hint="default"/>
-      </w:rPr>
+      <w:numFmt w:val="none"/>
+      <w:suff w:val="nothing"/>
+      <w:lvlText w:val=""/>
+      <w:lvlJc w:val="start"/>
+      <w:pPr>
+        <w:tabs>
+          <w:tab w:val="num" w:pos="0"/>
+        </w:tabs>
+        <w:ind w:start="0" w:hanging="0"/>
+      </w:pPr>
     </w:lvl>
     <w:lvl w:ilvl="5">
       <w:start w:val="1"/>
-      <w:numFmt w:val="decimal"/>
-      <w:isLgl/>
-      <w:lvlText w:val="%1.%2.%3.%4.%5.%6."/>
-      <w:lvlJc w:val="left"/>
-      <w:pPr>
-        <w:ind w:left="1440" w:hanging="1080"/>
-      </w:pPr>
-      <w:rPr>
-        <w:rFonts w:hint="default"/>
-      </w:rPr>
+      <w:numFmt w:val="none"/>
+      <w:suff w:val="nothing"/>
+      <w:lvlText w:val=""/>
+      <w:lvlJc w:val="start"/>
+      <w:pPr>
+        <w:tabs>
+          <w:tab w:val="num" w:pos="0"/>
+        </w:tabs>
+        <w:ind w:start="0" w:hanging="0"/>
+      </w:pPr>
     </w:lvl>
     <w:lvl w:ilvl="6">
       <w:start w:val="1"/>
-      <w:numFmt w:val="decimal"/>
-      <w:isLgl/>
-      <w:lvlText w:val="%1.%2.%3.%4.%5.%6.%7."/>
-      <w:lvlJc w:val="left"/>
-      <w:pPr>
-        <w:ind w:left="1800" w:hanging="1440"/>
-      </w:pPr>
-      <w:rPr>
-        <w:rFonts w:hint="default"/>
-      </w:rPr>
+      <w:numFmt w:val="none"/>
+      <w:suff w:val="nothing"/>
+      <w:lvlText w:val=""/>
+      <w:lvlJc w:val="start"/>
+      <w:pPr>
+        <w:tabs>
+          <w:tab w:val="num" w:pos="0"/>
+        </w:tabs>
+        <w:ind w:start="0" w:hanging="0"/>
+      </w:pPr>
     </w:lvl>
     <w:lvl w:ilvl="7">
       <w:start w:val="1"/>
-      <w:numFmt w:val="decimal"/>
-      <w:isLgl/>
-      <w:lvlText w:val="%1.%2.%3.%4.%5.%6.%7.%8."/>
-      <w:lvlJc w:val="left"/>
-      <w:pPr>
-        <w:ind w:left="1800" w:hanging="1440"/>
-      </w:pPr>
-      <w:rPr>
-        <w:rFonts w:hint="default"/>
-      </w:rPr>
+      <w:numFmt w:val="none"/>
+      <w:suff w:val="nothing"/>
+      <w:lvlText w:val=""/>
+      <w:lvlJc w:val="start"/>
+      <w:pPr>
+        <w:tabs>
+          <w:tab w:val="num" w:pos="0"/>
+        </w:tabs>
+        <w:ind w:start="0" w:hanging="0"/>
+      </w:pPr>
     </w:lvl>
     <w:lvl w:ilvl="8">
       <w:start w:val="1"/>
-      <w:numFmt w:val="decimal"/>
-      <w:isLgl/>
-      <w:lvlText w:val="%1.%2.%3.%4.%5.%6.%7.%8.%9."/>
-      <w:lvlJc w:val="left"/>
-      <w:pPr>
-        <w:ind w:left="2160" w:hanging="1800"/>
-      </w:pPr>
-      <w:rPr>
-        <w:rFonts w:hint="default"/>
-      </w:rPr>
+      <w:numFmt w:val="none"/>
+      <w:suff w:val="nothing"/>
+      <w:lvlText w:val=""/>
+      <w:lvlJc w:val="start"/>
+      <w:pPr>
+        <w:tabs>
+          <w:tab w:val="num" w:pos="0"/>
+        </w:tabs>
+        <w:ind w:start="0" w:hanging="0"/>
+      </w:pPr>
     </w:lvl>
   </w:abstractNum>
-  <w:num w:numId="1" w16cid:durableId="1909611999">
-    <w:abstractNumId w:val="7"/>
-    <w:lvlOverride w:ilvl="0">
-      <w:startOverride w:val="1"/>
-    </w:lvlOverride>
-  </w:num>
-  <w:num w:numId="2" w16cid:durableId="1136995279">
-    <w:abstractNumId w:val="2"/>
-    <w:lvlOverride w:ilvl="0">
-      <w:startOverride w:val="1"/>
-    </w:lvlOverride>
-  </w:num>
-  <w:num w:numId="3" w16cid:durableId="2142070667">
-    <w:abstractNumId w:val="4"/>
-    <w:lvlOverride w:ilvl="0">
-      <w:startOverride w:val="1"/>
-    </w:lvlOverride>
-  </w:num>
-  <w:num w:numId="4" w16cid:durableId="1214463026">
+  <w:num w:numId="1">
     <w:abstractNumId w:val="1"/>
   </w:num>
-  <w:num w:numId="5" w16cid:durableId="168956757">
-    <w:abstractNumId w:val="3"/>
-  </w:num>
-  <w:num w:numId="6" w16cid:durableId="1890605714">
-    <w:abstractNumId w:val="6"/>
-  </w:num>
-  <w:num w:numId="7" w16cid:durableId="1040520522">
-    <w:abstractNumId w:val="8"/>
-  </w:num>
-  <w:num w:numId="8" w16cid:durableId="1988705656">
-    <w:abstractNumId w:val="8"/>
-    <w:lvlOverride w:ilvl="0">
-      <w:startOverride w:val="1"/>
-    </w:lvlOverride>
-  </w:num>
-  <w:num w:numId="9" w16cid:durableId="1137646998">
-    <w:abstractNumId w:val="5"/>
-  </w:num>
-  <w:num w:numId="10" w16cid:durableId="1415517628">
-    <w:abstractNumId w:val="0"/>
+  <w:num w:numId="2">
+    <w:abstractNumId w:val="2"/>
   </w:num>
 </w:numbering>
 </file>
 
 <file path=word/styles.xml><?xml version="1.0" encoding="utf-8"?>
-<w:styles xmlns:mc="http://schemas.openxmlformats.org/markup-compatibility/2006" xmlns:r="http://schemas.openxmlformats.org/officeDocument/2006/relationships" xmlns:w="http://schemas.openxmlformats.org/wordprocessingml/2006/main" xmlns:w14="http://schemas.microsoft.com/office/word/2010/wordml" xmlns:w15="http://schemas.microsoft.com/office/word/2012/wordml" xmlns:w16cex="http://schemas.microsoft.com/office/word/2018/wordml/cex" xmlns:w16cid="http://schemas.microsoft.com/office/word/2016/wordml/cid" xmlns:w16="http://schemas.microsoft.com/office/word/2018/wordml" xmlns:w16du="http://schemas.microsoft.com/office/word/2023/wordml/word16du" xmlns:w16sdtdh="http://schemas.microsoft.com/office/word/2020/wordml/sdtdatahash" xmlns:w16sdtfl="http://schemas.microsoft.com/office/word/2024/wordml/sdtformatlock" xmlns:w16se="http://schemas.microsoft.com/office/word/2015/wordml/symex" mc:Ignorable="w14 w15 w16se w16cid w16 w16cex w16sdtdh w16sdtfl w16du">
+<w:styles xmlns:w="http://schemas.openxmlformats.org/wordprocessingml/2006/main" xmlns:w14="http://schemas.microsoft.com/office/word/2010/wordml" xmlns:mc="http://schemas.openxmlformats.org/markup-compatibility/2006" mc:Ignorable="w14">
   <w:docDefaults>
     <w:rPrDefault>
       <w:rPr>
-        <w:rFonts w:ascii="Arial" w:eastAsia="Arial" w:hAnsi="Arial" w:cs="Arial"/>
+        <w:rFonts w:ascii="Arial" w:hAnsi="Arial" w:eastAsia="Arial" w:cs="Arial"/>
         <w:sz w:val="22"/>
         <w:szCs w:val="22"/>
         <w:lang w:val="en-US" w:eastAsia="en-US" w:bidi="ar-SA"/>
       </w:rPr>
     </w:rPrDefault>
-    <w:pPrDefault/>
+    <w:pPrDefault>
+      <w:pPr>
+        <w:suppressAutoHyphens w:val="true"/>
+      </w:pPr>
+    </w:pPrDefault>
   </w:docDefaults>
   <w:latentStyles w:defLockedState="0" w:defUIPriority="99" w:defSemiHidden="0" w:defUnhideWhenUsed="0" w:defQFormat="0" w:count="376">
     <w:lsdException w:name="Normal" w:uiPriority="0" w:qFormat="1"/>
     <w:lsdException w:name="heading 1" w:uiPriority="9" w:qFormat="1"/>
-    <w:lsdException w:name="heading 2" w:semiHidden="1" w:uiPriority="9" w:unhideWhenUsed="1" w:qFormat="1"/>
-    <w:lsdException w:name="heading 3" w:semiHidden="1" w:uiPriority="9" w:unhideWhenUsed="1" w:qFormat="1"/>
-    <w:lsdException w:name="heading 4" w:semiHidden="1" w:uiPriority="9" w:unhideWhenUsed="1" w:qFormat="1"/>
-    <w:lsdException w:name="heading 5" w:semiHidden="1" w:uiPriority="9" w:unhideWhenUsed="1" w:qFormat="1"/>
-    <w:lsdException w:name="heading 6" w:semiHidden="1" w:uiPriority="9" w:unhideWhenUsed="1" w:qFormat="1"/>
-    <w:lsdException w:name="heading 7" w:semiHidden="1" w:uiPriority="9" w:unhideWhenUsed="1" w:qFormat="1"/>
-    <w:lsdException w:name="heading 8" w:semiHidden="1" w:uiPriority="9" w:unhideWhenUsed="1" w:qFormat="1"/>
-    <w:lsdException w:name="heading 9" w:semiHidden="1" w:uiPriority="9" w:unhideWhenUsed="1" w:qFormat="1"/>
+    <w:lsdException w:name="heading 2" w:uiPriority="9" w:semiHidden="1" w:unhideWhenUsed="1" w:qFormat="1"/>
+    <w:lsdException w:name="heading 3" w:uiPriority="9" w:semiHidden="1" w:unhideWhenUsed="1" w:qFormat="1"/>
+    <w:lsdException w:name="heading 4" w:uiPriority="9" w:semiHidden="1" w:unhideWhenUsed="1" w:qFormat="1"/>
+    <w:lsdException w:name="heading 5" w:uiPriority="9" w:semiHidden="1" w:unhideWhenUsed="1" w:qFormat="1"/>
+    <w:lsdException w:name="heading 6" w:uiPriority="9" w:semiHidden="1" w:unhideWhenUsed="1" w:qFormat="1"/>
+    <w:lsdException w:name="heading 7" w:uiPriority="9" w:semiHidden="1" w:unhideWhenUsed="1" w:qFormat="1"/>
+    <w:lsdException w:name="heading 8" w:uiPriority="9" w:semiHidden="1" w:unhideWhenUsed="1" w:qFormat="1"/>
+    <w:lsdException w:name="heading 9" w:uiPriority="9" w:semiHidden="1" w:unhideWhenUsed="1" w:qFormat="1"/>
     <w:lsdException w:name="index 1" w:semiHidden="1" w:unhideWhenUsed="1"/>
     <w:lsdException w:name="index 2" w:semiHidden="1" w:unhideWhenUsed="1"/>
     <w:lsdException w:name="index 3" w:semiHidden="1" w:unhideWhenUsed="1"/>
@@ -7436,22 +6182,22 @@
     <w:lsdException w:name="index 7" w:semiHidden="1" w:unhideWhenUsed="1"/>
     <w:lsdException w:name="index 8" w:semiHidden="1" w:unhideWhenUsed="1"/>
     <w:lsdException w:name="index 9" w:semiHidden="1" w:unhideWhenUsed="1"/>
-    <w:lsdException w:name="toc 1" w:semiHidden="1" w:uiPriority="39" w:unhideWhenUsed="1"/>
-    <w:lsdException w:name="toc 2" w:semiHidden="1" w:uiPriority="39" w:unhideWhenUsed="1"/>
-    <w:lsdException w:name="toc 3" w:semiHidden="1" w:uiPriority="39" w:unhideWhenUsed="1"/>
-    <w:lsdException w:name="toc 4" w:semiHidden="1" w:uiPriority="39" w:unhideWhenUsed="1"/>
-    <w:lsdException w:name="toc 5" w:semiHidden="1" w:uiPriority="39" w:unhideWhenUsed="1"/>
-    <w:lsdException w:name="toc 6" w:semiHidden="1" w:uiPriority="39" w:unhideWhenUsed="1"/>
-    <w:lsdException w:name="toc 7" w:semiHidden="1" w:uiPriority="39" w:unhideWhenUsed="1"/>
-    <w:lsdException w:name="toc 8" w:semiHidden="1" w:uiPriority="39" w:unhideWhenUsed="1"/>
-    <w:lsdException w:name="toc 9" w:semiHidden="1" w:uiPriority="39" w:unhideWhenUsed="1"/>
+    <w:lsdException w:name="toc 1" w:uiPriority="39" w:semiHidden="1" w:unhideWhenUsed="1"/>
+    <w:lsdException w:name="toc 2" w:uiPriority="39" w:semiHidden="1" w:unhideWhenUsed="1"/>
+    <w:lsdException w:name="toc 3" w:uiPriority="39" w:semiHidden="1" w:unhideWhenUsed="1"/>
+    <w:lsdException w:name="toc 4" w:uiPriority="39" w:semiHidden="1" w:unhideWhenUsed="1"/>
+    <w:lsdException w:name="toc 5" w:uiPriority="39" w:semiHidden="1" w:unhideWhenUsed="1"/>
+    <w:lsdException w:name="toc 6" w:uiPriority="39" w:semiHidden="1" w:unhideWhenUsed="1"/>
+    <w:lsdException w:name="toc 7" w:uiPriority="39" w:semiHidden="1" w:unhideWhenUsed="1"/>
+    <w:lsdException w:name="toc 8" w:uiPriority="39" w:semiHidden="1" w:unhideWhenUsed="1"/>
+    <w:lsdException w:name="toc 9" w:uiPriority="39" w:semiHidden="1" w:unhideWhenUsed="1"/>
     <w:lsdException w:name="Normal Indent" w:semiHidden="1" w:unhideWhenUsed="1"/>
     <w:lsdException w:name="footnote text" w:semiHidden="1" w:unhideWhenUsed="1"/>
     <w:lsdException w:name="annotation text" w:semiHidden="1" w:unhideWhenUsed="1"/>
     <w:lsdException w:name="header" w:semiHidden="1" w:unhideWhenUsed="1"/>
     <w:lsdException w:name="footer" w:semiHidden="1" w:unhideWhenUsed="1"/>
     <w:lsdException w:name="index heading" w:semiHidden="1" w:unhideWhenUsed="1"/>
-    <w:lsdException w:name="caption" w:semiHidden="1" w:uiPriority="35" w:unhideWhenUsed="1" w:qFormat="1"/>
+    <w:lsdException w:name="caption" w:uiPriority="35" w:semiHidden="1" w:unhideWhenUsed="1" w:qFormat="1"/>
     <w:lsdException w:name="table of figures" w:semiHidden="1" w:unhideWhenUsed="1"/>
     <w:lsdException w:name="envelope address" w:semiHidden="1" w:unhideWhenUsed="1"/>
     <w:lsdException w:name="envelope return" w:semiHidden="1" w:unhideWhenUsed="1"/>
@@ -7482,7 +6228,7 @@
     <w:lsdException w:name="Title" w:uiPriority="10" w:qFormat="1"/>
     <w:lsdException w:name="Closing" w:semiHidden="1" w:unhideWhenUsed="1"/>
     <w:lsdException w:name="Signature" w:semiHidden="1" w:unhideWhenUsed="1"/>
-    <w:lsdException w:name="Default Paragraph Font" w:semiHidden="1" w:uiPriority="1" w:unhideWhenUsed="1"/>
+    <w:lsdException w:name="Default Paragraph Font" w:uiPriority="1" w:semiHidden="1" w:unhideWhenUsed="1"/>
     <w:lsdException w:name="Body Text" w:semiHidden="1" w:unhideWhenUsed="1"/>
     <w:lsdException w:name="Body Text Indent" w:semiHidden="1" w:unhideWhenUsed="1"/>
     <w:lsdException w:name="List Continue" w:semiHidden="1" w:unhideWhenUsed="1"/>
@@ -7682,8 +6428,8 @@
     <w:lsdException w:name="Subtle Reference" w:uiPriority="31" w:qFormat="1"/>
     <w:lsdException w:name="Intense Reference" w:uiPriority="32" w:qFormat="1"/>
     <w:lsdException w:name="Book Title" w:uiPriority="33" w:qFormat="1"/>
-    <w:lsdException w:name="Bibliography" w:semiHidden="1" w:uiPriority="37" w:unhideWhenUsed="1"/>
-    <w:lsdException w:name="TOC Heading" w:semiHidden="1" w:uiPriority="39" w:unhideWhenUsed="1" w:qFormat="1"/>
+    <w:lsdException w:name="Bibliography" w:uiPriority="37" w:semiHidden="1" w:unhideWhenUsed="1"/>
+    <w:lsdException w:name="TOC Heading" w:uiPriority="39" w:semiHidden="1" w:unhideWhenUsed="1" w:qFormat="1"/>
     <w:lsdException w:name="Plain Table 1" w:uiPriority="41"/>
     <w:lsdException w:name="Plain Table 2" w:uiPriority="42"/>
     <w:lsdException w:name="Plain Table 3" w:uiPriority="43"/>
@@ -7794,14 +6540,23 @@
     <w:lsdException w:name="Unresolved Mention" w:semiHidden="1" w:unhideWhenUsed="1"/>
     <w:lsdException w:name="Smart Link" w:semiHidden="1" w:unhideWhenUsed="1"/>
   </w:latentStyles>
-  <w:style w:type="paragraph" w:default="1" w:styleId="Normal">
+  <w:style w:type="paragraph" w:styleId="Normal" w:default="1">
     <w:name w:val="Normal"/>
     <w:qFormat/>
     <w:rsid w:val="00044912"/>
+    <w:pPr>
+      <w:widowControl/>
+      <w:bidi w:val="0"/>
+      <w:spacing w:before="0" w:after="0"/>
+      <w:jc w:val="start"/>
+    </w:pPr>
     <w:rPr>
-      <w:rFonts w:ascii="Times New Roman" w:hAnsi="Times New Roman"/>
+      <w:rFonts w:ascii="Times New Roman" w:hAnsi="Times New Roman" w:eastAsia="Arial" w:cs="Arial"/>
+      <w:color w:val="auto"/>
+      <w:kern w:val="0"/>
       <w:sz w:val="20"/>
-      <w:lang w:val="hr-HR"/>
+      <w:szCs w:val="22"/>
+      <w:lang w:val="hr-HR" w:eastAsia="en-US" w:bidi="ar-SA"/>
     </w:rPr>
   </w:style>
   <w:style w:type="paragraph" w:styleId="Heading1">
@@ -7810,21 +6565,26 @@
     <w:autoRedefine/>
     <w:uiPriority w:val="9"/>
     <w:qFormat/>
-    <w:rsid w:val="00F92062"/>
+    <w:rsid w:val="00f92062"/>
     <w:pPr>
+      <w:widowControl/>
       <w:pBdr>
         <w:bottom w:val="single" w:sz="4" w:space="4" w:color="2E4057"/>
       </w:pBdr>
+      <w:bidi w:val="0"/>
       <w:spacing w:before="320" w:after="160"/>
+      <w:jc w:val="start"/>
       <w:outlineLvl w:val="0"/>
     </w:pPr>
     <w:rPr>
-      <w:rFonts w:ascii="Times New Roman" w:hAnsi="Times New Roman"/>
+      <w:rFonts w:ascii="Times New Roman" w:hAnsi="Times New Roman" w:eastAsia="Arial" w:cs="Arial"/>
       <w:b/>
       <w:bCs/>
       <w:color w:val="2E4057"/>
+      <w:kern w:val="0"/>
       <w:sz w:val="28"/>
       <w:szCs w:val="32"/>
+      <w:lang w:val="en-US" w:eastAsia="en-US" w:bidi="ar-SA"/>
     </w:rPr>
   </w:style>
   <w:style w:type="paragraph" w:styleId="Heading2">
@@ -7833,18 +6593,23 @@
     <w:uiPriority w:val="9"/>
     <w:unhideWhenUsed/>
     <w:qFormat/>
-    <w:rsid w:val="00FB3070"/>
+    <w:rsid w:val="00fb3070"/>
     <w:pPr>
+      <w:widowControl/>
+      <w:bidi w:val="0"/>
       <w:spacing w:before="240" w:after="120"/>
+      <w:jc w:val="start"/>
       <w:outlineLvl w:val="1"/>
     </w:pPr>
     <w:rPr>
-      <w:rFonts w:ascii="Times New Roman" w:hAnsi="Times New Roman"/>
+      <w:rFonts w:ascii="Times New Roman" w:hAnsi="Times New Roman" w:eastAsia="Arial" w:cs="Arial"/>
       <w:b/>
       <w:bCs/>
       <w:color w:val="1A3A5C"/>
+      <w:kern w:val="0"/>
       <w:sz w:val="24"/>
       <w:szCs w:val="26"/>
+      <w:lang w:val="en-US" w:eastAsia="en-US" w:bidi="ar-SA"/>
     </w:rPr>
   </w:style>
   <w:style w:type="paragraph" w:styleId="Heading3">
@@ -7854,12 +6619,19 @@
     <w:unhideWhenUsed/>
     <w:qFormat/>
     <w:pPr>
+      <w:widowControl/>
+      <w:bidi w:val="0"/>
+      <w:spacing w:before="0" w:after="0"/>
+      <w:jc w:val="start"/>
       <w:outlineLvl w:val="2"/>
     </w:pPr>
     <w:rPr>
+      <w:rFonts w:ascii="Arial" w:hAnsi="Arial" w:eastAsia="Arial" w:cs="Arial"/>
       <w:color w:val="1F4D78"/>
+      <w:kern w:val="0"/>
       <w:sz w:val="24"/>
       <w:szCs w:val="24"/>
+      <w:lang w:val="en-US" w:eastAsia="en-US" w:bidi="ar-SA"/>
     </w:rPr>
   </w:style>
   <w:style w:type="paragraph" w:styleId="Heading4">
@@ -7869,12 +6641,21 @@
     <w:unhideWhenUsed/>
     <w:qFormat/>
     <w:pPr>
+      <w:widowControl/>
+      <w:bidi w:val="0"/>
+      <w:spacing w:before="0" w:after="0"/>
+      <w:jc w:val="start"/>
       <w:outlineLvl w:val="3"/>
     </w:pPr>
     <w:rPr>
+      <w:rFonts w:ascii="Arial" w:hAnsi="Arial" w:eastAsia="Arial" w:cs="Arial"/>
       <w:i/>
       <w:iCs/>
       <w:color w:val="2E74B5"/>
+      <w:kern w:val="0"/>
+      <w:sz w:val="22"/>
+      <w:szCs w:val="22"/>
+      <w:lang w:val="en-US" w:eastAsia="en-US" w:bidi="ar-SA"/>
     </w:rPr>
   </w:style>
   <w:style w:type="paragraph" w:styleId="Heading5">
@@ -7884,10 +6665,19 @@
     <w:unhideWhenUsed/>
     <w:qFormat/>
     <w:pPr>
+      <w:widowControl/>
+      <w:bidi w:val="0"/>
+      <w:spacing w:before="0" w:after="0"/>
+      <w:jc w:val="start"/>
       <w:outlineLvl w:val="4"/>
     </w:pPr>
     <w:rPr>
+      <w:rFonts w:ascii="Arial" w:hAnsi="Arial" w:eastAsia="Arial" w:cs="Arial"/>
       <w:color w:val="2E74B5"/>
+      <w:kern w:val="0"/>
+      <w:sz w:val="22"/>
+      <w:szCs w:val="22"/>
+      <w:lang w:val="en-US" w:eastAsia="en-US" w:bidi="ar-SA"/>
     </w:rPr>
   </w:style>
   <w:style w:type="paragraph" w:styleId="Heading6">
@@ -7897,72 +6687,28 @@
     <w:unhideWhenUsed/>
     <w:qFormat/>
     <w:pPr>
+      <w:widowControl/>
+      <w:bidi w:val="0"/>
+      <w:spacing w:before="0" w:after="0"/>
+      <w:jc w:val="start"/>
       <w:outlineLvl w:val="5"/>
     </w:pPr>
     <w:rPr>
+      <w:rFonts w:ascii="Arial" w:hAnsi="Arial" w:eastAsia="Arial" w:cs="Arial"/>
       <w:color w:val="1F4D78"/>
+      <w:kern w:val="0"/>
+      <w:sz w:val="22"/>
+      <w:szCs w:val="22"/>
+      <w:lang w:val="en-US" w:eastAsia="en-US" w:bidi="ar-SA"/>
     </w:rPr>
   </w:style>
-  <w:style w:type="character" w:default="1" w:styleId="DefaultParagraphFont">
+  <w:style w:type="character" w:styleId="DefaultParagraphFont" w:default="1">
     <w:name w:val="Default Paragraph Font"/>
     <w:uiPriority w:val="1"/>
     <w:semiHidden/>
     <w:unhideWhenUsed/>
-  </w:style>
-  <w:style w:type="table" w:default="1" w:styleId="TableNormal">
-    <w:name w:val="Normal Table"/>
-    <w:uiPriority w:val="99"/>
-    <w:semiHidden/>
-    <w:unhideWhenUsed/>
-    <w:tblPr>
-      <w:tblInd w:w="0" w:type="dxa"/>
-      <w:tblCellMar>
-        <w:top w:w="0" w:type="dxa"/>
-        <w:left w:w="108" w:type="dxa"/>
-        <w:bottom w:w="0" w:type="dxa"/>
-        <w:right w:w="108" w:type="dxa"/>
-      </w:tblCellMar>
-    </w:tblPr>
-  </w:style>
-  <w:style w:type="numbering" w:default="1" w:styleId="NoList">
-    <w:name w:val="No List"/>
-    <w:uiPriority w:val="99"/>
-    <w:semiHidden/>
-    <w:unhideWhenUsed/>
-  </w:style>
-  <w:style w:type="paragraph" w:styleId="Title">
-    <w:name w:val="Title"/>
-    <w:uiPriority w:val="10"/>
     <w:qFormat/>
-    <w:rPr>
-      <w:sz w:val="56"/>
-      <w:szCs w:val="56"/>
-    </w:rPr>
-  </w:style>
-  <w:style w:type="paragraph" w:customStyle="1" w:styleId="Strong1">
-    <w:name w:val="Strong1"/>
-    <w:qFormat/>
-    <w:rPr>
-      <w:b/>
-      <w:bCs/>
-    </w:rPr>
-  </w:style>
-  <w:style w:type="paragraph" w:styleId="ListParagraph">
-    <w:name w:val="List Paragraph"/>
-    <w:autoRedefine/>
-    <w:uiPriority w:val="34"/>
-    <w:qFormat/>
-    <w:rsid w:val="00FB3070"/>
-    <w:pPr>
-      <w:numPr>
-        <w:numId w:val="10"/>
-      </w:numPr>
-    </w:pPr>
-    <w:rPr>
-      <w:rFonts w:ascii="Times New Roman" w:hAnsi="Times New Roman"/>
-      <w:sz w:val="20"/>
-      <w:szCs w:val="24"/>
-    </w:rPr>
+    <w:rPr/>
   </w:style>
   <w:style w:type="character" w:styleId="Hyperlink">
     <w:name w:val="Hyperlink"/>
@@ -7973,109 +6719,79 @@
       <w:u w:val="single"/>
     </w:rPr>
   </w:style>
-  <w:style w:type="character" w:styleId="FootnoteReference">
-    <w:name w:val="footnote reference"/>
+  <w:style w:type="character" w:styleId="FootnoteCharacters">
+    <w:name w:val="Footnote Characters"/>
     <w:uiPriority w:val="99"/>
     <w:semiHidden/>
     <w:unhideWhenUsed/>
+    <w:qFormat/>
     <w:rPr>
       <w:vertAlign w:val="superscript"/>
     </w:rPr>
   </w:style>
-  <w:style w:type="paragraph" w:styleId="FootnoteText">
-    <w:name w:val="footnote text"/>
-    <w:link w:val="FootnoteTextChar"/>
+  <w:style w:type="character" w:styleId="FootnoteReference">
+    <w:name w:val="footnote reference"/>
+    <w:rPr>
+      <w:vertAlign w:val="superscript"/>
+    </w:rPr>
+  </w:style>
+  <w:style w:type="character" w:styleId="FootnoteTextChar" w:customStyle="1">
+    <w:name w:val="Footnote Text Char"/>
+    <w:link w:val="FootnoteText"/>
     <w:uiPriority w:val="99"/>
     <w:semiHidden/>
     <w:unhideWhenUsed/>
+    <w:qFormat/>
     <w:rPr>
       <w:sz w:val="20"/>
       <w:szCs w:val="20"/>
     </w:rPr>
   </w:style>
-  <w:style w:type="character" w:customStyle="1" w:styleId="FootnoteTextChar">
-    <w:name w:val="Footnote Text Char"/>
-    <w:link w:val="FootnoteText"/>
+  <w:style w:type="character" w:styleId="EndnoteCharacters">
+    <w:name w:val="Endnote Characters"/>
     <w:uiPriority w:val="99"/>
     <w:semiHidden/>
     <w:unhideWhenUsed/>
+    <w:qFormat/>
+    <w:rPr>
+      <w:vertAlign w:val="superscript"/>
+    </w:rPr>
+  </w:style>
+  <w:style w:type="character" w:styleId="EndnoteReference">
+    <w:name w:val="endnote reference"/>
+    <w:rPr>
+      <w:vertAlign w:val="superscript"/>
+    </w:rPr>
+  </w:style>
+  <w:style w:type="character" w:styleId="EndnoteTextChar" w:customStyle="1">
+    <w:name w:val="Endnote Text Char"/>
+    <w:link w:val="EndnoteText"/>
+    <w:uiPriority w:val="99"/>
+    <w:semiHidden/>
+    <w:unhideWhenUsed/>
+    <w:qFormat/>
     <w:rPr>
       <w:sz w:val="20"/>
       <w:szCs w:val="20"/>
     </w:rPr>
   </w:style>
-  <w:style w:type="character" w:styleId="EndnoteReference">
-    <w:name w:val="endnote reference"/>
-    <w:uiPriority w:val="99"/>
-    <w:semiHidden/>
-    <w:unhideWhenUsed/>
-    <w:rPr>
-      <w:vertAlign w:val="superscript"/>
-    </w:rPr>
-  </w:style>
-  <w:style w:type="paragraph" w:styleId="EndnoteText">
-    <w:name w:val="endnote text"/>
-    <w:link w:val="EndnoteTextChar"/>
-    <w:uiPriority w:val="99"/>
-    <w:semiHidden/>
-    <w:unhideWhenUsed/>
-    <w:rPr>
-      <w:sz w:val="20"/>
-      <w:szCs w:val="20"/>
-    </w:rPr>
-  </w:style>
-  <w:style w:type="character" w:customStyle="1" w:styleId="EndnoteTextChar">
-    <w:name w:val="Endnote Text Char"/>
-    <w:link w:val="EndnoteText"/>
-    <w:uiPriority w:val="99"/>
-    <w:semiHidden/>
-    <w:unhideWhenUsed/>
-    <w:rPr>
-      <w:sz w:val="20"/>
-      <w:szCs w:val="20"/>
-    </w:rPr>
-  </w:style>
-  <w:style w:type="paragraph" w:styleId="Header">
-    <w:name w:val="header"/>
-    <w:basedOn w:val="Normal"/>
-    <w:link w:val="HeaderChar"/>
-    <w:uiPriority w:val="99"/>
-    <w:unhideWhenUsed/>
-    <w:rsid w:val="00D37FE4"/>
-    <w:pPr>
-      <w:tabs>
-        <w:tab w:val="center" w:pos="4680"/>
-        <w:tab w:val="right" w:pos="9360"/>
-      </w:tabs>
-    </w:pPr>
-  </w:style>
-  <w:style w:type="character" w:customStyle="1" w:styleId="HeaderChar">
+  <w:style w:type="character" w:styleId="HeaderChar" w:customStyle="1">
     <w:name w:val="Header Char"/>
     <w:basedOn w:val="DefaultParagraphFont"/>
     <w:link w:val="Header"/>
     <w:uiPriority w:val="99"/>
-    <w:rsid w:val="00D37FE4"/>
+    <w:qFormat/>
+    <w:rsid w:val="00d37fe4"/>
+    <w:rPr/>
   </w:style>
-  <w:style w:type="paragraph" w:styleId="Footer">
-    <w:name w:val="footer"/>
-    <w:basedOn w:val="Normal"/>
-    <w:link w:val="FooterChar"/>
-    <w:uiPriority w:val="99"/>
-    <w:unhideWhenUsed/>
-    <w:rsid w:val="00D37FE4"/>
-    <w:pPr>
-      <w:tabs>
-        <w:tab w:val="center" w:pos="4680"/>
-        <w:tab w:val="right" w:pos="9360"/>
-      </w:tabs>
-    </w:pPr>
-  </w:style>
-  <w:style w:type="character" w:customStyle="1" w:styleId="FooterChar">
+  <w:style w:type="character" w:styleId="FooterChar" w:customStyle="1">
     <w:name w:val="Footer Char"/>
     <w:basedOn w:val="DefaultParagraphFont"/>
     <w:link w:val="Footer"/>
     <w:uiPriority w:val="99"/>
-    <w:rsid w:val="00D37FE4"/>
+    <w:qFormat/>
+    <w:rsid w:val="00d37fe4"/>
+    <w:rPr/>
   </w:style>
   <w:style w:type="character" w:styleId="UnresolvedMention">
     <w:name w:val="Unresolved Mention"/>
@@ -8083,70 +6799,63 @@
     <w:uiPriority w:val="99"/>
     <w:semiHidden/>
     <w:unhideWhenUsed/>
-    <w:rsid w:val="005B0E23"/>
+    <w:qFormat/>
+    <w:rsid w:val="005b0e23"/>
     <w:rPr>
       <w:color w:val="605E5C"/>
-      <w:shd w:val="clear" w:color="auto" w:fill="E1DFDD"/>
+      <w:shd w:fill="E1DFDD" w:val="clear"/>
     </w:rPr>
   </w:style>
-  <w:style w:type="paragraph" w:styleId="TOCHeading">
-    <w:name w:val="TOC Heading"/>
-    <w:basedOn w:val="Heading1"/>
-    <w:next w:val="Normal"/>
-    <w:uiPriority w:val="39"/>
-    <w:unhideWhenUsed/>
+  <w:style w:type="character" w:styleId="Heading1Char" w:customStyle="1">
+    <w:name w:val="Heading 1 Char"/>
+    <w:basedOn w:val="DefaultParagraphFont"/>
+    <w:link w:val="Heading1"/>
+    <w:uiPriority w:val="9"/>
     <w:qFormat/>
-    <w:rsid w:val="00F92062"/>
+    <w:rsid w:val="00253e5b"/>
+    <w:rPr>
+      <w:rFonts w:ascii="Times New Roman" w:hAnsi="Times New Roman"/>
+      <w:b/>
+      <w:bCs/>
+      <w:color w:val="2E4057"/>
+      <w:sz w:val="28"/>
+      <w:szCs w:val="32"/>
+    </w:rPr>
+  </w:style>
+  <w:style w:type="character" w:styleId="IndexLink">
+    <w:name w:val="Index Link"/>
+    <w:qFormat/>
+    <w:rPr/>
+  </w:style>
+  <w:style w:type="paragraph" w:styleId="Heading">
+    <w:name w:val="Heading"/>
+    <w:basedOn w:val="Normal"/>
+    <w:next w:val="BodyText"/>
+    <w:qFormat/>
     <w:pPr>
-      <w:keepNext/>
-      <w:keepLines/>
-      <w:pBdr>
-        <w:bottom w:val="none" w:sz="0" w:space="0" w:color="auto"/>
-      </w:pBdr>
-      <w:spacing w:before="240" w:after="0" w:line="259" w:lineRule="auto"/>
-      <w:outlineLvl w:val="9"/>
+      <w:keepNext w:val="true"/>
+      <w:spacing w:before="240" w:after="120"/>
     </w:pPr>
     <w:rPr>
-      <w:rFonts w:asciiTheme="majorHAnsi" w:eastAsiaTheme="majorEastAsia" w:hAnsiTheme="majorHAnsi" w:cstheme="majorBidi"/>
-      <w:b w:val="0"/>
-      <w:bCs w:val="0"/>
-      <w:color w:val="0F4761" w:themeColor="accent1" w:themeShade="BF"/>
+      <w:rFonts w:ascii="Liberation Sans" w:hAnsi="Liberation Sans" w:eastAsia="Noto Sans CJK SC" w:cs="Noto Sans Devanagari"/>
+      <w:sz w:val="28"/>
+      <w:szCs w:val="28"/>
     </w:rPr>
   </w:style>
-  <w:style w:type="paragraph" w:styleId="TOC1">
-    <w:name w:val="toc 1"/>
+  <w:style w:type="paragraph" w:styleId="BodyText">
+    <w:name w:val="Body Text"/>
     <w:basedOn w:val="Normal"/>
-    <w:next w:val="Normal"/>
-    <w:autoRedefine/>
-    <w:uiPriority w:val="39"/>
-    <w:unhideWhenUsed/>
-    <w:rsid w:val="00F92062"/>
     <w:pPr>
-      <w:spacing w:after="100"/>
+      <w:spacing w:lineRule="auto" w:line="276" w:before="0" w:after="140"/>
     </w:pPr>
+    <w:rPr/>
   </w:style>
-  <w:style w:type="paragraph" w:styleId="TOC2">
-    <w:name w:val="toc 2"/>
-    <w:basedOn w:val="Normal"/>
-    <w:next w:val="Normal"/>
-    <w:autoRedefine/>
-    <w:uiPriority w:val="39"/>
-    <w:unhideWhenUsed/>
-    <w:rsid w:val="00F92062"/>
-    <w:pPr>
-      <w:spacing w:after="100"/>
-      <w:ind w:left="220"/>
-    </w:pPr>
-  </w:style>
-  <w:style w:type="paragraph" w:styleId="NoSpacing">
-    <w:name w:val="No Spacing"/>
-    <w:uiPriority w:val="1"/>
-    <w:qFormat/>
-    <w:rsid w:val="00A96D40"/>
+  <w:style w:type="paragraph" w:styleId="List">
+    <w:name w:val="List"/>
+    <w:basedOn w:val="BodyText"/>
+    <w:pPr/>
     <w:rPr>
-      <w:rFonts w:ascii="Times New Roman" w:hAnsi="Times New Roman"/>
-      <w:sz w:val="20"/>
-      <w:lang w:val="hr-HR"/>
+      <w:rFonts w:cs="Noto Sans Devanagari"/>
     </w:rPr>
   </w:style>
   <w:style w:type="paragraph" w:styleId="Caption">
@@ -8157,7 +6866,7 @@
     <w:uiPriority w:val="35"/>
     <w:unhideWhenUsed/>
     <w:qFormat/>
-    <w:rsid w:val="00ED7DBC"/>
+    <w:rsid w:val="00ed7dbc"/>
     <w:pPr>
       <w:spacing w:before="120" w:after="120"/>
       <w:jc w:val="center"/>
@@ -8169,33 +6878,279 @@
       <w:szCs w:val="18"/>
     </w:rPr>
   </w:style>
-  <w:style w:type="character" w:customStyle="1" w:styleId="Heading1Char">
-    <w:name w:val="Heading 1 Char"/>
-    <w:basedOn w:val="DefaultParagraphFont"/>
-    <w:link w:val="Heading1"/>
-    <w:uiPriority w:val="9"/>
-    <w:rsid w:val="00253E5B"/>
+  <w:style w:type="paragraph" w:styleId="Index">
+    <w:name w:val="Index"/>
+    <w:basedOn w:val="Normal"/>
+    <w:qFormat/>
+    <w:pPr>
+      <w:suppressLineNumbers/>
+    </w:pPr>
     <w:rPr>
-      <w:rFonts w:ascii="Times New Roman" w:hAnsi="Times New Roman"/>
+      <w:rFonts w:cs="Noto Sans Devanagari"/>
+    </w:rPr>
+  </w:style>
+  <w:style w:type="paragraph" w:styleId="Title">
+    <w:name w:val="Title"/>
+    <w:uiPriority w:val="10"/>
+    <w:qFormat/>
+    <w:pPr>
+      <w:widowControl/>
+      <w:bidi w:val="0"/>
+      <w:spacing w:before="0" w:after="0"/>
+      <w:jc w:val="start"/>
+    </w:pPr>
+    <w:rPr>
+      <w:rFonts w:ascii="Arial" w:hAnsi="Arial" w:eastAsia="Arial" w:cs="Arial"/>
+      <w:color w:val="auto"/>
+      <w:kern w:val="0"/>
+      <w:sz w:val="56"/>
+      <w:szCs w:val="56"/>
+      <w:lang w:val="en-US" w:eastAsia="en-US" w:bidi="ar-SA"/>
+    </w:rPr>
+  </w:style>
+  <w:style w:type="paragraph" w:styleId="Strong1" w:customStyle="1">
+    <w:name w:val="Strong1"/>
+    <w:qFormat/>
+    <w:pPr>
+      <w:widowControl/>
+      <w:bidi w:val="0"/>
+      <w:spacing w:before="0" w:after="0"/>
+      <w:jc w:val="start"/>
+    </w:pPr>
+    <w:rPr>
+      <w:rFonts w:ascii="Arial" w:hAnsi="Arial" w:eastAsia="Arial" w:cs="Arial"/>
       <w:b/>
       <w:bCs/>
-      <w:color w:val="2E4057"/>
-      <w:sz w:val="28"/>
-      <w:szCs w:val="32"/>
+      <w:color w:val="auto"/>
+      <w:kern w:val="0"/>
+      <w:sz w:val="22"/>
+      <w:szCs w:val="22"/>
+      <w:lang w:val="en-US" w:eastAsia="en-US" w:bidi="ar-SA"/>
     </w:rPr>
+  </w:style>
+  <w:style w:type="paragraph" w:styleId="ListParagraph">
+    <w:name w:val="List Paragraph"/>
+    <w:autoRedefine/>
+    <w:uiPriority w:val="34"/>
+    <w:qFormat/>
+    <w:rsid w:val="00fb3070"/>
+    <w:pPr>
+      <w:widowControl/>
+      <w:numPr>
+        <w:ilvl w:val="0"/>
+        <w:numId w:val="1"/>
+      </w:numPr>
+      <w:bidi w:val="0"/>
+      <w:spacing w:before="0" w:after="0"/>
+      <w:jc w:val="start"/>
+    </w:pPr>
+    <w:rPr>
+      <w:rFonts w:ascii="Times New Roman" w:hAnsi="Times New Roman" w:eastAsia="Arial" w:cs="Arial"/>
+      <w:color w:val="auto"/>
+      <w:kern w:val="0"/>
+      <w:sz w:val="20"/>
+      <w:szCs w:val="24"/>
+      <w:lang w:val="en-US" w:eastAsia="en-US" w:bidi="ar-SA"/>
+    </w:rPr>
+  </w:style>
+  <w:style w:type="paragraph" w:styleId="FootnoteText">
+    <w:name w:val="footnote text"/>
+    <w:link w:val="FootnoteTextChar"/>
+    <w:uiPriority w:val="99"/>
+    <w:semiHidden/>
+    <w:unhideWhenUsed/>
+    <w:pPr>
+      <w:widowControl/>
+      <w:bidi w:val="0"/>
+      <w:spacing w:before="0" w:after="0"/>
+      <w:jc w:val="start"/>
+    </w:pPr>
+    <w:rPr>
+      <w:rFonts w:ascii="Arial" w:hAnsi="Arial" w:eastAsia="Arial" w:cs="Arial"/>
+      <w:color w:val="auto"/>
+      <w:kern w:val="0"/>
+      <w:sz w:val="20"/>
+      <w:szCs w:val="20"/>
+      <w:lang w:val="en-US" w:eastAsia="en-US" w:bidi="ar-SA"/>
+    </w:rPr>
+  </w:style>
+  <w:style w:type="paragraph" w:styleId="EndnoteText">
+    <w:name w:val="endnote text"/>
+    <w:link w:val="EndnoteTextChar"/>
+    <w:uiPriority w:val="99"/>
+    <w:semiHidden/>
+    <w:unhideWhenUsed/>
+    <w:pPr>
+      <w:widowControl/>
+      <w:bidi w:val="0"/>
+      <w:spacing w:before="0" w:after="0"/>
+      <w:jc w:val="start"/>
+    </w:pPr>
+    <w:rPr>
+      <w:rFonts w:ascii="Arial" w:hAnsi="Arial" w:eastAsia="Arial" w:cs="Arial"/>
+      <w:color w:val="auto"/>
+      <w:kern w:val="0"/>
+      <w:sz w:val="20"/>
+      <w:szCs w:val="20"/>
+      <w:lang w:val="en-US" w:eastAsia="en-US" w:bidi="ar-SA"/>
+    </w:rPr>
+  </w:style>
+  <w:style w:type="paragraph" w:styleId="HeaderandFooter">
+    <w:name w:val="Header and Footer"/>
+    <w:basedOn w:val="Normal"/>
+    <w:qFormat/>
+    <w:pPr/>
+    <w:rPr/>
+  </w:style>
+  <w:style w:type="paragraph" w:styleId="Header">
+    <w:name w:val="header"/>
+    <w:basedOn w:val="Normal"/>
+    <w:link w:val="HeaderChar"/>
+    <w:uiPriority w:val="99"/>
+    <w:unhideWhenUsed/>
+    <w:rsid w:val="00d37fe4"/>
+    <w:pPr>
+      <w:tabs>
+        <w:tab w:val="clear" w:pos="720"/>
+        <w:tab w:val="center" w:pos="4680" w:leader="none"/>
+        <w:tab w:val="right" w:pos="9360" w:leader="none"/>
+      </w:tabs>
+    </w:pPr>
+    <w:rPr/>
+  </w:style>
+  <w:style w:type="paragraph" w:styleId="Footer">
+    <w:name w:val="footer"/>
+    <w:basedOn w:val="Normal"/>
+    <w:link w:val="FooterChar"/>
+    <w:uiPriority w:val="99"/>
+    <w:unhideWhenUsed/>
+    <w:rsid w:val="00d37fe4"/>
+    <w:pPr>
+      <w:tabs>
+        <w:tab w:val="clear" w:pos="720"/>
+        <w:tab w:val="center" w:pos="4680" w:leader="none"/>
+        <w:tab w:val="right" w:pos="9360" w:leader="none"/>
+      </w:tabs>
+    </w:pPr>
+    <w:rPr/>
+  </w:style>
+  <w:style w:type="paragraph" w:styleId="IndexHeading">
+    <w:name w:val="index heading"/>
+    <w:basedOn w:val="Heading"/>
+    <w:pPr/>
+    <w:rPr/>
+  </w:style>
+  <w:style w:type="paragraph" w:styleId="TOCHeading">
+    <w:name w:val="TOC Heading"/>
+    <w:basedOn w:val="Heading1"/>
+    <w:next w:val="Normal"/>
+    <w:uiPriority w:val="39"/>
+    <w:unhideWhenUsed/>
+    <w:qFormat/>
+    <w:rsid w:val="00f92062"/>
+    <w:pPr>
+      <w:keepNext w:val="true"/>
+      <w:keepLines/>
+      <w:pBdr>
+        <w:bottom w:val="nil"/>
+      </w:pBdr>
+      <w:spacing w:lineRule="auto" w:line="259" w:before="240" w:after="0"/>
+      <w:outlineLvl w:val="9"/>
+    </w:pPr>
+    <w:rPr>
+      <w:rFonts w:ascii="Aptos Display" w:hAnsi="Aptos Display" w:eastAsia="" w:cs="" w:asciiTheme="majorHAnsi" w:cstheme="majorBidi" w:eastAsiaTheme="majorEastAsia" w:hAnsiTheme="majorHAnsi"/>
+      <w:b w:val="false"/>
+      <w:bCs w:val="false"/>
+      <w:color w:themeColor="accent1" w:themeShade="bf" w:val="0F4761"/>
+    </w:rPr>
+  </w:style>
+  <w:style w:type="paragraph" w:styleId="TOC1">
+    <w:name w:val="toc 1"/>
+    <w:basedOn w:val="Normal"/>
+    <w:next w:val="Normal"/>
+    <w:autoRedefine/>
+    <w:uiPriority w:val="39"/>
+    <w:unhideWhenUsed/>
+    <w:rsid w:val="00f92062"/>
+    <w:pPr>
+      <w:spacing w:before="0" w:after="100"/>
+    </w:pPr>
+    <w:rPr/>
+  </w:style>
+  <w:style w:type="paragraph" w:styleId="TOC2">
+    <w:name w:val="toc 2"/>
+    <w:basedOn w:val="Normal"/>
+    <w:next w:val="Normal"/>
+    <w:autoRedefine/>
+    <w:uiPriority w:val="39"/>
+    <w:unhideWhenUsed/>
+    <w:rsid w:val="00f92062"/>
+    <w:pPr>
+      <w:spacing w:before="0" w:after="100"/>
+      <w:ind w:start="220"/>
+    </w:pPr>
+    <w:rPr/>
+  </w:style>
+  <w:style w:type="paragraph" w:styleId="NoSpacing">
+    <w:name w:val="No Spacing"/>
+    <w:uiPriority w:val="1"/>
+    <w:qFormat/>
+    <w:rsid w:val="00a96d40"/>
+    <w:pPr>
+      <w:widowControl/>
+      <w:bidi w:val="0"/>
+      <w:spacing w:before="0" w:after="0"/>
+      <w:jc w:val="start"/>
+    </w:pPr>
+    <w:rPr>
+      <w:rFonts w:ascii="Times New Roman" w:hAnsi="Times New Roman" w:eastAsia="Arial" w:cs="Arial"/>
+      <w:color w:val="auto"/>
+      <w:kern w:val="0"/>
+      <w:sz w:val="20"/>
+      <w:szCs w:val="22"/>
+      <w:lang w:val="hr-HR" w:eastAsia="en-US" w:bidi="ar-SA"/>
+    </w:rPr>
+  </w:style>
+  <w:style w:type="paragraph" w:styleId="FrameContents">
+    <w:name w:val="Frame Contents"/>
+    <w:basedOn w:val="Normal"/>
+    <w:qFormat/>
+    <w:pPr/>
+    <w:rPr/>
+  </w:style>
+  <w:style w:type="numbering" w:styleId="NoList" w:default="1">
+    <w:name w:val="No List"/>
+    <w:uiPriority w:val="99"/>
+    <w:semiHidden/>
+    <w:unhideWhenUsed/>
+    <w:qFormat/>
+  </w:style>
+  <w:style w:type="table" w:default="1" w:styleId="TableNormal">
+    <w:name w:val="Normal Table"/>
+    <w:uiPriority w:val="99"/>
+    <w:semiHidden/>
+    <w:unhideWhenUsed/>
+    <w:tblPr>
+      <w:tblCellMar>
+        <w:top w:w="0" w:type="dxa"/>
+        <w:left w:w="108" w:type="dxa"/>
+        <w:bottom w:w="0" w:type="dxa"/>
+        <w:right w:w="108" w:type="dxa"/>
+      </w:tblCellMar>
+    </w:tblPr>
   </w:style>
 </w:styles>
 </file>
 
 <file path=word/theme/theme1.xml><?xml version="1.0" encoding="utf-8"?>
-<a:theme xmlns:a="http://schemas.openxmlformats.org/drawingml/2006/main" name="Office Theme">
+<a:theme xmlns:a="http://schemas.openxmlformats.org/drawingml/2006/main" xmlns:r="http://schemas.openxmlformats.org/officeDocument/2006/relationships" name="Office Theme">
   <a:themeElements>
     <a:clrScheme name="Office">
       <a:dk1>
-        <a:sysClr val="windowText" lastClr="000000"/>
+        <a:srgbClr val="000000"/>
       </a:dk1>
       <a:lt1>
-        <a:sysClr val="window" lastClr="FFFFFF"/>
+        <a:srgbClr val="FFFFFF"/>
       </a:lt1>
       <a:dk2>
         <a:srgbClr val="0E2841"/>
@@ -8230,153 +7185,55 @@
     </a:clrScheme>
     <a:fontScheme name="Office">
       <a:majorFont>
-        <a:latin typeface="Aptos Display" panose="02110004020202020204"/>
+        <a:latin typeface="Aptos Display" panose="02110004020202020204" pitchFamily="0" charset="1"/>
         <a:ea typeface=""/>
         <a:cs typeface=""/>
-        <a:font script="Jpan" typeface="游ゴシック Light"/>
-        <a:font script="Hang" typeface="맑은 고딕"/>
-        <a:font script="Hans" typeface="等线 Light"/>
-        <a:font script="Hant" typeface="新細明體"/>
-        <a:font script="Arab" typeface="Times New Roman"/>
-        <a:font script="Hebr" typeface="Times New Roman"/>
-        <a:font script="Thai" typeface="Angsana New"/>
-        <a:font script="Ethi" typeface="Nyala"/>
-        <a:font script="Beng" typeface="Vrinda"/>
-        <a:font script="Gujr" typeface="Shruti"/>
-        <a:font script="Khmr" typeface="MoolBoran"/>
-        <a:font script="Knda" typeface="Tunga"/>
-        <a:font script="Guru" typeface="Raavi"/>
-        <a:font script="Cans" typeface="Euphemia"/>
-        <a:font script="Cher" typeface="Plantagenet Cherokee"/>
-        <a:font script="Yiii" typeface="Microsoft Yi Baiti"/>
-        <a:font script="Tibt" typeface="Microsoft Himalaya"/>
-        <a:font script="Thaa" typeface="MV Boli"/>
-        <a:font script="Deva" typeface="Mangal"/>
-        <a:font script="Telu" typeface="Gautami"/>
-        <a:font script="Taml" typeface="Latha"/>
-        <a:font script="Syrc" typeface="Estrangelo Edessa"/>
-        <a:font script="Orya" typeface="Kalinga"/>
-        <a:font script="Mlym" typeface="Kartika"/>
-        <a:font script="Laoo" typeface="DokChampa"/>
-        <a:font script="Sinh" typeface="Iskoola Pota"/>
-        <a:font script="Mong" typeface="Mongolian Baiti"/>
-        <a:font script="Viet" typeface="Times New Roman"/>
-        <a:font script="Uigh" typeface="Microsoft Uighur"/>
-        <a:font script="Geor" typeface="Sylfaen"/>
-        <a:font script="Armn" typeface="Arial"/>
-        <a:font script="Bugi" typeface="Leelawadee UI"/>
-        <a:font script="Bopo" typeface="Microsoft JhengHei"/>
-        <a:font script="Java" typeface="Javanese Text"/>
-        <a:font script="Lisu" typeface="Segoe UI"/>
-        <a:font script="Mymr" typeface="Myanmar Text"/>
-        <a:font script="Nkoo" typeface="Ebrima"/>
-        <a:font script="Olck" typeface="Nirmala UI"/>
-        <a:font script="Osma" typeface="Ebrima"/>
-        <a:font script="Phag" typeface="Phagspa"/>
-        <a:font script="Syrn" typeface="Estrangelo Edessa"/>
-        <a:font script="Syrj" typeface="Estrangelo Edessa"/>
-        <a:font script="Syre" typeface="Estrangelo Edessa"/>
-        <a:font script="Sora" typeface="Nirmala UI"/>
-        <a:font script="Tale" typeface="Microsoft Tai Le"/>
-        <a:font script="Talu" typeface="Microsoft New Tai Lue"/>
-        <a:font script="Tfng" typeface="Ebrima"/>
       </a:majorFont>
       <a:minorFont>
-        <a:latin typeface="Aptos" panose="02110004020202020204"/>
+        <a:latin typeface="Aptos" panose="02110004020202020204" pitchFamily="0" charset="1"/>
         <a:ea typeface=""/>
         <a:cs typeface=""/>
-        <a:font script="Jpan" typeface="游明朝"/>
-        <a:font script="Hang" typeface="맑은 고딕"/>
-        <a:font script="Hans" typeface="等线"/>
-        <a:font script="Hant" typeface="新細明體"/>
-        <a:font script="Arab" typeface="Arial"/>
-        <a:font script="Hebr" typeface="Arial"/>
-        <a:font script="Thai" typeface="Cordia New"/>
-        <a:font script="Ethi" typeface="Nyala"/>
-        <a:font script="Beng" typeface="Vrinda"/>
-        <a:font script="Gujr" typeface="Shruti"/>
-        <a:font script="Khmr" typeface="DaunPenh"/>
-        <a:font script="Knda" typeface="Tunga"/>
-        <a:font script="Guru" typeface="Raavi"/>
-        <a:font script="Cans" typeface="Euphemia"/>
-        <a:font script="Cher" typeface="Plantagenet Cherokee"/>
-        <a:font script="Yiii" typeface="Microsoft Yi Baiti"/>
-        <a:font script="Tibt" typeface="Microsoft Himalaya"/>
-        <a:font script="Thaa" typeface="MV Boli"/>
-        <a:font script="Deva" typeface="Mangal"/>
-        <a:font script="Telu" typeface="Gautami"/>
-        <a:font script="Taml" typeface="Latha"/>
-        <a:font script="Syrc" typeface="Estrangelo Edessa"/>
-        <a:font script="Orya" typeface="Kalinga"/>
-        <a:font script="Mlym" typeface="Kartika"/>
-        <a:font script="Laoo" typeface="DokChampa"/>
-        <a:font script="Sinh" typeface="Iskoola Pota"/>
-        <a:font script="Mong" typeface="Mongolian Baiti"/>
-        <a:font script="Viet" typeface="Arial"/>
-        <a:font script="Uigh" typeface="Microsoft Uighur"/>
-        <a:font script="Geor" typeface="Sylfaen"/>
-        <a:font script="Armn" typeface="Arial"/>
-        <a:font script="Bugi" typeface="Leelawadee UI"/>
-        <a:font script="Bopo" typeface="Microsoft JhengHei"/>
-        <a:font script="Java" typeface="Javanese Text"/>
-        <a:font script="Lisu" typeface="Segoe UI"/>
-        <a:font script="Mymr" typeface="Myanmar Text"/>
-        <a:font script="Nkoo" typeface="Ebrima"/>
-        <a:font script="Olck" typeface="Nirmala UI"/>
-        <a:font script="Osma" typeface="Ebrima"/>
-        <a:font script="Phag" typeface="Phagspa"/>
-        <a:font script="Syrn" typeface="Estrangelo Edessa"/>
-        <a:font script="Syrj" typeface="Estrangelo Edessa"/>
-        <a:font script="Syre" typeface="Estrangelo Edessa"/>
-        <a:font script="Sora" typeface="Nirmala UI"/>
-        <a:font script="Tale" typeface="Microsoft Tai Le"/>
-        <a:font script="Talu" typeface="Microsoft New Tai Lue"/>
-        <a:font script="Tfng" typeface="Ebrima"/>
       </a:minorFont>
     </a:fontScheme>
-    <a:fmtScheme name="Office">
+    <a:fmtScheme>
       <a:fillStyleLst>
         <a:solidFill>
           <a:schemeClr val="phClr"/>
         </a:solidFill>
-        <a:gradFill rotWithShape="1">
+        <a:gradFill>
           <a:gsLst>
             <a:gs pos="0">
               <a:schemeClr val="phClr">
                 <a:lumMod val="110000"/>
-                <a:satMod val="105000"/>
                 <a:tint val="67000"/>
               </a:schemeClr>
             </a:gs>
             <a:gs pos="50000">
               <a:schemeClr val="phClr">
                 <a:lumMod val="105000"/>
-                <a:satMod val="103000"/>
                 <a:tint val="73000"/>
               </a:schemeClr>
             </a:gs>
             <a:gs pos="100000">
               <a:schemeClr val="phClr">
                 <a:lumMod val="105000"/>
-                <a:satMod val="109000"/>
                 <a:tint val="81000"/>
               </a:schemeClr>
             </a:gs>
           </a:gsLst>
           <a:lin ang="5400000" scaled="0"/>
+          <a:tileRect l="0" t="0" r="0" b="0"/>
         </a:gradFill>
-        <a:gradFill rotWithShape="1">
+        <a:gradFill>
           <a:gsLst>
             <a:gs pos="0">
               <a:schemeClr val="phClr">
-                <a:satMod val="103000"/>
                 <a:lumMod val="102000"/>
                 <a:tint val="94000"/>
               </a:schemeClr>
             </a:gs>
             <a:gs pos="50000">
               <a:schemeClr val="phClr">
-                <a:satMod val="110000"/>
                 <a:lumMod val="100000"/>
                 <a:shade val="100000"/>
               </a:schemeClr>
@@ -8384,33 +7241,24 @@
             <a:gs pos="100000">
               <a:schemeClr val="phClr">
                 <a:lumMod val="99000"/>
-                <a:satMod val="120000"/>
                 <a:shade val="78000"/>
               </a:schemeClr>
             </a:gs>
           </a:gsLst>
           <a:lin ang="5400000" scaled="0"/>
+          <a:tileRect l="0" t="0" r="0" b="0"/>
         </a:gradFill>
       </a:fillStyleLst>
       <a:lnStyleLst>
         <a:ln w="12700" cap="flat" cmpd="sng" algn="ctr">
-          <a:solidFill>
-            <a:schemeClr val="phClr"/>
-          </a:solidFill>
           <a:prstDash val="solid"/>
           <a:miter lim="800000"/>
         </a:ln>
         <a:ln w="19050" cap="flat" cmpd="sng" algn="ctr">
-          <a:solidFill>
-            <a:schemeClr val="phClr"/>
-          </a:solidFill>
           <a:prstDash val="solid"/>
           <a:miter lim="800000"/>
         </a:ln>
         <a:ln w="25400" cap="flat" cmpd="sng" algn="ctr">
-          <a:solidFill>
-            <a:schemeClr val="phClr"/>
-          </a:solidFill>
           <a:prstDash val="solid"/>
           <a:miter lim="800000"/>
         </a:ln>
@@ -8423,13 +7271,7 @@
           <a:effectLst/>
         </a:effectStyle>
         <a:effectStyle>
-          <a:effectLst>
-            <a:outerShdw blurRad="57150" dist="19050" dir="5400000" algn="ctr" rotWithShape="0">
-              <a:srgbClr val="000000">
-                <a:alpha val="63000"/>
-              </a:srgbClr>
-            </a:outerShdw>
-          </a:effectLst>
+          <a:effectLst/>
         </a:effectStyle>
       </a:effectStyleLst>
       <a:bgFillStyleLst>
@@ -8439,15 +7281,13 @@
         <a:solidFill>
           <a:schemeClr val="phClr">
             <a:tint val="95000"/>
-            <a:satMod val="170000"/>
           </a:schemeClr>
         </a:solidFill>
-        <a:gradFill rotWithShape="1">
+        <a:gradFill>
           <a:gsLst>
             <a:gs pos="0">
               <a:schemeClr val="phClr">
                 <a:tint val="93000"/>
-                <a:satMod val="150000"/>
                 <a:shade val="98000"/>
                 <a:lumMod val="102000"/>
               </a:schemeClr>
@@ -8455,7 +7295,6 @@
             <a:gs pos="50000">
               <a:schemeClr val="phClr">
                 <a:tint val="98000"/>
-                <a:satMod val="130000"/>
                 <a:shade val="90000"/>
                 <a:lumMod val="103000"/>
               </a:schemeClr>
@@ -8463,42 +7302,15 @@
             <a:gs pos="100000">
               <a:schemeClr val="phClr">
                 <a:shade val="63000"/>
-                <a:satMod val="120000"/>
               </a:schemeClr>
             </a:gs>
           </a:gsLst>
           <a:lin ang="5400000" scaled="0"/>
+          <a:tileRect l="0" t="0" r="0" b="0"/>
         </a:gradFill>
       </a:bgFillStyleLst>
     </a:fmtScheme>
   </a:themeElements>
-  <a:objectDefaults>
-    <a:lnDef>
-      <a:spPr/>
-      <a:bodyPr/>
-      <a:lstStyle/>
-      <a:style>
-        <a:lnRef idx="2">
-          <a:schemeClr val="accent1"/>
-        </a:lnRef>
-        <a:fillRef idx="0">
-          <a:schemeClr val="accent1"/>
-        </a:fillRef>
-        <a:effectRef idx="1">
-          <a:schemeClr val="accent1"/>
-        </a:effectRef>
-        <a:fontRef idx="minor">
-          <a:schemeClr val="tx1"/>
-        </a:fontRef>
-      </a:style>
-    </a:lnDef>
-  </a:objectDefaults>
-  <a:extraClrSchemeLst/>
-  <a:extLst>
-    <a:ext uri="{05A4C25C-085E-4340-85A3-A5531E510DB2}">
-      <thm15:themeFamily xmlns:thm15="http://schemas.microsoft.com/office/thememl/2012/main" name="Office Theme" id="{2E142A2C-CD16-42D6-873A-C26D2A0506FA}" vid="{1BDDFF52-6CD6-40A5-AB3C-68EB2F1E4D0A}"/>
-    </a:ext>
-  </a:extLst>
 </a:theme>
 </file>
 

--- a/DZ2/KUDTrack_SpecifikacijaZahtjeva.docx
+++ b/DZ2/KUDTrack_SpecifikacijaZahtjeva.docx
@@ -649,17 +649,7 @@
           <w:szCs w:val="24"/>
           <w:lang w:val="hr-BA"/>
         </w:rPr>
-        <w:t>Verzija: 1.</w:t>
-      </w:r>
-      <w:r>
-        <w:rPr>
-          <w:rFonts w:cs="Times New Roman"/>
-          <w:color w:val="666666"/>
-          <w:sz w:val="24"/>
-          <w:szCs w:val="24"/>
-          <w:lang w:val="hr-BA"/>
-        </w:rPr>
-        <w:t>1</w:t>
+        <w:t>Verzija: 1.1</w:t>
       </w:r>
     </w:p>
     <w:p>
@@ -734,16 +724,7 @@
               <w:szCs w:val="24"/>
               <w:lang w:val="hr-BA"/>
             </w:rPr>
-            <w:t>S</w:t>
-          </w:r>
-          <w:r>
-            <w:rPr>
-              <w:rFonts w:cs="Times New Roman" w:ascii="Times New Roman" w:hAnsi="Times New Roman"/>
-              <w:sz w:val="24"/>
-              <w:szCs w:val="24"/>
-              <w:lang w:val="hr-BA"/>
-            </w:rPr>
-            <w:t>adržaj</w:t>
+            <w:t>Sadržaj</w:t>
           </w:r>
         </w:p>
         <w:p>
@@ -768,6 +749,7 @@
           <w:r>
             <w:rPr>
               <w:rStyle w:val="IndexLink"/>
+              <w:vanish w:val="false"/>
               <w:webHidden/>
               <w:lang w:val="hr-BA"/>
             </w:rPr>
@@ -776,6 +758,7 @@
           <w:r>
             <w:rPr>
               <w:rStyle w:val="IndexLink"/>
+              <w:vanish w:val="false"/>
               <w:webHidden/>
               <w:lang w:val="hr-BA"/>
             </w:rPr>
@@ -785,6 +768,7 @@
             <w:r>
               <w:rPr>
                 <w:rStyle w:val="IndexLink"/>
+                <w:vanish w:val="false"/>
                 <w:webHidden/>
                 <w:lang w:val="hr-BA"/>
               </w:rPr>
@@ -844,6 +828,7 @@
             <w:r>
               <w:rPr>
                 <w:rStyle w:val="IndexLink"/>
+                <w:vanish w:val="false"/>
                 <w:webHidden/>
                 <w:lang w:val="hr-BA"/>
               </w:rPr>
@@ -903,6 +888,7 @@
             <w:r>
               <w:rPr>
                 <w:rStyle w:val="IndexLink"/>
+                <w:vanish w:val="false"/>
                 <w:webHidden/>
                 <w:lang w:val="hr-BA"/>
               </w:rPr>
@@ -962,6 +948,7 @@
             <w:r>
               <w:rPr>
                 <w:rStyle w:val="IndexLink"/>
+                <w:vanish w:val="false"/>
                 <w:webHidden/>
                 <w:lang w:val="hr-BA"/>
               </w:rPr>
@@ -1021,6 +1008,7 @@
             <w:r>
               <w:rPr>
                 <w:rStyle w:val="IndexLink"/>
+                <w:vanish w:val="false"/>
                 <w:webHidden/>
                 <w:lang w:val="hr-BA"/>
               </w:rPr>
@@ -1081,6 +1069,7 @@
               <w:rPr>
                 <w:rStyle w:val="IndexLink"/>
                 <w:rFonts w:cs="Times New Roman"/>
+                <w:vanish w:val="false"/>
                 <w:webHidden/>
                 <w:lang w:val="hr-BA"/>
               </w:rPr>
@@ -1140,6 +1129,7 @@
             <w:r>
               <w:rPr>
                 <w:rStyle w:val="IndexLink"/>
+                <w:vanish w:val="false"/>
                 <w:webHidden/>
                 <w:lang w:val="hr-BA"/>
               </w:rPr>
@@ -1199,6 +1189,7 @@
             <w:r>
               <w:rPr>
                 <w:rStyle w:val="IndexLink"/>
+                <w:vanish w:val="false"/>
                 <w:webHidden/>
                 <w:lang w:val="hr-BA"/>
               </w:rPr>
@@ -1258,6 +1249,7 @@
             <w:r>
               <w:rPr>
                 <w:rStyle w:val="IndexLink"/>
+                <w:vanish w:val="false"/>
                 <w:webHidden/>
                 <w:lang w:val="hr-BA"/>
               </w:rPr>
@@ -1317,6 +1309,7 @@
             <w:r>
               <w:rPr>
                 <w:rStyle w:val="IndexLink"/>
+                <w:vanish w:val="false"/>
                 <w:webHidden/>
                 <w:lang w:val="hr-BA"/>
               </w:rPr>
@@ -1376,6 +1369,7 @@
             <w:r>
               <w:rPr>
                 <w:rStyle w:val="IndexLink"/>
+                <w:vanish w:val="false"/>
                 <w:webHidden/>
                 <w:lang w:val="hr-BA"/>
               </w:rPr>
@@ -1435,6 +1429,7 @@
             <w:r>
               <w:rPr>
                 <w:rStyle w:val="IndexLink"/>
+                <w:vanish w:val="false"/>
                 <w:webHidden/>
                 <w:lang w:val="hr-BA"/>
               </w:rPr>
@@ -1494,6 +1489,7 @@
             <w:r>
               <w:rPr>
                 <w:rStyle w:val="IndexLink"/>
+                <w:vanish w:val="false"/>
                 <w:webHidden/>
                 <w:lang w:val="hr-BA"/>
               </w:rPr>
@@ -1553,6 +1549,7 @@
             <w:r>
               <w:rPr>
                 <w:rStyle w:val="IndexLink"/>
+                <w:vanish w:val="false"/>
                 <w:webHidden/>
                 <w:lang w:val="hr-BA"/>
               </w:rPr>
@@ -1612,6 +1609,7 @@
             <w:r>
               <w:rPr>
                 <w:rStyle w:val="IndexLink"/>
+                <w:vanish w:val="false"/>
                 <w:webHidden/>
                 <w:lang w:val="hr-BA"/>
               </w:rPr>
@@ -1671,6 +1669,7 @@
             <w:r>
               <w:rPr>
                 <w:rStyle w:val="IndexLink"/>
+                <w:vanish w:val="false"/>
                 <w:webHidden/>
                 <w:lang w:val="hr-BA"/>
               </w:rPr>
@@ -1730,6 +1729,7 @@
             <w:r>
               <w:rPr>
                 <w:rStyle w:val="IndexLink"/>
+                <w:vanish w:val="false"/>
                 <w:webHidden/>
                 <w:lang w:val="hr-BA"/>
               </w:rPr>
@@ -1789,6 +1789,7 @@
             <w:r>
               <w:rPr>
                 <w:rStyle w:val="IndexLink"/>
+                <w:vanish w:val="false"/>
                 <w:webHidden/>
                 <w:lang w:val="hr-BA"/>
               </w:rPr>
@@ -1848,6 +1849,7 @@
             <w:r>
               <w:rPr>
                 <w:rStyle w:val="IndexLink"/>
+                <w:vanish w:val="false"/>
                 <w:webHidden/>
                 <w:lang w:val="hr-BA"/>
               </w:rPr>
@@ -1907,6 +1909,7 @@
             <w:r>
               <w:rPr>
                 <w:rStyle w:val="IndexLink"/>
+                <w:vanish w:val="false"/>
                 <w:webHidden/>
                 <w:lang w:val="hr-BA"/>
               </w:rPr>
@@ -1966,6 +1969,7 @@
             <w:r>
               <w:rPr>
                 <w:rStyle w:val="IndexLink"/>
+                <w:vanish w:val="false"/>
                 <w:webHidden/>
                 <w:lang w:val="hr-BA"/>
               </w:rPr>
@@ -2025,6 +2029,7 @@
             <w:r>
               <w:rPr>
                 <w:rStyle w:val="IndexLink"/>
+                <w:vanish w:val="false"/>
                 <w:webHidden/>
                 <w:lang w:val="hr-BA"/>
               </w:rPr>
@@ -2084,6 +2089,7 @@
             <w:r>
               <w:rPr>
                 <w:rStyle w:val="IndexLink"/>
+                <w:vanish w:val="false"/>
                 <w:webHidden/>
                 <w:lang w:val="hr-BA"/>
               </w:rPr>
@@ -2143,6 +2149,7 @@
             <w:r>
               <w:rPr>
                 <w:rStyle w:val="IndexLink"/>
+                <w:vanish w:val="false"/>
                 <w:webHidden/>
                 <w:lang w:val="hr-BA"/>
               </w:rPr>
@@ -2202,6 +2209,7 @@
             <w:r>
               <w:rPr>
                 <w:rStyle w:val="IndexLink"/>
+                <w:vanish w:val="false"/>
                 <w:webHidden/>
                 <w:lang w:val="hr-BA"/>
               </w:rPr>
@@ -3097,7 +3105,7 @@
         <w:rPr>
           <w:lang w:val="hr-BA"/>
         </w:rPr>
-        <w:t>Administrator može u svakom trenutku promijeniti status pojedinog komada nošnje (slobodno, zaduženo, na popravku, na čišćenju, izgubljeno). Sustav automatski obavješćuje administratore putem e-maila ili in-app obavijesti kada komad nije vraćen u očekivanom roku ili kada mu je status promijenjen u kritično stanje.</w:t>
+        <w:t>Administrator može u svakom trenutku promijeniti status pojedinog komada nošnje (slobodno, zaduženo, na popravku, na čišćenju, oštećeno, izgubljeno). Sustav automatski obavješćuje administratore putem e-maila ili in-app obavijesti kada komad nije vraćen u očekivanom roku ili kada mu je status promijenjen u kritično stanje.</w:t>
       </w:r>
     </w:p>
     <w:p>
@@ -3174,7 +3182,7 @@
         <w:rPr>
           <w:lang w:val="hr-BA"/>
         </w:rPr>
-        <w:t>Sustav mora omogućiti administratoru dodavanje novog komada nošnje s podacima: jedinstveni identifikator, naziv, vrsta, kategorija, veličina, stanje i fotografija. Postojeće podatke moguće je urediti, a komad koji više nije u inventaru može se obrisati. Brisanje nije moguće dok je komad aktivo zadužen.</w:t>
+        <w:t>Sustav mora omogućiti administratoru dodavanje novog komada nošnje s podacima: jedinstveni identifikator, naziv, vrsta, kategorija, veličina, stanje i fotografija. Postojeće podatke moguće je urediti, a komad koji više nije u inventaru može se obrisati. Brisanje nije moguće dok je komad aktivno zadužen.</w:t>
       </w:r>
     </w:p>
     <w:p>
@@ -3294,7 +3302,7 @@
         <w:rPr>
           <w:lang w:val="hr-BA"/>
         </w:rPr>
-        <w:t>Sustav mora administratoru omogućiti ručnu promjenu statusa svakog komada nošnje. Dostupni statusi su: slobodno, zaduženo, na popravku, na čišćenju i izgubljeno. Svaka promjena statusa bilježi se u povijesti komada s datumom i korisnikom koji je promjenu napravio.</w:t>
+        <w:t>Sustav mora administratoru omogućiti ručnu promjenu statusa svakog komada nošnje. Dostupni statusi su: slobodno, zaduženo, na popravku, na čišćenju, oštećeno i izgubljeno. Svaka promjena statusa bilježi se u povijesti komada s datumom i korisnikom koji je promjenu napravio.</w:t>
       </w:r>
     </w:p>
     <w:p>
@@ -3410,8 +3418,8 @@
           <w:lang w:val="hr-BA"/>
         </w:rPr>
       </w:pPr>
-      <w:bookmarkStart w:id="24" w:name="_Toc229862718"/>
-      <w:bookmarkStart w:id="25" w:name="_Toc229324783"/>
+      <w:bookmarkStart w:id="24" w:name="_Toc229324783"/>
+      <w:bookmarkStart w:id="25" w:name="_Toc229862718"/>
       <w:r>
         <w:rPr>
           <w:lang w:val="hr-BA"/>
@@ -3440,13 +3448,13 @@
       <w:tblGrid>
         <w:gridCol w:w="1105"/>
         <w:gridCol w:w="838"/>
-        <w:gridCol w:w="1075"/>
+        <w:gridCol w:w="1074"/>
         <w:gridCol w:w="866"/>
         <w:gridCol w:w="996"/>
-        <w:gridCol w:w="1037"/>
+        <w:gridCol w:w="1038"/>
         <w:gridCol w:w="977"/>
-        <w:gridCol w:w="1085"/>
-        <w:gridCol w:w="947"/>
+        <w:gridCol w:w="1084"/>
+        <w:gridCol w:w="948"/>
       </w:tblGrid>
       <w:tr>
         <w:trPr/>
@@ -3545,7 +3553,7 @@
         </w:tc>
         <w:tc>
           <w:tcPr>
-            <w:tcW w:w="1075" w:type="dxa"/>
+            <w:tcW w:w="1074" w:type="dxa"/>
             <w:tcBorders>
               <w:top w:val="single" w:sz="4" w:space="0" w:color="AAAAAA"/>
               <w:start w:val="single" w:sz="4" w:space="0" w:color="CCCCCC"/>
@@ -3719,7 +3727,7 @@
         </w:tc>
         <w:tc>
           <w:tcPr>
-            <w:tcW w:w="1037" w:type="dxa"/>
+            <w:tcW w:w="1038" w:type="dxa"/>
             <w:tcBorders>
               <w:top w:val="single" w:sz="4" w:space="0" w:color="AAAAAA"/>
               <w:start w:val="single" w:sz="4" w:space="0" w:color="CCCCCC"/>
@@ -3835,7 +3843,7 @@
         </w:tc>
         <w:tc>
           <w:tcPr>
-            <w:tcW w:w="1085" w:type="dxa"/>
+            <w:tcW w:w="1084" w:type="dxa"/>
             <w:tcBorders>
               <w:top w:val="single" w:sz="4" w:space="0" w:color="AAAAAA"/>
               <w:start w:val="single" w:sz="4" w:space="0" w:color="CCCCCC"/>
@@ -3893,7 +3901,7 @@
         </w:tc>
         <w:tc>
           <w:tcPr>
-            <w:tcW w:w="947" w:type="dxa"/>
+            <w:tcW w:w="948" w:type="dxa"/>
             <w:tcBorders>
               <w:top w:val="single" w:sz="4" w:space="0" w:color="AAAAAA"/>
               <w:start w:val="single" w:sz="4" w:space="0" w:color="CCCCCC"/>
@@ -4019,7 +4027,7 @@
         </w:tc>
         <w:tc>
           <w:tcPr>
-            <w:tcW w:w="1075" w:type="dxa"/>
+            <w:tcW w:w="1074" w:type="dxa"/>
             <w:tcBorders>
               <w:top w:val="single" w:sz="4" w:space="0" w:color="CCCCCC"/>
               <w:start w:val="single" w:sz="4" w:space="0" w:color="CCCCCC"/>
@@ -4115,7 +4123,7 @@
         </w:tc>
         <w:tc>
           <w:tcPr>
-            <w:tcW w:w="1037" w:type="dxa"/>
+            <w:tcW w:w="1038" w:type="dxa"/>
             <w:tcBorders>
               <w:top w:val="single" w:sz="4" w:space="0" w:color="CCCCCC"/>
               <w:start w:val="single" w:sz="4" w:space="0" w:color="CCCCCC"/>
@@ -4179,7 +4187,7 @@
         </w:tc>
         <w:tc>
           <w:tcPr>
-            <w:tcW w:w="1085" w:type="dxa"/>
+            <w:tcW w:w="1084" w:type="dxa"/>
             <w:tcBorders>
               <w:top w:val="single" w:sz="4" w:space="0" w:color="CCCCCC"/>
               <w:start w:val="single" w:sz="4" w:space="0" w:color="CCCCCC"/>
@@ -4210,7 +4218,7 @@
         </w:tc>
         <w:tc>
           <w:tcPr>
-            <w:tcW w:w="947" w:type="dxa"/>
+            <w:tcW w:w="948" w:type="dxa"/>
             <w:tcBorders>
               <w:top w:val="single" w:sz="4" w:space="0" w:color="CCCCCC"/>
               <w:start w:val="single" w:sz="4" w:space="0" w:color="CCCCCC"/>
@@ -4309,7 +4317,7 @@
         </w:tc>
         <w:tc>
           <w:tcPr>
-            <w:tcW w:w="1075" w:type="dxa"/>
+            <w:tcW w:w="1074" w:type="dxa"/>
             <w:tcBorders>
               <w:top w:val="single" w:sz="4" w:space="0" w:color="CCCCCC"/>
               <w:start w:val="single" w:sz="4" w:space="0" w:color="CCCCCC"/>
@@ -4403,7 +4411,7 @@
         </w:tc>
         <w:tc>
           <w:tcPr>
-            <w:tcW w:w="1037" w:type="dxa"/>
+            <w:tcW w:w="1038" w:type="dxa"/>
             <w:tcBorders>
               <w:top w:val="single" w:sz="4" w:space="0" w:color="CCCCCC"/>
               <w:start w:val="single" w:sz="4" w:space="0" w:color="CCCCCC"/>
@@ -4466,7 +4474,7 @@
         </w:tc>
         <w:tc>
           <w:tcPr>
-            <w:tcW w:w="1085" w:type="dxa"/>
+            <w:tcW w:w="1084" w:type="dxa"/>
             <w:tcBorders>
               <w:top w:val="single" w:sz="4" w:space="0" w:color="CCCCCC"/>
               <w:start w:val="single" w:sz="4" w:space="0" w:color="CCCCCC"/>
@@ -4497,7 +4505,7 @@
         </w:tc>
         <w:tc>
           <w:tcPr>
-            <w:tcW w:w="947" w:type="dxa"/>
+            <w:tcW w:w="948" w:type="dxa"/>
             <w:tcBorders>
               <w:top w:val="single" w:sz="4" w:space="0" w:color="CCCCCC"/>
               <w:start w:val="single" w:sz="4" w:space="0" w:color="CCCCCC"/>
@@ -4596,7 +4604,7 @@
         </w:tc>
         <w:tc>
           <w:tcPr>
-            <w:tcW w:w="1075" w:type="dxa"/>
+            <w:tcW w:w="1074" w:type="dxa"/>
             <w:tcBorders>
               <w:top w:val="single" w:sz="4" w:space="0" w:color="CCCCCC"/>
               <w:start w:val="single" w:sz="4" w:space="0" w:color="CCCCCC"/>
@@ -4690,7 +4698,7 @@
         </w:tc>
         <w:tc>
           <w:tcPr>
-            <w:tcW w:w="1037" w:type="dxa"/>
+            <w:tcW w:w="1038" w:type="dxa"/>
             <w:tcBorders>
               <w:top w:val="single" w:sz="4" w:space="0" w:color="CCCCCC"/>
               <w:start w:val="single" w:sz="4" w:space="0" w:color="CCCCCC"/>
@@ -4753,7 +4761,7 @@
         </w:tc>
         <w:tc>
           <w:tcPr>
-            <w:tcW w:w="1085" w:type="dxa"/>
+            <w:tcW w:w="1084" w:type="dxa"/>
             <w:tcBorders>
               <w:top w:val="single" w:sz="4" w:space="0" w:color="CCCCCC"/>
               <w:start w:val="single" w:sz="4" w:space="0" w:color="CCCCCC"/>
@@ -4784,7 +4792,7 @@
         </w:tc>
         <w:tc>
           <w:tcPr>
-            <w:tcW w:w="947" w:type="dxa"/>
+            <w:tcW w:w="948" w:type="dxa"/>
             <w:tcBorders>
               <w:top w:val="single" w:sz="4" w:space="0" w:color="CCCCCC"/>
               <w:start w:val="single" w:sz="4" w:space="0" w:color="CCCCCC"/>
@@ -4884,7 +4892,7 @@
         </w:tc>
         <w:tc>
           <w:tcPr>
-            <w:tcW w:w="1075" w:type="dxa"/>
+            <w:tcW w:w="1074" w:type="dxa"/>
             <w:tcBorders>
               <w:top w:val="single" w:sz="4" w:space="0" w:color="CCCCCC"/>
               <w:start w:val="single" w:sz="4" w:space="0" w:color="CCCCCC"/>
@@ -4978,7 +4986,7 @@
         </w:tc>
         <w:tc>
           <w:tcPr>
-            <w:tcW w:w="1037" w:type="dxa"/>
+            <w:tcW w:w="1038" w:type="dxa"/>
             <w:tcBorders>
               <w:top w:val="single" w:sz="4" w:space="0" w:color="CCCCCC"/>
               <w:start w:val="single" w:sz="4" w:space="0" w:color="CCCCCC"/>
@@ -5042,7 +5050,7 @@
         </w:tc>
         <w:tc>
           <w:tcPr>
-            <w:tcW w:w="1085" w:type="dxa"/>
+            <w:tcW w:w="1084" w:type="dxa"/>
             <w:tcBorders>
               <w:top w:val="single" w:sz="4" w:space="0" w:color="CCCCCC"/>
               <w:start w:val="single" w:sz="4" w:space="0" w:color="CCCCCC"/>
@@ -5073,7 +5081,7 @@
         </w:tc>
         <w:tc>
           <w:tcPr>
-            <w:tcW w:w="947" w:type="dxa"/>
+            <w:tcW w:w="948" w:type="dxa"/>
             <w:tcBorders>
               <w:top w:val="single" w:sz="4" w:space="0" w:color="CCCCCC"/>
               <w:start w:val="single" w:sz="4" w:space="0" w:color="CCCCCC"/>
@@ -5172,7 +5180,7 @@
         </w:tc>
         <w:tc>
           <w:tcPr>
-            <w:tcW w:w="1075" w:type="dxa"/>
+            <w:tcW w:w="1074" w:type="dxa"/>
             <w:tcBorders>
               <w:top w:val="single" w:sz="4" w:space="0" w:color="CCCCCC"/>
               <w:start w:val="single" w:sz="4" w:space="0" w:color="CCCCCC"/>
@@ -5265,7 +5273,7 @@
         </w:tc>
         <w:tc>
           <w:tcPr>
-            <w:tcW w:w="1037" w:type="dxa"/>
+            <w:tcW w:w="1038" w:type="dxa"/>
             <w:tcBorders>
               <w:top w:val="single" w:sz="4" w:space="0" w:color="CCCCCC"/>
               <w:start w:val="single" w:sz="4" w:space="0" w:color="CCCCCC"/>
@@ -5329,7 +5337,7 @@
         </w:tc>
         <w:tc>
           <w:tcPr>
-            <w:tcW w:w="1085" w:type="dxa"/>
+            <w:tcW w:w="1084" w:type="dxa"/>
             <w:tcBorders>
               <w:top w:val="single" w:sz="4" w:space="0" w:color="CCCCCC"/>
               <w:start w:val="single" w:sz="4" w:space="0" w:color="CCCCCC"/>
@@ -5361,7 +5369,7 @@
         </w:tc>
         <w:tc>
           <w:tcPr>
-            <w:tcW w:w="947" w:type="dxa"/>
+            <w:tcW w:w="948" w:type="dxa"/>
             <w:tcBorders>
               <w:top w:val="single" w:sz="4" w:space="0" w:color="CCCCCC"/>
               <w:start w:val="single" w:sz="4" w:space="0" w:color="CCCCCC"/>
@@ -5460,7 +5468,7 @@
         </w:tc>
         <w:tc>
           <w:tcPr>
-            <w:tcW w:w="1075" w:type="dxa"/>
+            <w:tcW w:w="1074" w:type="dxa"/>
             <w:tcBorders>
               <w:top w:val="single" w:sz="4" w:space="0" w:color="CCCCCC"/>
               <w:start w:val="single" w:sz="4" w:space="0" w:color="CCCCCC"/>
@@ -5553,7 +5561,7 @@
         </w:tc>
         <w:tc>
           <w:tcPr>
-            <w:tcW w:w="1037" w:type="dxa"/>
+            <w:tcW w:w="1038" w:type="dxa"/>
             <w:tcBorders>
               <w:top w:val="single" w:sz="4" w:space="0" w:color="CCCCCC"/>
               <w:start w:val="single" w:sz="4" w:space="0" w:color="CCCCCC"/>
@@ -5615,7 +5623,7 @@
         </w:tc>
         <w:tc>
           <w:tcPr>
-            <w:tcW w:w="1085" w:type="dxa"/>
+            <w:tcW w:w="1084" w:type="dxa"/>
             <w:tcBorders>
               <w:top w:val="single" w:sz="4" w:space="0" w:color="CCCCCC"/>
               <w:start w:val="single" w:sz="4" w:space="0" w:color="CCCCCC"/>
@@ -5646,7 +5654,7 @@
         </w:tc>
         <w:tc>
           <w:tcPr>
-            <w:tcW w:w="947" w:type="dxa"/>
+            <w:tcW w:w="948" w:type="dxa"/>
             <w:tcBorders>
               <w:top w:val="single" w:sz="4" w:space="0" w:color="CCCCCC"/>
               <w:start w:val="single" w:sz="4" w:space="0" w:color="CCCCCC"/>
@@ -6546,6 +6554,7 @@
     <w:rsid w:val="00044912"/>
     <w:pPr>
       <w:widowControl/>
+      <w:suppressAutoHyphens w:val="true"/>
       <w:bidi w:val="0"/>
       <w:spacing w:before="0" w:after="0"/>
       <w:jc w:val="start"/>
@@ -6571,6 +6580,7 @@
       <w:pBdr>
         <w:bottom w:val="single" w:sz="4" w:space="4" w:color="2E4057"/>
       </w:pBdr>
+      <w:suppressAutoHyphens w:val="true"/>
       <w:bidi w:val="0"/>
       <w:spacing w:before="320" w:after="160"/>
       <w:jc w:val="start"/>
@@ -6596,6 +6606,7 @@
     <w:rsid w:val="00fb3070"/>
     <w:pPr>
       <w:widowControl/>
+      <w:suppressAutoHyphens w:val="true"/>
       <w:bidi w:val="0"/>
       <w:spacing w:before="240" w:after="120"/>
       <w:jc w:val="start"/>
@@ -6620,6 +6631,7 @@
     <w:qFormat/>
     <w:pPr>
       <w:widowControl/>
+      <w:suppressAutoHyphens w:val="true"/>
       <w:bidi w:val="0"/>
       <w:spacing w:before="0" w:after="0"/>
       <w:jc w:val="start"/>
@@ -6642,6 +6654,7 @@
     <w:qFormat/>
     <w:pPr>
       <w:widowControl/>
+      <w:suppressAutoHyphens w:val="true"/>
       <w:bidi w:val="0"/>
       <w:spacing w:before="0" w:after="0"/>
       <w:jc w:val="start"/>
@@ -6666,6 +6679,7 @@
     <w:qFormat/>
     <w:pPr>
       <w:widowControl/>
+      <w:suppressAutoHyphens w:val="true"/>
       <w:bidi w:val="0"/>
       <w:spacing w:before="0" w:after="0"/>
       <w:jc w:val="start"/>
@@ -6688,6 +6702,7 @@
     <w:qFormat/>
     <w:pPr>
       <w:widowControl/>
+      <w:suppressAutoHyphens w:val="true"/>
       <w:bidi w:val="0"/>
       <w:spacing w:before="0" w:after="0"/>
       <w:jc w:val="start"/>
@@ -6719,11 +6734,18 @@
       <w:u w:val="single"/>
     </w:rPr>
   </w:style>
-  <w:style w:type="character" w:styleId="FootnoteCharacters">
-    <w:name w:val="Footnote Characters"/>
+  <w:style w:type="character" w:styleId="FootnoteCharactersuser">
+    <w:name w:val="Footnote Characters (user)"/>
     <w:uiPriority w:val="99"/>
     <w:semiHidden/>
     <w:unhideWhenUsed/>
+    <w:qFormat/>
+    <w:rPr>
+      <w:vertAlign w:val="superscript"/>
+    </w:rPr>
+  </w:style>
+  <w:style w:type="character" w:styleId="FootnoteCharacters">
+    <w:name w:val="Footnote Characters"/>
     <w:qFormat/>
     <w:rPr>
       <w:vertAlign w:val="superscript"/>
@@ -6747,11 +6769,18 @@
       <w:szCs w:val="20"/>
     </w:rPr>
   </w:style>
-  <w:style w:type="character" w:styleId="EndnoteCharacters">
-    <w:name w:val="Endnote Characters"/>
+  <w:style w:type="character" w:styleId="EndnoteCharactersuser">
+    <w:name w:val="Endnote Characters (user)"/>
     <w:uiPriority w:val="99"/>
     <w:semiHidden/>
     <w:unhideWhenUsed/>
+    <w:qFormat/>
+    <w:rPr>
+      <w:vertAlign w:val="superscript"/>
+    </w:rPr>
+  </w:style>
+  <w:style w:type="character" w:styleId="EndnoteCharacters">
+    <w:name w:val="Endnote Characters"/>
     <w:qFormat/>
     <w:rPr>
       <w:vertAlign w:val="superscript"/>
@@ -6895,6 +6924,7 @@
     <w:qFormat/>
     <w:pPr>
       <w:widowControl/>
+      <w:suppressAutoHyphens w:val="true"/>
       <w:bidi w:val="0"/>
       <w:spacing w:before="0" w:after="0"/>
       <w:jc w:val="start"/>
@@ -6913,6 +6943,7 @@
     <w:qFormat/>
     <w:pPr>
       <w:widowControl/>
+      <w:suppressAutoHyphens w:val="true"/>
       <w:bidi w:val="0"/>
       <w:spacing w:before="0" w:after="0"/>
       <w:jc w:val="start"/>
@@ -6940,6 +6971,7 @@
         <w:ilvl w:val="0"/>
         <w:numId w:val="1"/>
       </w:numPr>
+      <w:suppressAutoHyphens w:val="true"/>
       <w:bidi w:val="0"/>
       <w:spacing w:before="0" w:after="0"/>
       <w:jc w:val="start"/>
@@ -6961,6 +6993,7 @@
     <w:unhideWhenUsed/>
     <w:pPr>
       <w:widowControl/>
+      <w:suppressAutoHyphens w:val="true"/>
       <w:bidi w:val="0"/>
       <w:spacing w:before="0" w:after="0"/>
       <w:jc w:val="start"/>
@@ -6982,6 +7015,7 @@
     <w:unhideWhenUsed/>
     <w:pPr>
       <w:widowControl/>
+      <w:suppressAutoHyphens w:val="true"/>
       <w:bidi w:val="0"/>
       <w:spacing w:before="0" w:after="0"/>
       <w:jc w:val="start"/>
@@ -7098,6 +7132,7 @@
     <w:rsid w:val="00a96d40"/>
     <w:pPr>
       <w:widowControl/>
+      <w:suppressAutoHyphens w:val="true"/>
       <w:bidi w:val="0"/>
       <w:spacing w:before="0" w:after="0"/>
       <w:jc w:val="start"/>
@@ -7110,6 +7145,13 @@
       <w:szCs w:val="22"/>
       <w:lang w:val="hr-HR" w:eastAsia="en-US" w:bidi="ar-SA"/>
     </w:rPr>
+  </w:style>
+  <w:style w:type="paragraph" w:styleId="FrameContentsuser">
+    <w:name w:val="Frame Contents (user)"/>
+    <w:basedOn w:val="Normal"/>
+    <w:qFormat/>
+    <w:pPr/>
+    <w:rPr/>
   </w:style>
   <w:style w:type="paragraph" w:styleId="FrameContents">
     <w:name w:val="Frame Contents"/>

--- a/DZ2/KUDTrack_SpecifikacijaZahtjeva.docx
+++ b/DZ2/KUDTrack_SpecifikacijaZahtjeva.docx
@@ -710,20 +710,10 @@
         <w:p>
           <w:pPr>
             <w:pStyle w:val="TOCHeading"/>
-            <w:rPr>
-              <w:rFonts w:ascii="Times New Roman" w:hAnsi="Times New Roman" w:cs="Times New Roman"/>
-              <w:sz w:val="24"/>
-              <w:szCs w:val="24"/>
-              <w:lang w:val="hr-BA"/>
-            </w:rPr>
+            <w:rPr/>
           </w:pPr>
           <w:r>
-            <w:rPr>
-              <w:rFonts w:cs="Times New Roman" w:ascii="Times New Roman" w:hAnsi="Times New Roman"/>
-              <w:sz w:val="24"/>
-              <w:szCs w:val="24"/>
-              <w:lang w:val="hr-BA"/>
-            </w:rPr>
+            <w:rPr/>
             <w:t>Sadržaj</w:t>
           </w:r>
         </w:p>
@@ -732,16 +722,9 @@
             <w:pStyle w:val="TOC1"/>
             <w:tabs>
               <w:tab w:val="clear" w:pos="720"/>
-              <w:tab w:val="right" w:pos="8656" w:leader="dot"/>
+              <w:tab w:val="right" w:pos="8665" w:leader="dot"/>
             </w:tabs>
-            <w:rPr>
-              <w:rFonts w:ascii="Aptos" w:hAnsi="Aptos" w:eastAsia="" w:cs="" w:asciiTheme="minorHAnsi" w:cstheme="minorBidi" w:eastAsiaTheme="minorEastAsia" w:hAnsiTheme="minorHAnsi"/>
-              <w:kern w:val="2"/>
-              <w:sz w:val="24"/>
-              <w:szCs w:val="24"/>
-              <w:lang w:val="en-US"/>
-              <w14:ligatures w14:val="standardContextual"/>
-            </w:rPr>
+            <w:rPr/>
           </w:pPr>
           <w:r>
             <w:fldChar w:fldCharType="begin"/>
@@ -749,62 +732,26 @@
           <w:r>
             <w:rPr>
               <w:rStyle w:val="IndexLink"/>
-              <w:vanish w:val="false"/>
               <w:webHidden/>
-              <w:lang w:val="hr-BA"/>
             </w:rPr>
             <w:instrText xml:space="preserve"> TOC \z \o "1-3" \u \h</w:instrText>
           </w:r>
           <w:r>
             <w:rPr>
               <w:rStyle w:val="IndexLink"/>
-              <w:vanish w:val="false"/>
               <w:webHidden/>
-              <w:lang w:val="hr-BA"/>
             </w:rPr>
             <w:fldChar w:fldCharType="separate"/>
           </w:r>
-          <w:hyperlink w:anchor="_Toc229862694">
+          <w:hyperlink w:anchor="__RefHeading___Toc678_1443104825" w:tooltip="1. Model procesa">
             <w:r>
               <w:rPr>
                 <w:rStyle w:val="IndexLink"/>
-                <w:vanish w:val="false"/>
                 <w:webHidden/>
-                <w:lang w:val="hr-BA"/>
               </w:rPr>
               <w:t>1. Model procesa</w:t>
-            </w:r>
-            <w:r>
-              <w:rPr>
-                <w:webHidden/>
-              </w:rPr>
-              <w:fldChar w:fldCharType="begin"/>
-            </w:r>
-            <w:r>
-              <w:rPr>
-                <w:webHidden/>
-              </w:rPr>
-              <w:instrText xml:space="preserve">PAGEREF _Toc229862694 \h</w:instrText>
-            </w:r>
-            <w:r>
-              <w:rPr>
-                <w:webHidden/>
-              </w:rPr>
-              <w:fldChar w:fldCharType="separate"/>
-            </w:r>
-            <w:r>
-              <w:rPr>
-                <w:rStyle w:val="IndexLink"/>
-                <w:vanish w:val="false"/>
-              </w:rPr>
               <w:tab/>
               <w:t>3</w:t>
-            </w:r>
-            <w:r>
-              <w:rPr>
-                <w:webHidden/>
-              </w:rPr>
-              <w:fldChar w:fldCharType="end"/>
             </w:r>
           </w:hyperlink>
         </w:p>
@@ -813,58 +760,19 @@
             <w:pStyle w:val="TOC2"/>
             <w:tabs>
               <w:tab w:val="clear" w:pos="720"/>
-              <w:tab w:val="right" w:pos="8656" w:leader="dot"/>
+              <w:tab w:val="right" w:pos="8665" w:leader="dot"/>
             </w:tabs>
-            <w:rPr>
-              <w:rFonts w:ascii="Aptos" w:hAnsi="Aptos" w:eastAsia="" w:cs="" w:asciiTheme="minorHAnsi" w:cstheme="minorBidi" w:eastAsiaTheme="minorEastAsia" w:hAnsiTheme="minorHAnsi"/>
-              <w:kern w:val="2"/>
-              <w:sz w:val="24"/>
-              <w:szCs w:val="24"/>
-              <w:lang w:val="en-US"/>
-              <w14:ligatures w14:val="standardContextual"/>
-            </w:rPr>
+            <w:rPr/>
           </w:pPr>
-          <w:hyperlink w:anchor="_Toc229862695">
+          <w:hyperlink w:anchor="__RefHeading___Toc680_1443104825" w:tooltip="1.1. Dijagram toka podataka 0. razine – dijagram konteksta">
             <w:r>
               <w:rPr>
                 <w:rStyle w:val="IndexLink"/>
-                <w:vanish w:val="false"/>
                 <w:webHidden/>
-                <w:lang w:val="hr-BA"/>
               </w:rPr>
               <w:t>1.1. Dijagram toka podataka 0. razine – dijagram konteksta</w:t>
-            </w:r>
-            <w:r>
-              <w:rPr>
-                <w:webHidden/>
-              </w:rPr>
-              <w:fldChar w:fldCharType="begin"/>
-            </w:r>
-            <w:r>
-              <w:rPr>
-                <w:webHidden/>
-              </w:rPr>
-              <w:instrText xml:space="preserve">PAGEREF _Toc229862695 \h</w:instrText>
-            </w:r>
-            <w:r>
-              <w:rPr>
-                <w:webHidden/>
-              </w:rPr>
-              <w:fldChar w:fldCharType="separate"/>
-            </w:r>
-            <w:r>
-              <w:rPr>
-                <w:rStyle w:val="IndexLink"/>
-                <w:vanish w:val="false"/>
-              </w:rPr>
               <w:tab/>
               <w:t>3</w:t>
-            </w:r>
-            <w:r>
-              <w:rPr>
-                <w:webHidden/>
-              </w:rPr>
-              <w:fldChar w:fldCharType="end"/>
             </w:r>
           </w:hyperlink>
         </w:p>
@@ -873,58 +781,19 @@
             <w:pStyle w:val="TOC2"/>
             <w:tabs>
               <w:tab w:val="clear" w:pos="720"/>
-              <w:tab w:val="right" w:pos="8656" w:leader="dot"/>
+              <w:tab w:val="right" w:pos="8665" w:leader="dot"/>
             </w:tabs>
-            <w:rPr>
-              <w:rFonts w:ascii="Aptos" w:hAnsi="Aptos" w:eastAsia="" w:cs="" w:asciiTheme="minorHAnsi" w:cstheme="minorBidi" w:eastAsiaTheme="minorEastAsia" w:hAnsiTheme="minorHAnsi"/>
-              <w:kern w:val="2"/>
-              <w:sz w:val="24"/>
-              <w:szCs w:val="24"/>
-              <w:lang w:val="en-US"/>
-              <w14:ligatures w14:val="standardContextual"/>
-            </w:rPr>
+            <w:rPr/>
           </w:pPr>
-          <w:hyperlink w:anchor="_Toc229862696">
+          <w:hyperlink w:anchor="__RefHeading___Toc682_1443104825" w:tooltip="1.2. Dijagram toka podataka 1. razine – glavni procesi">
             <w:r>
               <w:rPr>
                 <w:rStyle w:val="IndexLink"/>
-                <w:vanish w:val="false"/>
                 <w:webHidden/>
-                <w:lang w:val="hr-BA"/>
               </w:rPr>
               <w:t>1.2. Dijagram toka podataka 1. razine – glavni procesi</w:t>
-            </w:r>
-            <w:r>
-              <w:rPr>
-                <w:webHidden/>
-              </w:rPr>
-              <w:fldChar w:fldCharType="begin"/>
-            </w:r>
-            <w:r>
-              <w:rPr>
-                <w:webHidden/>
-              </w:rPr>
-              <w:instrText xml:space="preserve">PAGEREF _Toc229862696 \h</w:instrText>
-            </w:r>
-            <w:r>
-              <w:rPr>
-                <w:webHidden/>
-              </w:rPr>
-              <w:fldChar w:fldCharType="separate"/>
-            </w:r>
-            <w:r>
-              <w:rPr>
-                <w:rStyle w:val="IndexLink"/>
-                <w:vanish w:val="false"/>
-              </w:rPr>
               <w:tab/>
               <w:t>3</w:t>
-            </w:r>
-            <w:r>
-              <w:rPr>
-                <w:webHidden/>
-              </w:rPr>
-              <w:fldChar w:fldCharType="end"/>
             </w:r>
           </w:hyperlink>
         </w:p>
@@ -933,58 +802,19 @@
             <w:pStyle w:val="TOC2"/>
             <w:tabs>
               <w:tab w:val="clear" w:pos="720"/>
-              <w:tab w:val="right" w:pos="8656" w:leader="dot"/>
+              <w:tab w:val="right" w:pos="8665" w:leader="dot"/>
             </w:tabs>
-            <w:rPr>
-              <w:rFonts w:ascii="Aptos" w:hAnsi="Aptos" w:eastAsia="" w:cs="" w:asciiTheme="minorHAnsi" w:cstheme="minorBidi" w:eastAsiaTheme="minorEastAsia" w:hAnsiTheme="minorHAnsi"/>
-              <w:kern w:val="2"/>
-              <w:sz w:val="24"/>
-              <w:szCs w:val="24"/>
-              <w:lang w:val="en-US"/>
-              <w14:ligatures w14:val="standardContextual"/>
-            </w:rPr>
+            <w:rPr/>
           </w:pPr>
-          <w:hyperlink w:anchor="_Toc229862697">
+          <w:hyperlink w:anchor="__RefHeading___Toc684_1443104825" w:tooltip="1.3. Dijagram toka podataka 2. razine – upravljanje zaduženjima">
             <w:r>
               <w:rPr>
                 <w:rStyle w:val="IndexLink"/>
-                <w:vanish w:val="false"/>
                 <w:webHidden/>
-                <w:lang w:val="hr-BA"/>
               </w:rPr>
               <w:t>1.3. Dijagram toka podataka 2. razine – upravljanje zaduženjima</w:t>
-            </w:r>
-            <w:r>
-              <w:rPr>
-                <w:webHidden/>
-              </w:rPr>
-              <w:fldChar w:fldCharType="begin"/>
-            </w:r>
-            <w:r>
-              <w:rPr>
-                <w:webHidden/>
-              </w:rPr>
-              <w:instrText xml:space="preserve">PAGEREF _Toc229862697 \h</w:instrText>
-            </w:r>
-            <w:r>
-              <w:rPr>
-                <w:webHidden/>
-              </w:rPr>
-              <w:fldChar w:fldCharType="separate"/>
-            </w:r>
-            <w:r>
-              <w:rPr>
-                <w:rStyle w:val="IndexLink"/>
-                <w:vanish w:val="false"/>
-              </w:rPr>
               <w:tab/>
               <w:t>4</w:t>
-            </w:r>
-            <w:r>
-              <w:rPr>
-                <w:webHidden/>
-              </w:rPr>
-              <w:fldChar w:fldCharType="end"/>
             </w:r>
           </w:hyperlink>
         </w:p>
@@ -993,58 +823,19 @@
             <w:pStyle w:val="TOC1"/>
             <w:tabs>
               <w:tab w:val="clear" w:pos="720"/>
-              <w:tab w:val="right" w:pos="8656" w:leader="dot"/>
+              <w:tab w:val="right" w:pos="8665" w:leader="dot"/>
             </w:tabs>
-            <w:rPr>
-              <w:rFonts w:ascii="Aptos" w:hAnsi="Aptos" w:eastAsia="" w:cs="" w:asciiTheme="minorHAnsi" w:cstheme="minorBidi" w:eastAsiaTheme="minorEastAsia" w:hAnsiTheme="minorHAnsi"/>
-              <w:kern w:val="2"/>
-              <w:sz w:val="24"/>
-              <w:szCs w:val="24"/>
-              <w:lang w:val="en-US"/>
-              <w14:ligatures w14:val="standardContextual"/>
-            </w:rPr>
+            <w:rPr/>
           </w:pPr>
-          <w:hyperlink w:anchor="_Toc229862698">
+          <w:hyperlink w:anchor="__RefHeading___Toc686_1443104825" w:tooltip="2. Dijagram dekompozicije funkcija">
             <w:r>
               <w:rPr>
                 <w:rStyle w:val="IndexLink"/>
-                <w:vanish w:val="false"/>
                 <w:webHidden/>
-                <w:lang w:val="hr-BA"/>
               </w:rPr>
               <w:t>2. Dijagram dekompozicije funkcija</w:t>
-            </w:r>
-            <w:r>
-              <w:rPr>
-                <w:webHidden/>
-              </w:rPr>
-              <w:fldChar w:fldCharType="begin"/>
-            </w:r>
-            <w:r>
-              <w:rPr>
-                <w:webHidden/>
-              </w:rPr>
-              <w:instrText xml:space="preserve">PAGEREF _Toc229862698 \h</w:instrText>
-            </w:r>
-            <w:r>
-              <w:rPr>
-                <w:webHidden/>
-              </w:rPr>
-              <w:fldChar w:fldCharType="separate"/>
-            </w:r>
-            <w:r>
-              <w:rPr>
-                <w:rStyle w:val="IndexLink"/>
-                <w:vanish w:val="false"/>
-              </w:rPr>
               <w:tab/>
               <w:t>4</w:t>
-            </w:r>
-            <w:r>
-              <w:rPr>
-                <w:webHidden/>
-              </w:rPr>
-              <w:fldChar w:fldCharType="end"/>
             </w:r>
           </w:hyperlink>
         </w:p>
@@ -1053,59 +844,19 @@
             <w:pStyle w:val="TOC1"/>
             <w:tabs>
               <w:tab w:val="clear" w:pos="720"/>
-              <w:tab w:val="right" w:pos="8656" w:leader="dot"/>
+              <w:tab w:val="right" w:pos="8665" w:leader="dot"/>
             </w:tabs>
-            <w:rPr>
-              <w:rFonts w:ascii="Aptos" w:hAnsi="Aptos" w:eastAsia="" w:cs="" w:asciiTheme="minorHAnsi" w:cstheme="minorBidi" w:eastAsiaTheme="minorEastAsia" w:hAnsiTheme="minorHAnsi"/>
-              <w:kern w:val="2"/>
-              <w:sz w:val="24"/>
-              <w:szCs w:val="24"/>
-              <w:lang w:val="en-US"/>
-              <w14:ligatures w14:val="standardContextual"/>
-            </w:rPr>
+            <w:rPr/>
           </w:pPr>
-          <w:hyperlink w:anchor="_Toc229862699">
+          <w:hyperlink w:anchor="__RefHeading___Toc688_1443104825" w:tooltip="3. Specifikacija zahtjeva">
             <w:r>
               <w:rPr>
                 <w:rStyle w:val="IndexLink"/>
-                <w:rFonts w:cs="Times New Roman"/>
-                <w:vanish w:val="false"/>
                 <w:webHidden/>
-                <w:lang w:val="hr-BA"/>
               </w:rPr>
               <w:t>3. Specifikacija zahtjeva</w:t>
-            </w:r>
-            <w:r>
-              <w:rPr>
-                <w:webHidden/>
-              </w:rPr>
-              <w:fldChar w:fldCharType="begin"/>
-            </w:r>
-            <w:r>
-              <w:rPr>
-                <w:webHidden/>
-              </w:rPr>
-              <w:instrText xml:space="preserve">PAGEREF _Toc229862699 \h</w:instrText>
-            </w:r>
-            <w:r>
-              <w:rPr>
-                <w:webHidden/>
-              </w:rPr>
-              <w:fldChar w:fldCharType="separate"/>
-            </w:r>
-            <w:r>
-              <w:rPr>
-                <w:rStyle w:val="IndexLink"/>
-                <w:vanish w:val="false"/>
-              </w:rPr>
               <w:tab/>
               <w:t>4</w:t>
-            </w:r>
-            <w:r>
-              <w:rPr>
-                <w:webHidden/>
-              </w:rPr>
-              <w:fldChar w:fldCharType="end"/>
             </w:r>
           </w:hyperlink>
         </w:p>
@@ -1114,58 +865,19 @@
             <w:pStyle w:val="TOC1"/>
             <w:tabs>
               <w:tab w:val="clear" w:pos="720"/>
-              <w:tab w:val="right" w:pos="8656" w:leader="dot"/>
+              <w:tab w:val="right" w:pos="8665" w:leader="dot"/>
             </w:tabs>
-            <w:rPr>
-              <w:rFonts w:ascii="Aptos" w:hAnsi="Aptos" w:eastAsia="" w:cs="" w:asciiTheme="minorHAnsi" w:cstheme="minorBidi" w:eastAsiaTheme="minorEastAsia" w:hAnsiTheme="minorHAnsi"/>
-              <w:kern w:val="2"/>
-              <w:sz w:val="24"/>
-              <w:szCs w:val="24"/>
-              <w:lang w:val="en-US"/>
-              <w14:ligatures w14:val="standardContextual"/>
-            </w:rPr>
+            <w:rPr/>
           </w:pPr>
-          <w:hyperlink w:anchor="_Toc229862700">
+          <w:hyperlink w:anchor="__RefHeading___Toc690_1443104825" w:tooltip="4. Poslovni zahtjevi">
             <w:r>
               <w:rPr>
                 <w:rStyle w:val="IndexLink"/>
-                <w:vanish w:val="false"/>
                 <w:webHidden/>
-                <w:lang w:val="hr-BA"/>
               </w:rPr>
               <w:t>4. Poslovni zahtjevi</w:t>
-            </w:r>
-            <w:r>
-              <w:rPr>
-                <w:webHidden/>
-              </w:rPr>
-              <w:fldChar w:fldCharType="begin"/>
-            </w:r>
-            <w:r>
-              <w:rPr>
-                <w:webHidden/>
-              </w:rPr>
-              <w:instrText xml:space="preserve">PAGEREF _Toc229862700 \h</w:instrText>
-            </w:r>
-            <w:r>
-              <w:rPr>
-                <w:webHidden/>
-              </w:rPr>
-              <w:fldChar w:fldCharType="separate"/>
-            </w:r>
-            <w:r>
-              <w:rPr>
-                <w:rStyle w:val="IndexLink"/>
-                <w:vanish w:val="false"/>
-              </w:rPr>
               <w:tab/>
               <w:t>4</w:t>
-            </w:r>
-            <w:r>
-              <w:rPr>
-                <w:webHidden/>
-              </w:rPr>
-              <w:fldChar w:fldCharType="end"/>
             </w:r>
           </w:hyperlink>
         </w:p>
@@ -1174,58 +886,19 @@
             <w:pStyle w:val="TOC2"/>
             <w:tabs>
               <w:tab w:val="clear" w:pos="720"/>
-              <w:tab w:val="right" w:pos="8656" w:leader="dot"/>
+              <w:tab w:val="right" w:pos="8665" w:leader="dot"/>
             </w:tabs>
-            <w:rPr>
-              <w:rFonts w:ascii="Aptos" w:hAnsi="Aptos" w:eastAsia="" w:cs="" w:asciiTheme="minorHAnsi" w:cstheme="minorBidi" w:eastAsiaTheme="minorEastAsia" w:hAnsiTheme="minorHAnsi"/>
-              <w:kern w:val="2"/>
-              <w:sz w:val="24"/>
-              <w:szCs w:val="24"/>
-              <w:lang w:val="en-US"/>
-              <w14:ligatures w14:val="standardContextual"/>
-            </w:rPr>
+            <w:rPr/>
           </w:pPr>
-          <w:hyperlink w:anchor="_Toc229862701">
+          <w:hyperlink w:anchor="__RefHeading___Toc692_1443104825" w:tooltip="4.1. Centralizirati i digitalizirati evidenciju inventara nošnje">
             <w:r>
               <w:rPr>
                 <w:rStyle w:val="IndexLink"/>
-                <w:vanish w:val="false"/>
                 <w:webHidden/>
-                <w:lang w:val="hr-BA"/>
               </w:rPr>
               <w:t>4.1. Centralizirati i digitalizirati evidenciju inventara nošnje</w:t>
-            </w:r>
-            <w:r>
-              <w:rPr>
-                <w:webHidden/>
-              </w:rPr>
-              <w:fldChar w:fldCharType="begin"/>
-            </w:r>
-            <w:r>
-              <w:rPr>
-                <w:webHidden/>
-              </w:rPr>
-              <w:instrText xml:space="preserve">PAGEREF _Toc229862701 \h</w:instrText>
-            </w:r>
-            <w:r>
-              <w:rPr>
-                <w:webHidden/>
-              </w:rPr>
-              <w:fldChar w:fldCharType="separate"/>
-            </w:r>
-            <w:r>
-              <w:rPr>
-                <w:rStyle w:val="IndexLink"/>
-                <w:vanish w:val="false"/>
-              </w:rPr>
               <w:tab/>
               <w:t>4</w:t>
-            </w:r>
-            <w:r>
-              <w:rPr>
-                <w:webHidden/>
-              </w:rPr>
-              <w:fldChar w:fldCharType="end"/>
             </w:r>
           </w:hyperlink>
         </w:p>
@@ -1234,58 +907,19 @@
             <w:pStyle w:val="TOC2"/>
             <w:tabs>
               <w:tab w:val="clear" w:pos="720"/>
-              <w:tab w:val="right" w:pos="8656" w:leader="dot"/>
+              <w:tab w:val="right" w:pos="8665" w:leader="dot"/>
             </w:tabs>
-            <w:rPr>
-              <w:rFonts w:ascii="Aptos" w:hAnsi="Aptos" w:eastAsia="" w:cs="" w:asciiTheme="minorHAnsi" w:cstheme="minorBidi" w:eastAsiaTheme="minorEastAsia" w:hAnsiTheme="minorHAnsi"/>
-              <w:kern w:val="2"/>
-              <w:sz w:val="24"/>
-              <w:szCs w:val="24"/>
-              <w:lang w:val="en-US"/>
-              <w14:ligatures w14:val="standardContextual"/>
-            </w:rPr>
+            <w:rPr/>
           </w:pPr>
-          <w:hyperlink w:anchor="_Toc229862702">
+          <w:hyperlink w:anchor="__RefHeading___Toc694_1443104825" w:tooltip="4.2. Smanjiti financijske gubitke uzrokovane gubitkom i oštećenjem komada nošnje">
             <w:r>
               <w:rPr>
                 <w:rStyle w:val="IndexLink"/>
-                <w:vanish w:val="false"/>
                 <w:webHidden/>
-                <w:lang w:val="hr-BA"/>
               </w:rPr>
               <w:t>4.2. Smanjiti financijske gubitke uzrokovane gubitkom i oštećenjem komada nošnje</w:t>
-            </w:r>
-            <w:r>
-              <w:rPr>
-                <w:webHidden/>
-              </w:rPr>
-              <w:fldChar w:fldCharType="begin"/>
-            </w:r>
-            <w:r>
-              <w:rPr>
-                <w:webHidden/>
-              </w:rPr>
-              <w:instrText xml:space="preserve">PAGEREF _Toc229862702 \h</w:instrText>
-            </w:r>
-            <w:r>
-              <w:rPr>
-                <w:webHidden/>
-              </w:rPr>
-              <w:fldChar w:fldCharType="separate"/>
-            </w:r>
-            <w:r>
-              <w:rPr>
-                <w:rStyle w:val="IndexLink"/>
-                <w:vanish w:val="false"/>
-              </w:rPr>
               <w:tab/>
               <w:t>5</w:t>
-            </w:r>
-            <w:r>
-              <w:rPr>
-                <w:webHidden/>
-              </w:rPr>
-              <w:fldChar w:fldCharType="end"/>
             </w:r>
           </w:hyperlink>
         </w:p>
@@ -1294,58 +928,19 @@
             <w:pStyle w:val="TOC1"/>
             <w:tabs>
               <w:tab w:val="clear" w:pos="720"/>
-              <w:tab w:val="right" w:pos="8656" w:leader="dot"/>
+              <w:tab w:val="right" w:pos="8665" w:leader="dot"/>
             </w:tabs>
-            <w:rPr>
-              <w:rFonts w:ascii="Aptos" w:hAnsi="Aptos" w:eastAsia="" w:cs="" w:asciiTheme="minorHAnsi" w:cstheme="minorBidi" w:eastAsiaTheme="minorEastAsia" w:hAnsiTheme="minorHAnsi"/>
-              <w:kern w:val="2"/>
-              <w:sz w:val="24"/>
-              <w:szCs w:val="24"/>
-              <w:lang w:val="en-US"/>
-              <w14:ligatures w14:val="standardContextual"/>
-            </w:rPr>
+            <w:rPr/>
           </w:pPr>
-          <w:hyperlink w:anchor="_Toc229862703">
+          <w:hyperlink w:anchor="__RefHeading___Toc696_1443104825" w:tooltip="5. Korisnički zahtjevi">
             <w:r>
               <w:rPr>
                 <w:rStyle w:val="IndexLink"/>
-                <w:vanish w:val="false"/>
                 <w:webHidden/>
-                <w:lang w:val="hr-BA"/>
               </w:rPr>
               <w:t>5. Korisnički zahtjevi</w:t>
-            </w:r>
-            <w:r>
-              <w:rPr>
-                <w:webHidden/>
-              </w:rPr>
-              <w:fldChar w:fldCharType="begin"/>
-            </w:r>
-            <w:r>
-              <w:rPr>
-                <w:webHidden/>
-              </w:rPr>
-              <w:instrText xml:space="preserve">PAGEREF _Toc229862703 \h</w:instrText>
-            </w:r>
-            <w:r>
-              <w:rPr>
-                <w:webHidden/>
-              </w:rPr>
-              <w:fldChar w:fldCharType="separate"/>
-            </w:r>
-            <w:r>
-              <w:rPr>
-                <w:rStyle w:val="IndexLink"/>
-                <w:vanish w:val="false"/>
-              </w:rPr>
               <w:tab/>
               <w:t>5</w:t>
-            </w:r>
-            <w:r>
-              <w:rPr>
-                <w:webHidden/>
-              </w:rPr>
-              <w:fldChar w:fldCharType="end"/>
             </w:r>
           </w:hyperlink>
         </w:p>
@@ -1354,58 +949,19 @@
             <w:pStyle w:val="TOC2"/>
             <w:tabs>
               <w:tab w:val="clear" w:pos="720"/>
-              <w:tab w:val="right" w:pos="8656" w:leader="dot"/>
+              <w:tab w:val="right" w:pos="8665" w:leader="dot"/>
             </w:tabs>
-            <w:rPr>
-              <w:rFonts w:ascii="Aptos" w:hAnsi="Aptos" w:eastAsia="" w:cs="" w:asciiTheme="minorHAnsi" w:cstheme="minorBidi" w:eastAsiaTheme="minorEastAsia" w:hAnsiTheme="minorHAnsi"/>
-              <w:kern w:val="2"/>
-              <w:sz w:val="24"/>
-              <w:szCs w:val="24"/>
-              <w:lang w:val="en-US"/>
-              <w14:ligatures w14:val="standardContextual"/>
-            </w:rPr>
+            <w:rPr/>
           </w:pPr>
-          <w:hyperlink w:anchor="_Toc229862704">
+          <w:hyperlink w:anchor="__RefHeading___Toc698_1443104825" w:tooltip="5.1. Pregled i upravljanje inventarom nošnje">
             <w:r>
               <w:rPr>
                 <w:rStyle w:val="IndexLink"/>
-                <w:vanish w:val="false"/>
                 <w:webHidden/>
-                <w:lang w:val="hr-BA"/>
               </w:rPr>
               <w:t>5.1. Pregled i upravljanje inventarom nošnje</w:t>
-            </w:r>
-            <w:r>
-              <w:rPr>
-                <w:webHidden/>
-              </w:rPr>
-              <w:fldChar w:fldCharType="begin"/>
-            </w:r>
-            <w:r>
-              <w:rPr>
-                <w:webHidden/>
-              </w:rPr>
-              <w:instrText xml:space="preserve">PAGEREF _Toc229862704 \h</w:instrText>
-            </w:r>
-            <w:r>
-              <w:rPr>
-                <w:webHidden/>
-              </w:rPr>
-              <w:fldChar w:fldCharType="separate"/>
-            </w:r>
-            <w:r>
-              <w:rPr>
-                <w:rStyle w:val="IndexLink"/>
-                <w:vanish w:val="false"/>
-              </w:rPr>
               <w:tab/>
               <w:t>5</w:t>
-            </w:r>
-            <w:r>
-              <w:rPr>
-                <w:webHidden/>
-              </w:rPr>
-              <w:fldChar w:fldCharType="end"/>
             </w:r>
           </w:hyperlink>
         </w:p>
@@ -1414,58 +970,19 @@
             <w:pStyle w:val="TOC2"/>
             <w:tabs>
               <w:tab w:val="clear" w:pos="720"/>
-              <w:tab w:val="right" w:pos="8656" w:leader="dot"/>
+              <w:tab w:val="right" w:pos="8665" w:leader="dot"/>
             </w:tabs>
-            <w:rPr>
-              <w:rFonts w:ascii="Aptos" w:hAnsi="Aptos" w:eastAsia="" w:cs="" w:asciiTheme="minorHAnsi" w:cstheme="minorBidi" w:eastAsiaTheme="minorEastAsia" w:hAnsiTheme="minorHAnsi"/>
-              <w:kern w:val="2"/>
-              <w:sz w:val="24"/>
-              <w:szCs w:val="24"/>
-              <w:lang w:val="en-US"/>
-              <w14:ligatures w14:val="standardContextual"/>
-            </w:rPr>
+            <w:rPr/>
           </w:pPr>
-          <w:hyperlink w:anchor="_Toc229862705">
+          <w:hyperlink w:anchor="__RefHeading___Toc700_1443104825" w:tooltip="5.2. Zaduženje i povrat komada nošnje po članu">
             <w:r>
               <w:rPr>
                 <w:rStyle w:val="IndexLink"/>
-                <w:vanish w:val="false"/>
                 <w:webHidden/>
-                <w:lang w:val="hr-BA"/>
               </w:rPr>
               <w:t>5.2. Zaduženje i povrat komada nošnje po članu</w:t>
-            </w:r>
-            <w:r>
-              <w:rPr>
-                <w:webHidden/>
-              </w:rPr>
-              <w:fldChar w:fldCharType="begin"/>
-            </w:r>
-            <w:r>
-              <w:rPr>
-                <w:webHidden/>
-              </w:rPr>
-              <w:instrText xml:space="preserve">PAGEREF _Toc229862705 \h</w:instrText>
-            </w:r>
-            <w:r>
-              <w:rPr>
-                <w:webHidden/>
-              </w:rPr>
-              <w:fldChar w:fldCharType="separate"/>
-            </w:r>
-            <w:r>
-              <w:rPr>
-                <w:rStyle w:val="IndexLink"/>
-                <w:vanish w:val="false"/>
-              </w:rPr>
               <w:tab/>
               <w:t>5</w:t>
-            </w:r>
-            <w:r>
-              <w:rPr>
-                <w:webHidden/>
-              </w:rPr>
-              <w:fldChar w:fldCharType="end"/>
             </w:r>
           </w:hyperlink>
         </w:p>
@@ -1474,58 +991,19 @@
             <w:pStyle w:val="TOC2"/>
             <w:tabs>
               <w:tab w:val="clear" w:pos="720"/>
-              <w:tab w:val="right" w:pos="8656" w:leader="dot"/>
+              <w:tab w:val="right" w:pos="8665" w:leader="dot"/>
             </w:tabs>
-            <w:rPr>
-              <w:rFonts w:ascii="Aptos" w:hAnsi="Aptos" w:eastAsia="" w:cs="" w:asciiTheme="minorHAnsi" w:cstheme="minorBidi" w:eastAsiaTheme="minorEastAsia" w:hAnsiTheme="minorHAnsi"/>
-              <w:kern w:val="2"/>
-              <w:sz w:val="24"/>
-              <w:szCs w:val="24"/>
-              <w:lang w:val="en-US"/>
-              <w14:ligatures w14:val="standardContextual"/>
-            </w:rPr>
+            <w:rPr/>
           </w:pPr>
-          <w:hyperlink w:anchor="_Toc229862706">
+          <w:hyperlink w:anchor="__RefHeading___Toc702_1443104825" w:tooltip="5.3. Praćenje statusa komada i primanje obavijesti">
             <w:r>
               <w:rPr>
                 <w:rStyle w:val="IndexLink"/>
-                <w:vanish w:val="false"/>
                 <w:webHidden/>
-                <w:lang w:val="hr-BA"/>
               </w:rPr>
               <w:t>5.3. Praćenje statusa komada i primanje obavijesti</w:t>
-            </w:r>
-            <w:r>
-              <w:rPr>
-                <w:webHidden/>
-              </w:rPr>
-              <w:fldChar w:fldCharType="begin"/>
-            </w:r>
-            <w:r>
-              <w:rPr>
-                <w:webHidden/>
-              </w:rPr>
-              <w:instrText xml:space="preserve">PAGEREF _Toc229862706 \h</w:instrText>
-            </w:r>
-            <w:r>
-              <w:rPr>
-                <w:webHidden/>
-              </w:rPr>
-              <w:fldChar w:fldCharType="separate"/>
-            </w:r>
-            <w:r>
-              <w:rPr>
-                <w:rStyle w:val="IndexLink"/>
-                <w:vanish w:val="false"/>
-              </w:rPr>
               <w:tab/>
               <w:t>5</w:t>
-            </w:r>
-            <w:r>
-              <w:rPr>
-                <w:webHidden/>
-              </w:rPr>
-              <w:fldChar w:fldCharType="end"/>
             </w:r>
           </w:hyperlink>
         </w:p>
@@ -1534,58 +1012,19 @@
             <w:pStyle w:val="TOC2"/>
             <w:tabs>
               <w:tab w:val="clear" w:pos="720"/>
-              <w:tab w:val="right" w:pos="8656" w:leader="dot"/>
+              <w:tab w:val="right" w:pos="8665" w:leader="dot"/>
             </w:tabs>
-            <w:rPr>
-              <w:rFonts w:ascii="Aptos" w:hAnsi="Aptos" w:eastAsia="" w:cs="" w:asciiTheme="minorHAnsi" w:cstheme="minorBidi" w:eastAsiaTheme="minorEastAsia" w:hAnsiTheme="minorHAnsi"/>
-              <w:kern w:val="2"/>
-              <w:sz w:val="24"/>
-              <w:szCs w:val="24"/>
-              <w:lang w:val="en-US"/>
-              <w14:ligatures w14:val="standardContextual"/>
-            </w:rPr>
+            <w:rPr/>
           </w:pPr>
-          <w:hyperlink w:anchor="_Toc229862707">
+          <w:hyperlink w:anchor="__RefHeading___Toc704_1443104825" w:tooltip="5.4. Pregled potpune povijesti zaduženja">
             <w:r>
               <w:rPr>
                 <w:rStyle w:val="IndexLink"/>
-                <w:vanish w:val="false"/>
                 <w:webHidden/>
-                <w:lang w:val="hr-BA"/>
               </w:rPr>
               <w:t>5.4. Pregled potpune povijesti zaduženja</w:t>
-            </w:r>
-            <w:r>
-              <w:rPr>
-                <w:webHidden/>
-              </w:rPr>
-              <w:fldChar w:fldCharType="begin"/>
-            </w:r>
-            <w:r>
-              <w:rPr>
-                <w:webHidden/>
-              </w:rPr>
-              <w:instrText xml:space="preserve">PAGEREF _Toc229862707 \h</w:instrText>
-            </w:r>
-            <w:r>
-              <w:rPr>
-                <w:webHidden/>
-              </w:rPr>
-              <w:fldChar w:fldCharType="separate"/>
-            </w:r>
-            <w:r>
-              <w:rPr>
-                <w:rStyle w:val="IndexLink"/>
-                <w:vanish w:val="false"/>
-              </w:rPr>
               <w:tab/>
               <w:t>5</w:t>
-            </w:r>
-            <w:r>
-              <w:rPr>
-                <w:webHidden/>
-              </w:rPr>
-              <w:fldChar w:fldCharType="end"/>
             </w:r>
           </w:hyperlink>
         </w:p>
@@ -1594,58 +1033,19 @@
             <w:pStyle w:val="TOC1"/>
             <w:tabs>
               <w:tab w:val="clear" w:pos="720"/>
-              <w:tab w:val="right" w:pos="8656" w:leader="dot"/>
+              <w:tab w:val="right" w:pos="8665" w:leader="dot"/>
             </w:tabs>
-            <w:rPr>
-              <w:rFonts w:ascii="Aptos" w:hAnsi="Aptos" w:eastAsia="" w:cs="" w:asciiTheme="minorHAnsi" w:cstheme="minorBidi" w:eastAsiaTheme="minorEastAsia" w:hAnsiTheme="minorHAnsi"/>
-              <w:kern w:val="2"/>
-              <w:sz w:val="24"/>
-              <w:szCs w:val="24"/>
-              <w:lang w:val="en-US"/>
-              <w14:ligatures w14:val="standardContextual"/>
-            </w:rPr>
+            <w:rPr/>
           </w:pPr>
-          <w:hyperlink w:anchor="_Toc229862708">
+          <w:hyperlink w:anchor="__RefHeading___Toc706_1443104825" w:tooltip="6. Funkcionalni zahtjevi">
             <w:r>
               <w:rPr>
                 <w:rStyle w:val="IndexLink"/>
-                <w:vanish w:val="false"/>
                 <w:webHidden/>
-                <w:lang w:val="hr-BA"/>
               </w:rPr>
               <w:t>6. Funkcionalni zahtjevi</w:t>
-            </w:r>
-            <w:r>
-              <w:rPr>
-                <w:webHidden/>
-              </w:rPr>
-              <w:fldChar w:fldCharType="begin"/>
-            </w:r>
-            <w:r>
-              <w:rPr>
-                <w:webHidden/>
-              </w:rPr>
-              <w:instrText xml:space="preserve">PAGEREF _Toc229862708 \h</w:instrText>
-            </w:r>
-            <w:r>
-              <w:rPr>
-                <w:webHidden/>
-              </w:rPr>
-              <w:fldChar w:fldCharType="separate"/>
-            </w:r>
-            <w:r>
-              <w:rPr>
-                <w:rStyle w:val="IndexLink"/>
-                <w:vanish w:val="false"/>
-              </w:rPr>
               <w:tab/>
               <w:t>5</w:t>
-            </w:r>
-            <w:r>
-              <w:rPr>
-                <w:webHidden/>
-              </w:rPr>
-              <w:fldChar w:fldCharType="end"/>
             </w:r>
           </w:hyperlink>
         </w:p>
@@ -1654,58 +1054,19 @@
             <w:pStyle w:val="TOC2"/>
             <w:tabs>
               <w:tab w:val="clear" w:pos="720"/>
-              <w:tab w:val="right" w:pos="8656" w:leader="dot"/>
+              <w:tab w:val="right" w:pos="8665" w:leader="dot"/>
             </w:tabs>
-            <w:rPr>
-              <w:rFonts w:ascii="Aptos" w:hAnsi="Aptos" w:eastAsia="" w:cs="" w:asciiTheme="minorHAnsi" w:cstheme="minorBidi" w:eastAsiaTheme="minorEastAsia" w:hAnsiTheme="minorHAnsi"/>
-              <w:kern w:val="2"/>
-              <w:sz w:val="24"/>
-              <w:szCs w:val="24"/>
-              <w:lang w:val="en-US"/>
-              <w14:ligatures w14:val="standardContextual"/>
-            </w:rPr>
+            <w:rPr/>
           </w:pPr>
-          <w:hyperlink w:anchor="_Toc229862709">
+          <w:hyperlink w:anchor="__RefHeading___Toc708_1443104825" w:tooltip="6.1. Unos, uređivanje i brisanje komada nošnje">
             <w:r>
               <w:rPr>
                 <w:rStyle w:val="IndexLink"/>
-                <w:vanish w:val="false"/>
                 <w:webHidden/>
-                <w:lang w:val="hr-BA"/>
               </w:rPr>
               <w:t>6.1. Unos, uređivanje i brisanje komada nošnje</w:t>
-            </w:r>
-            <w:r>
-              <w:rPr>
-                <w:webHidden/>
-              </w:rPr>
-              <w:fldChar w:fldCharType="begin"/>
-            </w:r>
-            <w:r>
-              <w:rPr>
-                <w:webHidden/>
-              </w:rPr>
-              <w:instrText xml:space="preserve">PAGEREF _Toc229862709 \h</w:instrText>
-            </w:r>
-            <w:r>
-              <w:rPr>
-                <w:webHidden/>
-              </w:rPr>
-              <w:fldChar w:fldCharType="separate"/>
-            </w:r>
-            <w:r>
-              <w:rPr>
-                <w:rStyle w:val="IndexLink"/>
-                <w:vanish w:val="false"/>
-              </w:rPr>
               <w:tab/>
               <w:t>5</w:t>
-            </w:r>
-            <w:r>
-              <w:rPr>
-                <w:webHidden/>
-              </w:rPr>
-              <w:fldChar w:fldCharType="end"/>
             </w:r>
           </w:hyperlink>
         </w:p>
@@ -1714,58 +1075,19 @@
             <w:pStyle w:val="TOC2"/>
             <w:tabs>
               <w:tab w:val="clear" w:pos="720"/>
-              <w:tab w:val="right" w:pos="8656" w:leader="dot"/>
+              <w:tab w:val="right" w:pos="8665" w:leader="dot"/>
             </w:tabs>
-            <w:rPr>
-              <w:rFonts w:ascii="Aptos" w:hAnsi="Aptos" w:eastAsia="" w:cs="" w:asciiTheme="minorHAnsi" w:cstheme="minorBidi" w:eastAsiaTheme="minorEastAsia" w:hAnsiTheme="minorHAnsi"/>
-              <w:kern w:val="2"/>
-              <w:sz w:val="24"/>
-              <w:szCs w:val="24"/>
-              <w:lang w:val="en-US"/>
-              <w14:ligatures w14:val="standardContextual"/>
-            </w:rPr>
+            <w:rPr/>
           </w:pPr>
-          <w:hyperlink w:anchor="_Toc229862710">
+          <w:hyperlink w:anchor="__RefHeading___Toc710_1443104825" w:tooltip="6.2. Pretraživanje i filtriranje inventara">
             <w:r>
               <w:rPr>
                 <w:rStyle w:val="IndexLink"/>
-                <w:vanish w:val="false"/>
                 <w:webHidden/>
-                <w:lang w:val="hr-BA"/>
               </w:rPr>
               <w:t>6.2. Pretraživanje i filtriranje inventara</w:t>
-            </w:r>
-            <w:r>
-              <w:rPr>
-                <w:webHidden/>
-              </w:rPr>
-              <w:fldChar w:fldCharType="begin"/>
-            </w:r>
-            <w:r>
-              <w:rPr>
-                <w:webHidden/>
-              </w:rPr>
-              <w:instrText xml:space="preserve">PAGEREF _Toc229862710 \h</w:instrText>
-            </w:r>
-            <w:r>
-              <w:rPr>
-                <w:webHidden/>
-              </w:rPr>
-              <w:fldChar w:fldCharType="separate"/>
-            </w:r>
-            <w:r>
-              <w:rPr>
-                <w:rStyle w:val="IndexLink"/>
-                <w:vanish w:val="false"/>
-              </w:rPr>
               <w:tab/>
               <w:t>5</w:t>
-            </w:r>
-            <w:r>
-              <w:rPr>
-                <w:webHidden/>
-              </w:rPr>
-              <w:fldChar w:fldCharType="end"/>
             </w:r>
           </w:hyperlink>
         </w:p>
@@ -1774,58 +1096,19 @@
             <w:pStyle w:val="TOC2"/>
             <w:tabs>
               <w:tab w:val="clear" w:pos="720"/>
-              <w:tab w:val="right" w:pos="8656" w:leader="dot"/>
+              <w:tab w:val="right" w:pos="8665" w:leader="dot"/>
             </w:tabs>
-            <w:rPr>
-              <w:rFonts w:ascii="Aptos" w:hAnsi="Aptos" w:eastAsia="" w:cs="" w:asciiTheme="minorHAnsi" w:cstheme="minorBidi" w:eastAsiaTheme="minorEastAsia" w:hAnsiTheme="minorHAnsi"/>
-              <w:kern w:val="2"/>
-              <w:sz w:val="24"/>
-              <w:szCs w:val="24"/>
-              <w:lang w:val="en-US"/>
-              <w14:ligatures w14:val="standardContextual"/>
-            </w:rPr>
+            <w:rPr/>
           </w:pPr>
-          <w:hyperlink w:anchor="_Toc229862711">
+          <w:hyperlink w:anchor="__RefHeading___Toc712_1443104825" w:tooltip="6.3. Dodjela komada nošnje članu i evidencija povrata">
             <w:r>
               <w:rPr>
                 <w:rStyle w:val="IndexLink"/>
-                <w:vanish w:val="false"/>
                 <w:webHidden/>
-                <w:lang w:val="hr-BA"/>
               </w:rPr>
               <w:t>6.3. Dodjela komada nošnje članu i evidencija povrata</w:t>
-            </w:r>
-            <w:r>
-              <w:rPr>
-                <w:webHidden/>
-              </w:rPr>
-              <w:fldChar w:fldCharType="begin"/>
-            </w:r>
-            <w:r>
-              <w:rPr>
-                <w:webHidden/>
-              </w:rPr>
-              <w:instrText xml:space="preserve">PAGEREF _Toc229862711 \h</w:instrText>
-            </w:r>
-            <w:r>
-              <w:rPr>
-                <w:webHidden/>
-              </w:rPr>
-              <w:fldChar w:fldCharType="separate"/>
-            </w:r>
-            <w:r>
-              <w:rPr>
-                <w:rStyle w:val="IndexLink"/>
-                <w:vanish w:val="false"/>
-              </w:rPr>
               <w:tab/>
               <w:t>5</w:t>
-            </w:r>
-            <w:r>
-              <w:rPr>
-                <w:webHidden/>
-              </w:rPr>
-              <w:fldChar w:fldCharType="end"/>
             </w:r>
           </w:hyperlink>
         </w:p>
@@ -1834,58 +1117,19 @@
             <w:pStyle w:val="TOC2"/>
             <w:tabs>
               <w:tab w:val="clear" w:pos="720"/>
-              <w:tab w:val="right" w:pos="8656" w:leader="dot"/>
+              <w:tab w:val="right" w:pos="8665" w:leader="dot"/>
             </w:tabs>
-            <w:rPr>
-              <w:rFonts w:ascii="Aptos" w:hAnsi="Aptos" w:eastAsia="" w:cs="" w:asciiTheme="minorHAnsi" w:cstheme="minorBidi" w:eastAsiaTheme="minorEastAsia" w:hAnsiTheme="minorHAnsi"/>
-              <w:kern w:val="2"/>
-              <w:sz w:val="24"/>
-              <w:szCs w:val="24"/>
-              <w:lang w:val="en-US"/>
-              <w14:ligatures w14:val="standardContextual"/>
-            </w:rPr>
+            <w:rPr/>
           </w:pPr>
-          <w:hyperlink w:anchor="_Toc229862712">
+          <w:hyperlink w:anchor="__RefHeading___Toc714_1443104825" w:tooltip="6.4. Automatska upozorenja pri prekoračenju roka i promjeni kritičnog statusa">
             <w:r>
               <w:rPr>
                 <w:rStyle w:val="IndexLink"/>
-                <w:vanish w:val="false"/>
                 <w:webHidden/>
-                <w:lang w:val="hr-BA"/>
               </w:rPr>
               <w:t>6.4. Automatska upozorenja pri prekoračenju roka i promjeni kritičnog statusa</w:t>
-            </w:r>
-            <w:r>
-              <w:rPr>
-                <w:webHidden/>
-              </w:rPr>
-              <w:fldChar w:fldCharType="begin"/>
-            </w:r>
-            <w:r>
-              <w:rPr>
-                <w:webHidden/>
-              </w:rPr>
-              <w:instrText xml:space="preserve">PAGEREF _Toc229862712 \h</w:instrText>
-            </w:r>
-            <w:r>
-              <w:rPr>
-                <w:webHidden/>
-              </w:rPr>
-              <w:fldChar w:fldCharType="separate"/>
-            </w:r>
-            <w:r>
-              <w:rPr>
-                <w:rStyle w:val="IndexLink"/>
-                <w:vanish w:val="false"/>
-              </w:rPr>
               <w:tab/>
               <w:t>5</w:t>
-            </w:r>
-            <w:r>
-              <w:rPr>
-                <w:webHidden/>
-              </w:rPr>
-              <w:fldChar w:fldCharType="end"/>
             </w:r>
           </w:hyperlink>
         </w:p>
@@ -1894,58 +1138,19 @@
             <w:pStyle w:val="TOC2"/>
             <w:tabs>
               <w:tab w:val="clear" w:pos="720"/>
-              <w:tab w:val="right" w:pos="8656" w:leader="dot"/>
+              <w:tab w:val="right" w:pos="8665" w:leader="dot"/>
             </w:tabs>
-            <w:rPr>
-              <w:rFonts w:ascii="Aptos" w:hAnsi="Aptos" w:eastAsia="" w:cs="" w:asciiTheme="minorHAnsi" w:cstheme="minorBidi" w:eastAsiaTheme="minorEastAsia" w:hAnsiTheme="minorHAnsi"/>
-              <w:kern w:val="2"/>
-              <w:sz w:val="24"/>
-              <w:szCs w:val="24"/>
-              <w:lang w:val="en-US"/>
-              <w14:ligatures w14:val="standardContextual"/>
-            </w:rPr>
+            <w:rPr/>
           </w:pPr>
-          <w:hyperlink w:anchor="_Toc229862713">
+          <w:hyperlink w:anchor="__RefHeading___Toc716_1443104825" w:tooltip="6.5. Promjena statusa komada nošnje">
             <w:r>
               <w:rPr>
                 <w:rStyle w:val="IndexLink"/>
-                <w:vanish w:val="false"/>
                 <w:webHidden/>
-                <w:lang w:val="hr-BA"/>
               </w:rPr>
               <w:t>6.5. Promjena statusa komada nošnje</w:t>
-            </w:r>
-            <w:r>
-              <w:rPr>
-                <w:webHidden/>
-              </w:rPr>
-              <w:fldChar w:fldCharType="begin"/>
-            </w:r>
-            <w:r>
-              <w:rPr>
-                <w:webHidden/>
-              </w:rPr>
-              <w:instrText xml:space="preserve">PAGEREF _Toc229862713 \h</w:instrText>
-            </w:r>
-            <w:r>
-              <w:rPr>
-                <w:webHidden/>
-              </w:rPr>
-              <w:fldChar w:fldCharType="separate"/>
-            </w:r>
-            <w:r>
-              <w:rPr>
-                <w:rStyle w:val="IndexLink"/>
-                <w:vanish w:val="false"/>
-              </w:rPr>
               <w:tab/>
               <w:t>6</w:t>
-            </w:r>
-            <w:r>
-              <w:rPr>
-                <w:webHidden/>
-              </w:rPr>
-              <w:fldChar w:fldCharType="end"/>
             </w:r>
           </w:hyperlink>
         </w:p>
@@ -1954,58 +1159,19 @@
             <w:pStyle w:val="TOC2"/>
             <w:tabs>
               <w:tab w:val="clear" w:pos="720"/>
-              <w:tab w:val="right" w:pos="8656" w:leader="dot"/>
+              <w:tab w:val="right" w:pos="8665" w:leader="dot"/>
             </w:tabs>
-            <w:rPr>
-              <w:rFonts w:ascii="Aptos" w:hAnsi="Aptos" w:eastAsia="" w:cs="" w:asciiTheme="minorHAnsi" w:cstheme="minorBidi" w:eastAsiaTheme="minorEastAsia" w:hAnsiTheme="minorHAnsi"/>
-              <w:kern w:val="2"/>
-              <w:sz w:val="24"/>
-              <w:szCs w:val="24"/>
-              <w:lang w:val="en-US"/>
-              <w14:ligatures w14:val="standardContextual"/>
-            </w:rPr>
+            <w:rPr/>
           </w:pPr>
-          <w:hyperlink w:anchor="_Toc229862714">
+          <w:hyperlink w:anchor="__RefHeading___Toc718_1443104825" w:tooltip="6.6. Pregled i izvoz povijesti zaduženja">
             <w:r>
               <w:rPr>
                 <w:rStyle w:val="IndexLink"/>
-                <w:vanish w:val="false"/>
                 <w:webHidden/>
-                <w:lang w:val="hr-BA"/>
               </w:rPr>
               <w:t>6.6. Pregled i izvoz povijesti zaduženja</w:t>
-            </w:r>
-            <w:r>
-              <w:rPr>
-                <w:webHidden/>
-              </w:rPr>
-              <w:fldChar w:fldCharType="begin"/>
-            </w:r>
-            <w:r>
-              <w:rPr>
-                <w:webHidden/>
-              </w:rPr>
-              <w:instrText xml:space="preserve">PAGEREF _Toc229862714 \h</w:instrText>
-            </w:r>
-            <w:r>
-              <w:rPr>
-                <w:webHidden/>
-              </w:rPr>
-              <w:fldChar w:fldCharType="separate"/>
-            </w:r>
-            <w:r>
-              <w:rPr>
-                <w:rStyle w:val="IndexLink"/>
-                <w:vanish w:val="false"/>
-              </w:rPr>
               <w:tab/>
               <w:t>6</w:t>
-            </w:r>
-            <w:r>
-              <w:rPr>
-                <w:webHidden/>
-              </w:rPr>
-              <w:fldChar w:fldCharType="end"/>
             </w:r>
           </w:hyperlink>
         </w:p>
@@ -2014,58 +1180,19 @@
             <w:pStyle w:val="TOC1"/>
             <w:tabs>
               <w:tab w:val="clear" w:pos="720"/>
-              <w:tab w:val="right" w:pos="8656" w:leader="dot"/>
+              <w:tab w:val="right" w:pos="8665" w:leader="dot"/>
             </w:tabs>
-            <w:rPr>
-              <w:rFonts w:ascii="Aptos" w:hAnsi="Aptos" w:eastAsia="" w:cs="" w:asciiTheme="minorHAnsi" w:cstheme="minorBidi" w:eastAsiaTheme="minorEastAsia" w:hAnsiTheme="minorHAnsi"/>
-              <w:kern w:val="2"/>
-              <w:sz w:val="24"/>
-              <w:szCs w:val="24"/>
-              <w:lang w:val="en-US"/>
-              <w14:ligatures w14:val="standardContextual"/>
-            </w:rPr>
+            <w:rPr/>
           </w:pPr>
-          <w:hyperlink w:anchor="_Toc229862715">
+          <w:hyperlink w:anchor="__RefHeading___Toc720_1443104825" w:tooltip="7. Nefunkcionalni zahtjevi">
             <w:r>
               <w:rPr>
                 <w:rStyle w:val="IndexLink"/>
-                <w:vanish w:val="false"/>
                 <w:webHidden/>
-                <w:lang w:val="hr-BA"/>
               </w:rPr>
               <w:t>7. Nefunkcionalni zahtjevi</w:t>
-            </w:r>
-            <w:r>
-              <w:rPr>
-                <w:webHidden/>
-              </w:rPr>
-              <w:fldChar w:fldCharType="begin"/>
-            </w:r>
-            <w:r>
-              <w:rPr>
-                <w:webHidden/>
-              </w:rPr>
-              <w:instrText xml:space="preserve">PAGEREF _Toc229862715 \h</w:instrText>
-            </w:r>
-            <w:r>
-              <w:rPr>
-                <w:webHidden/>
-              </w:rPr>
-              <w:fldChar w:fldCharType="separate"/>
-            </w:r>
-            <w:r>
-              <w:rPr>
-                <w:rStyle w:val="IndexLink"/>
-                <w:vanish w:val="false"/>
-              </w:rPr>
               <w:tab/>
               <w:t>6</w:t>
-            </w:r>
-            <w:r>
-              <w:rPr>
-                <w:webHidden/>
-              </w:rPr>
-              <w:fldChar w:fldCharType="end"/>
             </w:r>
           </w:hyperlink>
         </w:p>
@@ -2074,58 +1201,19 @@
             <w:pStyle w:val="TOC2"/>
             <w:tabs>
               <w:tab w:val="clear" w:pos="720"/>
-              <w:tab w:val="right" w:pos="8656" w:leader="dot"/>
+              <w:tab w:val="right" w:pos="8665" w:leader="dot"/>
             </w:tabs>
-            <w:rPr>
-              <w:rFonts w:ascii="Aptos" w:hAnsi="Aptos" w:eastAsia="" w:cs="" w:asciiTheme="minorHAnsi" w:cstheme="minorBidi" w:eastAsiaTheme="minorEastAsia" w:hAnsiTheme="minorHAnsi"/>
-              <w:kern w:val="2"/>
-              <w:sz w:val="24"/>
-              <w:szCs w:val="24"/>
-              <w:lang w:val="en-US"/>
-              <w14:ligatures w14:val="standardContextual"/>
-            </w:rPr>
+            <w:rPr/>
           </w:pPr>
-          <w:hyperlink w:anchor="_Toc229862716">
+          <w:hyperlink w:anchor="__RefHeading___Toc722_1443104825" w:tooltip="7.1. Jednostavnost korištenja bez IT znanja">
             <w:r>
               <w:rPr>
                 <w:rStyle w:val="IndexLink"/>
-                <w:vanish w:val="false"/>
                 <w:webHidden/>
-                <w:lang w:val="hr-BA"/>
               </w:rPr>
               <w:t>7.1. Jednostavnost korištenja bez IT znanja</w:t>
-            </w:r>
-            <w:r>
-              <w:rPr>
-                <w:webHidden/>
-              </w:rPr>
-              <w:fldChar w:fldCharType="begin"/>
-            </w:r>
-            <w:r>
-              <w:rPr>
-                <w:webHidden/>
-              </w:rPr>
-              <w:instrText xml:space="preserve">PAGEREF _Toc229862716 \h</w:instrText>
-            </w:r>
-            <w:r>
-              <w:rPr>
-                <w:webHidden/>
-              </w:rPr>
-              <w:fldChar w:fldCharType="separate"/>
-            </w:r>
-            <w:r>
-              <w:rPr>
-                <w:rStyle w:val="IndexLink"/>
-                <w:vanish w:val="false"/>
-              </w:rPr>
               <w:tab/>
               <w:t>6</w:t>
-            </w:r>
-            <w:r>
-              <w:rPr>
-                <w:webHidden/>
-              </w:rPr>
-              <w:fldChar w:fldCharType="end"/>
             </w:r>
           </w:hyperlink>
         </w:p>
@@ -2134,58 +1222,19 @@
             <w:pStyle w:val="TOC2"/>
             <w:tabs>
               <w:tab w:val="clear" w:pos="720"/>
-              <w:tab w:val="right" w:pos="8656" w:leader="dot"/>
+              <w:tab w:val="right" w:pos="8665" w:leader="dot"/>
             </w:tabs>
-            <w:rPr>
-              <w:rFonts w:ascii="Aptos" w:hAnsi="Aptos" w:eastAsia="" w:cs="" w:asciiTheme="minorHAnsi" w:cstheme="minorBidi" w:eastAsiaTheme="minorEastAsia" w:hAnsiTheme="minorHAnsi"/>
-              <w:kern w:val="2"/>
-              <w:sz w:val="24"/>
-              <w:szCs w:val="24"/>
-              <w:lang w:val="en-US"/>
-              <w14:ligatures w14:val="standardContextual"/>
-            </w:rPr>
+            <w:rPr/>
           </w:pPr>
-          <w:hyperlink w:anchor="_Toc229862717">
+          <w:hyperlink w:anchor="__RefHeading___Toc724_1443104825" w:tooltip="7.2. Responzivnost sučelja i minimalni troškovi hostinga">
             <w:r>
               <w:rPr>
                 <w:rStyle w:val="IndexLink"/>
-                <w:vanish w:val="false"/>
                 <w:webHidden/>
-                <w:lang w:val="hr-BA"/>
               </w:rPr>
               <w:t>7.2. Responzivnost sučelja i minimalni troškovi hostinga</w:t>
-            </w:r>
-            <w:r>
-              <w:rPr>
-                <w:webHidden/>
-              </w:rPr>
-              <w:fldChar w:fldCharType="begin"/>
-            </w:r>
-            <w:r>
-              <w:rPr>
-                <w:webHidden/>
-              </w:rPr>
-              <w:instrText xml:space="preserve">PAGEREF _Toc229862717 \h</w:instrText>
-            </w:r>
-            <w:r>
-              <w:rPr>
-                <w:webHidden/>
-              </w:rPr>
-              <w:fldChar w:fldCharType="separate"/>
-            </w:r>
-            <w:r>
-              <w:rPr>
-                <w:rStyle w:val="IndexLink"/>
-                <w:vanish w:val="false"/>
-              </w:rPr>
               <w:tab/>
               <w:t>6</w:t>
-            </w:r>
-            <w:r>
-              <w:rPr>
-                <w:webHidden/>
-              </w:rPr>
-              <w:fldChar w:fldCharType="end"/>
             </w:r>
           </w:hyperlink>
         </w:p>
@@ -2194,85 +1243,24 @@
             <w:pStyle w:val="TOC1"/>
             <w:tabs>
               <w:tab w:val="clear" w:pos="720"/>
-              <w:tab w:val="right" w:pos="8656" w:leader="dot"/>
+              <w:tab w:val="right" w:pos="8665" w:leader="dot"/>
             </w:tabs>
-            <w:rPr>
-              <w:rFonts w:ascii="Aptos" w:hAnsi="Aptos" w:eastAsia="" w:cs="" w:asciiTheme="minorHAnsi" w:cstheme="minorBidi" w:eastAsiaTheme="minorEastAsia" w:hAnsiTheme="minorHAnsi"/>
-              <w:kern w:val="2"/>
-              <w:sz w:val="24"/>
-              <w:szCs w:val="24"/>
-              <w:lang w:val="en-US"/>
-              <w14:ligatures w14:val="standardContextual"/>
-            </w:rPr>
+            <w:rPr/>
           </w:pPr>
-          <w:hyperlink w:anchor="_Toc229862718">
+          <w:hyperlink w:anchor="__RefHeading___Toc726_1443104825" w:tooltip="8. Model događaja">
             <w:r>
               <w:rPr>
                 <w:rStyle w:val="IndexLink"/>
-                <w:vanish w:val="false"/>
                 <w:webHidden/>
-                <w:lang w:val="hr-BA"/>
               </w:rPr>
               <w:t>8. Model događaja</w:t>
-            </w:r>
-            <w:r>
-              <w:rPr>
-                <w:webHidden/>
-              </w:rPr>
-              <w:fldChar w:fldCharType="begin"/>
-            </w:r>
-            <w:r>
-              <w:rPr>
-                <w:webHidden/>
-              </w:rPr>
-              <w:instrText xml:space="preserve">PAGEREF _Toc229862718 \h</w:instrText>
-            </w:r>
-            <w:r>
-              <w:rPr>
-                <w:webHidden/>
-              </w:rPr>
-              <w:fldChar w:fldCharType="separate"/>
-            </w:r>
-            <w:r>
-              <w:rPr>
-                <w:rStyle w:val="IndexLink"/>
-                <w:vanish w:val="false"/>
-              </w:rPr>
               <w:tab/>
               <w:t>6</w:t>
             </w:r>
-            <w:r>
-              <w:rPr>
-                <w:webHidden/>
-              </w:rPr>
-              <w:fldChar w:fldCharType="end"/>
-            </w:r>
           </w:hyperlink>
-        </w:p>
-        <w:p>
-          <w:pPr>
-            <w:pStyle w:val="Normal"/>
-            <w:rPr>
-              <w:rFonts w:cs="Times New Roman"/>
-              <w:b/>
-              <w:bCs/>
-              <w:lang w:val="hr-BA"/>
-            </w:rPr>
-          </w:pPr>
           <w:r>
             <w:rPr>
-              <w:rFonts w:cs="Times New Roman"/>
-              <w:b/>
-              <w:bCs/>
-              <w:lang w:val="hr-BA"/>
-            </w:rPr>
-          </w:r>
-          <w:r>
-            <w:rPr>
-              <w:rFonts w:cs="Times New Roman"/>
-              <w:b/>
-              <w:bCs/>
-              <w:lang w:val="hr-BA"/>
+              <w:rStyle w:val="IndexLink"/>
             </w:rPr>
             <w:fldChar w:fldCharType="end"/>
           </w:r>
@@ -2305,14 +1293,16 @@
           <w:lang w:val="hr-BA"/>
         </w:rPr>
       </w:pPr>
-      <w:bookmarkStart w:id="0" w:name="_Toc229862694"/>
+      <w:bookmarkStart w:id="0" w:name="__RefHeading___Toc678_1443104825"/>
+      <w:bookmarkStart w:id="1" w:name="_Toc229862694"/>
+      <w:bookmarkEnd w:id="0"/>
       <w:r>
         <w:rPr>
           <w:lang w:val="hr-BA"/>
         </w:rPr>
         <w:t>1. Model procesa</w:t>
       </w:r>
-      <w:bookmarkEnd w:id="0"/>
+      <w:bookmarkEnd w:id="1"/>
     </w:p>
     <w:p>
       <w:pPr>
@@ -2420,14 +1410,16 @@
           <w:lang w:val="hr-BA"/>
         </w:rPr>
       </w:pPr>
-      <w:bookmarkStart w:id="1" w:name="_Toc229862695"/>
+      <w:bookmarkStart w:id="2" w:name="__RefHeading___Toc680_1443104825"/>
+      <w:bookmarkStart w:id="3" w:name="_Toc229862695"/>
+      <w:bookmarkEnd w:id="2"/>
       <w:r>
         <w:rPr>
           <w:lang w:val="hr-BA"/>
         </w:rPr>
         <w:t>1.1. Dijagram toka podataka 0. razine – dijagram konteksta</w:t>
       </w:r>
-      <w:bookmarkEnd w:id="1"/>
+      <w:bookmarkEnd w:id="3"/>
     </w:p>
     <w:p>
       <w:pPr>
@@ -2439,94 +1431,249 @@
       </w:pPr>
       <w:r>
         <w:rPr/>
-        <w:drawing>
-          <wp:inline distT="0" distB="0" distL="0" distR="0">
-            <wp:extent cx="5499100" cy="2343150"/>
-            <wp:effectExtent l="0" t="0" r="0" b="0"/>
-            <wp:docPr id="1" name="Picture 2"/>
-            <wp:cNvGraphicFramePr>
-              <a:graphicFrameLocks xmlns:a="http://schemas.openxmlformats.org/drawingml/2006/main" noChangeAspect="1"/>
-            </wp:cNvGraphicFramePr>
-            <a:graphic xmlns:a="http://schemas.openxmlformats.org/drawingml/2006/main">
-              <a:graphicData uri="http://schemas.openxmlformats.org/drawingml/2006/picture">
-                <pic:pic xmlns:pic="http://schemas.openxmlformats.org/drawingml/2006/picture">
-                  <pic:nvPicPr>
-                    <pic:cNvPr id="1" name="Picture 2"/>
-                    <pic:cNvPicPr>
-                      <a:picLocks noChangeAspect="1" noChangeArrowheads="1"/>
-                    </pic:cNvPicPr>
-                  </pic:nvPicPr>
-                  <pic:blipFill>
-                    <a:blip r:embed="rId2"/>
-                    <a:stretch>
-                      <a:fillRect/>
-                    </a:stretch>
-                  </pic:blipFill>
-                  <pic:spPr bwMode="auto">
-                    <a:xfrm>
-                      <a:off x="0" y="0"/>
-                      <a:ext cx="5499100" cy="2343150"/>
-                    </a:xfrm>
-                    <a:prstGeom prst="rect">
-                      <a:avLst/>
-                    </a:prstGeom>
-                    <a:noFill/>
-                  </pic:spPr>
-                </pic:pic>
-              </a:graphicData>
-            </a:graphic>
-          </wp:inline>
-        </w:drawing>
-      </w:r>
-    </w:p>
-    <w:p>
-      <w:pPr>
-        <w:pStyle w:val="Caption"/>
-        <w:rPr>
-          <w:lang w:val="hr-BA"/>
-        </w:rPr>
-      </w:pPr>
-      <w:r>
-        <w:rPr>
-          <w:lang w:val="hr-BA"/>
-        </w:rPr>
-        <w:t xml:space="preserve">Slika </w:t>
-      </w:r>
-      <w:r>
-        <w:rPr>
-          <w:lang w:val="hr-BA"/>
-        </w:rPr>
-        <w:fldChar w:fldCharType="begin"/>
-      </w:r>
-      <w:r>
-        <w:rPr>
-          <w:lang w:val="hr-BA"/>
-        </w:rPr>
-        <w:instrText xml:space="preserve"> SEQ Slika \* ARABIC </w:instrText>
-      </w:r>
-      <w:r>
-        <w:rPr>
-          <w:lang w:val="hr-BA"/>
-        </w:rPr>
-        <w:fldChar w:fldCharType="separate"/>
-      </w:r>
-      <w:r>
-        <w:rPr>
-          <w:lang w:val="hr-BA"/>
-        </w:rPr>
-        <w:t>2</w:t>
-      </w:r>
-      <w:r>
-        <w:rPr>
-          <w:lang w:val="hr-BA"/>
-        </w:rPr>
-        <w:fldChar w:fldCharType="end"/>
-      </w:r>
-      <w:r>
-        <w:rPr>
-          <w:lang w:val="hr-BA"/>
-        </w:rPr>
-        <w:t xml:space="preserve"> - Dijagram konteksta (razina 0): KUDTrack i vanjski entiteti</w:t>
+        <mc:AlternateContent>
+          <mc:Choice Requires="wps">
+            <w:drawing>
+              <wp:inline distT="0" distB="0" distL="0" distR="0">
+                <wp:extent cx="5499100" cy="2626995"/>
+                <wp:effectExtent l="0" t="0" r="0" b="0"/>
+                <wp:docPr id="1" name="Frame2"/>
+                <a:graphic xmlns:a="http://schemas.openxmlformats.org/drawingml/2006/main">
+                  <a:graphicData uri="http://schemas.microsoft.com/office/word/2010/wordprocessingShape">
+                    <wps:wsp>
+                      <wps:cNvSpPr/>
+                      <wps:spPr>
+                        <a:xfrm>
+                          <a:off x="0" y="0"/>
+                          <a:ext cx="5499000" cy="2626920"/>
+                        </a:xfrm>
+                        <a:prstGeom prst="rect">
+                          <a:avLst/>
+                        </a:prstGeom>
+                        <a:solidFill>
+                          <a:srgbClr val="FFFFFF"/>
+                        </a:solidFill>
+                        <a:ln w="0">
+                          <a:noFill/>
+                        </a:ln>
+                      </wps:spPr>
+                      <wps:style>
+                        <a:lnRef idx="0"/>
+                        <a:fillRef idx="0"/>
+                        <a:effectRef idx="0"/>
+                        <a:fontRef idx="minor"/>
+                      </wps:style>
+                      <wps:txbx>
+                        <w:txbxContent>
+                          <w:p>
+                            <w:pPr>
+                              <w:pStyle w:val="Slika"/>
+                              <w:spacing w:before="120" w:after="120"/>
+                              <w:rPr/>
+                            </w:pPr>
+                            <w:r>
+                              <w:rPr>
+                                <w:color w:val="000000"/>
+                              </w:rPr>
+                              <w:drawing>
+                                <wp:inline distT="0" distB="0" distL="0" distR="0">
+                                  <wp:extent cx="5499100" cy="2343150"/>
+                                  <wp:effectExtent l="0" t="0" r="0" b="0"/>
+                                  <wp:docPr id="2" name="Picture 2"/>
+                                  <wp:cNvGraphicFramePr>
+                                    <a:graphicFrameLocks xmlns:a="http://schemas.openxmlformats.org/drawingml/2006/main" noChangeAspect="1"/>
+                                  </wp:cNvGraphicFramePr>
+                                  <a:graphic xmlns:a="http://schemas.openxmlformats.org/drawingml/2006/main">
+                                    <a:graphicData uri="http://schemas.openxmlformats.org/drawingml/2006/picture">
+                                      <pic:pic xmlns:pic="http://schemas.openxmlformats.org/drawingml/2006/picture">
+                                        <pic:nvPicPr>
+                                          <pic:cNvPr id="2" name="Picture 2"/>
+                                          <pic:cNvPicPr>
+                                            <a:picLocks noChangeAspect="1" noChangeArrowheads="1"/>
+                                          </pic:cNvPicPr>
+                                        </pic:nvPicPr>
+                                        <pic:blipFill>
+                                          <a:blip r:embed="rId2"/>
+                                          <a:stretch>
+                                            <a:fillRect/>
+                                          </a:stretch>
+                                        </pic:blipFill>
+                                        <pic:spPr bwMode="auto">
+                                          <a:xfrm>
+                                            <a:off x="0" y="0"/>
+                                            <a:ext cx="5499100" cy="2343150"/>
+                                          </a:xfrm>
+                                          <a:prstGeom prst="rect">
+                                            <a:avLst/>
+                                          </a:prstGeom>
+                                          <a:noFill/>
+                                        </pic:spPr>
+                                      </pic:pic>
+                                    </a:graphicData>
+                                  </a:graphic>
+                                </wp:inline>
+                              </w:drawing>
+                            </w:r>
+                            <w:r>
+                              <w:rPr>
+                                <w:color w:val="000000"/>
+                              </w:rPr>
+                              <w:t xml:space="preserve">Slika </w:t>
+                            </w:r>
+                            <w:r>
+                              <w:rPr>
+                                <w:color w:val="000000"/>
+                              </w:rPr>
+                              <w:fldChar w:fldCharType="begin"/>
+                            </w:r>
+                            <w:r>
+                              <w:rPr>
+                                <w:color w:val="000000"/>
+                              </w:rPr>
+                              <w:instrText xml:space="preserve"> SEQ Slika \* ARABIC </w:instrText>
+                            </w:r>
+                            <w:r>
+                              <w:rPr>
+                                <w:color w:val="000000"/>
+                              </w:rPr>
+                              <w:fldChar w:fldCharType="separate"/>
+                            </w:r>
+                            <w:r>
+                              <w:rPr>
+                                <w:color w:val="000000"/>
+                              </w:rPr>
+                              <w:t>1</w:t>
+                            </w:r>
+                            <w:r>
+                              <w:rPr>
+                                <w:color w:val="000000"/>
+                              </w:rPr>
+                              <w:fldChar w:fldCharType="end"/>
+                            </w:r>
+                            <w:r>
+                              <w:rPr>
+                                <w:color w:val="000000"/>
+                              </w:rPr>
+                              <w:t>: Dijagram konteksta (razina 0): KUDTrack i vanjski entiteti</w:t>
+                            </w:r>
+                          </w:p>
+                        </w:txbxContent>
+                      </wps:txbx>
+                      <wps:bodyPr lIns="0" tIns="0" rIns="0" bIns="0" anchor="t">
+                        <a:noAutofit/>
+                      </wps:bodyPr>
+                    </wps:wsp>
+                  </a:graphicData>
+                </a:graphic>
+              </wp:inline>
+            </w:drawing>
+          </mc:Choice>
+          <mc:Fallback>
+            <w:pict>
+              <v:rect id="shape_0" fillcolor="white" stroked="f" o:allowincell="f" style="position:absolute;margin-left:0pt;margin-top:-206.9pt;width:432.95pt;height:206.8pt;mso-wrap-style:square;v-text-anchor:top;mso-position-vertical:top">
+                <v:fill o:detectmouseclick="t" type="solid" color2="black"/>
+                <v:stroke color="#3465a4" joinstyle="round" endcap="flat"/>
+                <v:textbox>
+                  <w:txbxContent>
+                    <w:p>
+                      <w:pPr>
+                        <w:pStyle w:val="Slika"/>
+                        <w:spacing w:before="120" w:after="120"/>
+                        <w:rPr/>
+                      </w:pPr>
+                      <w:r>
+                        <w:rPr>
+                          <w:color w:val="000000"/>
+                        </w:rPr>
+                        <w:drawing>
+                          <wp:inline distT="0" distB="0" distL="0" distR="0">
+                            <wp:extent cx="5499100" cy="2343150"/>
+                            <wp:effectExtent l="0" t="0" r="0" b="0"/>
+                            <wp:docPr id="3" name="Picture 2"/>
+                            <wp:cNvGraphicFramePr>
+                              <a:graphicFrameLocks xmlns:a="http://schemas.openxmlformats.org/drawingml/2006/main" noChangeAspect="1"/>
+                            </wp:cNvGraphicFramePr>
+                            <a:graphic xmlns:a="http://schemas.openxmlformats.org/drawingml/2006/main">
+                              <a:graphicData uri="http://schemas.openxmlformats.org/drawingml/2006/picture">
+                                <pic:pic xmlns:pic="http://schemas.openxmlformats.org/drawingml/2006/picture">
+                                  <pic:nvPicPr>
+                                    <pic:cNvPr id="3" name="Picture 2"/>
+                                    <pic:cNvPicPr>
+                                      <a:picLocks noChangeAspect="1" noChangeArrowheads="1"/>
+                                    </pic:cNvPicPr>
+                                  </pic:nvPicPr>
+                                  <pic:blipFill>
+                                    <a:blip r:embed="rId3"/>
+                                    <a:stretch>
+                                      <a:fillRect/>
+                                    </a:stretch>
+                                  </pic:blipFill>
+                                  <pic:spPr bwMode="auto">
+                                    <a:xfrm>
+                                      <a:off x="0" y="0"/>
+                                      <a:ext cx="5499100" cy="2343150"/>
+                                    </a:xfrm>
+                                    <a:prstGeom prst="rect">
+                                      <a:avLst/>
+                                    </a:prstGeom>
+                                    <a:noFill/>
+                                  </pic:spPr>
+                                </pic:pic>
+                              </a:graphicData>
+                            </a:graphic>
+                          </wp:inline>
+                        </w:drawing>
+                      </w:r>
+                      <w:r>
+                        <w:rPr>
+                          <w:color w:val="000000"/>
+                        </w:rPr>
+                        <w:t xml:space="preserve">Slika </w:t>
+                      </w:r>
+                      <w:r>
+                        <w:rPr>
+                          <w:color w:val="000000"/>
+                        </w:rPr>
+                        <w:fldChar w:fldCharType="begin"/>
+                      </w:r>
+                      <w:r>
+                        <w:rPr>
+                          <w:color w:val="000000"/>
+                        </w:rPr>
+                        <w:instrText xml:space="preserve"> SEQ Slika \* ARABIC </w:instrText>
+                      </w:r>
+                      <w:r>
+                        <w:rPr>
+                          <w:color w:val="000000"/>
+                        </w:rPr>
+                        <w:fldChar w:fldCharType="separate"/>
+                      </w:r>
+                      <w:r>
+                        <w:rPr>
+                          <w:color w:val="000000"/>
+                        </w:rPr>
+                        <w:t>1</w:t>
+                      </w:r>
+                      <w:r>
+                        <w:rPr>
+                          <w:color w:val="000000"/>
+                        </w:rPr>
+                        <w:fldChar w:fldCharType="end"/>
+                      </w:r>
+                      <w:r>
+                        <w:rPr>
+                          <w:color w:val="000000"/>
+                        </w:rPr>
+                        <w:t>: Dijagram konteksta (razina 0): KUDTrack i vanjski entiteti</w:t>
+                      </w:r>
+                    </w:p>
+                  </w:txbxContent>
+                </v:textbox>
+                <w10:wrap type="square"/>
+              </v:rect>
+            </w:pict>
+          </mc:Fallback>
+        </mc:AlternateContent>
       </w:r>
     </w:p>
     <w:p>
@@ -2536,14 +1683,16 @@
           <w:lang w:val="hr-BA"/>
         </w:rPr>
       </w:pPr>
-      <w:bookmarkStart w:id="2" w:name="_Toc229862696"/>
+      <w:bookmarkStart w:id="4" w:name="__RefHeading___Toc682_1443104825"/>
+      <w:bookmarkStart w:id="5" w:name="_Toc229862696"/>
+      <w:bookmarkEnd w:id="4"/>
       <w:r>
         <w:rPr>
           <w:lang w:val="hr-BA"/>
         </w:rPr>
         <w:t>1.2. Dijagram toka podataka 1. razine – glavni procesi</w:t>
       </w:r>
-      <w:bookmarkEnd w:id="2"/>
+      <w:bookmarkEnd w:id="5"/>
     </w:p>
     <w:p>
       <w:pPr>
@@ -2555,94 +1704,249 @@
       </w:pPr>
       <w:r>
         <w:rPr/>
-        <w:drawing>
-          <wp:inline distT="0" distB="0" distL="0" distR="0">
-            <wp:extent cx="5499100" cy="2622550"/>
-            <wp:effectExtent l="0" t="0" r="0" b="0"/>
-            <wp:docPr id="2" name="Picture 3"/>
-            <wp:cNvGraphicFramePr>
-              <a:graphicFrameLocks xmlns:a="http://schemas.openxmlformats.org/drawingml/2006/main" noChangeAspect="1"/>
-            </wp:cNvGraphicFramePr>
-            <a:graphic xmlns:a="http://schemas.openxmlformats.org/drawingml/2006/main">
-              <a:graphicData uri="http://schemas.openxmlformats.org/drawingml/2006/picture">
-                <pic:pic xmlns:pic="http://schemas.openxmlformats.org/drawingml/2006/picture">
-                  <pic:nvPicPr>
-                    <pic:cNvPr id="2" name="Picture 3"/>
-                    <pic:cNvPicPr>
-                      <a:picLocks noChangeAspect="1" noChangeArrowheads="1"/>
-                    </pic:cNvPicPr>
-                  </pic:nvPicPr>
-                  <pic:blipFill>
-                    <a:blip r:embed="rId3"/>
-                    <a:stretch>
-                      <a:fillRect/>
-                    </a:stretch>
-                  </pic:blipFill>
-                  <pic:spPr bwMode="auto">
-                    <a:xfrm>
-                      <a:off x="0" y="0"/>
-                      <a:ext cx="5499100" cy="2622550"/>
-                    </a:xfrm>
-                    <a:prstGeom prst="rect">
-                      <a:avLst/>
-                    </a:prstGeom>
-                    <a:noFill/>
-                  </pic:spPr>
-                </pic:pic>
-              </a:graphicData>
-            </a:graphic>
-          </wp:inline>
-        </w:drawing>
-      </w:r>
-    </w:p>
-    <w:p>
-      <w:pPr>
-        <w:pStyle w:val="Caption"/>
-        <w:rPr>
-          <w:lang w:val="hr-BA"/>
-        </w:rPr>
-      </w:pPr>
-      <w:r>
-        <w:rPr>
-          <w:lang w:val="hr-BA"/>
-        </w:rPr>
-        <w:t xml:space="preserve">Slika </w:t>
-      </w:r>
-      <w:r>
-        <w:rPr>
-          <w:lang w:val="hr-BA"/>
-        </w:rPr>
-        <w:fldChar w:fldCharType="begin"/>
-      </w:r>
-      <w:r>
-        <w:rPr>
-          <w:lang w:val="hr-BA"/>
-        </w:rPr>
-        <w:instrText xml:space="preserve"> SEQ Slika \* ARABIC </w:instrText>
-      </w:r>
-      <w:r>
-        <w:rPr>
-          <w:lang w:val="hr-BA"/>
-        </w:rPr>
-        <w:fldChar w:fldCharType="separate"/>
-      </w:r>
-      <w:r>
-        <w:rPr>
-          <w:lang w:val="hr-BA"/>
-        </w:rPr>
-        <w:t>3</w:t>
-      </w:r>
-      <w:r>
-        <w:rPr>
-          <w:lang w:val="hr-BA"/>
-        </w:rPr>
-        <w:fldChar w:fldCharType="end"/>
-      </w:r>
-      <w:r>
-        <w:rPr>
-          <w:lang w:val="hr-BA"/>
-        </w:rPr>
-        <w:t xml:space="preserve"> - Dijagram toka podataka razine 1: Četiri glavna procesa KUDTrack sustava</w:t>
+        <mc:AlternateContent>
+          <mc:Choice Requires="wps">
+            <w:drawing>
+              <wp:inline distT="0" distB="0" distL="0" distR="0">
+                <wp:extent cx="5499100" cy="2906395"/>
+                <wp:effectExtent l="0" t="0" r="0" b="0"/>
+                <wp:docPr id="4" name="Frame3"/>
+                <a:graphic xmlns:a="http://schemas.openxmlformats.org/drawingml/2006/main">
+                  <a:graphicData uri="http://schemas.microsoft.com/office/word/2010/wordprocessingShape">
+                    <wps:wsp>
+                      <wps:cNvSpPr/>
+                      <wps:spPr>
+                        <a:xfrm>
+                          <a:off x="0" y="0"/>
+                          <a:ext cx="5499000" cy="2906280"/>
+                        </a:xfrm>
+                        <a:prstGeom prst="rect">
+                          <a:avLst/>
+                        </a:prstGeom>
+                        <a:solidFill>
+                          <a:srgbClr val="FFFFFF"/>
+                        </a:solidFill>
+                        <a:ln w="0">
+                          <a:noFill/>
+                        </a:ln>
+                      </wps:spPr>
+                      <wps:style>
+                        <a:lnRef idx="0"/>
+                        <a:fillRef idx="0"/>
+                        <a:effectRef idx="0"/>
+                        <a:fontRef idx="minor"/>
+                      </wps:style>
+                      <wps:txbx>
+                        <w:txbxContent>
+                          <w:p>
+                            <w:pPr>
+                              <w:pStyle w:val="Slika"/>
+                              <w:spacing w:before="120" w:after="120"/>
+                              <w:rPr/>
+                            </w:pPr>
+                            <w:r>
+                              <w:rPr>
+                                <w:color w:val="000000"/>
+                              </w:rPr>
+                              <w:drawing>
+                                <wp:inline distT="0" distB="0" distL="0" distR="0">
+                                  <wp:extent cx="5499100" cy="2622550"/>
+                                  <wp:effectExtent l="0" t="0" r="0" b="0"/>
+                                  <wp:docPr id="5" name="Picture 3"/>
+                                  <wp:cNvGraphicFramePr>
+                                    <a:graphicFrameLocks xmlns:a="http://schemas.openxmlformats.org/drawingml/2006/main" noChangeAspect="1"/>
+                                  </wp:cNvGraphicFramePr>
+                                  <a:graphic xmlns:a="http://schemas.openxmlformats.org/drawingml/2006/main">
+                                    <a:graphicData uri="http://schemas.openxmlformats.org/drawingml/2006/picture">
+                                      <pic:pic xmlns:pic="http://schemas.openxmlformats.org/drawingml/2006/picture">
+                                        <pic:nvPicPr>
+                                          <pic:cNvPr id="5" name="Picture 3"/>
+                                          <pic:cNvPicPr>
+                                            <a:picLocks noChangeAspect="1" noChangeArrowheads="1"/>
+                                          </pic:cNvPicPr>
+                                        </pic:nvPicPr>
+                                        <pic:blipFill>
+                                          <a:blip r:embed="rId4"/>
+                                          <a:stretch>
+                                            <a:fillRect/>
+                                          </a:stretch>
+                                        </pic:blipFill>
+                                        <pic:spPr bwMode="auto">
+                                          <a:xfrm>
+                                            <a:off x="0" y="0"/>
+                                            <a:ext cx="5499100" cy="2622550"/>
+                                          </a:xfrm>
+                                          <a:prstGeom prst="rect">
+                                            <a:avLst/>
+                                          </a:prstGeom>
+                                          <a:noFill/>
+                                        </pic:spPr>
+                                      </pic:pic>
+                                    </a:graphicData>
+                                  </a:graphic>
+                                </wp:inline>
+                              </w:drawing>
+                            </w:r>
+                            <w:r>
+                              <w:rPr>
+                                <w:color w:val="000000"/>
+                              </w:rPr>
+                              <w:t xml:space="preserve">Slika </w:t>
+                            </w:r>
+                            <w:r>
+                              <w:rPr>
+                                <w:color w:val="000000"/>
+                              </w:rPr>
+                              <w:fldChar w:fldCharType="begin"/>
+                            </w:r>
+                            <w:r>
+                              <w:rPr>
+                                <w:color w:val="000000"/>
+                              </w:rPr>
+                              <w:instrText xml:space="preserve"> SEQ Slika \* ARABIC </w:instrText>
+                            </w:r>
+                            <w:r>
+                              <w:rPr>
+                                <w:color w:val="000000"/>
+                              </w:rPr>
+                              <w:fldChar w:fldCharType="separate"/>
+                            </w:r>
+                            <w:r>
+                              <w:rPr>
+                                <w:color w:val="000000"/>
+                              </w:rPr>
+                              <w:t>2</w:t>
+                            </w:r>
+                            <w:r>
+                              <w:rPr>
+                                <w:color w:val="000000"/>
+                              </w:rPr>
+                              <w:fldChar w:fldCharType="end"/>
+                            </w:r>
+                            <w:r>
+                              <w:rPr>
+                                <w:color w:val="000000"/>
+                              </w:rPr>
+                              <w:t>: Dijagram toka podataka razine 1: Četiri glavna procesa KUDTrack sustava</w:t>
+                            </w:r>
+                          </w:p>
+                        </w:txbxContent>
+                      </wps:txbx>
+                      <wps:bodyPr lIns="0" tIns="0" rIns="0" bIns="0" anchor="t">
+                        <a:noAutofit/>
+                      </wps:bodyPr>
+                    </wps:wsp>
+                  </a:graphicData>
+                </a:graphic>
+              </wp:inline>
+            </w:drawing>
+          </mc:Choice>
+          <mc:Fallback>
+            <w:pict>
+              <v:rect id="shape_0" fillcolor="white" stroked="f" o:allowincell="f" style="position:absolute;margin-left:0pt;margin-top:-228.9pt;width:432.95pt;height:228.8pt;mso-wrap-style:square;v-text-anchor:top;mso-position-vertical:top">
+                <v:fill o:detectmouseclick="t" type="solid" color2="black"/>
+                <v:stroke color="#3465a4" joinstyle="round" endcap="flat"/>
+                <v:textbox>
+                  <w:txbxContent>
+                    <w:p>
+                      <w:pPr>
+                        <w:pStyle w:val="Slika"/>
+                        <w:spacing w:before="120" w:after="120"/>
+                        <w:rPr/>
+                      </w:pPr>
+                      <w:r>
+                        <w:rPr>
+                          <w:color w:val="000000"/>
+                        </w:rPr>
+                        <w:drawing>
+                          <wp:inline distT="0" distB="0" distL="0" distR="0">
+                            <wp:extent cx="5499100" cy="2622550"/>
+                            <wp:effectExtent l="0" t="0" r="0" b="0"/>
+                            <wp:docPr id="6" name="Picture 3"/>
+                            <wp:cNvGraphicFramePr>
+                              <a:graphicFrameLocks xmlns:a="http://schemas.openxmlformats.org/drawingml/2006/main" noChangeAspect="1"/>
+                            </wp:cNvGraphicFramePr>
+                            <a:graphic xmlns:a="http://schemas.openxmlformats.org/drawingml/2006/main">
+                              <a:graphicData uri="http://schemas.openxmlformats.org/drawingml/2006/picture">
+                                <pic:pic xmlns:pic="http://schemas.openxmlformats.org/drawingml/2006/picture">
+                                  <pic:nvPicPr>
+                                    <pic:cNvPr id="6" name="Picture 3"/>
+                                    <pic:cNvPicPr>
+                                      <a:picLocks noChangeAspect="1" noChangeArrowheads="1"/>
+                                    </pic:cNvPicPr>
+                                  </pic:nvPicPr>
+                                  <pic:blipFill>
+                                    <a:blip r:embed="rId5"/>
+                                    <a:stretch>
+                                      <a:fillRect/>
+                                    </a:stretch>
+                                  </pic:blipFill>
+                                  <pic:spPr bwMode="auto">
+                                    <a:xfrm>
+                                      <a:off x="0" y="0"/>
+                                      <a:ext cx="5499100" cy="2622550"/>
+                                    </a:xfrm>
+                                    <a:prstGeom prst="rect">
+                                      <a:avLst/>
+                                    </a:prstGeom>
+                                    <a:noFill/>
+                                  </pic:spPr>
+                                </pic:pic>
+                              </a:graphicData>
+                            </a:graphic>
+                          </wp:inline>
+                        </w:drawing>
+                      </w:r>
+                      <w:r>
+                        <w:rPr>
+                          <w:color w:val="000000"/>
+                        </w:rPr>
+                        <w:t xml:space="preserve">Slika </w:t>
+                      </w:r>
+                      <w:r>
+                        <w:rPr>
+                          <w:color w:val="000000"/>
+                        </w:rPr>
+                        <w:fldChar w:fldCharType="begin"/>
+                      </w:r>
+                      <w:r>
+                        <w:rPr>
+                          <w:color w:val="000000"/>
+                        </w:rPr>
+                        <w:instrText xml:space="preserve"> SEQ Slika \* ARABIC </w:instrText>
+                      </w:r>
+                      <w:r>
+                        <w:rPr>
+                          <w:color w:val="000000"/>
+                        </w:rPr>
+                        <w:fldChar w:fldCharType="separate"/>
+                      </w:r>
+                      <w:r>
+                        <w:rPr>
+                          <w:color w:val="000000"/>
+                        </w:rPr>
+                        <w:t>2</w:t>
+                      </w:r>
+                      <w:r>
+                        <w:rPr>
+                          <w:color w:val="000000"/>
+                        </w:rPr>
+                        <w:fldChar w:fldCharType="end"/>
+                      </w:r>
+                      <w:r>
+                        <w:rPr>
+                          <w:color w:val="000000"/>
+                        </w:rPr>
+                        <w:t>: Dijagram toka podataka razine 1: Četiri glavna procesa KUDTrack sustava</w:t>
+                      </w:r>
+                    </w:p>
+                  </w:txbxContent>
+                </v:textbox>
+                <w10:wrap type="square"/>
+              </v:rect>
+            </w:pict>
+          </mc:Fallback>
+        </mc:AlternateContent>
       </w:r>
     </w:p>
     <w:p>
@@ -2669,14 +1973,16 @@
           <w:lang w:val="hr-BA"/>
         </w:rPr>
       </w:pPr>
-      <w:bookmarkStart w:id="3" w:name="_Toc229862697"/>
+      <w:bookmarkStart w:id="6" w:name="__RefHeading___Toc684_1443104825"/>
+      <w:bookmarkStart w:id="7" w:name="_Toc229862697"/>
+      <w:bookmarkEnd w:id="6"/>
       <w:r>
         <w:rPr>
           <w:lang w:val="hr-BA"/>
         </w:rPr>
         <w:t>1.3. Dijagram toka podataka 2. razine – upravljanje zaduženjima</w:t>
       </w:r>
-      <w:bookmarkEnd w:id="3"/>
+      <w:bookmarkEnd w:id="7"/>
     </w:p>
     <w:p>
       <w:pPr>
@@ -2688,94 +1994,249 @@
       </w:pPr>
       <w:r>
         <w:rPr/>
-        <w:drawing>
-          <wp:inline distT="0" distB="0" distL="0" distR="0">
-            <wp:extent cx="5499100" cy="2324100"/>
-            <wp:effectExtent l="0" t="0" r="0" b="0"/>
-            <wp:docPr id="3" name="Picture 4"/>
-            <wp:cNvGraphicFramePr>
-              <a:graphicFrameLocks xmlns:a="http://schemas.openxmlformats.org/drawingml/2006/main" noChangeAspect="1"/>
-            </wp:cNvGraphicFramePr>
-            <a:graphic xmlns:a="http://schemas.openxmlformats.org/drawingml/2006/main">
-              <a:graphicData uri="http://schemas.openxmlformats.org/drawingml/2006/picture">
-                <pic:pic xmlns:pic="http://schemas.openxmlformats.org/drawingml/2006/picture">
-                  <pic:nvPicPr>
-                    <pic:cNvPr id="3" name="Picture 4"/>
-                    <pic:cNvPicPr>
-                      <a:picLocks noChangeAspect="1" noChangeArrowheads="1"/>
-                    </pic:cNvPicPr>
-                  </pic:nvPicPr>
-                  <pic:blipFill>
-                    <a:blip r:embed="rId4"/>
-                    <a:stretch>
-                      <a:fillRect/>
-                    </a:stretch>
-                  </pic:blipFill>
-                  <pic:spPr bwMode="auto">
-                    <a:xfrm>
-                      <a:off x="0" y="0"/>
-                      <a:ext cx="5499100" cy="2324100"/>
-                    </a:xfrm>
-                    <a:prstGeom prst="rect">
-                      <a:avLst/>
-                    </a:prstGeom>
-                    <a:noFill/>
-                  </pic:spPr>
-                </pic:pic>
-              </a:graphicData>
-            </a:graphic>
-          </wp:inline>
-        </w:drawing>
-      </w:r>
-    </w:p>
-    <w:p>
-      <w:pPr>
-        <w:pStyle w:val="Caption"/>
-        <w:rPr>
-          <w:lang w:val="hr-BA"/>
-        </w:rPr>
-      </w:pPr>
-      <w:r>
-        <w:rPr>
-          <w:lang w:val="hr-BA"/>
-        </w:rPr>
-        <w:t xml:space="preserve">Slika </w:t>
-      </w:r>
-      <w:r>
-        <w:rPr>
-          <w:lang w:val="hr-BA"/>
-        </w:rPr>
-        <w:fldChar w:fldCharType="begin"/>
-      </w:r>
-      <w:r>
-        <w:rPr>
-          <w:lang w:val="hr-BA"/>
-        </w:rPr>
-        <w:instrText xml:space="preserve"> SEQ Slika \* ARABIC </w:instrText>
-      </w:r>
-      <w:r>
-        <w:rPr>
-          <w:lang w:val="hr-BA"/>
-        </w:rPr>
-        <w:fldChar w:fldCharType="separate"/>
-      </w:r>
-      <w:r>
-        <w:rPr>
-          <w:lang w:val="hr-BA"/>
-        </w:rPr>
-        <w:t>4</w:t>
-      </w:r>
-      <w:r>
-        <w:rPr>
-          <w:lang w:val="hr-BA"/>
-        </w:rPr>
-        <w:fldChar w:fldCharType="end"/>
-      </w:r>
-      <w:r>
-        <w:rPr>
-          <w:lang w:val="hr-BA"/>
-        </w:rPr>
-        <w:t xml:space="preserve"> - Dijagram toka podataka razine 2: Dekompozicija procesa P2 - Upravljanje zaduženjima</w:t>
+        <mc:AlternateContent>
+          <mc:Choice Requires="wps">
+            <w:drawing>
+              <wp:inline distT="0" distB="0" distL="0" distR="0">
+                <wp:extent cx="5499100" cy="2607945"/>
+                <wp:effectExtent l="0" t="0" r="0" b="0"/>
+                <wp:docPr id="7" name="Frame4"/>
+                <a:graphic xmlns:a="http://schemas.openxmlformats.org/drawingml/2006/main">
+                  <a:graphicData uri="http://schemas.microsoft.com/office/word/2010/wordprocessingShape">
+                    <wps:wsp>
+                      <wps:cNvSpPr/>
+                      <wps:spPr>
+                        <a:xfrm>
+                          <a:off x="0" y="0"/>
+                          <a:ext cx="5499000" cy="2607840"/>
+                        </a:xfrm>
+                        <a:prstGeom prst="rect">
+                          <a:avLst/>
+                        </a:prstGeom>
+                        <a:solidFill>
+                          <a:srgbClr val="FFFFFF"/>
+                        </a:solidFill>
+                        <a:ln w="0">
+                          <a:noFill/>
+                        </a:ln>
+                      </wps:spPr>
+                      <wps:style>
+                        <a:lnRef idx="0"/>
+                        <a:fillRef idx="0"/>
+                        <a:effectRef idx="0"/>
+                        <a:fontRef idx="minor"/>
+                      </wps:style>
+                      <wps:txbx>
+                        <w:txbxContent>
+                          <w:p>
+                            <w:pPr>
+                              <w:pStyle w:val="Slika"/>
+                              <w:spacing w:before="120" w:after="120"/>
+                              <w:rPr/>
+                            </w:pPr>
+                            <w:r>
+                              <w:rPr>
+                                <w:color w:val="000000"/>
+                              </w:rPr>
+                              <w:drawing>
+                                <wp:inline distT="0" distB="0" distL="0" distR="0">
+                                  <wp:extent cx="5499100" cy="2324100"/>
+                                  <wp:effectExtent l="0" t="0" r="0" b="0"/>
+                                  <wp:docPr id="8" name="Picture 4"/>
+                                  <wp:cNvGraphicFramePr>
+                                    <a:graphicFrameLocks xmlns:a="http://schemas.openxmlformats.org/drawingml/2006/main" noChangeAspect="1"/>
+                                  </wp:cNvGraphicFramePr>
+                                  <a:graphic xmlns:a="http://schemas.openxmlformats.org/drawingml/2006/main">
+                                    <a:graphicData uri="http://schemas.openxmlformats.org/drawingml/2006/picture">
+                                      <pic:pic xmlns:pic="http://schemas.openxmlformats.org/drawingml/2006/picture">
+                                        <pic:nvPicPr>
+                                          <pic:cNvPr id="8" name="Picture 4"/>
+                                          <pic:cNvPicPr>
+                                            <a:picLocks noChangeAspect="1" noChangeArrowheads="1"/>
+                                          </pic:cNvPicPr>
+                                        </pic:nvPicPr>
+                                        <pic:blipFill>
+                                          <a:blip r:embed="rId6"/>
+                                          <a:stretch>
+                                            <a:fillRect/>
+                                          </a:stretch>
+                                        </pic:blipFill>
+                                        <pic:spPr bwMode="auto">
+                                          <a:xfrm>
+                                            <a:off x="0" y="0"/>
+                                            <a:ext cx="5499100" cy="2324100"/>
+                                          </a:xfrm>
+                                          <a:prstGeom prst="rect">
+                                            <a:avLst/>
+                                          </a:prstGeom>
+                                          <a:noFill/>
+                                        </pic:spPr>
+                                      </pic:pic>
+                                    </a:graphicData>
+                                  </a:graphic>
+                                </wp:inline>
+                              </w:drawing>
+                            </w:r>
+                            <w:r>
+                              <w:rPr>
+                                <w:color w:val="000000"/>
+                              </w:rPr>
+                              <w:t xml:space="preserve">Slika </w:t>
+                            </w:r>
+                            <w:r>
+                              <w:rPr>
+                                <w:color w:val="000000"/>
+                              </w:rPr>
+                              <w:fldChar w:fldCharType="begin"/>
+                            </w:r>
+                            <w:r>
+                              <w:rPr>
+                                <w:color w:val="000000"/>
+                              </w:rPr>
+                              <w:instrText xml:space="preserve"> SEQ Slika \* ARABIC </w:instrText>
+                            </w:r>
+                            <w:r>
+                              <w:rPr>
+                                <w:color w:val="000000"/>
+                              </w:rPr>
+                              <w:fldChar w:fldCharType="separate"/>
+                            </w:r>
+                            <w:r>
+                              <w:rPr>
+                                <w:color w:val="000000"/>
+                              </w:rPr>
+                              <w:t>3</w:t>
+                            </w:r>
+                            <w:r>
+                              <w:rPr>
+                                <w:color w:val="000000"/>
+                              </w:rPr>
+                              <w:fldChar w:fldCharType="end"/>
+                            </w:r>
+                            <w:r>
+                              <w:rPr>
+                                <w:color w:val="000000"/>
+                              </w:rPr>
+                              <w:t>: Dijagram toka podataka razine 2: Dekompozicija procesa P2 - Upravljanje zaduženjima</w:t>
+                            </w:r>
+                          </w:p>
+                        </w:txbxContent>
+                      </wps:txbx>
+                      <wps:bodyPr lIns="0" tIns="0" rIns="0" bIns="0" anchor="t">
+                        <a:noAutofit/>
+                      </wps:bodyPr>
+                    </wps:wsp>
+                  </a:graphicData>
+                </a:graphic>
+              </wp:inline>
+            </w:drawing>
+          </mc:Choice>
+          <mc:Fallback>
+            <w:pict>
+              <v:rect id="shape_0" fillcolor="white" stroked="f" o:allowincell="f" style="position:absolute;margin-left:0pt;margin-top:-205.4pt;width:432.95pt;height:205.3pt;mso-wrap-style:square;v-text-anchor:top;mso-position-vertical:top">
+                <v:fill o:detectmouseclick="t" type="solid" color2="black"/>
+                <v:stroke color="#3465a4" joinstyle="round" endcap="flat"/>
+                <v:textbox>
+                  <w:txbxContent>
+                    <w:p>
+                      <w:pPr>
+                        <w:pStyle w:val="Slika"/>
+                        <w:spacing w:before="120" w:after="120"/>
+                        <w:rPr/>
+                      </w:pPr>
+                      <w:r>
+                        <w:rPr>
+                          <w:color w:val="000000"/>
+                        </w:rPr>
+                        <w:drawing>
+                          <wp:inline distT="0" distB="0" distL="0" distR="0">
+                            <wp:extent cx="5499100" cy="2324100"/>
+                            <wp:effectExtent l="0" t="0" r="0" b="0"/>
+                            <wp:docPr id="9" name="Picture 4"/>
+                            <wp:cNvGraphicFramePr>
+                              <a:graphicFrameLocks xmlns:a="http://schemas.openxmlformats.org/drawingml/2006/main" noChangeAspect="1"/>
+                            </wp:cNvGraphicFramePr>
+                            <a:graphic xmlns:a="http://schemas.openxmlformats.org/drawingml/2006/main">
+                              <a:graphicData uri="http://schemas.openxmlformats.org/drawingml/2006/picture">
+                                <pic:pic xmlns:pic="http://schemas.openxmlformats.org/drawingml/2006/picture">
+                                  <pic:nvPicPr>
+                                    <pic:cNvPr id="9" name="Picture 4"/>
+                                    <pic:cNvPicPr>
+                                      <a:picLocks noChangeAspect="1" noChangeArrowheads="1"/>
+                                    </pic:cNvPicPr>
+                                  </pic:nvPicPr>
+                                  <pic:blipFill>
+                                    <a:blip r:embed="rId7"/>
+                                    <a:stretch>
+                                      <a:fillRect/>
+                                    </a:stretch>
+                                  </pic:blipFill>
+                                  <pic:spPr bwMode="auto">
+                                    <a:xfrm>
+                                      <a:off x="0" y="0"/>
+                                      <a:ext cx="5499100" cy="2324100"/>
+                                    </a:xfrm>
+                                    <a:prstGeom prst="rect">
+                                      <a:avLst/>
+                                    </a:prstGeom>
+                                    <a:noFill/>
+                                  </pic:spPr>
+                                </pic:pic>
+                              </a:graphicData>
+                            </a:graphic>
+                          </wp:inline>
+                        </w:drawing>
+                      </w:r>
+                      <w:r>
+                        <w:rPr>
+                          <w:color w:val="000000"/>
+                        </w:rPr>
+                        <w:t xml:space="preserve">Slika </w:t>
+                      </w:r>
+                      <w:r>
+                        <w:rPr>
+                          <w:color w:val="000000"/>
+                        </w:rPr>
+                        <w:fldChar w:fldCharType="begin"/>
+                      </w:r>
+                      <w:r>
+                        <w:rPr>
+                          <w:color w:val="000000"/>
+                        </w:rPr>
+                        <w:instrText xml:space="preserve"> SEQ Slika \* ARABIC </w:instrText>
+                      </w:r>
+                      <w:r>
+                        <w:rPr>
+                          <w:color w:val="000000"/>
+                        </w:rPr>
+                        <w:fldChar w:fldCharType="separate"/>
+                      </w:r>
+                      <w:r>
+                        <w:rPr>
+                          <w:color w:val="000000"/>
+                        </w:rPr>
+                        <w:t>3</w:t>
+                      </w:r>
+                      <w:r>
+                        <w:rPr>
+                          <w:color w:val="000000"/>
+                        </w:rPr>
+                        <w:fldChar w:fldCharType="end"/>
+                      </w:r>
+                      <w:r>
+                        <w:rPr>
+                          <w:color w:val="000000"/>
+                        </w:rPr>
+                        <w:t>: Dijagram toka podataka razine 2: Dekompozicija procesa P2 - Upravljanje zaduženjima</w:t>
+                      </w:r>
+                    </w:p>
+                  </w:txbxContent>
+                </v:textbox>
+                <w10:wrap type="square"/>
+              </v:rect>
+            </w:pict>
+          </mc:Fallback>
+        </mc:AlternateContent>
       </w:r>
     </w:p>
     <w:p>
@@ -2785,14 +2246,16 @@
           <w:lang w:val="hr-BA"/>
         </w:rPr>
       </w:pPr>
-      <w:bookmarkStart w:id="4" w:name="_Toc229862698"/>
+      <w:bookmarkStart w:id="8" w:name="__RefHeading___Toc686_1443104825"/>
+      <w:bookmarkStart w:id="9" w:name="_Toc229862698"/>
+      <w:bookmarkEnd w:id="8"/>
       <w:r>
         <w:rPr>
           <w:lang w:val="hr-BA"/>
         </w:rPr>
         <w:t>2. Dijagram dekompozicije funkcija</w:t>
       </w:r>
-      <w:bookmarkEnd w:id="4"/>
+      <w:bookmarkEnd w:id="9"/>
     </w:p>
     <w:p>
       <w:pPr>
@@ -2804,94 +2267,249 @@
       </w:pPr>
       <w:r>
         <w:rPr/>
-        <w:drawing>
-          <wp:inline distT="0" distB="0" distL="0" distR="0">
-            <wp:extent cx="5525770" cy="2820670"/>
-            <wp:effectExtent l="0" t="0" r="0" b="0"/>
-            <wp:docPr id="4" name="Picture 1"/>
-            <wp:cNvGraphicFramePr>
-              <a:graphicFrameLocks xmlns:a="http://schemas.openxmlformats.org/drawingml/2006/main" noChangeAspect="1"/>
-            </wp:cNvGraphicFramePr>
-            <a:graphic xmlns:a="http://schemas.openxmlformats.org/drawingml/2006/main">
-              <a:graphicData uri="http://schemas.openxmlformats.org/drawingml/2006/picture">
-                <pic:pic xmlns:pic="http://schemas.openxmlformats.org/drawingml/2006/picture">
-                  <pic:nvPicPr>
-                    <pic:cNvPr id="4" name="Picture 1"/>
-                    <pic:cNvPicPr>
-                      <a:picLocks noChangeAspect="1" noChangeArrowheads="1"/>
-                    </pic:cNvPicPr>
-                  </pic:nvPicPr>
-                  <pic:blipFill>
-                    <a:blip r:embed="rId5"/>
-                    <a:stretch>
-                      <a:fillRect/>
-                    </a:stretch>
-                  </pic:blipFill>
-                  <pic:spPr bwMode="auto">
-                    <a:xfrm>
-                      <a:off x="0" y="0"/>
-                      <a:ext cx="5525770" cy="2820670"/>
-                    </a:xfrm>
-                    <a:prstGeom prst="rect">
-                      <a:avLst/>
-                    </a:prstGeom>
-                    <a:noFill/>
-                  </pic:spPr>
-                </pic:pic>
-              </a:graphicData>
-            </a:graphic>
-          </wp:inline>
-        </w:drawing>
-      </w:r>
-    </w:p>
-    <w:p>
-      <w:pPr>
-        <w:pStyle w:val="Caption"/>
-        <w:rPr>
-          <w:lang w:val="hr-BA"/>
-        </w:rPr>
-      </w:pPr>
-      <w:r>
-        <w:rPr>
-          <w:lang w:val="hr-BA"/>
-        </w:rPr>
-        <w:t xml:space="preserve">Slika </w:t>
-      </w:r>
-      <w:r>
-        <w:rPr>
-          <w:lang w:val="hr-BA"/>
-        </w:rPr>
-        <w:fldChar w:fldCharType="begin"/>
-      </w:r>
-      <w:r>
-        <w:rPr>
-          <w:lang w:val="hr-BA"/>
-        </w:rPr>
-        <w:instrText xml:space="preserve"> SEQ Slika \* ARABIC </w:instrText>
-      </w:r>
-      <w:r>
-        <w:rPr>
-          <w:lang w:val="hr-BA"/>
-        </w:rPr>
-        <w:fldChar w:fldCharType="separate"/>
-      </w:r>
-      <w:r>
-        <w:rPr>
-          <w:lang w:val="hr-BA"/>
-        </w:rPr>
-        <w:t>1</w:t>
-      </w:r>
-      <w:r>
-        <w:rPr>
-          <w:lang w:val="hr-BA"/>
-        </w:rPr>
-        <w:fldChar w:fldCharType="end"/>
-      </w:r>
-      <w:r>
-        <w:rPr>
-          <w:lang w:val="hr-BA"/>
-        </w:rPr>
-        <w:t xml:space="preserve"> - Dijagram dekompozicije funkcija KUDTrack</w:t>
+        <mc:AlternateContent>
+          <mc:Choice Requires="wps">
+            <w:drawing>
+              <wp:inline distT="0" distB="0" distL="0" distR="0">
+                <wp:extent cx="5525770" cy="3092450"/>
+                <wp:effectExtent l="0" t="0" r="0" b="0"/>
+                <wp:docPr id="10" name="Frame5"/>
+                <a:graphic xmlns:a="http://schemas.openxmlformats.org/drawingml/2006/main">
+                  <a:graphicData uri="http://schemas.microsoft.com/office/word/2010/wordprocessingShape">
+                    <wps:wsp>
+                      <wps:cNvSpPr/>
+                      <wps:spPr>
+                        <a:xfrm>
+                          <a:off x="0" y="0"/>
+                          <a:ext cx="5525640" cy="3092400"/>
+                        </a:xfrm>
+                        <a:prstGeom prst="rect">
+                          <a:avLst/>
+                        </a:prstGeom>
+                        <a:solidFill>
+                          <a:srgbClr val="FFFFFF"/>
+                        </a:solidFill>
+                        <a:ln w="0">
+                          <a:noFill/>
+                        </a:ln>
+                      </wps:spPr>
+                      <wps:style>
+                        <a:lnRef idx="0"/>
+                        <a:fillRef idx="0"/>
+                        <a:effectRef idx="0"/>
+                        <a:fontRef idx="minor"/>
+                      </wps:style>
+                      <wps:txbx>
+                        <w:txbxContent>
+                          <w:p>
+                            <w:pPr>
+                              <w:pStyle w:val="Slika"/>
+                              <w:spacing w:before="120" w:after="120"/>
+                              <w:rPr/>
+                            </w:pPr>
+                            <w:r>
+                              <w:rPr>
+                                <w:color w:val="000000"/>
+                              </w:rPr>
+                              <w:drawing>
+                                <wp:inline distT="0" distB="0" distL="0" distR="0">
+                                  <wp:extent cx="5502910" cy="2808605"/>
+                                  <wp:effectExtent l="0" t="0" r="0" b="0"/>
+                                  <wp:docPr id="11" name="Picture 1"/>
+                                  <wp:cNvGraphicFramePr>
+                                    <a:graphicFrameLocks xmlns:a="http://schemas.openxmlformats.org/drawingml/2006/main" noChangeAspect="1"/>
+                                  </wp:cNvGraphicFramePr>
+                                  <a:graphic xmlns:a="http://schemas.openxmlformats.org/drawingml/2006/main">
+                                    <a:graphicData uri="http://schemas.openxmlformats.org/drawingml/2006/picture">
+                                      <pic:pic xmlns:pic="http://schemas.openxmlformats.org/drawingml/2006/picture">
+                                        <pic:nvPicPr>
+                                          <pic:cNvPr id="11" name="Picture 1"/>
+                                          <pic:cNvPicPr>
+                                            <a:picLocks noChangeAspect="1" noChangeArrowheads="1"/>
+                                          </pic:cNvPicPr>
+                                        </pic:nvPicPr>
+                                        <pic:blipFill>
+                                          <a:blip r:embed="rId8"/>
+                                          <a:stretch>
+                                            <a:fillRect/>
+                                          </a:stretch>
+                                        </pic:blipFill>
+                                        <pic:spPr bwMode="auto">
+                                          <a:xfrm>
+                                            <a:off x="0" y="0"/>
+                                            <a:ext cx="5502910" cy="2808605"/>
+                                          </a:xfrm>
+                                          <a:prstGeom prst="rect">
+                                            <a:avLst/>
+                                          </a:prstGeom>
+                                          <a:noFill/>
+                                        </pic:spPr>
+                                      </pic:pic>
+                                    </a:graphicData>
+                                  </a:graphic>
+                                </wp:inline>
+                              </w:drawing>
+                            </w:r>
+                            <w:r>
+                              <w:rPr>
+                                <w:color w:val="000000"/>
+                              </w:rPr>
+                              <w:t xml:space="preserve">Slika </w:t>
+                            </w:r>
+                            <w:r>
+                              <w:rPr>
+                                <w:color w:val="000000"/>
+                              </w:rPr>
+                              <w:fldChar w:fldCharType="begin"/>
+                            </w:r>
+                            <w:r>
+                              <w:rPr>
+                                <w:color w:val="000000"/>
+                              </w:rPr>
+                              <w:instrText xml:space="preserve"> SEQ Slika \* ARABIC </w:instrText>
+                            </w:r>
+                            <w:r>
+                              <w:rPr>
+                                <w:color w:val="000000"/>
+                              </w:rPr>
+                              <w:fldChar w:fldCharType="separate"/>
+                            </w:r>
+                            <w:r>
+                              <w:rPr>
+                                <w:color w:val="000000"/>
+                              </w:rPr>
+                              <w:t>4</w:t>
+                            </w:r>
+                            <w:r>
+                              <w:rPr>
+                                <w:color w:val="000000"/>
+                              </w:rPr>
+                              <w:fldChar w:fldCharType="end"/>
+                            </w:r>
+                            <w:r>
+                              <w:rPr>
+                                <w:color w:val="000000"/>
+                              </w:rPr>
+                              <w:t>: Dijagram dekompozicije funkcija KUDTrack</w:t>
+                            </w:r>
+                          </w:p>
+                        </w:txbxContent>
+                      </wps:txbx>
+                      <wps:bodyPr lIns="0" tIns="0" rIns="0" bIns="0" anchor="t">
+                        <a:noAutofit/>
+                      </wps:bodyPr>
+                    </wps:wsp>
+                  </a:graphicData>
+                </a:graphic>
+              </wp:inline>
+            </w:drawing>
+          </mc:Choice>
+          <mc:Fallback>
+            <w:pict>
+              <v:rect id="shape_0" fillcolor="white" stroked="f" o:allowincell="f" style="position:absolute;margin-left:0pt;margin-top:-243.55pt;width:435.05pt;height:243.45pt;mso-wrap-style:square;v-text-anchor:top;mso-position-vertical:top">
+                <v:fill o:detectmouseclick="t" type="solid" color2="black"/>
+                <v:stroke color="#3465a4" joinstyle="round" endcap="flat"/>
+                <v:textbox>
+                  <w:txbxContent>
+                    <w:p>
+                      <w:pPr>
+                        <w:pStyle w:val="Slika"/>
+                        <w:spacing w:before="120" w:after="120"/>
+                        <w:rPr/>
+                      </w:pPr>
+                      <w:r>
+                        <w:rPr>
+                          <w:color w:val="000000"/>
+                        </w:rPr>
+                        <w:drawing>
+                          <wp:inline distT="0" distB="0" distL="0" distR="0">
+                            <wp:extent cx="5502910" cy="2808605"/>
+                            <wp:effectExtent l="0" t="0" r="0" b="0"/>
+                            <wp:docPr id="12" name="Picture 1"/>
+                            <wp:cNvGraphicFramePr>
+                              <a:graphicFrameLocks xmlns:a="http://schemas.openxmlformats.org/drawingml/2006/main" noChangeAspect="1"/>
+                            </wp:cNvGraphicFramePr>
+                            <a:graphic xmlns:a="http://schemas.openxmlformats.org/drawingml/2006/main">
+                              <a:graphicData uri="http://schemas.openxmlformats.org/drawingml/2006/picture">
+                                <pic:pic xmlns:pic="http://schemas.openxmlformats.org/drawingml/2006/picture">
+                                  <pic:nvPicPr>
+                                    <pic:cNvPr id="12" name="Picture 1"/>
+                                    <pic:cNvPicPr>
+                                      <a:picLocks noChangeAspect="1" noChangeArrowheads="1"/>
+                                    </pic:cNvPicPr>
+                                  </pic:nvPicPr>
+                                  <pic:blipFill>
+                                    <a:blip r:embed="rId9"/>
+                                    <a:stretch>
+                                      <a:fillRect/>
+                                    </a:stretch>
+                                  </pic:blipFill>
+                                  <pic:spPr bwMode="auto">
+                                    <a:xfrm>
+                                      <a:off x="0" y="0"/>
+                                      <a:ext cx="5502910" cy="2808605"/>
+                                    </a:xfrm>
+                                    <a:prstGeom prst="rect">
+                                      <a:avLst/>
+                                    </a:prstGeom>
+                                    <a:noFill/>
+                                  </pic:spPr>
+                                </pic:pic>
+                              </a:graphicData>
+                            </a:graphic>
+                          </wp:inline>
+                        </w:drawing>
+                      </w:r>
+                      <w:r>
+                        <w:rPr>
+                          <w:color w:val="000000"/>
+                        </w:rPr>
+                        <w:t xml:space="preserve">Slika </w:t>
+                      </w:r>
+                      <w:r>
+                        <w:rPr>
+                          <w:color w:val="000000"/>
+                        </w:rPr>
+                        <w:fldChar w:fldCharType="begin"/>
+                      </w:r>
+                      <w:r>
+                        <w:rPr>
+                          <w:color w:val="000000"/>
+                        </w:rPr>
+                        <w:instrText xml:space="preserve"> SEQ Slika \* ARABIC </w:instrText>
+                      </w:r>
+                      <w:r>
+                        <w:rPr>
+                          <w:color w:val="000000"/>
+                        </w:rPr>
+                        <w:fldChar w:fldCharType="separate"/>
+                      </w:r>
+                      <w:r>
+                        <w:rPr>
+                          <w:color w:val="000000"/>
+                        </w:rPr>
+                        <w:t>4</w:t>
+                      </w:r>
+                      <w:r>
+                        <w:rPr>
+                          <w:color w:val="000000"/>
+                        </w:rPr>
+                        <w:fldChar w:fldCharType="end"/>
+                      </w:r>
+                      <w:r>
+                        <w:rPr>
+                          <w:color w:val="000000"/>
+                        </w:rPr>
+                        <w:t>: Dijagram dekompozicije funkcija KUDTrack</w:t>
+                      </w:r>
+                    </w:p>
+                  </w:txbxContent>
+                </v:textbox>
+                <w10:wrap type="square"/>
+              </v:rect>
+            </w:pict>
+          </mc:Fallback>
+        </mc:AlternateContent>
       </w:r>
     </w:p>
     <w:p>
@@ -2902,7 +2520,9 @@
           <w:lang w:val="hr-BA"/>
         </w:rPr>
       </w:pPr>
-      <w:bookmarkStart w:id="5" w:name="_Toc229862699"/>
+      <w:bookmarkStart w:id="10" w:name="__RefHeading___Toc688_1443104825"/>
+      <w:bookmarkStart w:id="11" w:name="_Toc229862699"/>
+      <w:bookmarkEnd w:id="10"/>
       <w:r>
         <w:rPr>
           <w:rFonts w:cs="Times New Roman"/>
@@ -2910,7 +2530,7 @@
         </w:rPr>
         <w:t>3. Specifikacija zahtjeva</w:t>
       </w:r>
-      <w:bookmarkEnd w:id="5"/>
+      <w:bookmarkEnd w:id="11"/>
     </w:p>
     <w:p>
       <w:pPr>
@@ -2933,14 +2553,16 @@
           <w:lang w:val="hr-BA"/>
         </w:rPr>
       </w:pPr>
-      <w:bookmarkStart w:id="6" w:name="_Toc229862700"/>
+      <w:bookmarkStart w:id="12" w:name="__RefHeading___Toc690_1443104825"/>
+      <w:bookmarkStart w:id="13" w:name="_Toc229862700"/>
+      <w:bookmarkEnd w:id="12"/>
       <w:r>
         <w:rPr>
           <w:lang w:val="hr-BA"/>
         </w:rPr>
         <w:t>4. Poslovni zahtjevi</w:t>
       </w:r>
-      <w:bookmarkEnd w:id="6"/>
+      <w:bookmarkEnd w:id="13"/>
     </w:p>
     <w:p>
       <w:pPr>
@@ -2949,14 +2571,16 @@
           <w:lang w:val="hr-BA"/>
         </w:rPr>
       </w:pPr>
-      <w:bookmarkStart w:id="7" w:name="_Toc229862701"/>
+      <w:bookmarkStart w:id="14" w:name="__RefHeading___Toc692_1443104825"/>
+      <w:bookmarkStart w:id="15" w:name="_Toc229862701"/>
+      <w:bookmarkEnd w:id="14"/>
       <w:r>
         <w:rPr>
           <w:lang w:val="hr-BA"/>
         </w:rPr>
         <w:t>4.1. Centralizirati i digitalizirati evidenciju inventara nošnje</w:t>
       </w:r>
-      <w:bookmarkEnd w:id="7"/>
+      <w:bookmarkEnd w:id="15"/>
     </w:p>
     <w:p>
       <w:pPr>
@@ -2979,14 +2603,16 @@
           <w:lang w:val="hr-BA"/>
         </w:rPr>
       </w:pPr>
-      <w:bookmarkStart w:id="8" w:name="_Toc229862702"/>
+      <w:bookmarkStart w:id="16" w:name="__RefHeading___Toc694_1443104825"/>
+      <w:bookmarkStart w:id="17" w:name="_Toc229862702"/>
+      <w:bookmarkEnd w:id="16"/>
       <w:r>
         <w:rPr>
           <w:lang w:val="hr-BA"/>
         </w:rPr>
         <w:t>4.2. Smanjiti financijske gubitke uzrokovane gubitkom i oštećenjem komada nošnje</w:t>
       </w:r>
-      <w:bookmarkEnd w:id="8"/>
+      <w:bookmarkEnd w:id="17"/>
     </w:p>
     <w:p>
       <w:pPr>
@@ -2999,7 +2625,7 @@
         <w:rPr>
           <w:lang w:val="hr-BA"/>
         </w:rPr>
-        <w:t>Procijenjeno je da se svake sezone trajno izgubi ili ošteti 10–15 komada nošnje ukupne vrijednosti inventara koja prelazi 30 000 KM. Sustav mora automatski pratiti zaduženja i generirati upozorenja pri prekoračenju roka povrata ili promjeni statusa komada u kritično, čime se administratorima omogućuje pravovremena reakcija i smanjenje financijskog gubitka.</w:t>
+        <w:t>Procijenjeno je da se svake sezone trajno izgubi ili ošteti 10-15 komada nošnje ukupne vrijednosti inventara koja prelazi 30 000 KM. Sustav mora automatski pratiti zaduženja i generirati upozorenja pri prekoračenju roka povrata ili promjeni statusa komada u kritično, čime se administratorima omogućuje pravovremena reakcija i smanjenje financijskog gubitka.</w:t>
       </w:r>
     </w:p>
     <w:p>
@@ -3009,14 +2635,16 @@
           <w:lang w:val="hr-BA"/>
         </w:rPr>
       </w:pPr>
-      <w:bookmarkStart w:id="9" w:name="_Toc229862703"/>
+      <w:bookmarkStart w:id="18" w:name="__RefHeading___Toc696_1443104825"/>
+      <w:bookmarkStart w:id="19" w:name="_Toc229862703"/>
+      <w:bookmarkEnd w:id="18"/>
       <w:r>
         <w:rPr>
           <w:lang w:val="hr-BA"/>
         </w:rPr>
         <w:t>5. Korisnički zahtjevi</w:t>
       </w:r>
-      <w:bookmarkEnd w:id="9"/>
+      <w:bookmarkEnd w:id="19"/>
     </w:p>
     <w:p>
       <w:pPr>
@@ -3025,14 +2653,16 @@
           <w:lang w:val="hr-BA"/>
         </w:rPr>
       </w:pPr>
-      <w:bookmarkStart w:id="10" w:name="_Toc229862704"/>
+      <w:bookmarkStart w:id="20" w:name="__RefHeading___Toc698_1443104825"/>
+      <w:bookmarkStart w:id="21" w:name="_Toc229862704"/>
+      <w:bookmarkEnd w:id="20"/>
       <w:r>
         <w:rPr>
           <w:lang w:val="hr-BA"/>
         </w:rPr>
         <w:t>5.1. Pregled i upravljanje inventarom nošnje</w:t>
       </w:r>
-      <w:bookmarkEnd w:id="10"/>
+      <w:bookmarkEnd w:id="21"/>
     </w:p>
     <w:p>
       <w:pPr>
@@ -3055,14 +2685,16 @@
           <w:lang w:val="hr-BA"/>
         </w:rPr>
       </w:pPr>
-      <w:bookmarkStart w:id="11" w:name="_Toc229862705"/>
+      <w:bookmarkStart w:id="22" w:name="__RefHeading___Toc700_1443104825"/>
+      <w:bookmarkStart w:id="23" w:name="_Toc229862705"/>
+      <w:bookmarkEnd w:id="22"/>
       <w:r>
         <w:rPr>
           <w:lang w:val="hr-BA"/>
         </w:rPr>
         <w:t>5.2. Zaduženje i povrat komada nošnje po članu</w:t>
       </w:r>
-      <w:bookmarkEnd w:id="11"/>
+      <w:bookmarkEnd w:id="23"/>
     </w:p>
     <w:p>
       <w:pPr>
@@ -3085,14 +2717,16 @@
           <w:lang w:val="hr-BA"/>
         </w:rPr>
       </w:pPr>
-      <w:bookmarkStart w:id="12" w:name="_Toc229862706"/>
+      <w:bookmarkStart w:id="24" w:name="__RefHeading___Toc702_1443104825"/>
+      <w:bookmarkStart w:id="25" w:name="_Toc229862706"/>
+      <w:bookmarkEnd w:id="24"/>
       <w:r>
         <w:rPr>
           <w:lang w:val="hr-BA"/>
         </w:rPr>
         <w:t>5.3. Praćenje statusa komada i primanje obavijesti</w:t>
       </w:r>
-      <w:bookmarkEnd w:id="12"/>
+      <w:bookmarkEnd w:id="25"/>
     </w:p>
     <w:p>
       <w:pPr>
@@ -3115,14 +2749,16 @@
           <w:lang w:val="hr-BA"/>
         </w:rPr>
       </w:pPr>
-      <w:bookmarkStart w:id="13" w:name="_Toc229862707"/>
+      <w:bookmarkStart w:id="26" w:name="__RefHeading___Toc704_1443104825"/>
+      <w:bookmarkStart w:id="27" w:name="_Toc229862707"/>
+      <w:bookmarkEnd w:id="26"/>
       <w:r>
         <w:rPr>
           <w:lang w:val="hr-BA"/>
         </w:rPr>
         <w:t>5.4. Pregled potpune povijesti zaduženja</w:t>
       </w:r>
-      <w:bookmarkEnd w:id="13"/>
+      <w:bookmarkEnd w:id="27"/>
     </w:p>
     <w:p>
       <w:pPr>
@@ -3146,14 +2782,16 @@
           <w:lang w:val="hr-BA"/>
         </w:rPr>
       </w:pPr>
-      <w:bookmarkStart w:id="14" w:name="_Toc229862708"/>
+      <w:bookmarkStart w:id="28" w:name="__RefHeading___Toc706_1443104825"/>
+      <w:bookmarkStart w:id="29" w:name="_Toc229862708"/>
+      <w:bookmarkEnd w:id="28"/>
       <w:r>
         <w:rPr>
           <w:lang w:val="hr-BA"/>
         </w:rPr>
         <w:t>6. Funkcionalni zahtjevi</w:t>
       </w:r>
-      <w:bookmarkEnd w:id="14"/>
+      <w:bookmarkEnd w:id="29"/>
     </w:p>
     <w:p>
       <w:pPr>
@@ -3162,14 +2800,16 @@
           <w:lang w:val="hr-BA"/>
         </w:rPr>
       </w:pPr>
-      <w:bookmarkStart w:id="15" w:name="_Toc229862709"/>
+      <w:bookmarkStart w:id="30" w:name="__RefHeading___Toc708_1443104825"/>
+      <w:bookmarkStart w:id="31" w:name="_Toc229862709"/>
+      <w:bookmarkEnd w:id="30"/>
       <w:r>
         <w:rPr>
           <w:lang w:val="hr-BA"/>
         </w:rPr>
         <w:t>6.1. Unos, uređivanje i brisanje komada nošnje</w:t>
       </w:r>
-      <w:bookmarkEnd w:id="15"/>
+      <w:bookmarkEnd w:id="31"/>
     </w:p>
     <w:p>
       <w:pPr>
@@ -3192,14 +2832,16 @@
           <w:lang w:val="hr-BA"/>
         </w:rPr>
       </w:pPr>
-      <w:bookmarkStart w:id="16" w:name="_Toc229862710"/>
+      <w:bookmarkStart w:id="32" w:name="__RefHeading___Toc710_1443104825"/>
+      <w:bookmarkStart w:id="33" w:name="_Toc229862710"/>
+      <w:bookmarkEnd w:id="32"/>
       <w:r>
         <w:rPr>
           <w:lang w:val="hr-BA"/>
         </w:rPr>
         <w:t>6.2. Pretraživanje i filtriranje inventara</w:t>
       </w:r>
-      <w:bookmarkEnd w:id="16"/>
+      <w:bookmarkEnd w:id="33"/>
     </w:p>
     <w:p>
       <w:pPr>
@@ -3222,14 +2864,16 @@
           <w:lang w:val="hr-BA"/>
         </w:rPr>
       </w:pPr>
-      <w:bookmarkStart w:id="17" w:name="_Toc229862711"/>
+      <w:bookmarkStart w:id="34" w:name="__RefHeading___Toc712_1443104825"/>
+      <w:bookmarkStart w:id="35" w:name="_Toc229862711"/>
+      <w:bookmarkEnd w:id="34"/>
       <w:r>
         <w:rPr>
           <w:lang w:val="hr-BA"/>
         </w:rPr>
         <w:t>6.3. Dodjela komada nošnje članu i evidencija povrata</w:t>
       </w:r>
-      <w:bookmarkEnd w:id="17"/>
+      <w:bookmarkEnd w:id="35"/>
     </w:p>
     <w:p>
       <w:pPr>
@@ -3252,14 +2896,16 @@
           <w:lang w:val="hr-BA"/>
         </w:rPr>
       </w:pPr>
-      <w:bookmarkStart w:id="18" w:name="_Toc229862712"/>
+      <w:bookmarkStart w:id="36" w:name="__RefHeading___Toc714_1443104825"/>
+      <w:bookmarkStart w:id="37" w:name="_Toc229862712"/>
+      <w:bookmarkEnd w:id="36"/>
       <w:r>
         <w:rPr>
           <w:lang w:val="hr-BA"/>
         </w:rPr>
         <w:t>6.4. Automatska upozorenja pri prekoračenju roka i promjeni kritičnog statusa</w:t>
       </w:r>
-      <w:bookmarkEnd w:id="18"/>
+      <w:bookmarkEnd w:id="37"/>
     </w:p>
     <w:p>
       <w:pPr>
@@ -3282,14 +2928,16 @@
           <w:lang w:val="hr-BA"/>
         </w:rPr>
       </w:pPr>
-      <w:bookmarkStart w:id="19" w:name="_Toc229862713"/>
+      <w:bookmarkStart w:id="38" w:name="__RefHeading___Toc716_1443104825"/>
+      <w:bookmarkStart w:id="39" w:name="_Toc229862713"/>
+      <w:bookmarkEnd w:id="38"/>
       <w:r>
         <w:rPr>
           <w:lang w:val="hr-BA"/>
         </w:rPr>
         <w:t>6.5. Promjena statusa komada nošnje</w:t>
       </w:r>
-      <w:bookmarkEnd w:id="19"/>
+      <w:bookmarkEnd w:id="39"/>
     </w:p>
     <w:p>
       <w:pPr>
@@ -3312,14 +2960,16 @@
           <w:lang w:val="hr-BA"/>
         </w:rPr>
       </w:pPr>
-      <w:bookmarkStart w:id="20" w:name="_Toc229862714"/>
+      <w:bookmarkStart w:id="40" w:name="__RefHeading___Toc718_1443104825"/>
+      <w:bookmarkStart w:id="41" w:name="_Toc229862714"/>
+      <w:bookmarkEnd w:id="40"/>
       <w:r>
         <w:rPr>
           <w:lang w:val="hr-BA"/>
         </w:rPr>
         <w:t>6.6. Pregled i izvoz povijesti zaduženja</w:t>
       </w:r>
-      <w:bookmarkEnd w:id="20"/>
+      <w:bookmarkEnd w:id="41"/>
     </w:p>
     <w:p>
       <w:pPr>
@@ -3342,14 +2992,16 @@
           <w:lang w:val="hr-BA"/>
         </w:rPr>
       </w:pPr>
-      <w:bookmarkStart w:id="21" w:name="_Toc229862715"/>
+      <w:bookmarkStart w:id="42" w:name="__RefHeading___Toc720_1443104825"/>
+      <w:bookmarkStart w:id="43" w:name="_Toc229862715"/>
+      <w:bookmarkEnd w:id="42"/>
       <w:r>
         <w:rPr>
           <w:lang w:val="hr-BA"/>
         </w:rPr>
         <w:t>7. Nefunkcionalni zahtjevi</w:t>
       </w:r>
-      <w:bookmarkEnd w:id="21"/>
+      <w:bookmarkEnd w:id="43"/>
     </w:p>
     <w:p>
       <w:pPr>
@@ -3358,14 +3010,16 @@
           <w:lang w:val="hr-BA"/>
         </w:rPr>
       </w:pPr>
-      <w:bookmarkStart w:id="22" w:name="_Toc229862716"/>
+      <w:bookmarkStart w:id="44" w:name="__RefHeading___Toc722_1443104825"/>
+      <w:bookmarkStart w:id="45" w:name="_Toc229862716"/>
+      <w:bookmarkEnd w:id="44"/>
       <w:r>
         <w:rPr>
           <w:lang w:val="hr-BA"/>
         </w:rPr>
         <w:t>7.1. Jednostavnost korištenja bez IT znanja</w:t>
       </w:r>
-      <w:bookmarkEnd w:id="22"/>
+      <w:bookmarkEnd w:id="45"/>
     </w:p>
     <w:p>
       <w:pPr>
@@ -3388,14 +3042,16 @@
           <w:lang w:val="hr-BA"/>
         </w:rPr>
       </w:pPr>
-      <w:bookmarkStart w:id="23" w:name="_Toc229862717"/>
+      <w:bookmarkStart w:id="46" w:name="__RefHeading___Toc724_1443104825"/>
+      <w:bookmarkStart w:id="47" w:name="_Toc229862717"/>
+      <w:bookmarkEnd w:id="46"/>
       <w:r>
         <w:rPr>
           <w:lang w:val="hr-BA"/>
         </w:rPr>
         <w:t>7.2. Responzivnost sučelja i minimalni troškovi hostinga</w:t>
       </w:r>
-      <w:bookmarkEnd w:id="23"/>
+      <w:bookmarkEnd w:id="47"/>
     </w:p>
     <w:p>
       <w:pPr>
@@ -3418,16 +3074,18 @@
           <w:lang w:val="hr-BA"/>
         </w:rPr>
       </w:pPr>
-      <w:bookmarkStart w:id="24" w:name="_Toc229324783"/>
-      <w:bookmarkStart w:id="25" w:name="_Toc229862718"/>
+      <w:bookmarkStart w:id="48" w:name="__RefHeading___Toc726_1443104825"/>
+      <w:bookmarkStart w:id="49" w:name="_Toc229862718"/>
+      <w:bookmarkStart w:id="50" w:name="_Toc229324783"/>
+      <w:bookmarkEnd w:id="48"/>
       <w:r>
         <w:rPr>
           <w:lang w:val="hr-BA"/>
         </w:rPr>
         <w:t>8. Model događaja</w:t>
       </w:r>
-      <w:bookmarkEnd w:id="24"/>
-      <w:bookmarkEnd w:id="25"/>
+      <w:bookmarkEnd w:id="49"/>
+      <w:bookmarkEnd w:id="50"/>
     </w:p>
     <w:tbl>
       <w:tblPr>
@@ -3448,10 +3106,10 @@
       <w:tblGrid>
         <w:gridCol w:w="1105"/>
         <w:gridCol w:w="838"/>
-        <w:gridCol w:w="1074"/>
-        <w:gridCol w:w="866"/>
-        <w:gridCol w:w="996"/>
-        <w:gridCol w:w="1038"/>
+        <w:gridCol w:w="1073"/>
+        <w:gridCol w:w="865"/>
+        <w:gridCol w:w="997"/>
+        <w:gridCol w:w="1039"/>
         <w:gridCol w:w="977"/>
         <w:gridCol w:w="1084"/>
         <w:gridCol w:w="948"/>
@@ -3553,7 +3211,7 @@
         </w:tc>
         <w:tc>
           <w:tcPr>
-            <w:tcW w:w="1074" w:type="dxa"/>
+            <w:tcW w:w="1073" w:type="dxa"/>
             <w:tcBorders>
               <w:top w:val="single" w:sz="4" w:space="0" w:color="AAAAAA"/>
               <w:start w:val="single" w:sz="4" w:space="0" w:color="CCCCCC"/>
@@ -3611,7 +3269,7 @@
         </w:tc>
         <w:tc>
           <w:tcPr>
-            <w:tcW w:w="866" w:type="dxa"/>
+            <w:tcW w:w="865" w:type="dxa"/>
             <w:tcBorders>
               <w:top w:val="single" w:sz="4" w:space="0" w:color="AAAAAA"/>
               <w:start w:val="single" w:sz="4" w:space="0" w:color="CCCCCC"/>
@@ -3669,7 +3327,7 @@
         </w:tc>
         <w:tc>
           <w:tcPr>
-            <w:tcW w:w="996" w:type="dxa"/>
+            <w:tcW w:w="997" w:type="dxa"/>
             <w:tcBorders>
               <w:top w:val="single" w:sz="4" w:space="0" w:color="AAAAAA"/>
               <w:start w:val="single" w:sz="4" w:space="0" w:color="CCCCCC"/>
@@ -3727,7 +3385,7 @@
         </w:tc>
         <w:tc>
           <w:tcPr>
-            <w:tcW w:w="1038" w:type="dxa"/>
+            <w:tcW w:w="1039" w:type="dxa"/>
             <w:tcBorders>
               <w:top w:val="single" w:sz="4" w:space="0" w:color="AAAAAA"/>
               <w:start w:val="single" w:sz="4" w:space="0" w:color="CCCCCC"/>
@@ -4027,7 +3685,7 @@
         </w:tc>
         <w:tc>
           <w:tcPr>
-            <w:tcW w:w="1074" w:type="dxa"/>
+            <w:tcW w:w="1073" w:type="dxa"/>
             <w:tcBorders>
               <w:top w:val="single" w:sz="4" w:space="0" w:color="CCCCCC"/>
               <w:start w:val="single" w:sz="4" w:space="0" w:color="CCCCCC"/>
@@ -4059,7 +3717,7 @@
         </w:tc>
         <w:tc>
           <w:tcPr>
-            <w:tcW w:w="866" w:type="dxa"/>
+            <w:tcW w:w="865" w:type="dxa"/>
             <w:tcBorders>
               <w:top w:val="single" w:sz="4" w:space="0" w:color="CCCCCC"/>
               <w:start w:val="single" w:sz="4" w:space="0" w:color="CCCCCC"/>
@@ -4091,7 +3749,7 @@
         </w:tc>
         <w:tc>
           <w:tcPr>
-            <w:tcW w:w="996" w:type="dxa"/>
+            <w:tcW w:w="997" w:type="dxa"/>
             <w:tcBorders>
               <w:top w:val="single" w:sz="4" w:space="0" w:color="CCCCCC"/>
               <w:start w:val="single" w:sz="4" w:space="0" w:color="CCCCCC"/>
@@ -4123,7 +3781,7 @@
         </w:tc>
         <w:tc>
           <w:tcPr>
-            <w:tcW w:w="1038" w:type="dxa"/>
+            <w:tcW w:w="1039" w:type="dxa"/>
             <w:tcBorders>
               <w:top w:val="single" w:sz="4" w:space="0" w:color="CCCCCC"/>
               <w:start w:val="single" w:sz="4" w:space="0" w:color="CCCCCC"/>
@@ -4317,7 +3975,7 @@
         </w:tc>
         <w:tc>
           <w:tcPr>
-            <w:tcW w:w="1074" w:type="dxa"/>
+            <w:tcW w:w="1073" w:type="dxa"/>
             <w:tcBorders>
               <w:top w:val="single" w:sz="4" w:space="0" w:color="CCCCCC"/>
               <w:start w:val="single" w:sz="4" w:space="0" w:color="CCCCCC"/>
@@ -4348,7 +4006,7 @@
         </w:tc>
         <w:tc>
           <w:tcPr>
-            <w:tcW w:w="866" w:type="dxa"/>
+            <w:tcW w:w="865" w:type="dxa"/>
             <w:tcBorders>
               <w:top w:val="single" w:sz="4" w:space="0" w:color="CCCCCC"/>
               <w:start w:val="single" w:sz="4" w:space="0" w:color="CCCCCC"/>
@@ -4379,7 +4037,7 @@
         </w:tc>
         <w:tc>
           <w:tcPr>
-            <w:tcW w:w="996" w:type="dxa"/>
+            <w:tcW w:w="997" w:type="dxa"/>
             <w:tcBorders>
               <w:top w:val="single" w:sz="4" w:space="0" w:color="CCCCCC"/>
               <w:start w:val="single" w:sz="4" w:space="0" w:color="CCCCCC"/>
@@ -4411,7 +4069,7 @@
         </w:tc>
         <w:tc>
           <w:tcPr>
-            <w:tcW w:w="1038" w:type="dxa"/>
+            <w:tcW w:w="1039" w:type="dxa"/>
             <w:tcBorders>
               <w:top w:val="single" w:sz="4" w:space="0" w:color="CCCCCC"/>
               <w:start w:val="single" w:sz="4" w:space="0" w:color="CCCCCC"/>
@@ -4604,7 +4262,7 @@
         </w:tc>
         <w:tc>
           <w:tcPr>
-            <w:tcW w:w="1074" w:type="dxa"/>
+            <w:tcW w:w="1073" w:type="dxa"/>
             <w:tcBorders>
               <w:top w:val="single" w:sz="4" w:space="0" w:color="CCCCCC"/>
               <w:start w:val="single" w:sz="4" w:space="0" w:color="CCCCCC"/>
@@ -4635,7 +4293,7 @@
         </w:tc>
         <w:tc>
           <w:tcPr>
-            <w:tcW w:w="866" w:type="dxa"/>
+            <w:tcW w:w="865" w:type="dxa"/>
             <w:tcBorders>
               <w:top w:val="single" w:sz="4" w:space="0" w:color="CCCCCC"/>
               <w:start w:val="single" w:sz="4" w:space="0" w:color="CCCCCC"/>
@@ -4666,7 +4324,7 @@
         </w:tc>
         <w:tc>
           <w:tcPr>
-            <w:tcW w:w="996" w:type="dxa"/>
+            <w:tcW w:w="997" w:type="dxa"/>
             <w:tcBorders>
               <w:top w:val="single" w:sz="4" w:space="0" w:color="CCCCCC"/>
               <w:start w:val="single" w:sz="4" w:space="0" w:color="CCCCCC"/>
@@ -4698,7 +4356,7 @@
         </w:tc>
         <w:tc>
           <w:tcPr>
-            <w:tcW w:w="1038" w:type="dxa"/>
+            <w:tcW w:w="1039" w:type="dxa"/>
             <w:tcBorders>
               <w:top w:val="single" w:sz="4" w:space="0" w:color="CCCCCC"/>
               <w:start w:val="single" w:sz="4" w:space="0" w:color="CCCCCC"/>
@@ -4892,7 +4550,7 @@
         </w:tc>
         <w:tc>
           <w:tcPr>
-            <w:tcW w:w="1074" w:type="dxa"/>
+            <w:tcW w:w="1073" w:type="dxa"/>
             <w:tcBorders>
               <w:top w:val="single" w:sz="4" w:space="0" w:color="CCCCCC"/>
               <w:start w:val="single" w:sz="4" w:space="0" w:color="CCCCCC"/>
@@ -4923,7 +4581,7 @@
         </w:tc>
         <w:tc>
           <w:tcPr>
-            <w:tcW w:w="866" w:type="dxa"/>
+            <w:tcW w:w="865" w:type="dxa"/>
             <w:tcBorders>
               <w:top w:val="single" w:sz="4" w:space="0" w:color="CCCCCC"/>
               <w:start w:val="single" w:sz="4" w:space="0" w:color="CCCCCC"/>
@@ -4954,7 +4612,7 @@
         </w:tc>
         <w:tc>
           <w:tcPr>
-            <w:tcW w:w="996" w:type="dxa"/>
+            <w:tcW w:w="997" w:type="dxa"/>
             <w:tcBorders>
               <w:top w:val="single" w:sz="4" w:space="0" w:color="CCCCCC"/>
               <w:start w:val="single" w:sz="4" w:space="0" w:color="CCCCCC"/>
@@ -4986,7 +4644,7 @@
         </w:tc>
         <w:tc>
           <w:tcPr>
-            <w:tcW w:w="1038" w:type="dxa"/>
+            <w:tcW w:w="1039" w:type="dxa"/>
             <w:tcBorders>
               <w:top w:val="single" w:sz="4" w:space="0" w:color="CCCCCC"/>
               <w:start w:val="single" w:sz="4" w:space="0" w:color="CCCCCC"/>
@@ -5180,7 +4838,7 @@
         </w:tc>
         <w:tc>
           <w:tcPr>
-            <w:tcW w:w="1074" w:type="dxa"/>
+            <w:tcW w:w="1073" w:type="dxa"/>
             <w:tcBorders>
               <w:top w:val="single" w:sz="4" w:space="0" w:color="CCCCCC"/>
               <w:start w:val="single" w:sz="4" w:space="0" w:color="CCCCCC"/>
@@ -5211,7 +4869,7 @@
         </w:tc>
         <w:tc>
           <w:tcPr>
-            <w:tcW w:w="866" w:type="dxa"/>
+            <w:tcW w:w="865" w:type="dxa"/>
             <w:tcBorders>
               <w:top w:val="single" w:sz="4" w:space="0" w:color="CCCCCC"/>
               <w:start w:val="single" w:sz="4" w:space="0" w:color="CCCCCC"/>
@@ -5242,7 +4900,7 @@
         </w:tc>
         <w:tc>
           <w:tcPr>
-            <w:tcW w:w="996" w:type="dxa"/>
+            <w:tcW w:w="997" w:type="dxa"/>
             <w:tcBorders>
               <w:top w:val="single" w:sz="4" w:space="0" w:color="CCCCCC"/>
               <w:start w:val="single" w:sz="4" w:space="0" w:color="CCCCCC"/>
@@ -5273,7 +4931,7 @@
         </w:tc>
         <w:tc>
           <w:tcPr>
-            <w:tcW w:w="1038" w:type="dxa"/>
+            <w:tcW w:w="1039" w:type="dxa"/>
             <w:tcBorders>
               <w:top w:val="single" w:sz="4" w:space="0" w:color="CCCCCC"/>
               <w:start w:val="single" w:sz="4" w:space="0" w:color="CCCCCC"/>
@@ -5468,7 +5126,7 @@
         </w:tc>
         <w:tc>
           <w:tcPr>
-            <w:tcW w:w="1074" w:type="dxa"/>
+            <w:tcW w:w="1073" w:type="dxa"/>
             <w:tcBorders>
               <w:top w:val="single" w:sz="4" w:space="0" w:color="CCCCCC"/>
               <w:start w:val="single" w:sz="4" w:space="0" w:color="CCCCCC"/>
@@ -5499,7 +5157,7 @@
         </w:tc>
         <w:tc>
           <w:tcPr>
-            <w:tcW w:w="866" w:type="dxa"/>
+            <w:tcW w:w="865" w:type="dxa"/>
             <w:tcBorders>
               <w:top w:val="single" w:sz="4" w:space="0" w:color="CCCCCC"/>
               <w:start w:val="single" w:sz="4" w:space="0" w:color="CCCCCC"/>
@@ -5530,7 +5188,7 @@
         </w:tc>
         <w:tc>
           <w:tcPr>
-            <w:tcW w:w="996" w:type="dxa"/>
+            <w:tcW w:w="997" w:type="dxa"/>
             <w:tcBorders>
               <w:top w:val="single" w:sz="4" w:space="0" w:color="CCCCCC"/>
               <w:start w:val="single" w:sz="4" w:space="0" w:color="CCCCCC"/>
@@ -5561,7 +5219,7 @@
         </w:tc>
         <w:tc>
           <w:tcPr>
-            <w:tcW w:w="1038" w:type="dxa"/>
+            <w:tcW w:w="1039" w:type="dxa"/>
             <w:tcBorders>
               <w:top w:val="single" w:sz="4" w:space="0" w:color="CCCCCC"/>
               <w:start w:val="single" w:sz="4" w:space="0" w:color="CCCCCC"/>
@@ -5727,12 +5385,12 @@
       </w:r>
     </w:p>
     <w:sectPr>
-      <w:headerReference w:type="even" r:id="rId6"/>
-      <w:headerReference w:type="default" r:id="rId7"/>
-      <w:headerReference w:type="first" r:id="rId8"/>
-      <w:footerReference w:type="even" r:id="rId9"/>
-      <w:footerReference w:type="default" r:id="rId10"/>
-      <w:footerReference w:type="first" r:id="rId11"/>
+      <w:headerReference w:type="even" r:id="rId10"/>
+      <w:headerReference w:type="default" r:id="rId11"/>
+      <w:headerReference w:type="first" r:id="rId12"/>
+      <w:footerReference w:type="even" r:id="rId13"/>
+      <w:footerReference w:type="default" r:id="rId14"/>
+      <w:footerReference w:type="first" r:id="rId15"/>
       <w:type w:val="nextPage"/>
       <w:pgSz w:w="11906" w:h="16838"/>
       <w:pgMar w:left="1800" w:right="1440" w:gutter="0" w:header="708" w:top="1440" w:footer="708" w:bottom="1440"/>
@@ -6734,8 +6392,8 @@
       <w:u w:val="single"/>
     </w:rPr>
   </w:style>
-  <w:style w:type="character" w:styleId="FootnoteCharactersuser">
-    <w:name w:val="Footnote Characters (user)"/>
+  <w:style w:type="character" w:styleId="FootnoteCharacters">
+    <w:name w:val="Footnote Characters"/>
     <w:uiPriority w:val="99"/>
     <w:semiHidden/>
     <w:unhideWhenUsed/>
@@ -6744,8 +6402,8 @@
       <w:vertAlign w:val="superscript"/>
     </w:rPr>
   </w:style>
-  <w:style w:type="character" w:styleId="FootnoteCharacters">
-    <w:name w:val="Footnote Characters"/>
+  <w:style w:type="character" w:styleId="FootnoteCharactersuser">
+    <w:name w:val="Footnote Characters (user)"/>
     <w:qFormat/>
     <w:rPr>
       <w:vertAlign w:val="superscript"/>
@@ -6769,8 +6427,8 @@
       <w:szCs w:val="20"/>
     </w:rPr>
   </w:style>
-  <w:style w:type="character" w:styleId="EndnoteCharactersuser">
-    <w:name w:val="Endnote Characters (user)"/>
+  <w:style w:type="character" w:styleId="EndnoteCharacters">
+    <w:name w:val="Endnote Characters"/>
     <w:uiPriority w:val="99"/>
     <w:semiHidden/>
     <w:unhideWhenUsed/>
@@ -6779,8 +6437,8 @@
       <w:vertAlign w:val="superscript"/>
     </w:rPr>
   </w:style>
-  <w:style w:type="character" w:styleId="EndnoteCharacters">
-    <w:name w:val="Endnote Characters"/>
+  <w:style w:type="character" w:styleId="EndnoteCharactersuser">
+    <w:name w:val="Endnote Characters (user)"/>
     <w:qFormat/>
     <w:rPr>
       <w:vertAlign w:val="superscript"/>
@@ -7146,6 +6804,13 @@
       <w:lang w:val="hr-HR" w:eastAsia="en-US" w:bidi="ar-SA"/>
     </w:rPr>
   </w:style>
+  <w:style w:type="paragraph" w:styleId="FrameContents">
+    <w:name w:val="Frame Contents"/>
+    <w:basedOn w:val="Normal"/>
+    <w:qFormat/>
+    <w:pPr/>
+    <w:rPr/>
+  </w:style>
   <w:style w:type="paragraph" w:styleId="FrameContentsuser">
     <w:name w:val="Frame Contents (user)"/>
     <w:basedOn w:val="Normal"/>
@@ -7153,9 +6818,9 @@
     <w:pPr/>
     <w:rPr/>
   </w:style>
-  <w:style w:type="paragraph" w:styleId="FrameContents">
-    <w:name w:val="Frame Contents"/>
-    <w:basedOn w:val="Normal"/>
+  <w:style w:type="paragraph" w:styleId="Slika">
+    <w:name w:val="Slika"/>
+    <w:basedOn w:val="Caption"/>
     <w:qFormat/>
     <w:pPr/>
     <w:rPr/>
